--- a/specs/Implementation Notes.docx
+++ b/specs/Implementation Notes.docx
@@ -235,6 +235,12 @@
       </w:r>
     </w:p>
     <w:p>
+      <w:pPr>
+        <w:rPr>
+          <w:b/>
+          <w:bCs/>
+        </w:rPr>
+      </w:pPr>
       <w:r>
         <w:t>The dev server is now running at http://localhost:3000 and should display the restaurant list without any CORS errors! </w:t>
       </w:r>
@@ -244,7 +250,2312 @@
         </w:rPr>
         <w:t>🎉</w:t>
       </w:r>
-    </w:p>
+      <w:r>
+        <w:rPr>
+          <w:rFonts w:ascii="Segoe UI Emoji" w:hAnsi="Segoe UI Emoji" w:cs="Segoe UI Emoji"/>
+        </w:rPr>
+        <w:br/>
+      </w:r>
+      <w:r>
+        <w:rPr>
+          <w:rFonts w:ascii="Segoe UI Emoji" w:hAnsi="Segoe UI Emoji" w:cs="Segoe UI Emoji"/>
+        </w:rPr>
+        <w:br/>
+      </w:r>
+      <w:r>
+        <w:rPr>
+          <w:b/>
+          <w:bCs/>
+        </w:rPr>
+        <w:t>Default: Server Components</w:t>
+      </w:r>
+    </w:p>
+    <w:p>
+      <w:r>
+        <w:rPr>
+          <w:b/>
+          <w:bCs/>
+        </w:rPr>
+        <w:t>By default, ALL components in the app directory are Server Components</w:t>
+      </w:r>
+      <w:r>
+        <w:t> - they run on the server.</w:t>
+      </w:r>
+    </w:p>
+    <w:p>
+      <w:r>
+        <w:rPr>
+          <w:i/>
+          <w:iCs/>
+        </w:rPr>
+        <w:t>// app/</w:t>
+      </w:r>
+      <w:proofErr w:type="spellStart"/>
+      <w:r>
+        <w:rPr>
+          <w:i/>
+          <w:iCs/>
+        </w:rPr>
+        <w:t>page.tsx</w:t>
+      </w:r>
+      <w:proofErr w:type="spellEnd"/>
+      <w:r>
+        <w:rPr>
+          <w:i/>
+          <w:iCs/>
+        </w:rPr>
+        <w:t> - No 'use client' = Server Component</w:t>
+      </w:r>
+    </w:p>
+    <w:p>
+      <w:r>
+        <w:t>export default async function Home() {</w:t>
+      </w:r>
+    </w:p>
+    <w:p>
+      <w:r>
+        <w:t>  const data = await fetch('...'); </w:t>
+      </w:r>
+      <w:r>
+        <w:rPr>
+          <w:i/>
+          <w:iCs/>
+        </w:rPr>
+        <w:t>// Runs on server</w:t>
+      </w:r>
+    </w:p>
+    <w:p>
+      <w:r>
+        <w:t>  return &lt;</w:t>
+      </w:r>
+      <w:proofErr w:type="spellStart"/>
+      <w:r>
+        <w:t>RestaurantList</w:t>
+      </w:r>
+      <w:proofErr w:type="spellEnd"/>
+      <w:r>
+        <w:t> restaurants={data} /&gt;;</w:t>
+      </w:r>
+    </w:p>
+    <w:p>
+      <w:r>
+        <w:lastRenderedPageBreak/>
+        <w:t>}</w:t>
+      </w:r>
+    </w:p>
+    <w:p>
+      <w:pPr>
+        <w:rPr>
+          <w:b/>
+          <w:bCs/>
+        </w:rPr>
+      </w:pPr>
+      <w:r>
+        <w:rPr>
+          <w:b/>
+          <w:bCs/>
+        </w:rPr>
+        <w:t>Opt-in: Client Components</w:t>
+      </w:r>
+    </w:p>
+    <w:p>
+      <w:r>
+        <w:t>To make a component run in the browser, you </w:t>
+      </w:r>
+      <w:r>
+        <w:rPr>
+          <w:b/>
+          <w:bCs/>
+        </w:rPr>
+        <w:t>must add 'use client' at the top</w:t>
+      </w:r>
+      <w:r>
+        <w:t>:</w:t>
+      </w:r>
+    </w:p>
+    <w:p>
+      <w:r>
+        <w:rPr>
+          <w:i/>
+          <w:iCs/>
+        </w:rPr>
+        <w:t>// app/components/</w:t>
+      </w:r>
+      <w:proofErr w:type="spellStart"/>
+      <w:r>
+        <w:rPr>
+          <w:i/>
+          <w:iCs/>
+        </w:rPr>
+        <w:t>RestaurantList.tsx</w:t>
+      </w:r>
+      <w:proofErr w:type="spellEnd"/>
+    </w:p>
+    <w:p>
+      <w:r>
+        <w:t>'use client';  </w:t>
+      </w:r>
+      <w:r>
+        <w:rPr>
+          <w:i/>
+          <w:iCs/>
+        </w:rPr>
+        <w:t>// ← This directive makes it a Client Component</w:t>
+      </w:r>
+    </w:p>
+    <w:p>
+      <w:r>
+        <w:t>import { </w:t>
+      </w:r>
+      <w:proofErr w:type="spellStart"/>
+      <w:r>
+        <w:t>useState</w:t>
+      </w:r>
+      <w:proofErr w:type="spellEnd"/>
+      <w:r>
+        <w:t> } from 'react';</w:t>
+      </w:r>
+    </w:p>
+    <w:p>
+      <w:r>
+        <w:t>export function </w:t>
+      </w:r>
+      <w:proofErr w:type="spellStart"/>
+      <w:r>
+        <w:t>RestaurantList</w:t>
+      </w:r>
+      <w:proofErr w:type="spellEnd"/>
+      <w:r>
+        <w:t>({ </w:t>
+      </w:r>
+      <w:r>
+        <w:rPr>
+          <w:i/>
+          <w:iCs/>
+        </w:rPr>
+        <w:t>restaurants</w:t>
+      </w:r>
+      <w:r>
+        <w:t> }) {</w:t>
+      </w:r>
+    </w:p>
+    <w:p>
+      <w:r>
+        <w:t>  const [search, setSearch] = useState(''); </w:t>
+      </w:r>
+      <w:r>
+        <w:rPr>
+          <w:i/>
+          <w:iCs/>
+        </w:rPr>
+        <w:t>// ← React hooks work here</w:t>
+      </w:r>
+    </w:p>
+    <w:p>
+      <w:r>
+        <w:t>  </w:t>
+      </w:r>
+      <w:r>
+        <w:rPr>
+          <w:i/>
+          <w:iCs/>
+        </w:rPr>
+        <w:t>// Can handle clicks, input, browser APIs, etc.</w:t>
+      </w:r>
+    </w:p>
+    <w:p>
+      <w:r>
+        <w:t>}</w:t>
+      </w:r>
+    </w:p>
+    <w:p>
+      <w:pPr>
+        <w:rPr>
+          <w:b/>
+          <w:bCs/>
+        </w:rPr>
+      </w:pPr>
+      <w:r>
+        <w:rPr>
+          <w:b/>
+          <w:bCs/>
+        </w:rPr>
+        <w:t>Key Rules</w:t>
+      </w:r>
+    </w:p>
+    <w:p>
+      <w:pPr>
+        <w:numPr>
+          <w:ilvl w:val="0"/>
+          <w:numId w:val="12"/>
+        </w:numPr>
+      </w:pPr>
+      <w:r>
+        <w:rPr>
+          <w:b/>
+          <w:bCs/>
+        </w:rPr>
+        <w:t>Server Components</w:t>
+      </w:r>
+      <w:r>
+        <w:t> (no 'use client'):</w:t>
+      </w:r>
+    </w:p>
+    <w:p>
+      <w:pPr>
+        <w:numPr>
+          <w:ilvl w:val="0"/>
+          <w:numId w:val="13"/>
+        </w:numPr>
+      </w:pPr>
+      <w:r>
+        <w:rPr>
+          <w:rFonts w:ascii="Segoe UI Emoji" w:hAnsi="Segoe UI Emoji" w:cs="Segoe UI Emoji"/>
+        </w:rPr>
+        <w:t>✅</w:t>
+      </w:r>
+      <w:r>
+        <w:t xml:space="preserve"> Can fetch data directly</w:t>
+      </w:r>
+    </w:p>
+    <w:p>
+      <w:pPr>
+        <w:numPr>
+          <w:ilvl w:val="0"/>
+          <w:numId w:val="14"/>
+        </w:numPr>
+      </w:pPr>
+      <w:r>
+        <w:rPr>
+          <w:rFonts w:ascii="Segoe UI Emoji" w:hAnsi="Segoe UI Emoji" w:cs="Segoe UI Emoji"/>
+        </w:rPr>
+        <w:t>✅</w:t>
+      </w:r>
+      <w:r>
+        <w:t xml:space="preserve"> Can use async/await</w:t>
+      </w:r>
+    </w:p>
+    <w:p>
+      <w:pPr>
+        <w:numPr>
+          <w:ilvl w:val="0"/>
+          <w:numId w:val="15"/>
+        </w:numPr>
+      </w:pPr>
+      <w:r>
+        <w:rPr>
+          <w:rFonts w:ascii="Segoe UI Emoji" w:hAnsi="Segoe UI Emoji" w:cs="Segoe UI Emoji"/>
+        </w:rPr>
+        <w:t>✅</w:t>
+      </w:r>
+      <w:r>
+        <w:t xml:space="preserve"> No CORS issues</w:t>
+      </w:r>
+    </w:p>
+    <w:p>
+      <w:pPr>
+        <w:numPr>
+          <w:ilvl w:val="0"/>
+          <w:numId w:val="16"/>
+        </w:numPr>
+      </w:pPr>
+      <w:r>
+        <w:rPr>
+          <w:rFonts w:ascii="Segoe UI Emoji" w:hAnsi="Segoe UI Emoji" w:cs="Segoe UI Emoji"/>
+        </w:rPr>
+        <w:t>✅</w:t>
+      </w:r>
+      <w:r>
+        <w:t xml:space="preserve"> Keep secrets safe (API keys)</w:t>
+      </w:r>
+    </w:p>
+    <w:p>
+      <w:pPr>
+        <w:numPr>
+          <w:ilvl w:val="0"/>
+          <w:numId w:val="17"/>
+        </w:numPr>
+      </w:pPr>
+      <w:r>
+        <w:rPr>
+          <w:rFonts w:ascii="Segoe UI Emoji" w:hAnsi="Segoe UI Emoji" w:cs="Segoe UI Emoji"/>
+        </w:rPr>
+        <w:t>❌</w:t>
+      </w:r>
+      <w:r>
+        <w:t xml:space="preserve"> Can't use hooks (</w:t>
+      </w:r>
+      <w:proofErr w:type="spellStart"/>
+      <w:r>
+        <w:t>useState</w:t>
+      </w:r>
+      <w:proofErr w:type="spellEnd"/>
+      <w:r>
+        <w:t xml:space="preserve">, </w:t>
+      </w:r>
+      <w:proofErr w:type="spellStart"/>
+      <w:r>
+        <w:t>useEffect</w:t>
+      </w:r>
+      <w:proofErr w:type="spellEnd"/>
+      <w:r>
+        <w:t>)</w:t>
+      </w:r>
+    </w:p>
+    <w:p>
+      <w:pPr>
+        <w:numPr>
+          <w:ilvl w:val="0"/>
+          <w:numId w:val="18"/>
+        </w:numPr>
+      </w:pPr>
+      <w:r>
+        <w:rPr>
+          <w:rFonts w:ascii="Segoe UI Emoji" w:hAnsi="Segoe UI Emoji" w:cs="Segoe UI Emoji"/>
+        </w:rPr>
+        <w:t>❌</w:t>
+      </w:r>
+      <w:r>
+        <w:t xml:space="preserve"> Can't handle events (</w:t>
+      </w:r>
+      <w:proofErr w:type="spellStart"/>
+      <w:r>
+        <w:t>onClick</w:t>
+      </w:r>
+      <w:proofErr w:type="spellEnd"/>
+      <w:r>
+        <w:t xml:space="preserve">, </w:t>
+      </w:r>
+      <w:proofErr w:type="spellStart"/>
+      <w:r>
+        <w:t>onChange</w:t>
+      </w:r>
+      <w:proofErr w:type="spellEnd"/>
+      <w:r>
+        <w:t>)</w:t>
+      </w:r>
+    </w:p>
+    <w:p>
+      <w:pPr>
+        <w:numPr>
+          <w:ilvl w:val="0"/>
+          <w:numId w:val="19"/>
+        </w:numPr>
+      </w:pPr>
+      <w:r>
+        <w:rPr>
+          <w:rFonts w:ascii="Segoe UI Emoji" w:hAnsi="Segoe UI Emoji" w:cs="Segoe UI Emoji"/>
+        </w:rPr>
+        <w:t>❌</w:t>
+      </w:r>
+      <w:r>
+        <w:t xml:space="preserve"> Can't use browser APIs</w:t>
+      </w:r>
+    </w:p>
+    <w:p>
+      <w:pPr>
+        <w:numPr>
+          <w:ilvl w:val="0"/>
+          <w:numId w:val="20"/>
+        </w:numPr>
+      </w:pPr>
+      <w:r>
+        <w:rPr>
+          <w:b/>
+          <w:bCs/>
+        </w:rPr>
+        <w:t>Client Components</w:t>
+      </w:r>
+      <w:r>
+        <w:t> ('use client'):</w:t>
+      </w:r>
+    </w:p>
+    <w:p>
+      <w:pPr>
+        <w:numPr>
+          <w:ilvl w:val="0"/>
+          <w:numId w:val="21"/>
+        </w:numPr>
+      </w:pPr>
+      <w:r>
+        <w:rPr>
+          <w:rFonts w:ascii="Segoe UI Emoji" w:hAnsi="Segoe UI Emoji" w:cs="Segoe UI Emoji"/>
+        </w:rPr>
+        <w:t>✅</w:t>
+      </w:r>
+      <w:r>
+        <w:t xml:space="preserve"> Can use React hooks</w:t>
+      </w:r>
+    </w:p>
+    <w:p>
+      <w:pPr>
+        <w:numPr>
+          <w:ilvl w:val="0"/>
+          <w:numId w:val="22"/>
+        </w:numPr>
+      </w:pPr>
+      <w:r>
+        <w:rPr>
+          <w:rFonts w:ascii="Segoe UI Emoji" w:hAnsi="Segoe UI Emoji" w:cs="Segoe UI Emoji"/>
+        </w:rPr>
+        <w:t>✅</w:t>
+      </w:r>
+      <w:r>
+        <w:t xml:space="preserve"> Can handle user interactions</w:t>
+      </w:r>
+    </w:p>
+    <w:p>
+      <w:pPr>
+        <w:numPr>
+          <w:ilvl w:val="0"/>
+          <w:numId w:val="23"/>
+        </w:numPr>
+      </w:pPr>
+      <w:r>
+        <w:rPr>
+          <w:rFonts w:ascii="Segoe UI Emoji" w:hAnsi="Segoe UI Emoji" w:cs="Segoe UI Emoji"/>
+        </w:rPr>
+        <w:t>✅</w:t>
+      </w:r>
+      <w:r>
+        <w:t xml:space="preserve"> Can access browser APIs</w:t>
+      </w:r>
+    </w:p>
+    <w:p>
+      <w:pPr>
+        <w:numPr>
+          <w:ilvl w:val="0"/>
+          <w:numId w:val="24"/>
+        </w:numPr>
+      </w:pPr>
+      <w:r>
+        <w:rPr>
+          <w:rFonts w:ascii="Segoe UI Emoji" w:hAnsi="Segoe UI Emoji" w:cs="Segoe UI Emoji"/>
+        </w:rPr>
+        <w:t>❌</w:t>
+      </w:r>
+      <w:r>
+        <w:t xml:space="preserve"> Subject to CORS</w:t>
+      </w:r>
+    </w:p>
+    <w:p>
+      <w:pPr>
+        <w:numPr>
+          <w:ilvl w:val="0"/>
+          <w:numId w:val="25"/>
+        </w:numPr>
+      </w:pPr>
+      <w:r>
+        <w:rPr>
+          <w:rFonts w:ascii="Segoe UI Emoji" w:hAnsi="Segoe UI Emoji" w:cs="Segoe UI Emoji"/>
+        </w:rPr>
+        <w:t>❌</w:t>
+      </w:r>
+      <w:r>
+        <w:t xml:space="preserve"> Code is visible to users</w:t>
+      </w:r>
+    </w:p>
+    <w:p>
+      <w:pPr>
+        <w:rPr>
+          <w:b/>
+          <w:bCs/>
+        </w:rPr>
+      </w:pPr>
+      <w:r>
+        <w:rPr>
+          <w:b/>
+          <w:bCs/>
+        </w:rPr>
+        <w:t>How Our App Uses Both</w:t>
+      </w:r>
+    </w:p>
+    <w:p>
+      <w:r>
+        <w:t>┌─────────────────────────────────────┐</w:t>
+      </w:r>
+    </w:p>
+    <w:p>
+      <w:r>
+        <w:lastRenderedPageBreak/>
+        <w:t>│  app/</w:t>
+      </w:r>
+      <w:proofErr w:type="spellStart"/>
+      <w:r>
+        <w:t>page.tsx</w:t>
+      </w:r>
+      <w:proofErr w:type="spellEnd"/>
+      <w:r>
+        <w:t> (Server Component)    │</w:t>
+      </w:r>
+    </w:p>
+    <w:p>
+      <w:r>
+        <w:t>│  - Fetches data from API            │</w:t>
+      </w:r>
+    </w:p>
+    <w:p>
+      <w:r>
+        <w:t>│  - No CORS issues                   │</w:t>
+      </w:r>
+    </w:p>
+    <w:p>
+      <w:r>
+        <w:t>│  - Runs on server                   │</w:t>
+      </w:r>
+    </w:p>
+    <w:p>
+      <w:r>
+        <w:t>└──────────</w:t>
+      </w:r>
+      <w:r>
+        <w:rPr>
+          <w:rFonts w:ascii="MS Gothic" w:eastAsia="MS Gothic" w:hAnsi="MS Gothic" w:cs="MS Gothic" w:hint="eastAsia"/>
+        </w:rPr>
+        <w:t>┬</w:t>
+      </w:r>
+      <w:r>
+        <w:rPr>
+          <w:rFonts w:ascii="Aptos" w:hAnsi="Aptos" w:cs="Aptos"/>
+        </w:rPr>
+        <w:t>──────────────────────────┘</w:t>
+      </w:r>
+    </w:p>
+    <w:p>
+      <w:r>
+        <w:t>           │ passes data as props</w:t>
+      </w:r>
+    </w:p>
+    <w:p>
+      <w:r>
+        <w:t>           </w:t>
+      </w:r>
+      <w:r>
+        <w:rPr>
+          <w:rFonts w:ascii="Arial" w:hAnsi="Arial" w:cs="Arial"/>
+        </w:rPr>
+        <w:t>▼</w:t>
+      </w:r>
+    </w:p>
+    <w:p>
+      <w:r>
+        <w:t>┌─────────────────────────────────────┐</w:t>
+      </w:r>
+    </w:p>
+    <w:p>
+      <w:r>
+        <w:t>│  </w:t>
+      </w:r>
+      <w:proofErr w:type="spellStart"/>
+      <w:r>
+        <w:t>RestaurantList</w:t>
+      </w:r>
+      <w:proofErr w:type="spellEnd"/>
+      <w:r>
+        <w:t> (Client Component)  │</w:t>
+      </w:r>
+    </w:p>
+    <w:p>
+      <w:r>
+        <w:t>│  'use client'                       │</w:t>
+      </w:r>
+    </w:p>
+    <w:p>
+      <w:r>
+        <w:t>│  - Handles image errors             │</w:t>
+      </w:r>
+    </w:p>
+    <w:p>
+      <w:r>
+        <w:t>│  - Interactive buttons/hearts       │</w:t>
+      </w:r>
+    </w:p>
+    <w:p>
+      <w:r>
+        <w:t>│  - Runs in browser                  │</w:t>
+      </w:r>
+    </w:p>
+    <w:p>
+      <w:r>
+        <w:t>└─────────────────────────────────────┘</w:t>
+      </w:r>
+    </w:p>
+    <w:p>
+      <w:pPr>
+        <w:rPr>
+          <w:b/>
+          <w:bCs/>
+        </w:rPr>
+      </w:pPr>
+      <w:r>
+        <w:t>This pattern is </w:t>
+      </w:r>
+      <w:r>
+        <w:rPr>
+          <w:b/>
+          <w:bCs/>
+        </w:rPr>
+        <w:t>best practice</w:t>
+      </w:r>
+      <w:r>
+        <w:t> in Next.js 15 - fetch data in Server Components, then pass it to Client Components for interactivity!</w:t>
+      </w:r>
+      <w:r>
+        <w:br/>
+        <w:t>………………….</w:t>
+      </w:r>
+      <w:r>
+        <w:br/>
+      </w:r>
+      <w:r>
+        <w:br/>
+      </w:r>
+      <w:r>
+        <w:rPr>
+          <w:b/>
+          <w:bCs/>
+        </w:rPr>
+        <w:t>What you want instead</w:t>
+      </w:r>
+    </w:p>
+    <w:p>
+      <w:r>
+        <w:t>For a mobile-first Next.js search page, a good pattern is:</w:t>
+      </w:r>
+    </w:p>
+    <w:p>
+      <w:pPr>
+        <w:numPr>
+          <w:ilvl w:val="0"/>
+          <w:numId w:val="26"/>
+        </w:numPr>
+      </w:pPr>
+      <w:r>
+        <w:rPr>
+          <w:b/>
+          <w:bCs/>
+        </w:rPr>
+        <w:t>Debounce the input</w:t>
+      </w:r>
+      <w:r>
+        <w:t xml:space="preserve"> so you only fire after the user pauses typing (e.g. 250–400ms).</w:t>
+      </w:r>
+    </w:p>
+    <w:p>
+      <w:pPr>
+        <w:numPr>
+          <w:ilvl w:val="0"/>
+          <w:numId w:val="26"/>
+        </w:numPr>
+      </w:pPr>
+      <w:r>
+        <w:rPr>
+          <w:b/>
+          <w:bCs/>
+        </w:rPr>
+        <w:t>Cancel or ignore stale requests</w:t>
+      </w:r>
+      <w:r>
+        <w:t xml:space="preserve"> so only the latest response updates state.</w:t>
+      </w:r>
+    </w:p>
+    <w:p>
+      <w:pPr>
+        <w:numPr>
+          <w:ilvl w:val="0"/>
+          <w:numId w:val="26"/>
+        </w:numPr>
+      </w:pPr>
+      <w:r>
+        <w:rPr>
+          <w:b/>
+          <w:bCs/>
+        </w:rPr>
+        <w:t>Do search client-side</w:t>
+      </w:r>
+      <w:r>
+        <w:t xml:space="preserve"> (CSR) while keeping the overall page SSR/RSC for fast first load.</w:t>
+      </w:r>
+    </w:p>
+    <w:p>
+      <w:r>
+        <w:t>Here’s a concrete way to do it.</w:t>
+      </w:r>
+    </w:p>
+    <w:p>
+      <w:r>
+        <w:pict w14:anchorId="678A5680">
+          <v:rect id="_x0000_i1049" style="width:0;height:1.5pt" o:hralign="center" o:hrstd="t" o:hr="t" fillcolor="#a0a0a0" stroked="f"/>
+        </w:pict>
+      </w:r>
+    </w:p>
+    <w:p>
+      <w:pPr>
+        <w:rPr>
+          <w:b/>
+          <w:bCs/>
+        </w:rPr>
+      </w:pPr>
+      <w:r>
+        <w:rPr>
+          <w:b/>
+          <w:bCs/>
+        </w:rPr>
+        <w:t>Step 1: Debounce the search term</w:t>
+      </w:r>
+    </w:p>
+    <w:p>
+      <w:r>
+        <w:t>"</w:t>
+      </w:r>
+      <w:proofErr w:type="gramStart"/>
+      <w:r>
+        <w:t>use</w:t>
+      </w:r>
+      <w:proofErr w:type="gramEnd"/>
+      <w:r>
+        <w:t xml:space="preserve"> client</w:t>
+      </w:r>
+      <w:proofErr w:type="gramStart"/>
+      <w:r>
+        <w:t>";</w:t>
+      </w:r>
+      <w:proofErr w:type="gramEnd"/>
+    </w:p>
+    <w:p/>
+    <w:p>
+      <w:r>
+        <w:lastRenderedPageBreak/>
+        <w:t xml:space="preserve">import </w:t>
+      </w:r>
+      <w:proofErr w:type="gramStart"/>
+      <w:r>
+        <w:t xml:space="preserve">{ </w:t>
+      </w:r>
+      <w:proofErr w:type="spellStart"/>
+      <w:r>
+        <w:t>useEffect</w:t>
+      </w:r>
+      <w:proofErr w:type="spellEnd"/>
+      <w:proofErr w:type="gramEnd"/>
+      <w:r>
+        <w:t xml:space="preserve">, </w:t>
+      </w:r>
+      <w:proofErr w:type="spellStart"/>
+      <w:proofErr w:type="gramStart"/>
+      <w:r>
+        <w:t>useState</w:t>
+      </w:r>
+      <w:proofErr w:type="spellEnd"/>
+      <w:r>
+        <w:t xml:space="preserve"> }</w:t>
+      </w:r>
+      <w:proofErr w:type="gramEnd"/>
+      <w:r>
+        <w:t xml:space="preserve"> from "react</w:t>
+      </w:r>
+      <w:proofErr w:type="gramStart"/>
+      <w:r>
+        <w:t>";</w:t>
+      </w:r>
+      <w:proofErr w:type="gramEnd"/>
+    </w:p>
+    <w:p/>
+    <w:p>
+      <w:r>
+        <w:t xml:space="preserve">function </w:t>
+      </w:r>
+      <w:proofErr w:type="spellStart"/>
+      <w:r>
+        <w:t>useDebouncedValue</w:t>
+      </w:r>
+      <w:proofErr w:type="spellEnd"/>
+      <w:r>
+        <w:t>&lt;T</w:t>
+      </w:r>
+      <w:proofErr w:type="gramStart"/>
+      <w:r>
+        <w:t>&gt;(</w:t>
+      </w:r>
+      <w:proofErr w:type="gramEnd"/>
+      <w:r>
+        <w:t>value: T, delay = 300): T {</w:t>
+      </w:r>
+    </w:p>
+    <w:p>
+      <w:r>
+        <w:t xml:space="preserve">  const [debounced, </w:t>
+      </w:r>
+      <w:proofErr w:type="spellStart"/>
+      <w:r>
+        <w:t>setDebounced</w:t>
+      </w:r>
+      <w:proofErr w:type="spellEnd"/>
+      <w:r>
+        <w:t xml:space="preserve">] = </w:t>
+      </w:r>
+      <w:proofErr w:type="spellStart"/>
+      <w:r>
+        <w:t>useState</w:t>
+      </w:r>
+      <w:proofErr w:type="spellEnd"/>
+      <w:r>
+        <w:t>(value</w:t>
+      </w:r>
+      <w:proofErr w:type="gramStart"/>
+      <w:r>
+        <w:t>);</w:t>
+      </w:r>
+      <w:proofErr w:type="gramEnd"/>
+    </w:p>
+    <w:p/>
+    <w:p>
+      <w:r>
+        <w:t xml:space="preserve">  </w:t>
+      </w:r>
+      <w:proofErr w:type="spellStart"/>
+      <w:proofErr w:type="gramStart"/>
+      <w:r>
+        <w:t>useEffect</w:t>
+      </w:r>
+      <w:proofErr w:type="spellEnd"/>
+      <w:r>
+        <w:t>(</w:t>
+      </w:r>
+      <w:proofErr w:type="gramEnd"/>
+      <w:r>
+        <w:t>() =&gt; {</w:t>
+      </w:r>
+    </w:p>
+    <w:p>
+      <w:r>
+        <w:t xml:space="preserve">    const id = </w:t>
+      </w:r>
+      <w:proofErr w:type="spellStart"/>
+      <w:proofErr w:type="gramStart"/>
+      <w:r>
+        <w:t>setTimeout</w:t>
+      </w:r>
+      <w:proofErr w:type="spellEnd"/>
+      <w:r>
+        <w:t>(</w:t>
+      </w:r>
+      <w:proofErr w:type="gramEnd"/>
+      <w:r>
+        <w:t xml:space="preserve">() =&gt; </w:t>
+      </w:r>
+      <w:proofErr w:type="spellStart"/>
+      <w:r>
+        <w:t>setDebounced</w:t>
+      </w:r>
+      <w:proofErr w:type="spellEnd"/>
+      <w:r>
+        <w:t>(value), delay</w:t>
+      </w:r>
+      <w:proofErr w:type="gramStart"/>
+      <w:r>
+        <w:t>);</w:t>
+      </w:r>
+      <w:proofErr w:type="gramEnd"/>
+    </w:p>
+    <w:p>
+      <w:r>
+        <w:t xml:space="preserve">    return () =&gt; </w:t>
+      </w:r>
+      <w:proofErr w:type="spellStart"/>
+      <w:r>
+        <w:t>clearTimeout</w:t>
+      </w:r>
+      <w:proofErr w:type="spellEnd"/>
+      <w:r>
+        <w:t>(id</w:t>
+      </w:r>
+      <w:proofErr w:type="gramStart"/>
+      <w:r>
+        <w:t>);</w:t>
+      </w:r>
+      <w:proofErr w:type="gramEnd"/>
+    </w:p>
+    <w:p>
+      <w:r>
+        <w:t xml:space="preserve">  }, [value, delay]</w:t>
+      </w:r>
+      <w:proofErr w:type="gramStart"/>
+      <w:r>
+        <w:t>);</w:t>
+      </w:r>
+      <w:proofErr w:type="gramEnd"/>
+    </w:p>
+    <w:p/>
+    <w:p>
+      <w:r>
+        <w:t xml:space="preserve">  return </w:t>
+      </w:r>
+      <w:proofErr w:type="gramStart"/>
+      <w:r>
+        <w:t>debounced;</w:t>
+      </w:r>
+      <w:proofErr w:type="gramEnd"/>
+    </w:p>
+    <w:p>
+      <w:r>
+        <w:t>}</w:t>
+      </w:r>
+    </w:p>
+    <w:p>
+      <w:r>
+        <w:t>In your search component:</w:t>
+      </w:r>
+    </w:p>
+    <w:p>
+      <w:r>
+        <w:t xml:space="preserve">const [query, </w:t>
+      </w:r>
+      <w:proofErr w:type="spellStart"/>
+      <w:r>
+        <w:t>setQuery</w:t>
+      </w:r>
+      <w:proofErr w:type="spellEnd"/>
+      <w:r>
+        <w:t xml:space="preserve">] = </w:t>
+      </w:r>
+      <w:proofErr w:type="spellStart"/>
+      <w:proofErr w:type="gramStart"/>
+      <w:r>
+        <w:t>useState</w:t>
+      </w:r>
+      <w:proofErr w:type="spellEnd"/>
+      <w:r>
+        <w:t>(</w:t>
+      </w:r>
+      <w:proofErr w:type="gramEnd"/>
+      <w:r>
+        <w:t>""</w:t>
+      </w:r>
+      <w:proofErr w:type="gramStart"/>
+      <w:r>
+        <w:t>);</w:t>
+      </w:r>
+      <w:proofErr w:type="gramEnd"/>
+    </w:p>
+    <w:p>
+      <w:r>
+        <w:t xml:space="preserve">const </w:t>
+      </w:r>
+      <w:proofErr w:type="spellStart"/>
+      <w:r>
+        <w:t>debouncedQuery</w:t>
+      </w:r>
+      <w:proofErr w:type="spellEnd"/>
+      <w:r>
+        <w:t xml:space="preserve"> = </w:t>
+      </w:r>
+      <w:proofErr w:type="spellStart"/>
+      <w:proofErr w:type="gramStart"/>
+      <w:r>
+        <w:t>useDebouncedValue</w:t>
+      </w:r>
+      <w:proofErr w:type="spellEnd"/>
+      <w:r>
+        <w:t>(</w:t>
+      </w:r>
+      <w:proofErr w:type="gramEnd"/>
+      <w:r>
+        <w:t>query, 300); // only changes when user pauses</w:t>
+      </w:r>
+    </w:p>
+    <w:p>
+      <w:r>
+        <w:pict w14:anchorId="412553D4">
+          <v:rect id="_x0000_i1050" style="width:0;height:1.5pt" o:hralign="center" o:hrstd="t" o:hr="t" fillcolor="#a0a0a0" stroked="f"/>
+        </w:pict>
+      </w:r>
+    </w:p>
+    <w:p>
+      <w:pPr>
+        <w:rPr>
+          <w:b/>
+          <w:bCs/>
+        </w:rPr>
+      </w:pPr>
+      <w:r>
+        <w:rPr>
+          <w:b/>
+          <w:bCs/>
+        </w:rPr>
+        <w:t>Step 2: Fetch with cancellation (</w:t>
+      </w:r>
+      <w:proofErr w:type="spellStart"/>
+      <w:r>
+        <w:rPr>
+          <w:b/>
+          <w:bCs/>
+        </w:rPr>
+        <w:t>AbortController</w:t>
+      </w:r>
+      <w:proofErr w:type="spellEnd"/>
+      <w:r>
+        <w:rPr>
+          <w:b/>
+          <w:bCs/>
+        </w:rPr>
+        <w:t>)</w:t>
+      </w:r>
+    </w:p>
+    <w:p>
+      <w:r>
+        <w:t>Now tie the debounced query to a fetch:</w:t>
+      </w:r>
+    </w:p>
+    <w:p>
+      <w:r>
+        <w:t xml:space="preserve">function </w:t>
+      </w:r>
+      <w:proofErr w:type="spellStart"/>
+      <w:proofErr w:type="gramStart"/>
+      <w:r>
+        <w:t>RestaurantSearch</w:t>
+      </w:r>
+      <w:proofErr w:type="spellEnd"/>
+      <w:r>
+        <w:t>(</w:t>
+      </w:r>
+      <w:proofErr w:type="gramEnd"/>
+      <w:r>
+        <w:t>) {</w:t>
+      </w:r>
+    </w:p>
+    <w:p>
+      <w:r>
+        <w:t xml:space="preserve">  const [query, </w:t>
+      </w:r>
+      <w:proofErr w:type="spellStart"/>
+      <w:r>
+        <w:t>setQuery</w:t>
+      </w:r>
+      <w:proofErr w:type="spellEnd"/>
+      <w:r>
+        <w:t xml:space="preserve">] = </w:t>
+      </w:r>
+      <w:proofErr w:type="spellStart"/>
+      <w:proofErr w:type="gramStart"/>
+      <w:r>
+        <w:t>useState</w:t>
+      </w:r>
+      <w:proofErr w:type="spellEnd"/>
+      <w:r>
+        <w:t>(</w:t>
+      </w:r>
+      <w:proofErr w:type="gramEnd"/>
+      <w:r>
+        <w:t>""</w:t>
+      </w:r>
+      <w:proofErr w:type="gramStart"/>
+      <w:r>
+        <w:t>);</w:t>
+      </w:r>
+      <w:proofErr w:type="gramEnd"/>
+    </w:p>
+    <w:p>
+      <w:r>
+        <w:t xml:space="preserve">  const </w:t>
+      </w:r>
+      <w:proofErr w:type="spellStart"/>
+      <w:r>
+        <w:t>debouncedQuery</w:t>
+      </w:r>
+      <w:proofErr w:type="spellEnd"/>
+      <w:r>
+        <w:t xml:space="preserve"> = </w:t>
+      </w:r>
+      <w:proofErr w:type="spellStart"/>
+      <w:proofErr w:type="gramStart"/>
+      <w:r>
+        <w:t>useDebouncedValue</w:t>
+      </w:r>
+      <w:proofErr w:type="spellEnd"/>
+      <w:r>
+        <w:t>(</w:t>
+      </w:r>
+      <w:proofErr w:type="gramEnd"/>
+      <w:r>
+        <w:t>query, 300</w:t>
+      </w:r>
+      <w:proofErr w:type="gramStart"/>
+      <w:r>
+        <w:t>);</w:t>
+      </w:r>
+      <w:proofErr w:type="gramEnd"/>
+    </w:p>
+    <w:p>
+      <w:r>
+        <w:t xml:space="preserve">  const [results, </w:t>
+      </w:r>
+      <w:proofErr w:type="spellStart"/>
+      <w:r>
+        <w:t>setResults</w:t>
+      </w:r>
+      <w:proofErr w:type="spellEnd"/>
+      <w:r>
+        <w:t xml:space="preserve">] = </w:t>
+      </w:r>
+      <w:proofErr w:type="spellStart"/>
+      <w:r>
+        <w:t>useState</w:t>
+      </w:r>
+      <w:proofErr w:type="spellEnd"/>
+      <w:r>
+        <w:t>&lt;</w:t>
+      </w:r>
+      <w:proofErr w:type="gramStart"/>
+      <w:r>
+        <w:t>any[</w:t>
+      </w:r>
+      <w:proofErr w:type="gramEnd"/>
+      <w:r>
+        <w:t>]</w:t>
+      </w:r>
+      <w:proofErr w:type="gramStart"/>
+      <w:r>
+        <w:t>&gt;(</w:t>
+      </w:r>
+      <w:proofErr w:type="gramEnd"/>
+      <w:r>
+        <w:t>[]</w:t>
+      </w:r>
+      <w:proofErr w:type="gramStart"/>
+      <w:r>
+        <w:t>);</w:t>
+      </w:r>
+      <w:proofErr w:type="gramEnd"/>
+    </w:p>
+    <w:p>
+      <w:r>
+        <w:t xml:space="preserve">  const [</w:t>
+      </w:r>
+      <w:proofErr w:type="spellStart"/>
+      <w:r>
+        <w:t>isLoading</w:t>
+      </w:r>
+      <w:proofErr w:type="spellEnd"/>
+      <w:r>
+        <w:t xml:space="preserve">, </w:t>
+      </w:r>
+      <w:proofErr w:type="spellStart"/>
+      <w:r>
+        <w:t>setIsLoading</w:t>
+      </w:r>
+      <w:proofErr w:type="spellEnd"/>
+      <w:r>
+        <w:t xml:space="preserve">] = </w:t>
+      </w:r>
+      <w:proofErr w:type="spellStart"/>
+      <w:r>
+        <w:t>useState</w:t>
+      </w:r>
+      <w:proofErr w:type="spellEnd"/>
+      <w:r>
+        <w:t>(false</w:t>
+      </w:r>
+      <w:proofErr w:type="gramStart"/>
+      <w:r>
+        <w:t>);</w:t>
+      </w:r>
+      <w:proofErr w:type="gramEnd"/>
+    </w:p>
+    <w:p>
+      <w:r>
+        <w:t xml:space="preserve">  const [error, </w:t>
+      </w:r>
+      <w:proofErr w:type="spellStart"/>
+      <w:r>
+        <w:t>setError</w:t>
+      </w:r>
+      <w:proofErr w:type="spellEnd"/>
+      <w:r>
+        <w:t xml:space="preserve">] = </w:t>
+      </w:r>
+      <w:proofErr w:type="spellStart"/>
+      <w:r>
+        <w:t>useState</w:t>
+      </w:r>
+      <w:proofErr w:type="spellEnd"/>
+      <w:r>
+        <w:t>&lt;string | null&gt;(null</w:t>
+      </w:r>
+      <w:proofErr w:type="gramStart"/>
+      <w:r>
+        <w:t>);</w:t>
+      </w:r>
+      <w:proofErr w:type="gramEnd"/>
+    </w:p>
+    <w:p/>
+    <w:p>
+      <w:r>
+        <w:t xml:space="preserve">  </w:t>
+      </w:r>
+      <w:proofErr w:type="spellStart"/>
+      <w:proofErr w:type="gramStart"/>
+      <w:r>
+        <w:t>useEffect</w:t>
+      </w:r>
+      <w:proofErr w:type="spellEnd"/>
+      <w:r>
+        <w:t>(</w:t>
+      </w:r>
+      <w:proofErr w:type="gramEnd"/>
+      <w:r>
+        <w:t>() =&gt; {</w:t>
+      </w:r>
+    </w:p>
+    <w:p>
+      <w:r>
+        <w:t xml:space="preserve">    if </w:t>
+      </w:r>
+      <w:proofErr w:type="gramStart"/>
+      <w:r>
+        <w:t>(!</w:t>
+      </w:r>
+      <w:proofErr w:type="spellStart"/>
+      <w:r>
+        <w:t>debouncedQuery</w:t>
+      </w:r>
+      <w:proofErr w:type="spellEnd"/>
+      <w:proofErr w:type="gramEnd"/>
+      <w:r>
+        <w:t>) {</w:t>
+      </w:r>
+    </w:p>
+    <w:p>
+      <w:r>
+        <w:lastRenderedPageBreak/>
+        <w:t xml:space="preserve">      </w:t>
+      </w:r>
+      <w:proofErr w:type="spellStart"/>
+      <w:proofErr w:type="gramStart"/>
+      <w:r>
+        <w:t>setResults</w:t>
+      </w:r>
+      <w:proofErr w:type="spellEnd"/>
+      <w:r>
+        <w:t>(</w:t>
+      </w:r>
+      <w:proofErr w:type="gramEnd"/>
+      <w:r>
+        <w:t>[]</w:t>
+      </w:r>
+      <w:proofErr w:type="gramStart"/>
+      <w:r>
+        <w:t>);</w:t>
+      </w:r>
+      <w:proofErr w:type="gramEnd"/>
+    </w:p>
+    <w:p>
+      <w:r>
+        <w:t xml:space="preserve">      </w:t>
+      </w:r>
+      <w:proofErr w:type="spellStart"/>
+      <w:r>
+        <w:t>setError</w:t>
+      </w:r>
+      <w:proofErr w:type="spellEnd"/>
+      <w:r>
+        <w:t>(null</w:t>
+      </w:r>
+      <w:proofErr w:type="gramStart"/>
+      <w:r>
+        <w:t>);</w:t>
+      </w:r>
+      <w:proofErr w:type="gramEnd"/>
+    </w:p>
+    <w:p>
+      <w:r>
+        <w:t xml:space="preserve">      </w:t>
+      </w:r>
+      <w:proofErr w:type="gramStart"/>
+      <w:r>
+        <w:t>return;</w:t>
+      </w:r>
+      <w:proofErr w:type="gramEnd"/>
+    </w:p>
+    <w:p>
+      <w:r>
+        <w:t xml:space="preserve">    }</w:t>
+      </w:r>
+    </w:p>
+    <w:p/>
+    <w:p>
+      <w:r>
+        <w:t xml:space="preserve">    const controller = new </w:t>
+      </w:r>
+      <w:proofErr w:type="spellStart"/>
+      <w:proofErr w:type="gramStart"/>
+      <w:r>
+        <w:t>AbortController</w:t>
+      </w:r>
+      <w:proofErr w:type="spellEnd"/>
+      <w:r>
+        <w:t>();</w:t>
+      </w:r>
+      <w:proofErr w:type="gramEnd"/>
+    </w:p>
+    <w:p/>
+    <w:p>
+      <w:r>
+        <w:t xml:space="preserve">    async function </w:t>
+      </w:r>
+      <w:proofErr w:type="gramStart"/>
+      <w:r>
+        <w:t>run(</w:t>
+      </w:r>
+      <w:proofErr w:type="gramEnd"/>
+      <w:r>
+        <w:t>) {</w:t>
+      </w:r>
+    </w:p>
+    <w:p>
+      <w:r>
+        <w:t xml:space="preserve">      try {</w:t>
+      </w:r>
+    </w:p>
+    <w:p>
+      <w:r>
+        <w:t xml:space="preserve">        </w:t>
+      </w:r>
+      <w:proofErr w:type="spellStart"/>
+      <w:r>
+        <w:t>setIsLoading</w:t>
+      </w:r>
+      <w:proofErr w:type="spellEnd"/>
+      <w:r>
+        <w:t>(true</w:t>
+      </w:r>
+      <w:proofErr w:type="gramStart"/>
+      <w:r>
+        <w:t>);</w:t>
+      </w:r>
+      <w:proofErr w:type="gramEnd"/>
+    </w:p>
+    <w:p>
+      <w:r>
+        <w:t xml:space="preserve">        </w:t>
+      </w:r>
+      <w:proofErr w:type="spellStart"/>
+      <w:r>
+        <w:t>setError</w:t>
+      </w:r>
+      <w:proofErr w:type="spellEnd"/>
+      <w:r>
+        <w:t>(null</w:t>
+      </w:r>
+      <w:proofErr w:type="gramStart"/>
+      <w:r>
+        <w:t>);</w:t>
+      </w:r>
+      <w:proofErr w:type="gramEnd"/>
+    </w:p>
+    <w:p/>
+    <w:p>
+      <w:r>
+        <w:t xml:space="preserve">        const res = await </w:t>
+      </w:r>
+      <w:proofErr w:type="gramStart"/>
+      <w:r>
+        <w:t>fetch(</w:t>
+      </w:r>
+      <w:proofErr w:type="gramEnd"/>
+    </w:p>
+    <w:p>
+      <w:r>
+        <w:t xml:space="preserve">          `/</w:t>
+      </w:r>
+      <w:proofErr w:type="spellStart"/>
+      <w:r>
+        <w:t>api</w:t>
+      </w:r>
+      <w:proofErr w:type="spellEnd"/>
+      <w:r>
+        <w:t>/</w:t>
+      </w:r>
+      <w:proofErr w:type="spellStart"/>
+      <w:r>
+        <w:t>restaurants?q</w:t>
+      </w:r>
+      <w:proofErr w:type="spellEnd"/>
+      <w:r>
+        <w:t>=${</w:t>
+      </w:r>
+      <w:proofErr w:type="spellStart"/>
+      <w:r>
+        <w:t>encodeURIComponent</w:t>
+      </w:r>
+      <w:proofErr w:type="spellEnd"/>
+      <w:r>
+        <w:t>(</w:t>
+      </w:r>
+      <w:proofErr w:type="spellStart"/>
+      <w:r>
+        <w:t>debouncedQuery</w:t>
+      </w:r>
+      <w:proofErr w:type="spellEnd"/>
+      <w:proofErr w:type="gramStart"/>
+      <w:r>
+        <w:t>)}`</w:t>
+      </w:r>
+      <w:proofErr w:type="gramEnd"/>
+      <w:r>
+        <w:t>,</w:t>
+      </w:r>
+    </w:p>
+    <w:p>
+      <w:r>
+        <w:t xml:space="preserve">          </w:t>
+      </w:r>
+      <w:proofErr w:type="gramStart"/>
+      <w:r>
+        <w:t>{ signal</w:t>
+      </w:r>
+      <w:proofErr w:type="gramEnd"/>
+      <w:r>
+        <w:t xml:space="preserve">: </w:t>
+      </w:r>
+      <w:proofErr w:type="spellStart"/>
+      <w:proofErr w:type="gramStart"/>
+      <w:r>
+        <w:t>controller.signal</w:t>
+      </w:r>
+      <w:proofErr w:type="spellEnd"/>
+      <w:proofErr w:type="gramEnd"/>
+      <w:r>
+        <w:t xml:space="preserve"> }</w:t>
+      </w:r>
+    </w:p>
+    <w:p>
+      <w:r>
+        <w:t xml:space="preserve">        );</w:t>
+      </w:r>
+    </w:p>
+    <w:p/>
+    <w:p>
+      <w:r>
+        <w:t xml:space="preserve">        if </w:t>
+      </w:r>
+      <w:proofErr w:type="gramStart"/>
+      <w:r>
+        <w:t>(!</w:t>
+      </w:r>
+      <w:proofErr w:type="spellStart"/>
+      <w:r>
+        <w:t>res</w:t>
+      </w:r>
+      <w:proofErr w:type="gramEnd"/>
+      <w:r>
+        <w:t>.ok</w:t>
+      </w:r>
+      <w:proofErr w:type="spellEnd"/>
+      <w:r>
+        <w:t xml:space="preserve">) throw new </w:t>
+      </w:r>
+      <w:proofErr w:type="gramStart"/>
+      <w:r>
+        <w:t>Error(</w:t>
+      </w:r>
+      <w:proofErr w:type="gramEnd"/>
+      <w:r>
+        <w:t>"Failed to fetch"</w:t>
+      </w:r>
+      <w:proofErr w:type="gramStart"/>
+      <w:r>
+        <w:t>);</w:t>
+      </w:r>
+      <w:proofErr w:type="gramEnd"/>
+    </w:p>
+    <w:p/>
+    <w:p>
+      <w:r>
+        <w:t xml:space="preserve">        const data = await </w:t>
+      </w:r>
+      <w:proofErr w:type="spellStart"/>
+      <w:proofErr w:type="gramStart"/>
+      <w:r>
+        <w:t>res.json</w:t>
+      </w:r>
+      <w:proofErr w:type="spellEnd"/>
+      <w:proofErr w:type="gramEnd"/>
+      <w:r>
+        <w:t>(</w:t>
+      </w:r>
+      <w:proofErr w:type="gramStart"/>
+      <w:r>
+        <w:t>);</w:t>
+      </w:r>
+      <w:proofErr w:type="gramEnd"/>
+    </w:p>
+    <w:p>
+      <w:r>
+        <w:t xml:space="preserve">        </w:t>
+      </w:r>
+      <w:proofErr w:type="spellStart"/>
+      <w:r>
+        <w:t>setResults</w:t>
+      </w:r>
+      <w:proofErr w:type="spellEnd"/>
+      <w:r>
+        <w:t>(data</w:t>
+      </w:r>
+      <w:proofErr w:type="gramStart"/>
+      <w:r>
+        <w:t>);</w:t>
+      </w:r>
+      <w:proofErr w:type="gramEnd"/>
+    </w:p>
+    <w:p>
+      <w:r>
+        <w:t xml:space="preserve">      } catch (</w:t>
+      </w:r>
+      <w:proofErr w:type="gramStart"/>
+      <w:r>
+        <w:t>err:</w:t>
+      </w:r>
+      <w:proofErr w:type="gramEnd"/>
+      <w:r>
+        <w:t xml:space="preserve"> any) {</w:t>
+      </w:r>
+    </w:p>
+    <w:p>
+      <w:r>
+        <w:t xml:space="preserve">        if (err.name === "</w:t>
+      </w:r>
+      <w:proofErr w:type="spellStart"/>
+      <w:r>
+        <w:t>AbortError</w:t>
+      </w:r>
+      <w:proofErr w:type="spellEnd"/>
+      <w:r>
+        <w:t>") return; // old request cancelled</w:t>
+      </w:r>
+    </w:p>
+    <w:p>
+      <w:r>
+        <w:t xml:space="preserve">        </w:t>
+      </w:r>
+      <w:proofErr w:type="spellStart"/>
+      <w:proofErr w:type="gramStart"/>
+      <w:r>
+        <w:t>setError</w:t>
+      </w:r>
+      <w:proofErr w:type="spellEnd"/>
+      <w:r>
+        <w:t>(</w:t>
+      </w:r>
+      <w:proofErr w:type="gramEnd"/>
+      <w:r>
+        <w:t>"Could not load results. Check your connection."</w:t>
+      </w:r>
+      <w:proofErr w:type="gramStart"/>
+      <w:r>
+        <w:t>);</w:t>
+      </w:r>
+      <w:proofErr w:type="gramEnd"/>
+    </w:p>
+    <w:p>
+      <w:r>
+        <w:t xml:space="preserve">      } finally {</w:t>
+      </w:r>
+    </w:p>
+    <w:p>
+      <w:r>
+        <w:t xml:space="preserve">        </w:t>
+      </w:r>
+      <w:proofErr w:type="spellStart"/>
+      <w:r>
+        <w:t>setIsLoading</w:t>
+      </w:r>
+      <w:proofErr w:type="spellEnd"/>
+      <w:r>
+        <w:t>(false</w:t>
+      </w:r>
+      <w:proofErr w:type="gramStart"/>
+      <w:r>
+        <w:t>);</w:t>
+      </w:r>
+      <w:proofErr w:type="gramEnd"/>
+    </w:p>
+    <w:p>
+      <w:r>
+        <w:t xml:space="preserve">      }</w:t>
+      </w:r>
+    </w:p>
+    <w:p>
+      <w:r>
+        <w:t xml:space="preserve">    }</w:t>
+      </w:r>
+    </w:p>
+    <w:p/>
+    <w:p>
+      <w:r>
+        <w:t xml:space="preserve">    </w:t>
+      </w:r>
+      <w:proofErr w:type="gramStart"/>
+      <w:r>
+        <w:t>run();</w:t>
+      </w:r>
+      <w:proofErr w:type="gramEnd"/>
+    </w:p>
+    <w:p/>
+    <w:p>
+      <w:r>
+        <w:t xml:space="preserve">    // When query changes (new debounced value), abort previous request</w:t>
+      </w:r>
+    </w:p>
+    <w:p>
+      <w:r>
+        <w:t xml:space="preserve">    return () =&gt; </w:t>
+      </w:r>
+      <w:proofErr w:type="spellStart"/>
+      <w:proofErr w:type="gramStart"/>
+      <w:r>
+        <w:t>controller.abort</w:t>
+      </w:r>
+      <w:proofErr w:type="spellEnd"/>
+      <w:proofErr w:type="gramEnd"/>
+      <w:r>
+        <w:t>(</w:t>
+      </w:r>
+      <w:proofErr w:type="gramStart"/>
+      <w:r>
+        <w:t>);</w:t>
+      </w:r>
+      <w:proofErr w:type="gramEnd"/>
+    </w:p>
+    <w:p>
+      <w:r>
+        <w:t xml:space="preserve">  }, [</w:t>
+      </w:r>
+      <w:proofErr w:type="spellStart"/>
+      <w:r>
+        <w:t>debouncedQuery</w:t>
+      </w:r>
+      <w:proofErr w:type="spellEnd"/>
+      <w:r>
+        <w:t>]</w:t>
+      </w:r>
+      <w:proofErr w:type="gramStart"/>
+      <w:r>
+        <w:t>);</w:t>
+      </w:r>
+      <w:proofErr w:type="gramEnd"/>
+    </w:p>
+    <w:p/>
+    <w:p>
+      <w:r>
+        <w:t xml:space="preserve">  return (</w:t>
+      </w:r>
+    </w:p>
+    <w:p>
+      <w:r>
+        <w:t xml:space="preserve">    &lt;div&gt;</w:t>
+      </w:r>
+    </w:p>
+    <w:p>
+      <w:r>
+        <w:t xml:space="preserve">      &lt;input</w:t>
+      </w:r>
+    </w:p>
+    <w:p>
+      <w:r>
+        <w:t xml:space="preserve">        value={query}</w:t>
+      </w:r>
+    </w:p>
+    <w:p>
+      <w:r>
+        <w:t xml:space="preserve">        </w:t>
+      </w:r>
+      <w:proofErr w:type="spellStart"/>
+      <w:r>
+        <w:t>onChange</w:t>
+      </w:r>
+      <w:proofErr w:type="spellEnd"/>
+      <w:proofErr w:type="gramStart"/>
+      <w:r>
+        <w:t>={</w:t>
+      </w:r>
+      <w:proofErr w:type="gramEnd"/>
+      <w:r>
+        <w:t xml:space="preserve">e =&gt; </w:t>
+      </w:r>
+      <w:proofErr w:type="spellStart"/>
+      <w:r>
+        <w:t>setQuery</w:t>
+      </w:r>
+      <w:proofErr w:type="spellEnd"/>
+      <w:r>
+        <w:t>(</w:t>
+      </w:r>
+      <w:proofErr w:type="spellStart"/>
+      <w:proofErr w:type="gramStart"/>
+      <w:r>
+        <w:t>e.target</w:t>
+      </w:r>
+      <w:proofErr w:type="gramEnd"/>
+      <w:r>
+        <w:t>.value</w:t>
+      </w:r>
+      <w:proofErr w:type="spellEnd"/>
+      <w:r>
+        <w:t>)}</w:t>
+      </w:r>
+    </w:p>
+    <w:p>
+      <w:r>
+        <w:t xml:space="preserve">        placeholder="Search restaurants"</w:t>
+      </w:r>
+    </w:p>
+    <w:p>
+      <w:r>
+        <w:t xml:space="preserve">      /&gt;</w:t>
+      </w:r>
+    </w:p>
+    <w:p/>
+    <w:p>
+      <w:r>
+        <w:t xml:space="preserve">      {</w:t>
+      </w:r>
+      <w:proofErr w:type="spellStart"/>
+      <w:r>
+        <w:t>isLoading</w:t>
+      </w:r>
+      <w:proofErr w:type="spellEnd"/>
+      <w:r>
+        <w:t xml:space="preserve"> &amp;&amp; &lt;div&gt;Searching…&lt;/div&gt;}</w:t>
+      </w:r>
+    </w:p>
+    <w:p>
+      <w:r>
+        <w:t xml:space="preserve">      {error &amp;&amp; &lt;div&gt;{error}&lt;/div&gt;}</w:t>
+      </w:r>
+    </w:p>
+    <w:p/>
+    <w:p>
+      <w:r>
+        <w:t xml:space="preserve">      &lt;ul&gt;</w:t>
+      </w:r>
+    </w:p>
+    <w:p>
+      <w:r>
+        <w:t xml:space="preserve">        {</w:t>
+      </w:r>
+      <w:proofErr w:type="spellStart"/>
+      <w:proofErr w:type="gramStart"/>
+      <w:r>
+        <w:t>results.map</w:t>
+      </w:r>
+      <w:proofErr w:type="spellEnd"/>
+      <w:r>
+        <w:t>(</w:t>
+      </w:r>
+      <w:proofErr w:type="gramEnd"/>
+      <w:r>
+        <w:t>r =&gt; (</w:t>
+      </w:r>
+    </w:p>
+    <w:p>
+      <w:r>
+        <w:t xml:space="preserve">          &lt;li key={r.id}&gt;{r.</w:t>
+      </w:r>
+      <w:proofErr w:type="gramStart"/>
+      <w:r>
+        <w:t>name}&lt;</w:t>
+      </w:r>
+      <w:proofErr w:type="gramEnd"/>
+      <w:r>
+        <w:t>/li&gt;</w:t>
+      </w:r>
+    </w:p>
+    <w:p>
+      <w:r>
+        <w:t xml:space="preserve">        ))}</w:t>
+      </w:r>
+    </w:p>
+    <w:p>
+      <w:r>
+        <w:t xml:space="preserve">      &lt;/ul&gt;</w:t>
+      </w:r>
+    </w:p>
+    <w:p>
+      <w:r>
+        <w:t xml:space="preserve">    &lt;/div&gt;</w:t>
+      </w:r>
+    </w:p>
+    <w:p>
+      <w:r>
+        <w:t xml:space="preserve">  );</w:t>
+      </w:r>
+    </w:p>
+    <w:p>
+      <w:r>
+        <w:t>}</w:t>
+      </w:r>
+    </w:p>
+    <w:p>
+      <w:r>
+        <w:rPr>
+          <w:b/>
+          <w:bCs/>
+        </w:rPr>
+        <w:t>What this gives you on mobile:</w:t>
+      </w:r>
+    </w:p>
+    <w:p>
+      <w:pPr>
+        <w:numPr>
+          <w:ilvl w:val="0"/>
+          <w:numId w:val="27"/>
+        </w:numPr>
+      </w:pPr>
+      <w:r>
+        <w:t xml:space="preserve">If the user types quickly, only the </w:t>
+      </w:r>
+      <w:r>
+        <w:rPr>
+          <w:b/>
+          <w:bCs/>
+        </w:rPr>
+        <w:t>debounced</w:t>
+      </w:r>
+      <w:r>
+        <w:t xml:space="preserve"> value triggers a fetch.</w:t>
+      </w:r>
+    </w:p>
+    <w:p>
+      <w:pPr>
+        <w:numPr>
+          <w:ilvl w:val="0"/>
+          <w:numId w:val="27"/>
+        </w:numPr>
+      </w:pPr>
+      <w:r>
+        <w:lastRenderedPageBreak/>
+        <w:t xml:space="preserve">When a new search starts, the old fetch is </w:t>
+      </w:r>
+      <w:r>
+        <w:rPr>
+          <w:b/>
+          <w:bCs/>
+        </w:rPr>
+        <w:t>aborted</w:t>
+      </w:r>
+      <w:r>
+        <w:t>, so its response never lands.</w:t>
+      </w:r>
+    </w:p>
+    <w:p>
+      <w:pPr>
+        <w:numPr>
+          <w:ilvl w:val="0"/>
+          <w:numId w:val="27"/>
+        </w:numPr>
+      </w:pPr>
+      <w:r>
+        <w:t>You avoid the “results suddenly jump back to an older query” problem.</w:t>
+      </w:r>
+    </w:p>
+    <w:p>
+      <w:pPr>
+        <w:numPr>
+          <w:ilvl w:val="0"/>
+          <w:numId w:val="27"/>
+        </w:numPr>
+      </w:pPr>
+      <w:r>
+        <w:t>You’re sending far fewer requests, which is very nice on flaky/slow networks.</w:t>
+      </w:r>
+    </w:p>
+    <w:p>
+      <w:r>
+        <w:pict w14:anchorId="500DB1FF">
+          <v:rect id="_x0000_i1051" style="width:0;height:1.5pt" o:hralign="center" o:hrstd="t" o:hr="t" fillcolor="#a0a0a0" stroked="f"/>
+        </w:pict>
+      </w:r>
+    </w:p>
+    <w:p>
+      <w:pPr>
+        <w:rPr>
+          <w:b/>
+          <w:bCs/>
+        </w:rPr>
+      </w:pPr>
+      <w:r>
+        <w:rPr>
+          <w:b/>
+          <w:bCs/>
+        </w:rPr>
+        <w:t>Optional: use React Query instead of hand-rolling</w:t>
+      </w:r>
+    </w:p>
+    <w:p>
+      <w:r>
+        <w:t xml:space="preserve">If you want retries, caching, and stale data handling for free, plug the debounced query into </w:t>
+      </w:r>
+      <w:proofErr w:type="spellStart"/>
+      <w:r>
+        <w:rPr>
+          <w:b/>
+          <w:bCs/>
+        </w:rPr>
+        <w:t>TanStack</w:t>
+      </w:r>
+      <w:proofErr w:type="spellEnd"/>
+      <w:r>
+        <w:rPr>
+          <w:b/>
+          <w:bCs/>
+        </w:rPr>
+        <w:t xml:space="preserve"> Query</w:t>
+      </w:r>
+      <w:r>
+        <w:t xml:space="preserve"> instead of manual fetch:</w:t>
+      </w:r>
+    </w:p>
+    <w:p>
+      <w:r>
+        <w:t xml:space="preserve">const </w:t>
+      </w:r>
+      <w:proofErr w:type="gramStart"/>
+      <w:r>
+        <w:t>{ data</w:t>
+      </w:r>
+      <w:proofErr w:type="gramEnd"/>
+      <w:r>
+        <w:t xml:space="preserve">, </w:t>
+      </w:r>
+      <w:proofErr w:type="spellStart"/>
+      <w:r>
+        <w:t>isLoading</w:t>
+      </w:r>
+      <w:proofErr w:type="spellEnd"/>
+      <w:r>
+        <w:t xml:space="preserve">, </w:t>
+      </w:r>
+      <w:proofErr w:type="spellStart"/>
+      <w:r>
+        <w:t>isError</w:t>
+      </w:r>
+      <w:proofErr w:type="spellEnd"/>
+      <w:r>
+        <w:t xml:space="preserve">, </w:t>
+      </w:r>
+      <w:proofErr w:type="spellStart"/>
+      <w:proofErr w:type="gramStart"/>
+      <w:r>
+        <w:t>refetch</w:t>
+      </w:r>
+      <w:proofErr w:type="spellEnd"/>
+      <w:r>
+        <w:t xml:space="preserve"> }</w:t>
+      </w:r>
+      <w:proofErr w:type="gramEnd"/>
+      <w:r>
+        <w:t xml:space="preserve"> = </w:t>
+      </w:r>
+      <w:proofErr w:type="spellStart"/>
+      <w:proofErr w:type="gramStart"/>
+      <w:r>
+        <w:t>useQuery</w:t>
+      </w:r>
+      <w:proofErr w:type="spellEnd"/>
+      <w:r>
+        <w:t>(</w:t>
+      </w:r>
+      <w:proofErr w:type="gramEnd"/>
+      <w:r>
+        <w:t>{</w:t>
+      </w:r>
+    </w:p>
+    <w:p>
+      <w:r>
+        <w:t xml:space="preserve">  </w:t>
+      </w:r>
+      <w:proofErr w:type="spellStart"/>
+      <w:r>
+        <w:t>queryKey</w:t>
+      </w:r>
+      <w:proofErr w:type="spellEnd"/>
+      <w:r>
+        <w:t xml:space="preserve">: ["restaurants", </w:t>
+      </w:r>
+      <w:proofErr w:type="spellStart"/>
+      <w:r>
+        <w:t>debouncedQuery</w:t>
+      </w:r>
+      <w:proofErr w:type="spellEnd"/>
+      <w:r>
+        <w:t>],</w:t>
+      </w:r>
+    </w:p>
+    <w:p>
+      <w:r>
+        <w:t xml:space="preserve">  </w:t>
+      </w:r>
+      <w:proofErr w:type="spellStart"/>
+      <w:r>
+        <w:t>queryFn</w:t>
+      </w:r>
+      <w:proofErr w:type="spellEnd"/>
+      <w:r>
+        <w:t>: () =&gt; fetch(`/api/restaurants?q=${encodeURIComponent(debouncedQuery</w:t>
+      </w:r>
+      <w:proofErr w:type="gramStart"/>
+      <w:r>
+        <w:t>)}`).then</w:t>
+      </w:r>
+      <w:proofErr w:type="gramEnd"/>
+      <w:r>
+        <w:t xml:space="preserve">(r =&gt; </w:t>
+      </w:r>
+      <w:proofErr w:type="spellStart"/>
+      <w:proofErr w:type="gramStart"/>
+      <w:r>
+        <w:t>r.json</w:t>
+      </w:r>
+      <w:proofErr w:type="spellEnd"/>
+      <w:proofErr w:type="gramEnd"/>
+      <w:r>
+        <w:t>()),</w:t>
+      </w:r>
+    </w:p>
+    <w:p>
+      <w:r>
+        <w:t xml:space="preserve">  enabled: !!</w:t>
+      </w:r>
+      <w:proofErr w:type="spellStart"/>
+      <w:proofErr w:type="gramStart"/>
+      <w:r>
+        <w:t>debouncedQuery</w:t>
+      </w:r>
+      <w:proofErr w:type="spellEnd"/>
+      <w:r>
+        <w:t>,  /</w:t>
+      </w:r>
+      <w:proofErr w:type="gramEnd"/>
+      <w:r>
+        <w:t>/ don’t run when empty</w:t>
+      </w:r>
+    </w:p>
+    <w:p>
+      <w:r>
+        <w:t xml:space="preserve">  retry: </w:t>
+      </w:r>
+      <w:proofErr w:type="gramStart"/>
+      <w:r>
+        <w:t xml:space="preserve">2,   </w:t>
+      </w:r>
+      <w:proofErr w:type="gramEnd"/>
+      <w:r>
+        <w:t xml:space="preserve">                // automatic retries on transient failure</w:t>
+      </w:r>
+    </w:p>
+    <w:p>
+      <w:r>
+        <w:t>});</w:t>
+      </w:r>
+    </w:p>
+    <w:p>
+      <w:r>
+        <w:t>You still debounce the input, but the library:</w:t>
+      </w:r>
+    </w:p>
+    <w:p>
+      <w:pPr>
+        <w:numPr>
+          <w:ilvl w:val="0"/>
+          <w:numId w:val="28"/>
+        </w:numPr>
+      </w:pPr>
+      <w:r>
+        <w:t>Cancels stale requests automatically,</w:t>
+      </w:r>
+    </w:p>
+    <w:p>
+      <w:pPr>
+        <w:numPr>
+          <w:ilvl w:val="0"/>
+          <w:numId w:val="28"/>
+        </w:numPr>
+      </w:pPr>
+      <w:r>
+        <w:t xml:space="preserve">Handles </w:t>
+      </w:r>
+      <w:proofErr w:type="gramStart"/>
+      <w:r>
+        <w:t>retries</w:t>
+      </w:r>
+      <w:proofErr w:type="gramEnd"/>
+      <w:r>
+        <w:t>,</w:t>
+      </w:r>
+    </w:p>
+    <w:p>
+      <w:pPr>
+        <w:numPr>
+          <w:ilvl w:val="0"/>
+          <w:numId w:val="28"/>
+        </w:numPr>
+      </w:pPr>
+      <w:r>
+        <w:t xml:space="preserve">Caches </w:t>
+      </w:r>
+      <w:proofErr w:type="gramStart"/>
+      <w:r>
+        <w:t>results</w:t>
+      </w:r>
+      <w:proofErr w:type="gramEnd"/>
+      <w:r>
+        <w:t xml:space="preserve"> per query.</w:t>
+      </w:r>
+    </w:p>
+    <w:p>
+      <w:r>
+        <w:pict w14:anchorId="38727681">
+          <v:rect id="_x0000_i1052" style="width:0;height:1.5pt" o:hralign="center" o:hrstd="t" o:hr="t" fillcolor="#a0a0a0" stroked="f"/>
+        </w:pict>
+      </w:r>
+    </w:p>
+    <w:p>
+      <w:pPr>
+        <w:rPr>
+          <w:b/>
+          <w:bCs/>
+        </w:rPr>
+      </w:pPr>
+      <w:r>
+        <w:rPr>
+          <w:b/>
+          <w:bCs/>
+        </w:rPr>
+        <w:t>How this fits your Next.js mobile app</w:t>
+      </w:r>
+    </w:p>
+    <w:p>
+      <w:pPr>
+        <w:numPr>
+          <w:ilvl w:val="0"/>
+          <w:numId w:val="29"/>
+        </w:numPr>
+      </w:pPr>
+      <w:r>
+        <w:rPr>
+          <w:b/>
+          <w:bCs/>
+        </w:rPr>
+        <w:t>Page itself</w:t>
+      </w:r>
+      <w:r>
+        <w:t>: render with SSR/RSC for fast first paint (maybe show featured restaurants or an empty state).</w:t>
+      </w:r>
+    </w:p>
+    <w:p>
+      <w:pPr>
+        <w:numPr>
+          <w:ilvl w:val="0"/>
+          <w:numId w:val="29"/>
+        </w:numPr>
+      </w:pPr>
+      <w:r>
+        <w:rPr>
+          <w:b/>
+          <w:bCs/>
+        </w:rPr>
+        <w:t>Search interaction</w:t>
+      </w:r>
+      <w:r>
+        <w:t>: entirely client-side:</w:t>
+      </w:r>
+    </w:p>
+    <w:p>
+      <w:pPr>
+        <w:numPr>
+          <w:ilvl w:val="1"/>
+          <w:numId w:val="29"/>
+        </w:numPr>
+      </w:pPr>
+      <w:r>
+        <w:t>Debounced input</w:t>
+      </w:r>
+    </w:p>
+    <w:p>
+      <w:pPr>
+        <w:numPr>
+          <w:ilvl w:val="1"/>
+          <w:numId w:val="29"/>
+        </w:numPr>
+      </w:pPr>
+      <w:r>
+        <w:t>Cancellable fetches / or React Query</w:t>
+      </w:r>
+    </w:p>
+    <w:p>
+      <w:pPr>
+        <w:numPr>
+          <w:ilvl w:val="1"/>
+          <w:numId w:val="29"/>
+        </w:numPr>
+      </w:pPr>
+      <w:r>
+        <w:t>Clear loading/error states</w:t>
+      </w:r>
+    </w:p>
+    <w:p>
+      <w:pPr>
+        <w:numPr>
+          <w:ilvl w:val="0"/>
+          <w:numId w:val="29"/>
+        </w:numPr>
+      </w:pPr>
+      <w:r>
+        <w:t>On flaky 4G:</w:t>
+      </w:r>
+    </w:p>
+    <w:p>
+      <w:pPr>
+        <w:numPr>
+          <w:ilvl w:val="1"/>
+          <w:numId w:val="29"/>
+        </w:numPr>
+      </w:pPr>
+      <w:r>
+        <w:t>You don’t spam the server.</w:t>
+      </w:r>
+    </w:p>
+    <w:p>
+      <w:pPr>
+        <w:numPr>
+          <w:ilvl w:val="1"/>
+          <w:numId w:val="29"/>
+        </w:numPr>
+      </w:pPr>
+      <w:r>
+        <w:lastRenderedPageBreak/>
+        <w:t>Older results never override newer ones.</w:t>
+      </w:r>
+    </w:p>
+    <w:p>
+      <w:pPr>
+        <w:numPr>
+          <w:ilvl w:val="1"/>
+          <w:numId w:val="29"/>
+        </w:numPr>
+      </w:pPr>
+      <w:r>
+        <w:t>Users get quick feedback (spinner, “no results”, “check your connection”).</w:t>
+      </w:r>
+    </w:p>
+    <w:p>
+      <w:r>
+        <w:t>If you show me your current search component (or API route), I can refactor it to use this pattern with minimal changes to your existing code.</w:t>
+      </w:r>
+    </w:p>
+    <w:p/>
     <w:sectPr>
       <w:pgSz w:w="11906" w:h="16838"/>
       <w:pgMar w:top="1440" w:right="1440" w:bottom="1440" w:left="1440" w:header="708" w:footer="708" w:gutter="0"/>
@@ -258,6 +2569,155 @@
 <file path=word/numbering.xml><?xml version="1.0" encoding="utf-8"?>
 <w:numbering xmlns:wpc="http://schemas.microsoft.com/office/word/2010/wordprocessingCanvas" xmlns:cx="http://schemas.microsoft.com/office/drawing/2014/chartex" xmlns:cx1="http://schemas.microsoft.com/office/drawing/2015/9/8/chartex" xmlns:cx2="http://schemas.microsoft.com/office/drawing/2015/10/21/chartex" xmlns:cx3="http://schemas.microsoft.com/office/drawing/2016/5/9/chartex" xmlns:cx4="http://schemas.microsoft.com/office/drawing/2016/5/10/chartex" xmlns:cx5="http://schemas.microsoft.com/office/drawing/2016/5/11/chartex" xmlns:cx6="http://schemas.microsoft.com/office/drawing/2016/5/12/chartex" xmlns:cx7="http://schemas.microsoft.com/office/drawing/2016/5/13/chartex" xmlns:cx8="http://schemas.microsoft.com/office/drawing/2016/5/14/chartex" xmlns:mc="http://schemas.openxmlformats.org/markup-compatibility/2006" xmlns:aink="http://schemas.microsoft.com/office/drawing/2016/ink" xmlns:am3d="http://schemas.microsoft.com/office/drawing/2017/model3d" xmlns:o="urn:schemas-microsoft-com:office:office" xmlns:oel="http://schemas.microsoft.com/office/2019/extlst" xmlns:r="http://schemas.openxmlformats.org/officeDocument/2006/relationships" xmlns:m="http://schemas.openxmlformats.org/officeDocument/2006/math" xmlns:v="urn:schemas-microsoft-com:vml" xmlns:wp14="http://schemas.microsoft.com/office/word/2010/wordprocessingDrawing" xmlns:wp="http://schemas.openxmlformats.org/drawingml/2006/wordprocessingDrawing" xmlns:w10="urn:schemas-microsoft-com:office:word" xmlns:w="http://schemas.openxmlformats.org/wordprocessingml/2006/main" xmlns:w14="http://schemas.microsoft.com/office/word/2010/wordml" xmlns:w15="http://schemas.microsoft.com/office/word/2012/wordml" xmlns:w16cex="http://schemas.microsoft.com/office/word/2018/wordml/cex" xmlns:w16cid="http://schemas.microsoft.com/office/word/2016/wordml/cid" xmlns:w16="http://schemas.microsoft.com/office/word/2018/wordml" xmlns:w16du="http://schemas.microsoft.com/office/word/2023/wordml/word16du" xmlns:w16sdtdh="http://schemas.microsoft.com/office/word/2020/wordml/sdtdatahash" xmlns:w16sdtfl="http://schemas.microsoft.com/office/word/2024/wordml/sdtformatlock" xmlns:w16se="http://schemas.microsoft.com/office/word/2015/wordml/symex" xmlns:wpg="http://schemas.microsoft.com/office/word/2010/wordprocessingGroup" xmlns:wpi="http://schemas.microsoft.com/office/word/2010/wordprocessingInk" xmlns:wne="http://schemas.microsoft.com/office/word/2006/wordml" xmlns:wps="http://schemas.microsoft.com/office/word/2010/wordprocessingShape" mc:Ignorable="w14 w15 w16se w16cid w16 w16cex w16sdtdh w16sdtfl w16du wp14">
   <w:abstractNum w:abstractNumId="0" w15:restartNumberingAfterBreak="0">
+    <w:nsid w:val="02E12790"/>
+    <w:multiLevelType w:val="multilevel"/>
+    <w:tmpl w:val="0E02C958"/>
+    <w:lvl w:ilvl="0">
+      <w:start w:val="1"/>
+      <w:numFmt w:val="bullet"/>
+      <w:lvlText w:val=""/>
+      <w:lvlJc w:val="left"/>
+      <w:pPr>
+        <w:tabs>
+          <w:tab w:val="num" w:pos="720"/>
+        </w:tabs>
+        <w:ind w:left="720" w:hanging="360"/>
+      </w:pPr>
+      <w:rPr>
+        <w:rFonts w:ascii="Symbol" w:hAnsi="Symbol" w:hint="default"/>
+        <w:sz w:val="20"/>
+      </w:rPr>
+    </w:lvl>
+    <w:lvl w:ilvl="1" w:tentative="1">
+      <w:start w:val="1"/>
+      <w:numFmt w:val="bullet"/>
+      <w:lvlText w:val="o"/>
+      <w:lvlJc w:val="left"/>
+      <w:pPr>
+        <w:tabs>
+          <w:tab w:val="num" w:pos="1440"/>
+        </w:tabs>
+        <w:ind w:left="1440" w:hanging="360"/>
+      </w:pPr>
+      <w:rPr>
+        <w:rFonts w:ascii="Courier New" w:hAnsi="Courier New" w:hint="default"/>
+        <w:sz w:val="20"/>
+      </w:rPr>
+    </w:lvl>
+    <w:lvl w:ilvl="2" w:tentative="1">
+      <w:start w:val="1"/>
+      <w:numFmt w:val="bullet"/>
+      <w:lvlText w:val=""/>
+      <w:lvlJc w:val="left"/>
+      <w:pPr>
+        <w:tabs>
+          <w:tab w:val="num" w:pos="2160"/>
+        </w:tabs>
+        <w:ind w:left="2160" w:hanging="360"/>
+      </w:pPr>
+      <w:rPr>
+        <w:rFonts w:ascii="Wingdings" w:hAnsi="Wingdings" w:hint="default"/>
+        <w:sz w:val="20"/>
+      </w:rPr>
+    </w:lvl>
+    <w:lvl w:ilvl="3" w:tentative="1">
+      <w:start w:val="1"/>
+      <w:numFmt w:val="bullet"/>
+      <w:lvlText w:val=""/>
+      <w:lvlJc w:val="left"/>
+      <w:pPr>
+        <w:tabs>
+          <w:tab w:val="num" w:pos="2880"/>
+        </w:tabs>
+        <w:ind w:left="2880" w:hanging="360"/>
+      </w:pPr>
+      <w:rPr>
+        <w:rFonts w:ascii="Wingdings" w:hAnsi="Wingdings" w:hint="default"/>
+        <w:sz w:val="20"/>
+      </w:rPr>
+    </w:lvl>
+    <w:lvl w:ilvl="4" w:tentative="1">
+      <w:start w:val="1"/>
+      <w:numFmt w:val="bullet"/>
+      <w:lvlText w:val=""/>
+      <w:lvlJc w:val="left"/>
+      <w:pPr>
+        <w:tabs>
+          <w:tab w:val="num" w:pos="3600"/>
+        </w:tabs>
+        <w:ind w:left="3600" w:hanging="360"/>
+      </w:pPr>
+      <w:rPr>
+        <w:rFonts w:ascii="Wingdings" w:hAnsi="Wingdings" w:hint="default"/>
+        <w:sz w:val="20"/>
+      </w:rPr>
+    </w:lvl>
+    <w:lvl w:ilvl="5" w:tentative="1">
+      <w:start w:val="1"/>
+      <w:numFmt w:val="bullet"/>
+      <w:lvlText w:val=""/>
+      <w:lvlJc w:val="left"/>
+      <w:pPr>
+        <w:tabs>
+          <w:tab w:val="num" w:pos="4320"/>
+        </w:tabs>
+        <w:ind w:left="4320" w:hanging="360"/>
+      </w:pPr>
+      <w:rPr>
+        <w:rFonts w:ascii="Wingdings" w:hAnsi="Wingdings" w:hint="default"/>
+        <w:sz w:val="20"/>
+      </w:rPr>
+    </w:lvl>
+    <w:lvl w:ilvl="6" w:tentative="1">
+      <w:start w:val="1"/>
+      <w:numFmt w:val="bullet"/>
+      <w:lvlText w:val=""/>
+      <w:lvlJc w:val="left"/>
+      <w:pPr>
+        <w:tabs>
+          <w:tab w:val="num" w:pos="5040"/>
+        </w:tabs>
+        <w:ind w:left="5040" w:hanging="360"/>
+      </w:pPr>
+      <w:rPr>
+        <w:rFonts w:ascii="Wingdings" w:hAnsi="Wingdings" w:hint="default"/>
+        <w:sz w:val="20"/>
+      </w:rPr>
+    </w:lvl>
+    <w:lvl w:ilvl="7" w:tentative="1">
+      <w:start w:val="1"/>
+      <w:numFmt w:val="bullet"/>
+      <w:lvlText w:val=""/>
+      <w:lvlJc w:val="left"/>
+      <w:pPr>
+        <w:tabs>
+          <w:tab w:val="num" w:pos="5760"/>
+        </w:tabs>
+        <w:ind w:left="5760" w:hanging="360"/>
+      </w:pPr>
+      <w:rPr>
+        <w:rFonts w:ascii="Wingdings" w:hAnsi="Wingdings" w:hint="default"/>
+        <w:sz w:val="20"/>
+      </w:rPr>
+    </w:lvl>
+    <w:lvl w:ilvl="8" w:tentative="1">
+      <w:start w:val="1"/>
+      <w:numFmt w:val="bullet"/>
+      <w:lvlText w:val=""/>
+      <w:lvlJc w:val="left"/>
+      <w:pPr>
+        <w:tabs>
+          <w:tab w:val="num" w:pos="6480"/>
+        </w:tabs>
+        <w:ind w:left="6480" w:hanging="360"/>
+      </w:pPr>
+      <w:rPr>
+        <w:rFonts w:ascii="Wingdings" w:hAnsi="Wingdings" w:hint="default"/>
+        <w:sz w:val="20"/>
+      </w:rPr>
+    </w:lvl>
+  </w:abstractNum>
+  <w:abstractNum w:abstractNumId="1" w15:restartNumberingAfterBreak="0">
     <w:nsid w:val="04A72B72"/>
     <w:multiLevelType w:val="multilevel"/>
     <w:tmpl w:val="040471CE"/>
@@ -406,7 +2866,567 @@
       </w:rPr>
     </w:lvl>
   </w:abstractNum>
-  <w:abstractNum w:abstractNumId="1" w15:restartNumberingAfterBreak="0">
+  <w:abstractNum w:abstractNumId="2" w15:restartNumberingAfterBreak="0">
+    <w:nsid w:val="06D847D5"/>
+    <w:multiLevelType w:val="multilevel"/>
+    <w:tmpl w:val="DEB0A25A"/>
+    <w:lvl w:ilvl="0">
+      <w:start w:val="1"/>
+      <w:numFmt w:val="bullet"/>
+      <w:lvlText w:val=""/>
+      <w:lvlJc w:val="left"/>
+      <w:pPr>
+        <w:tabs>
+          <w:tab w:val="num" w:pos="720"/>
+        </w:tabs>
+        <w:ind w:left="720" w:hanging="360"/>
+      </w:pPr>
+      <w:rPr>
+        <w:rFonts w:ascii="Symbol" w:hAnsi="Symbol" w:hint="default"/>
+        <w:sz w:val="20"/>
+      </w:rPr>
+    </w:lvl>
+    <w:lvl w:ilvl="1" w:tentative="1">
+      <w:start w:val="1"/>
+      <w:numFmt w:val="bullet"/>
+      <w:lvlText w:val="o"/>
+      <w:lvlJc w:val="left"/>
+      <w:pPr>
+        <w:tabs>
+          <w:tab w:val="num" w:pos="1440"/>
+        </w:tabs>
+        <w:ind w:left="1440" w:hanging="360"/>
+      </w:pPr>
+      <w:rPr>
+        <w:rFonts w:ascii="Courier New" w:hAnsi="Courier New" w:hint="default"/>
+        <w:sz w:val="20"/>
+      </w:rPr>
+    </w:lvl>
+    <w:lvl w:ilvl="2" w:tentative="1">
+      <w:start w:val="1"/>
+      <w:numFmt w:val="bullet"/>
+      <w:lvlText w:val=""/>
+      <w:lvlJc w:val="left"/>
+      <w:pPr>
+        <w:tabs>
+          <w:tab w:val="num" w:pos="2160"/>
+        </w:tabs>
+        <w:ind w:left="2160" w:hanging="360"/>
+      </w:pPr>
+      <w:rPr>
+        <w:rFonts w:ascii="Wingdings" w:hAnsi="Wingdings" w:hint="default"/>
+        <w:sz w:val="20"/>
+      </w:rPr>
+    </w:lvl>
+    <w:lvl w:ilvl="3" w:tentative="1">
+      <w:start w:val="1"/>
+      <w:numFmt w:val="bullet"/>
+      <w:lvlText w:val=""/>
+      <w:lvlJc w:val="left"/>
+      <w:pPr>
+        <w:tabs>
+          <w:tab w:val="num" w:pos="2880"/>
+        </w:tabs>
+        <w:ind w:left="2880" w:hanging="360"/>
+      </w:pPr>
+      <w:rPr>
+        <w:rFonts w:ascii="Wingdings" w:hAnsi="Wingdings" w:hint="default"/>
+        <w:sz w:val="20"/>
+      </w:rPr>
+    </w:lvl>
+    <w:lvl w:ilvl="4" w:tentative="1">
+      <w:start w:val="1"/>
+      <w:numFmt w:val="bullet"/>
+      <w:lvlText w:val=""/>
+      <w:lvlJc w:val="left"/>
+      <w:pPr>
+        <w:tabs>
+          <w:tab w:val="num" w:pos="3600"/>
+        </w:tabs>
+        <w:ind w:left="3600" w:hanging="360"/>
+      </w:pPr>
+      <w:rPr>
+        <w:rFonts w:ascii="Wingdings" w:hAnsi="Wingdings" w:hint="default"/>
+        <w:sz w:val="20"/>
+      </w:rPr>
+    </w:lvl>
+    <w:lvl w:ilvl="5" w:tentative="1">
+      <w:start w:val="1"/>
+      <w:numFmt w:val="bullet"/>
+      <w:lvlText w:val=""/>
+      <w:lvlJc w:val="left"/>
+      <w:pPr>
+        <w:tabs>
+          <w:tab w:val="num" w:pos="4320"/>
+        </w:tabs>
+        <w:ind w:left="4320" w:hanging="360"/>
+      </w:pPr>
+      <w:rPr>
+        <w:rFonts w:ascii="Wingdings" w:hAnsi="Wingdings" w:hint="default"/>
+        <w:sz w:val="20"/>
+      </w:rPr>
+    </w:lvl>
+    <w:lvl w:ilvl="6" w:tentative="1">
+      <w:start w:val="1"/>
+      <w:numFmt w:val="bullet"/>
+      <w:lvlText w:val=""/>
+      <w:lvlJc w:val="left"/>
+      <w:pPr>
+        <w:tabs>
+          <w:tab w:val="num" w:pos="5040"/>
+        </w:tabs>
+        <w:ind w:left="5040" w:hanging="360"/>
+      </w:pPr>
+      <w:rPr>
+        <w:rFonts w:ascii="Wingdings" w:hAnsi="Wingdings" w:hint="default"/>
+        <w:sz w:val="20"/>
+      </w:rPr>
+    </w:lvl>
+    <w:lvl w:ilvl="7" w:tentative="1">
+      <w:start w:val="1"/>
+      <w:numFmt w:val="bullet"/>
+      <w:lvlText w:val=""/>
+      <w:lvlJc w:val="left"/>
+      <w:pPr>
+        <w:tabs>
+          <w:tab w:val="num" w:pos="5760"/>
+        </w:tabs>
+        <w:ind w:left="5760" w:hanging="360"/>
+      </w:pPr>
+      <w:rPr>
+        <w:rFonts w:ascii="Wingdings" w:hAnsi="Wingdings" w:hint="default"/>
+        <w:sz w:val="20"/>
+      </w:rPr>
+    </w:lvl>
+    <w:lvl w:ilvl="8" w:tentative="1">
+      <w:start w:val="1"/>
+      <w:numFmt w:val="bullet"/>
+      <w:lvlText w:val=""/>
+      <w:lvlJc w:val="left"/>
+      <w:pPr>
+        <w:tabs>
+          <w:tab w:val="num" w:pos="6480"/>
+        </w:tabs>
+        <w:ind w:left="6480" w:hanging="360"/>
+      </w:pPr>
+      <w:rPr>
+        <w:rFonts w:ascii="Wingdings" w:hAnsi="Wingdings" w:hint="default"/>
+        <w:sz w:val="20"/>
+      </w:rPr>
+    </w:lvl>
+  </w:abstractNum>
+  <w:abstractNum w:abstractNumId="3" w15:restartNumberingAfterBreak="0">
+    <w:nsid w:val="07916E2C"/>
+    <w:multiLevelType w:val="multilevel"/>
+    <w:tmpl w:val="C2C20B9C"/>
+    <w:lvl w:ilvl="0">
+      <w:start w:val="1"/>
+      <w:numFmt w:val="decimal"/>
+      <w:lvlText w:val="%1."/>
+      <w:lvlJc w:val="left"/>
+      <w:pPr>
+        <w:tabs>
+          <w:tab w:val="num" w:pos="720"/>
+        </w:tabs>
+        <w:ind w:left="720" w:hanging="360"/>
+      </w:pPr>
+    </w:lvl>
+    <w:lvl w:ilvl="1" w:tentative="1">
+      <w:start w:val="1"/>
+      <w:numFmt w:val="decimal"/>
+      <w:lvlText w:val="%2."/>
+      <w:lvlJc w:val="left"/>
+      <w:pPr>
+        <w:tabs>
+          <w:tab w:val="num" w:pos="1440"/>
+        </w:tabs>
+        <w:ind w:left="1440" w:hanging="360"/>
+      </w:pPr>
+    </w:lvl>
+    <w:lvl w:ilvl="2" w:tentative="1">
+      <w:start w:val="1"/>
+      <w:numFmt w:val="decimal"/>
+      <w:lvlText w:val="%3."/>
+      <w:lvlJc w:val="left"/>
+      <w:pPr>
+        <w:tabs>
+          <w:tab w:val="num" w:pos="2160"/>
+        </w:tabs>
+        <w:ind w:left="2160" w:hanging="360"/>
+      </w:pPr>
+    </w:lvl>
+    <w:lvl w:ilvl="3" w:tentative="1">
+      <w:start w:val="1"/>
+      <w:numFmt w:val="decimal"/>
+      <w:lvlText w:val="%4."/>
+      <w:lvlJc w:val="left"/>
+      <w:pPr>
+        <w:tabs>
+          <w:tab w:val="num" w:pos="2880"/>
+        </w:tabs>
+        <w:ind w:left="2880" w:hanging="360"/>
+      </w:pPr>
+    </w:lvl>
+    <w:lvl w:ilvl="4" w:tentative="1">
+      <w:start w:val="1"/>
+      <w:numFmt w:val="decimal"/>
+      <w:lvlText w:val="%5."/>
+      <w:lvlJc w:val="left"/>
+      <w:pPr>
+        <w:tabs>
+          <w:tab w:val="num" w:pos="3600"/>
+        </w:tabs>
+        <w:ind w:left="3600" w:hanging="360"/>
+      </w:pPr>
+    </w:lvl>
+    <w:lvl w:ilvl="5" w:tentative="1">
+      <w:start w:val="1"/>
+      <w:numFmt w:val="decimal"/>
+      <w:lvlText w:val="%6."/>
+      <w:lvlJc w:val="left"/>
+      <w:pPr>
+        <w:tabs>
+          <w:tab w:val="num" w:pos="4320"/>
+        </w:tabs>
+        <w:ind w:left="4320" w:hanging="360"/>
+      </w:pPr>
+    </w:lvl>
+    <w:lvl w:ilvl="6" w:tentative="1">
+      <w:start w:val="1"/>
+      <w:numFmt w:val="decimal"/>
+      <w:lvlText w:val="%7."/>
+      <w:lvlJc w:val="left"/>
+      <w:pPr>
+        <w:tabs>
+          <w:tab w:val="num" w:pos="5040"/>
+        </w:tabs>
+        <w:ind w:left="5040" w:hanging="360"/>
+      </w:pPr>
+    </w:lvl>
+    <w:lvl w:ilvl="7" w:tentative="1">
+      <w:start w:val="1"/>
+      <w:numFmt w:val="decimal"/>
+      <w:lvlText w:val="%8."/>
+      <w:lvlJc w:val="left"/>
+      <w:pPr>
+        <w:tabs>
+          <w:tab w:val="num" w:pos="5760"/>
+        </w:tabs>
+        <w:ind w:left="5760" w:hanging="360"/>
+      </w:pPr>
+    </w:lvl>
+    <w:lvl w:ilvl="8" w:tentative="1">
+      <w:start w:val="1"/>
+      <w:numFmt w:val="decimal"/>
+      <w:lvlText w:val="%9."/>
+      <w:lvlJc w:val="left"/>
+      <w:pPr>
+        <w:tabs>
+          <w:tab w:val="num" w:pos="6480"/>
+        </w:tabs>
+        <w:ind w:left="6480" w:hanging="360"/>
+      </w:pPr>
+    </w:lvl>
+  </w:abstractNum>
+  <w:abstractNum w:abstractNumId="4" w15:restartNumberingAfterBreak="0">
+    <w:nsid w:val="11790D23"/>
+    <w:multiLevelType w:val="multilevel"/>
+    <w:tmpl w:val="3640A3CC"/>
+    <w:lvl w:ilvl="0">
+      <w:start w:val="1"/>
+      <w:numFmt w:val="bullet"/>
+      <w:lvlText w:val=""/>
+      <w:lvlJc w:val="left"/>
+      <w:pPr>
+        <w:tabs>
+          <w:tab w:val="num" w:pos="720"/>
+        </w:tabs>
+        <w:ind w:left="720" w:hanging="360"/>
+      </w:pPr>
+      <w:rPr>
+        <w:rFonts w:ascii="Symbol" w:hAnsi="Symbol" w:hint="default"/>
+        <w:sz w:val="20"/>
+      </w:rPr>
+    </w:lvl>
+    <w:lvl w:ilvl="1" w:tentative="1">
+      <w:start w:val="1"/>
+      <w:numFmt w:val="bullet"/>
+      <w:lvlText w:val="o"/>
+      <w:lvlJc w:val="left"/>
+      <w:pPr>
+        <w:tabs>
+          <w:tab w:val="num" w:pos="1440"/>
+        </w:tabs>
+        <w:ind w:left="1440" w:hanging="360"/>
+      </w:pPr>
+      <w:rPr>
+        <w:rFonts w:ascii="Courier New" w:hAnsi="Courier New" w:hint="default"/>
+        <w:sz w:val="20"/>
+      </w:rPr>
+    </w:lvl>
+    <w:lvl w:ilvl="2" w:tentative="1">
+      <w:start w:val="1"/>
+      <w:numFmt w:val="bullet"/>
+      <w:lvlText w:val=""/>
+      <w:lvlJc w:val="left"/>
+      <w:pPr>
+        <w:tabs>
+          <w:tab w:val="num" w:pos="2160"/>
+        </w:tabs>
+        <w:ind w:left="2160" w:hanging="360"/>
+      </w:pPr>
+      <w:rPr>
+        <w:rFonts w:ascii="Wingdings" w:hAnsi="Wingdings" w:hint="default"/>
+        <w:sz w:val="20"/>
+      </w:rPr>
+    </w:lvl>
+    <w:lvl w:ilvl="3" w:tentative="1">
+      <w:start w:val="1"/>
+      <w:numFmt w:val="bullet"/>
+      <w:lvlText w:val=""/>
+      <w:lvlJc w:val="left"/>
+      <w:pPr>
+        <w:tabs>
+          <w:tab w:val="num" w:pos="2880"/>
+        </w:tabs>
+        <w:ind w:left="2880" w:hanging="360"/>
+      </w:pPr>
+      <w:rPr>
+        <w:rFonts w:ascii="Wingdings" w:hAnsi="Wingdings" w:hint="default"/>
+        <w:sz w:val="20"/>
+      </w:rPr>
+    </w:lvl>
+    <w:lvl w:ilvl="4" w:tentative="1">
+      <w:start w:val="1"/>
+      <w:numFmt w:val="bullet"/>
+      <w:lvlText w:val=""/>
+      <w:lvlJc w:val="left"/>
+      <w:pPr>
+        <w:tabs>
+          <w:tab w:val="num" w:pos="3600"/>
+        </w:tabs>
+        <w:ind w:left="3600" w:hanging="360"/>
+      </w:pPr>
+      <w:rPr>
+        <w:rFonts w:ascii="Wingdings" w:hAnsi="Wingdings" w:hint="default"/>
+        <w:sz w:val="20"/>
+      </w:rPr>
+    </w:lvl>
+    <w:lvl w:ilvl="5" w:tentative="1">
+      <w:start w:val="1"/>
+      <w:numFmt w:val="bullet"/>
+      <w:lvlText w:val=""/>
+      <w:lvlJc w:val="left"/>
+      <w:pPr>
+        <w:tabs>
+          <w:tab w:val="num" w:pos="4320"/>
+        </w:tabs>
+        <w:ind w:left="4320" w:hanging="360"/>
+      </w:pPr>
+      <w:rPr>
+        <w:rFonts w:ascii="Wingdings" w:hAnsi="Wingdings" w:hint="default"/>
+        <w:sz w:val="20"/>
+      </w:rPr>
+    </w:lvl>
+    <w:lvl w:ilvl="6" w:tentative="1">
+      <w:start w:val="1"/>
+      <w:numFmt w:val="bullet"/>
+      <w:lvlText w:val=""/>
+      <w:lvlJc w:val="left"/>
+      <w:pPr>
+        <w:tabs>
+          <w:tab w:val="num" w:pos="5040"/>
+        </w:tabs>
+        <w:ind w:left="5040" w:hanging="360"/>
+      </w:pPr>
+      <w:rPr>
+        <w:rFonts w:ascii="Wingdings" w:hAnsi="Wingdings" w:hint="default"/>
+        <w:sz w:val="20"/>
+      </w:rPr>
+    </w:lvl>
+    <w:lvl w:ilvl="7" w:tentative="1">
+      <w:start w:val="1"/>
+      <w:numFmt w:val="bullet"/>
+      <w:lvlText w:val=""/>
+      <w:lvlJc w:val="left"/>
+      <w:pPr>
+        <w:tabs>
+          <w:tab w:val="num" w:pos="5760"/>
+        </w:tabs>
+        <w:ind w:left="5760" w:hanging="360"/>
+      </w:pPr>
+      <w:rPr>
+        <w:rFonts w:ascii="Wingdings" w:hAnsi="Wingdings" w:hint="default"/>
+        <w:sz w:val="20"/>
+      </w:rPr>
+    </w:lvl>
+    <w:lvl w:ilvl="8" w:tentative="1">
+      <w:start w:val="1"/>
+      <w:numFmt w:val="bullet"/>
+      <w:lvlText w:val=""/>
+      <w:lvlJc w:val="left"/>
+      <w:pPr>
+        <w:tabs>
+          <w:tab w:val="num" w:pos="6480"/>
+        </w:tabs>
+        <w:ind w:left="6480" w:hanging="360"/>
+      </w:pPr>
+      <w:rPr>
+        <w:rFonts w:ascii="Wingdings" w:hAnsi="Wingdings" w:hint="default"/>
+        <w:sz w:val="20"/>
+      </w:rPr>
+    </w:lvl>
+  </w:abstractNum>
+  <w:abstractNum w:abstractNumId="5" w15:restartNumberingAfterBreak="0">
+    <w:nsid w:val="154F3D35"/>
+    <w:multiLevelType w:val="multilevel"/>
+    <w:tmpl w:val="935A51A8"/>
+    <w:lvl w:ilvl="0">
+      <w:start w:val="1"/>
+      <w:numFmt w:val="bullet"/>
+      <w:lvlText w:val=""/>
+      <w:lvlJc w:val="left"/>
+      <w:pPr>
+        <w:tabs>
+          <w:tab w:val="num" w:pos="720"/>
+        </w:tabs>
+        <w:ind w:left="720" w:hanging="360"/>
+      </w:pPr>
+      <w:rPr>
+        <w:rFonts w:ascii="Symbol" w:hAnsi="Symbol" w:hint="default"/>
+        <w:sz w:val="20"/>
+      </w:rPr>
+    </w:lvl>
+    <w:lvl w:ilvl="1">
+      <w:start w:val="1"/>
+      <w:numFmt w:val="bullet"/>
+      <w:lvlText w:val="o"/>
+      <w:lvlJc w:val="left"/>
+      <w:pPr>
+        <w:tabs>
+          <w:tab w:val="num" w:pos="1440"/>
+        </w:tabs>
+        <w:ind w:left="1440" w:hanging="360"/>
+      </w:pPr>
+      <w:rPr>
+        <w:rFonts w:ascii="Courier New" w:hAnsi="Courier New" w:hint="default"/>
+        <w:sz w:val="20"/>
+      </w:rPr>
+    </w:lvl>
+    <w:lvl w:ilvl="2" w:tentative="1">
+      <w:start w:val="1"/>
+      <w:numFmt w:val="bullet"/>
+      <w:lvlText w:val=""/>
+      <w:lvlJc w:val="left"/>
+      <w:pPr>
+        <w:tabs>
+          <w:tab w:val="num" w:pos="2160"/>
+        </w:tabs>
+        <w:ind w:left="2160" w:hanging="360"/>
+      </w:pPr>
+      <w:rPr>
+        <w:rFonts w:ascii="Wingdings" w:hAnsi="Wingdings" w:hint="default"/>
+        <w:sz w:val="20"/>
+      </w:rPr>
+    </w:lvl>
+    <w:lvl w:ilvl="3" w:tentative="1">
+      <w:start w:val="1"/>
+      <w:numFmt w:val="bullet"/>
+      <w:lvlText w:val=""/>
+      <w:lvlJc w:val="left"/>
+      <w:pPr>
+        <w:tabs>
+          <w:tab w:val="num" w:pos="2880"/>
+        </w:tabs>
+        <w:ind w:left="2880" w:hanging="360"/>
+      </w:pPr>
+      <w:rPr>
+        <w:rFonts w:ascii="Wingdings" w:hAnsi="Wingdings" w:hint="default"/>
+        <w:sz w:val="20"/>
+      </w:rPr>
+    </w:lvl>
+    <w:lvl w:ilvl="4" w:tentative="1">
+      <w:start w:val="1"/>
+      <w:numFmt w:val="bullet"/>
+      <w:lvlText w:val=""/>
+      <w:lvlJc w:val="left"/>
+      <w:pPr>
+        <w:tabs>
+          <w:tab w:val="num" w:pos="3600"/>
+        </w:tabs>
+        <w:ind w:left="3600" w:hanging="360"/>
+      </w:pPr>
+      <w:rPr>
+        <w:rFonts w:ascii="Wingdings" w:hAnsi="Wingdings" w:hint="default"/>
+        <w:sz w:val="20"/>
+      </w:rPr>
+    </w:lvl>
+    <w:lvl w:ilvl="5" w:tentative="1">
+      <w:start w:val="1"/>
+      <w:numFmt w:val="bullet"/>
+      <w:lvlText w:val=""/>
+      <w:lvlJc w:val="left"/>
+      <w:pPr>
+        <w:tabs>
+          <w:tab w:val="num" w:pos="4320"/>
+        </w:tabs>
+        <w:ind w:left="4320" w:hanging="360"/>
+      </w:pPr>
+      <w:rPr>
+        <w:rFonts w:ascii="Wingdings" w:hAnsi="Wingdings" w:hint="default"/>
+        <w:sz w:val="20"/>
+      </w:rPr>
+    </w:lvl>
+    <w:lvl w:ilvl="6" w:tentative="1">
+      <w:start w:val="1"/>
+      <w:numFmt w:val="bullet"/>
+      <w:lvlText w:val=""/>
+      <w:lvlJc w:val="left"/>
+      <w:pPr>
+        <w:tabs>
+          <w:tab w:val="num" w:pos="5040"/>
+        </w:tabs>
+        <w:ind w:left="5040" w:hanging="360"/>
+      </w:pPr>
+      <w:rPr>
+        <w:rFonts w:ascii="Wingdings" w:hAnsi="Wingdings" w:hint="default"/>
+        <w:sz w:val="20"/>
+      </w:rPr>
+    </w:lvl>
+    <w:lvl w:ilvl="7" w:tentative="1">
+      <w:start w:val="1"/>
+      <w:numFmt w:val="bullet"/>
+      <w:lvlText w:val=""/>
+      <w:lvlJc w:val="left"/>
+      <w:pPr>
+        <w:tabs>
+          <w:tab w:val="num" w:pos="5760"/>
+        </w:tabs>
+        <w:ind w:left="5760" w:hanging="360"/>
+      </w:pPr>
+      <w:rPr>
+        <w:rFonts w:ascii="Wingdings" w:hAnsi="Wingdings" w:hint="default"/>
+        <w:sz w:val="20"/>
+      </w:rPr>
+    </w:lvl>
+    <w:lvl w:ilvl="8" w:tentative="1">
+      <w:start w:val="1"/>
+      <w:numFmt w:val="bullet"/>
+      <w:lvlText w:val=""/>
+      <w:lvlJc w:val="left"/>
+      <w:pPr>
+        <w:tabs>
+          <w:tab w:val="num" w:pos="6480"/>
+        </w:tabs>
+        <w:ind w:left="6480" w:hanging="360"/>
+      </w:pPr>
+      <w:rPr>
+        <w:rFonts w:ascii="Wingdings" w:hAnsi="Wingdings" w:hint="default"/>
+        <w:sz w:val="20"/>
+      </w:rPr>
+    </w:lvl>
+  </w:abstractNum>
+  <w:abstractNum w:abstractNumId="6" w15:restartNumberingAfterBreak="0">
     <w:nsid w:val="19532CB8"/>
     <w:multiLevelType w:val="multilevel"/>
     <w:tmpl w:val="A0D0C7F0"/>
@@ -555,7 +3575,603 @@
       </w:rPr>
     </w:lvl>
   </w:abstractNum>
-  <w:abstractNum w:abstractNumId="2" w15:restartNumberingAfterBreak="0">
+  <w:abstractNum w:abstractNumId="7" w15:restartNumberingAfterBreak="0">
+    <w:nsid w:val="1B721A9A"/>
+    <w:multiLevelType w:val="multilevel"/>
+    <w:tmpl w:val="92845984"/>
+    <w:lvl w:ilvl="0">
+      <w:start w:val="1"/>
+      <w:numFmt w:val="bullet"/>
+      <w:lvlText w:val=""/>
+      <w:lvlJc w:val="left"/>
+      <w:pPr>
+        <w:tabs>
+          <w:tab w:val="num" w:pos="720"/>
+        </w:tabs>
+        <w:ind w:left="720" w:hanging="360"/>
+      </w:pPr>
+      <w:rPr>
+        <w:rFonts w:ascii="Symbol" w:hAnsi="Symbol" w:hint="default"/>
+        <w:sz w:val="20"/>
+      </w:rPr>
+    </w:lvl>
+    <w:lvl w:ilvl="1" w:tentative="1">
+      <w:start w:val="1"/>
+      <w:numFmt w:val="bullet"/>
+      <w:lvlText w:val="o"/>
+      <w:lvlJc w:val="left"/>
+      <w:pPr>
+        <w:tabs>
+          <w:tab w:val="num" w:pos="1440"/>
+        </w:tabs>
+        <w:ind w:left="1440" w:hanging="360"/>
+      </w:pPr>
+      <w:rPr>
+        <w:rFonts w:ascii="Courier New" w:hAnsi="Courier New" w:hint="default"/>
+        <w:sz w:val="20"/>
+      </w:rPr>
+    </w:lvl>
+    <w:lvl w:ilvl="2" w:tentative="1">
+      <w:start w:val="1"/>
+      <w:numFmt w:val="bullet"/>
+      <w:lvlText w:val=""/>
+      <w:lvlJc w:val="left"/>
+      <w:pPr>
+        <w:tabs>
+          <w:tab w:val="num" w:pos="2160"/>
+        </w:tabs>
+        <w:ind w:left="2160" w:hanging="360"/>
+      </w:pPr>
+      <w:rPr>
+        <w:rFonts w:ascii="Wingdings" w:hAnsi="Wingdings" w:hint="default"/>
+        <w:sz w:val="20"/>
+      </w:rPr>
+    </w:lvl>
+    <w:lvl w:ilvl="3" w:tentative="1">
+      <w:start w:val="1"/>
+      <w:numFmt w:val="bullet"/>
+      <w:lvlText w:val=""/>
+      <w:lvlJc w:val="left"/>
+      <w:pPr>
+        <w:tabs>
+          <w:tab w:val="num" w:pos="2880"/>
+        </w:tabs>
+        <w:ind w:left="2880" w:hanging="360"/>
+      </w:pPr>
+      <w:rPr>
+        <w:rFonts w:ascii="Wingdings" w:hAnsi="Wingdings" w:hint="default"/>
+        <w:sz w:val="20"/>
+      </w:rPr>
+    </w:lvl>
+    <w:lvl w:ilvl="4" w:tentative="1">
+      <w:start w:val="1"/>
+      <w:numFmt w:val="bullet"/>
+      <w:lvlText w:val=""/>
+      <w:lvlJc w:val="left"/>
+      <w:pPr>
+        <w:tabs>
+          <w:tab w:val="num" w:pos="3600"/>
+        </w:tabs>
+        <w:ind w:left="3600" w:hanging="360"/>
+      </w:pPr>
+      <w:rPr>
+        <w:rFonts w:ascii="Wingdings" w:hAnsi="Wingdings" w:hint="default"/>
+        <w:sz w:val="20"/>
+      </w:rPr>
+    </w:lvl>
+    <w:lvl w:ilvl="5" w:tentative="1">
+      <w:start w:val="1"/>
+      <w:numFmt w:val="bullet"/>
+      <w:lvlText w:val=""/>
+      <w:lvlJc w:val="left"/>
+      <w:pPr>
+        <w:tabs>
+          <w:tab w:val="num" w:pos="4320"/>
+        </w:tabs>
+        <w:ind w:left="4320" w:hanging="360"/>
+      </w:pPr>
+      <w:rPr>
+        <w:rFonts w:ascii="Wingdings" w:hAnsi="Wingdings" w:hint="default"/>
+        <w:sz w:val="20"/>
+      </w:rPr>
+    </w:lvl>
+    <w:lvl w:ilvl="6" w:tentative="1">
+      <w:start w:val="1"/>
+      <w:numFmt w:val="bullet"/>
+      <w:lvlText w:val=""/>
+      <w:lvlJc w:val="left"/>
+      <w:pPr>
+        <w:tabs>
+          <w:tab w:val="num" w:pos="5040"/>
+        </w:tabs>
+        <w:ind w:left="5040" w:hanging="360"/>
+      </w:pPr>
+      <w:rPr>
+        <w:rFonts w:ascii="Wingdings" w:hAnsi="Wingdings" w:hint="default"/>
+        <w:sz w:val="20"/>
+      </w:rPr>
+    </w:lvl>
+    <w:lvl w:ilvl="7" w:tentative="1">
+      <w:start w:val="1"/>
+      <w:numFmt w:val="bullet"/>
+      <w:lvlText w:val=""/>
+      <w:lvlJc w:val="left"/>
+      <w:pPr>
+        <w:tabs>
+          <w:tab w:val="num" w:pos="5760"/>
+        </w:tabs>
+        <w:ind w:left="5760" w:hanging="360"/>
+      </w:pPr>
+      <w:rPr>
+        <w:rFonts w:ascii="Wingdings" w:hAnsi="Wingdings" w:hint="default"/>
+        <w:sz w:val="20"/>
+      </w:rPr>
+    </w:lvl>
+    <w:lvl w:ilvl="8" w:tentative="1">
+      <w:start w:val="1"/>
+      <w:numFmt w:val="bullet"/>
+      <w:lvlText w:val=""/>
+      <w:lvlJc w:val="left"/>
+      <w:pPr>
+        <w:tabs>
+          <w:tab w:val="num" w:pos="6480"/>
+        </w:tabs>
+        <w:ind w:left="6480" w:hanging="360"/>
+      </w:pPr>
+      <w:rPr>
+        <w:rFonts w:ascii="Wingdings" w:hAnsi="Wingdings" w:hint="default"/>
+        <w:sz w:val="20"/>
+      </w:rPr>
+    </w:lvl>
+  </w:abstractNum>
+  <w:abstractNum w:abstractNumId="8" w15:restartNumberingAfterBreak="0">
+    <w:nsid w:val="1C227BF7"/>
+    <w:multiLevelType w:val="multilevel"/>
+    <w:tmpl w:val="1A8238C2"/>
+    <w:lvl w:ilvl="0">
+      <w:start w:val="1"/>
+      <w:numFmt w:val="bullet"/>
+      <w:lvlText w:val=""/>
+      <w:lvlJc w:val="left"/>
+      <w:pPr>
+        <w:tabs>
+          <w:tab w:val="num" w:pos="720"/>
+        </w:tabs>
+        <w:ind w:left="720" w:hanging="360"/>
+      </w:pPr>
+      <w:rPr>
+        <w:rFonts w:ascii="Symbol" w:hAnsi="Symbol" w:hint="default"/>
+        <w:sz w:val="20"/>
+      </w:rPr>
+    </w:lvl>
+    <w:lvl w:ilvl="1" w:tentative="1">
+      <w:start w:val="1"/>
+      <w:numFmt w:val="bullet"/>
+      <w:lvlText w:val="o"/>
+      <w:lvlJc w:val="left"/>
+      <w:pPr>
+        <w:tabs>
+          <w:tab w:val="num" w:pos="1440"/>
+        </w:tabs>
+        <w:ind w:left="1440" w:hanging="360"/>
+      </w:pPr>
+      <w:rPr>
+        <w:rFonts w:ascii="Courier New" w:hAnsi="Courier New" w:hint="default"/>
+        <w:sz w:val="20"/>
+      </w:rPr>
+    </w:lvl>
+    <w:lvl w:ilvl="2" w:tentative="1">
+      <w:start w:val="1"/>
+      <w:numFmt w:val="bullet"/>
+      <w:lvlText w:val=""/>
+      <w:lvlJc w:val="left"/>
+      <w:pPr>
+        <w:tabs>
+          <w:tab w:val="num" w:pos="2160"/>
+        </w:tabs>
+        <w:ind w:left="2160" w:hanging="360"/>
+      </w:pPr>
+      <w:rPr>
+        <w:rFonts w:ascii="Wingdings" w:hAnsi="Wingdings" w:hint="default"/>
+        <w:sz w:val="20"/>
+      </w:rPr>
+    </w:lvl>
+    <w:lvl w:ilvl="3" w:tentative="1">
+      <w:start w:val="1"/>
+      <w:numFmt w:val="bullet"/>
+      <w:lvlText w:val=""/>
+      <w:lvlJc w:val="left"/>
+      <w:pPr>
+        <w:tabs>
+          <w:tab w:val="num" w:pos="2880"/>
+        </w:tabs>
+        <w:ind w:left="2880" w:hanging="360"/>
+      </w:pPr>
+      <w:rPr>
+        <w:rFonts w:ascii="Wingdings" w:hAnsi="Wingdings" w:hint="default"/>
+        <w:sz w:val="20"/>
+      </w:rPr>
+    </w:lvl>
+    <w:lvl w:ilvl="4" w:tentative="1">
+      <w:start w:val="1"/>
+      <w:numFmt w:val="bullet"/>
+      <w:lvlText w:val=""/>
+      <w:lvlJc w:val="left"/>
+      <w:pPr>
+        <w:tabs>
+          <w:tab w:val="num" w:pos="3600"/>
+        </w:tabs>
+        <w:ind w:left="3600" w:hanging="360"/>
+      </w:pPr>
+      <w:rPr>
+        <w:rFonts w:ascii="Wingdings" w:hAnsi="Wingdings" w:hint="default"/>
+        <w:sz w:val="20"/>
+      </w:rPr>
+    </w:lvl>
+    <w:lvl w:ilvl="5" w:tentative="1">
+      <w:start w:val="1"/>
+      <w:numFmt w:val="bullet"/>
+      <w:lvlText w:val=""/>
+      <w:lvlJc w:val="left"/>
+      <w:pPr>
+        <w:tabs>
+          <w:tab w:val="num" w:pos="4320"/>
+        </w:tabs>
+        <w:ind w:left="4320" w:hanging="360"/>
+      </w:pPr>
+      <w:rPr>
+        <w:rFonts w:ascii="Wingdings" w:hAnsi="Wingdings" w:hint="default"/>
+        <w:sz w:val="20"/>
+      </w:rPr>
+    </w:lvl>
+    <w:lvl w:ilvl="6" w:tentative="1">
+      <w:start w:val="1"/>
+      <w:numFmt w:val="bullet"/>
+      <w:lvlText w:val=""/>
+      <w:lvlJc w:val="left"/>
+      <w:pPr>
+        <w:tabs>
+          <w:tab w:val="num" w:pos="5040"/>
+        </w:tabs>
+        <w:ind w:left="5040" w:hanging="360"/>
+      </w:pPr>
+      <w:rPr>
+        <w:rFonts w:ascii="Wingdings" w:hAnsi="Wingdings" w:hint="default"/>
+        <w:sz w:val="20"/>
+      </w:rPr>
+    </w:lvl>
+    <w:lvl w:ilvl="7" w:tentative="1">
+      <w:start w:val="1"/>
+      <w:numFmt w:val="bullet"/>
+      <w:lvlText w:val=""/>
+      <w:lvlJc w:val="left"/>
+      <w:pPr>
+        <w:tabs>
+          <w:tab w:val="num" w:pos="5760"/>
+        </w:tabs>
+        <w:ind w:left="5760" w:hanging="360"/>
+      </w:pPr>
+      <w:rPr>
+        <w:rFonts w:ascii="Wingdings" w:hAnsi="Wingdings" w:hint="default"/>
+        <w:sz w:val="20"/>
+      </w:rPr>
+    </w:lvl>
+    <w:lvl w:ilvl="8" w:tentative="1">
+      <w:start w:val="1"/>
+      <w:numFmt w:val="bullet"/>
+      <w:lvlText w:val=""/>
+      <w:lvlJc w:val="left"/>
+      <w:pPr>
+        <w:tabs>
+          <w:tab w:val="num" w:pos="6480"/>
+        </w:tabs>
+        <w:ind w:left="6480" w:hanging="360"/>
+      </w:pPr>
+      <w:rPr>
+        <w:rFonts w:ascii="Wingdings" w:hAnsi="Wingdings" w:hint="default"/>
+        <w:sz w:val="20"/>
+      </w:rPr>
+    </w:lvl>
+  </w:abstractNum>
+  <w:abstractNum w:abstractNumId="9" w15:restartNumberingAfterBreak="0">
+    <w:nsid w:val="212E1AF0"/>
+    <w:multiLevelType w:val="multilevel"/>
+    <w:tmpl w:val="420299F6"/>
+    <w:lvl w:ilvl="0">
+      <w:start w:val="1"/>
+      <w:numFmt w:val="bullet"/>
+      <w:lvlText w:val=""/>
+      <w:lvlJc w:val="left"/>
+      <w:pPr>
+        <w:tabs>
+          <w:tab w:val="num" w:pos="720"/>
+        </w:tabs>
+        <w:ind w:left="720" w:hanging="360"/>
+      </w:pPr>
+      <w:rPr>
+        <w:rFonts w:ascii="Symbol" w:hAnsi="Symbol" w:hint="default"/>
+        <w:sz w:val="20"/>
+      </w:rPr>
+    </w:lvl>
+    <w:lvl w:ilvl="1" w:tentative="1">
+      <w:start w:val="1"/>
+      <w:numFmt w:val="bullet"/>
+      <w:lvlText w:val="o"/>
+      <w:lvlJc w:val="left"/>
+      <w:pPr>
+        <w:tabs>
+          <w:tab w:val="num" w:pos="1440"/>
+        </w:tabs>
+        <w:ind w:left="1440" w:hanging="360"/>
+      </w:pPr>
+      <w:rPr>
+        <w:rFonts w:ascii="Courier New" w:hAnsi="Courier New" w:hint="default"/>
+        <w:sz w:val="20"/>
+      </w:rPr>
+    </w:lvl>
+    <w:lvl w:ilvl="2" w:tentative="1">
+      <w:start w:val="1"/>
+      <w:numFmt w:val="bullet"/>
+      <w:lvlText w:val=""/>
+      <w:lvlJc w:val="left"/>
+      <w:pPr>
+        <w:tabs>
+          <w:tab w:val="num" w:pos="2160"/>
+        </w:tabs>
+        <w:ind w:left="2160" w:hanging="360"/>
+      </w:pPr>
+      <w:rPr>
+        <w:rFonts w:ascii="Wingdings" w:hAnsi="Wingdings" w:hint="default"/>
+        <w:sz w:val="20"/>
+      </w:rPr>
+    </w:lvl>
+    <w:lvl w:ilvl="3" w:tentative="1">
+      <w:start w:val="1"/>
+      <w:numFmt w:val="bullet"/>
+      <w:lvlText w:val=""/>
+      <w:lvlJc w:val="left"/>
+      <w:pPr>
+        <w:tabs>
+          <w:tab w:val="num" w:pos="2880"/>
+        </w:tabs>
+        <w:ind w:left="2880" w:hanging="360"/>
+      </w:pPr>
+      <w:rPr>
+        <w:rFonts w:ascii="Wingdings" w:hAnsi="Wingdings" w:hint="default"/>
+        <w:sz w:val="20"/>
+      </w:rPr>
+    </w:lvl>
+    <w:lvl w:ilvl="4" w:tentative="1">
+      <w:start w:val="1"/>
+      <w:numFmt w:val="bullet"/>
+      <w:lvlText w:val=""/>
+      <w:lvlJc w:val="left"/>
+      <w:pPr>
+        <w:tabs>
+          <w:tab w:val="num" w:pos="3600"/>
+        </w:tabs>
+        <w:ind w:left="3600" w:hanging="360"/>
+      </w:pPr>
+      <w:rPr>
+        <w:rFonts w:ascii="Wingdings" w:hAnsi="Wingdings" w:hint="default"/>
+        <w:sz w:val="20"/>
+      </w:rPr>
+    </w:lvl>
+    <w:lvl w:ilvl="5" w:tentative="1">
+      <w:start w:val="1"/>
+      <w:numFmt w:val="bullet"/>
+      <w:lvlText w:val=""/>
+      <w:lvlJc w:val="left"/>
+      <w:pPr>
+        <w:tabs>
+          <w:tab w:val="num" w:pos="4320"/>
+        </w:tabs>
+        <w:ind w:left="4320" w:hanging="360"/>
+      </w:pPr>
+      <w:rPr>
+        <w:rFonts w:ascii="Wingdings" w:hAnsi="Wingdings" w:hint="default"/>
+        <w:sz w:val="20"/>
+      </w:rPr>
+    </w:lvl>
+    <w:lvl w:ilvl="6" w:tentative="1">
+      <w:start w:val="1"/>
+      <w:numFmt w:val="bullet"/>
+      <w:lvlText w:val=""/>
+      <w:lvlJc w:val="left"/>
+      <w:pPr>
+        <w:tabs>
+          <w:tab w:val="num" w:pos="5040"/>
+        </w:tabs>
+        <w:ind w:left="5040" w:hanging="360"/>
+      </w:pPr>
+      <w:rPr>
+        <w:rFonts w:ascii="Wingdings" w:hAnsi="Wingdings" w:hint="default"/>
+        <w:sz w:val="20"/>
+      </w:rPr>
+    </w:lvl>
+    <w:lvl w:ilvl="7" w:tentative="1">
+      <w:start w:val="1"/>
+      <w:numFmt w:val="bullet"/>
+      <w:lvlText w:val=""/>
+      <w:lvlJc w:val="left"/>
+      <w:pPr>
+        <w:tabs>
+          <w:tab w:val="num" w:pos="5760"/>
+        </w:tabs>
+        <w:ind w:left="5760" w:hanging="360"/>
+      </w:pPr>
+      <w:rPr>
+        <w:rFonts w:ascii="Wingdings" w:hAnsi="Wingdings" w:hint="default"/>
+        <w:sz w:val="20"/>
+      </w:rPr>
+    </w:lvl>
+    <w:lvl w:ilvl="8" w:tentative="1">
+      <w:start w:val="1"/>
+      <w:numFmt w:val="bullet"/>
+      <w:lvlText w:val=""/>
+      <w:lvlJc w:val="left"/>
+      <w:pPr>
+        <w:tabs>
+          <w:tab w:val="num" w:pos="6480"/>
+        </w:tabs>
+        <w:ind w:left="6480" w:hanging="360"/>
+      </w:pPr>
+      <w:rPr>
+        <w:rFonts w:ascii="Wingdings" w:hAnsi="Wingdings" w:hint="default"/>
+        <w:sz w:val="20"/>
+      </w:rPr>
+    </w:lvl>
+  </w:abstractNum>
+  <w:abstractNum w:abstractNumId="10" w15:restartNumberingAfterBreak="0">
+    <w:nsid w:val="2BCD1CF8"/>
+    <w:multiLevelType w:val="multilevel"/>
+    <w:tmpl w:val="08E69BBA"/>
+    <w:lvl w:ilvl="0">
+      <w:start w:val="1"/>
+      <w:numFmt w:val="bullet"/>
+      <w:lvlText w:val=""/>
+      <w:lvlJc w:val="left"/>
+      <w:pPr>
+        <w:tabs>
+          <w:tab w:val="num" w:pos="720"/>
+        </w:tabs>
+        <w:ind w:left="720" w:hanging="360"/>
+      </w:pPr>
+      <w:rPr>
+        <w:rFonts w:ascii="Symbol" w:hAnsi="Symbol" w:hint="default"/>
+        <w:sz w:val="20"/>
+      </w:rPr>
+    </w:lvl>
+    <w:lvl w:ilvl="1" w:tentative="1">
+      <w:start w:val="1"/>
+      <w:numFmt w:val="bullet"/>
+      <w:lvlText w:val="o"/>
+      <w:lvlJc w:val="left"/>
+      <w:pPr>
+        <w:tabs>
+          <w:tab w:val="num" w:pos="1440"/>
+        </w:tabs>
+        <w:ind w:left="1440" w:hanging="360"/>
+      </w:pPr>
+      <w:rPr>
+        <w:rFonts w:ascii="Courier New" w:hAnsi="Courier New" w:hint="default"/>
+        <w:sz w:val="20"/>
+      </w:rPr>
+    </w:lvl>
+    <w:lvl w:ilvl="2" w:tentative="1">
+      <w:start w:val="1"/>
+      <w:numFmt w:val="bullet"/>
+      <w:lvlText w:val=""/>
+      <w:lvlJc w:val="left"/>
+      <w:pPr>
+        <w:tabs>
+          <w:tab w:val="num" w:pos="2160"/>
+        </w:tabs>
+        <w:ind w:left="2160" w:hanging="360"/>
+      </w:pPr>
+      <w:rPr>
+        <w:rFonts w:ascii="Wingdings" w:hAnsi="Wingdings" w:hint="default"/>
+        <w:sz w:val="20"/>
+      </w:rPr>
+    </w:lvl>
+    <w:lvl w:ilvl="3" w:tentative="1">
+      <w:start w:val="1"/>
+      <w:numFmt w:val="bullet"/>
+      <w:lvlText w:val=""/>
+      <w:lvlJc w:val="left"/>
+      <w:pPr>
+        <w:tabs>
+          <w:tab w:val="num" w:pos="2880"/>
+        </w:tabs>
+        <w:ind w:left="2880" w:hanging="360"/>
+      </w:pPr>
+      <w:rPr>
+        <w:rFonts w:ascii="Wingdings" w:hAnsi="Wingdings" w:hint="default"/>
+        <w:sz w:val="20"/>
+      </w:rPr>
+    </w:lvl>
+    <w:lvl w:ilvl="4" w:tentative="1">
+      <w:start w:val="1"/>
+      <w:numFmt w:val="bullet"/>
+      <w:lvlText w:val=""/>
+      <w:lvlJc w:val="left"/>
+      <w:pPr>
+        <w:tabs>
+          <w:tab w:val="num" w:pos="3600"/>
+        </w:tabs>
+        <w:ind w:left="3600" w:hanging="360"/>
+      </w:pPr>
+      <w:rPr>
+        <w:rFonts w:ascii="Wingdings" w:hAnsi="Wingdings" w:hint="default"/>
+        <w:sz w:val="20"/>
+      </w:rPr>
+    </w:lvl>
+    <w:lvl w:ilvl="5" w:tentative="1">
+      <w:start w:val="1"/>
+      <w:numFmt w:val="bullet"/>
+      <w:lvlText w:val=""/>
+      <w:lvlJc w:val="left"/>
+      <w:pPr>
+        <w:tabs>
+          <w:tab w:val="num" w:pos="4320"/>
+        </w:tabs>
+        <w:ind w:left="4320" w:hanging="360"/>
+      </w:pPr>
+      <w:rPr>
+        <w:rFonts w:ascii="Wingdings" w:hAnsi="Wingdings" w:hint="default"/>
+        <w:sz w:val="20"/>
+      </w:rPr>
+    </w:lvl>
+    <w:lvl w:ilvl="6" w:tentative="1">
+      <w:start w:val="1"/>
+      <w:numFmt w:val="bullet"/>
+      <w:lvlText w:val=""/>
+      <w:lvlJc w:val="left"/>
+      <w:pPr>
+        <w:tabs>
+          <w:tab w:val="num" w:pos="5040"/>
+        </w:tabs>
+        <w:ind w:left="5040" w:hanging="360"/>
+      </w:pPr>
+      <w:rPr>
+        <w:rFonts w:ascii="Wingdings" w:hAnsi="Wingdings" w:hint="default"/>
+        <w:sz w:val="20"/>
+      </w:rPr>
+    </w:lvl>
+    <w:lvl w:ilvl="7" w:tentative="1">
+      <w:start w:val="1"/>
+      <w:numFmt w:val="bullet"/>
+      <w:lvlText w:val=""/>
+      <w:lvlJc w:val="left"/>
+      <w:pPr>
+        <w:tabs>
+          <w:tab w:val="num" w:pos="5760"/>
+        </w:tabs>
+        <w:ind w:left="5760" w:hanging="360"/>
+      </w:pPr>
+      <w:rPr>
+        <w:rFonts w:ascii="Wingdings" w:hAnsi="Wingdings" w:hint="default"/>
+        <w:sz w:val="20"/>
+      </w:rPr>
+    </w:lvl>
+    <w:lvl w:ilvl="8" w:tentative="1">
+      <w:start w:val="1"/>
+      <w:numFmt w:val="bullet"/>
+      <w:lvlText w:val=""/>
+      <w:lvlJc w:val="left"/>
+      <w:pPr>
+        <w:tabs>
+          <w:tab w:val="num" w:pos="6480"/>
+        </w:tabs>
+        <w:ind w:left="6480" w:hanging="360"/>
+      </w:pPr>
+      <w:rPr>
+        <w:rFonts w:ascii="Wingdings" w:hAnsi="Wingdings" w:hint="default"/>
+        <w:sz w:val="20"/>
+      </w:rPr>
+    </w:lvl>
+  </w:abstractNum>
+  <w:abstractNum w:abstractNumId="11" w15:restartNumberingAfterBreak="0">
     <w:nsid w:val="2D9730BA"/>
     <w:multiLevelType w:val="multilevel"/>
     <w:tmpl w:val="1A8A875A"/>
@@ -704,7 +4320,7 @@
       </w:rPr>
     </w:lvl>
   </w:abstractNum>
-  <w:abstractNum w:abstractNumId="3" w15:restartNumberingAfterBreak="0">
+  <w:abstractNum w:abstractNumId="12" w15:restartNumberingAfterBreak="0">
     <w:nsid w:val="31496D64"/>
     <w:multiLevelType w:val="multilevel"/>
     <w:tmpl w:val="CEEA9FE2"/>
@@ -853,7 +4469,305 @@
       </w:rPr>
     </w:lvl>
   </w:abstractNum>
-  <w:abstractNum w:abstractNumId="4" w15:restartNumberingAfterBreak="0">
+  <w:abstractNum w:abstractNumId="13" w15:restartNumberingAfterBreak="0">
+    <w:nsid w:val="315E1DD0"/>
+    <w:multiLevelType w:val="multilevel"/>
+    <w:tmpl w:val="F4B6869C"/>
+    <w:lvl w:ilvl="0">
+      <w:start w:val="1"/>
+      <w:numFmt w:val="bullet"/>
+      <w:lvlText w:val=""/>
+      <w:lvlJc w:val="left"/>
+      <w:pPr>
+        <w:tabs>
+          <w:tab w:val="num" w:pos="720"/>
+        </w:tabs>
+        <w:ind w:left="720" w:hanging="360"/>
+      </w:pPr>
+      <w:rPr>
+        <w:rFonts w:ascii="Symbol" w:hAnsi="Symbol" w:hint="default"/>
+        <w:sz w:val="20"/>
+      </w:rPr>
+    </w:lvl>
+    <w:lvl w:ilvl="1" w:tentative="1">
+      <w:start w:val="1"/>
+      <w:numFmt w:val="bullet"/>
+      <w:lvlText w:val="o"/>
+      <w:lvlJc w:val="left"/>
+      <w:pPr>
+        <w:tabs>
+          <w:tab w:val="num" w:pos="1440"/>
+        </w:tabs>
+        <w:ind w:left="1440" w:hanging="360"/>
+      </w:pPr>
+      <w:rPr>
+        <w:rFonts w:ascii="Courier New" w:hAnsi="Courier New" w:hint="default"/>
+        <w:sz w:val="20"/>
+      </w:rPr>
+    </w:lvl>
+    <w:lvl w:ilvl="2" w:tentative="1">
+      <w:start w:val="1"/>
+      <w:numFmt w:val="bullet"/>
+      <w:lvlText w:val=""/>
+      <w:lvlJc w:val="left"/>
+      <w:pPr>
+        <w:tabs>
+          <w:tab w:val="num" w:pos="2160"/>
+        </w:tabs>
+        <w:ind w:left="2160" w:hanging="360"/>
+      </w:pPr>
+      <w:rPr>
+        <w:rFonts w:ascii="Wingdings" w:hAnsi="Wingdings" w:hint="default"/>
+        <w:sz w:val="20"/>
+      </w:rPr>
+    </w:lvl>
+    <w:lvl w:ilvl="3" w:tentative="1">
+      <w:start w:val="1"/>
+      <w:numFmt w:val="bullet"/>
+      <w:lvlText w:val=""/>
+      <w:lvlJc w:val="left"/>
+      <w:pPr>
+        <w:tabs>
+          <w:tab w:val="num" w:pos="2880"/>
+        </w:tabs>
+        <w:ind w:left="2880" w:hanging="360"/>
+      </w:pPr>
+      <w:rPr>
+        <w:rFonts w:ascii="Wingdings" w:hAnsi="Wingdings" w:hint="default"/>
+        <w:sz w:val="20"/>
+      </w:rPr>
+    </w:lvl>
+    <w:lvl w:ilvl="4" w:tentative="1">
+      <w:start w:val="1"/>
+      <w:numFmt w:val="bullet"/>
+      <w:lvlText w:val=""/>
+      <w:lvlJc w:val="left"/>
+      <w:pPr>
+        <w:tabs>
+          <w:tab w:val="num" w:pos="3600"/>
+        </w:tabs>
+        <w:ind w:left="3600" w:hanging="360"/>
+      </w:pPr>
+      <w:rPr>
+        <w:rFonts w:ascii="Wingdings" w:hAnsi="Wingdings" w:hint="default"/>
+        <w:sz w:val="20"/>
+      </w:rPr>
+    </w:lvl>
+    <w:lvl w:ilvl="5" w:tentative="1">
+      <w:start w:val="1"/>
+      <w:numFmt w:val="bullet"/>
+      <w:lvlText w:val=""/>
+      <w:lvlJc w:val="left"/>
+      <w:pPr>
+        <w:tabs>
+          <w:tab w:val="num" w:pos="4320"/>
+        </w:tabs>
+        <w:ind w:left="4320" w:hanging="360"/>
+      </w:pPr>
+      <w:rPr>
+        <w:rFonts w:ascii="Wingdings" w:hAnsi="Wingdings" w:hint="default"/>
+        <w:sz w:val="20"/>
+      </w:rPr>
+    </w:lvl>
+    <w:lvl w:ilvl="6" w:tentative="1">
+      <w:start w:val="1"/>
+      <w:numFmt w:val="bullet"/>
+      <w:lvlText w:val=""/>
+      <w:lvlJc w:val="left"/>
+      <w:pPr>
+        <w:tabs>
+          <w:tab w:val="num" w:pos="5040"/>
+        </w:tabs>
+        <w:ind w:left="5040" w:hanging="360"/>
+      </w:pPr>
+      <w:rPr>
+        <w:rFonts w:ascii="Wingdings" w:hAnsi="Wingdings" w:hint="default"/>
+        <w:sz w:val="20"/>
+      </w:rPr>
+    </w:lvl>
+    <w:lvl w:ilvl="7" w:tentative="1">
+      <w:start w:val="1"/>
+      <w:numFmt w:val="bullet"/>
+      <w:lvlText w:val=""/>
+      <w:lvlJc w:val="left"/>
+      <w:pPr>
+        <w:tabs>
+          <w:tab w:val="num" w:pos="5760"/>
+        </w:tabs>
+        <w:ind w:left="5760" w:hanging="360"/>
+      </w:pPr>
+      <w:rPr>
+        <w:rFonts w:ascii="Wingdings" w:hAnsi="Wingdings" w:hint="default"/>
+        <w:sz w:val="20"/>
+      </w:rPr>
+    </w:lvl>
+    <w:lvl w:ilvl="8" w:tentative="1">
+      <w:start w:val="1"/>
+      <w:numFmt w:val="bullet"/>
+      <w:lvlText w:val=""/>
+      <w:lvlJc w:val="left"/>
+      <w:pPr>
+        <w:tabs>
+          <w:tab w:val="num" w:pos="6480"/>
+        </w:tabs>
+        <w:ind w:left="6480" w:hanging="360"/>
+      </w:pPr>
+      <w:rPr>
+        <w:rFonts w:ascii="Wingdings" w:hAnsi="Wingdings" w:hint="default"/>
+        <w:sz w:val="20"/>
+      </w:rPr>
+    </w:lvl>
+  </w:abstractNum>
+  <w:abstractNum w:abstractNumId="14" w15:restartNumberingAfterBreak="0">
+    <w:nsid w:val="31D74ECB"/>
+    <w:multiLevelType w:val="multilevel"/>
+    <w:tmpl w:val="14FEB28C"/>
+    <w:lvl w:ilvl="0">
+      <w:start w:val="1"/>
+      <w:numFmt w:val="bullet"/>
+      <w:lvlText w:val=""/>
+      <w:lvlJc w:val="left"/>
+      <w:pPr>
+        <w:tabs>
+          <w:tab w:val="num" w:pos="720"/>
+        </w:tabs>
+        <w:ind w:left="720" w:hanging="360"/>
+      </w:pPr>
+      <w:rPr>
+        <w:rFonts w:ascii="Symbol" w:hAnsi="Symbol" w:hint="default"/>
+        <w:sz w:val="20"/>
+      </w:rPr>
+    </w:lvl>
+    <w:lvl w:ilvl="1" w:tentative="1">
+      <w:start w:val="1"/>
+      <w:numFmt w:val="bullet"/>
+      <w:lvlText w:val="o"/>
+      <w:lvlJc w:val="left"/>
+      <w:pPr>
+        <w:tabs>
+          <w:tab w:val="num" w:pos="1440"/>
+        </w:tabs>
+        <w:ind w:left="1440" w:hanging="360"/>
+      </w:pPr>
+      <w:rPr>
+        <w:rFonts w:ascii="Courier New" w:hAnsi="Courier New" w:hint="default"/>
+        <w:sz w:val="20"/>
+      </w:rPr>
+    </w:lvl>
+    <w:lvl w:ilvl="2" w:tentative="1">
+      <w:start w:val="1"/>
+      <w:numFmt w:val="bullet"/>
+      <w:lvlText w:val=""/>
+      <w:lvlJc w:val="left"/>
+      <w:pPr>
+        <w:tabs>
+          <w:tab w:val="num" w:pos="2160"/>
+        </w:tabs>
+        <w:ind w:left="2160" w:hanging="360"/>
+      </w:pPr>
+      <w:rPr>
+        <w:rFonts w:ascii="Wingdings" w:hAnsi="Wingdings" w:hint="default"/>
+        <w:sz w:val="20"/>
+      </w:rPr>
+    </w:lvl>
+    <w:lvl w:ilvl="3" w:tentative="1">
+      <w:start w:val="1"/>
+      <w:numFmt w:val="bullet"/>
+      <w:lvlText w:val=""/>
+      <w:lvlJc w:val="left"/>
+      <w:pPr>
+        <w:tabs>
+          <w:tab w:val="num" w:pos="2880"/>
+        </w:tabs>
+        <w:ind w:left="2880" w:hanging="360"/>
+      </w:pPr>
+      <w:rPr>
+        <w:rFonts w:ascii="Wingdings" w:hAnsi="Wingdings" w:hint="default"/>
+        <w:sz w:val="20"/>
+      </w:rPr>
+    </w:lvl>
+    <w:lvl w:ilvl="4" w:tentative="1">
+      <w:start w:val="1"/>
+      <w:numFmt w:val="bullet"/>
+      <w:lvlText w:val=""/>
+      <w:lvlJc w:val="left"/>
+      <w:pPr>
+        <w:tabs>
+          <w:tab w:val="num" w:pos="3600"/>
+        </w:tabs>
+        <w:ind w:left="3600" w:hanging="360"/>
+      </w:pPr>
+      <w:rPr>
+        <w:rFonts w:ascii="Wingdings" w:hAnsi="Wingdings" w:hint="default"/>
+        <w:sz w:val="20"/>
+      </w:rPr>
+    </w:lvl>
+    <w:lvl w:ilvl="5" w:tentative="1">
+      <w:start w:val="1"/>
+      <w:numFmt w:val="bullet"/>
+      <w:lvlText w:val=""/>
+      <w:lvlJc w:val="left"/>
+      <w:pPr>
+        <w:tabs>
+          <w:tab w:val="num" w:pos="4320"/>
+        </w:tabs>
+        <w:ind w:left="4320" w:hanging="360"/>
+      </w:pPr>
+      <w:rPr>
+        <w:rFonts w:ascii="Wingdings" w:hAnsi="Wingdings" w:hint="default"/>
+        <w:sz w:val="20"/>
+      </w:rPr>
+    </w:lvl>
+    <w:lvl w:ilvl="6" w:tentative="1">
+      <w:start w:val="1"/>
+      <w:numFmt w:val="bullet"/>
+      <w:lvlText w:val=""/>
+      <w:lvlJc w:val="left"/>
+      <w:pPr>
+        <w:tabs>
+          <w:tab w:val="num" w:pos="5040"/>
+        </w:tabs>
+        <w:ind w:left="5040" w:hanging="360"/>
+      </w:pPr>
+      <w:rPr>
+        <w:rFonts w:ascii="Wingdings" w:hAnsi="Wingdings" w:hint="default"/>
+        <w:sz w:val="20"/>
+      </w:rPr>
+    </w:lvl>
+    <w:lvl w:ilvl="7" w:tentative="1">
+      <w:start w:val="1"/>
+      <w:numFmt w:val="bullet"/>
+      <w:lvlText w:val=""/>
+      <w:lvlJc w:val="left"/>
+      <w:pPr>
+        <w:tabs>
+          <w:tab w:val="num" w:pos="5760"/>
+        </w:tabs>
+        <w:ind w:left="5760" w:hanging="360"/>
+      </w:pPr>
+      <w:rPr>
+        <w:rFonts w:ascii="Wingdings" w:hAnsi="Wingdings" w:hint="default"/>
+        <w:sz w:val="20"/>
+      </w:rPr>
+    </w:lvl>
+    <w:lvl w:ilvl="8" w:tentative="1">
+      <w:start w:val="1"/>
+      <w:numFmt w:val="bullet"/>
+      <w:lvlText w:val=""/>
+      <w:lvlJc w:val="left"/>
+      <w:pPr>
+        <w:tabs>
+          <w:tab w:val="num" w:pos="6480"/>
+        </w:tabs>
+        <w:ind w:left="6480" w:hanging="360"/>
+      </w:pPr>
+      <w:rPr>
+        <w:rFonts w:ascii="Wingdings" w:hAnsi="Wingdings" w:hint="default"/>
+        <w:sz w:val="20"/>
+      </w:rPr>
+    </w:lvl>
+  </w:abstractNum>
+  <w:abstractNum w:abstractNumId="15" w15:restartNumberingAfterBreak="0">
     <w:nsid w:val="387A612A"/>
     <w:multiLevelType w:val="multilevel"/>
     <w:tmpl w:val="9A620F3A"/>
@@ -966,7 +4880,7 @@
       </w:pPr>
     </w:lvl>
   </w:abstractNum>
-  <w:abstractNum w:abstractNumId="5" w15:restartNumberingAfterBreak="0">
+  <w:abstractNum w:abstractNumId="16" w15:restartNumberingAfterBreak="0">
     <w:nsid w:val="3D885565"/>
     <w:multiLevelType w:val="multilevel"/>
     <w:tmpl w:val="B4AE1818"/>
@@ -1115,7 +5029,120 @@
       </w:rPr>
     </w:lvl>
   </w:abstractNum>
-  <w:abstractNum w:abstractNumId="6" w15:restartNumberingAfterBreak="0">
+  <w:abstractNum w:abstractNumId="17" w15:restartNumberingAfterBreak="0">
+    <w:nsid w:val="3E033A1F"/>
+    <w:multiLevelType w:val="multilevel"/>
+    <w:tmpl w:val="CAF6CD88"/>
+    <w:lvl w:ilvl="0">
+      <w:start w:val="1"/>
+      <w:numFmt w:val="decimal"/>
+      <w:lvlText w:val="%1."/>
+      <w:lvlJc w:val="left"/>
+      <w:pPr>
+        <w:tabs>
+          <w:tab w:val="num" w:pos="720"/>
+        </w:tabs>
+        <w:ind w:left="720" w:hanging="360"/>
+      </w:pPr>
+    </w:lvl>
+    <w:lvl w:ilvl="1" w:tentative="1">
+      <w:start w:val="1"/>
+      <w:numFmt w:val="decimal"/>
+      <w:lvlText w:val="%2."/>
+      <w:lvlJc w:val="left"/>
+      <w:pPr>
+        <w:tabs>
+          <w:tab w:val="num" w:pos="1440"/>
+        </w:tabs>
+        <w:ind w:left="1440" w:hanging="360"/>
+      </w:pPr>
+    </w:lvl>
+    <w:lvl w:ilvl="2" w:tentative="1">
+      <w:start w:val="1"/>
+      <w:numFmt w:val="decimal"/>
+      <w:lvlText w:val="%3."/>
+      <w:lvlJc w:val="left"/>
+      <w:pPr>
+        <w:tabs>
+          <w:tab w:val="num" w:pos="2160"/>
+        </w:tabs>
+        <w:ind w:left="2160" w:hanging="360"/>
+      </w:pPr>
+    </w:lvl>
+    <w:lvl w:ilvl="3" w:tentative="1">
+      <w:start w:val="1"/>
+      <w:numFmt w:val="decimal"/>
+      <w:lvlText w:val="%4."/>
+      <w:lvlJc w:val="left"/>
+      <w:pPr>
+        <w:tabs>
+          <w:tab w:val="num" w:pos="2880"/>
+        </w:tabs>
+        <w:ind w:left="2880" w:hanging="360"/>
+      </w:pPr>
+    </w:lvl>
+    <w:lvl w:ilvl="4" w:tentative="1">
+      <w:start w:val="1"/>
+      <w:numFmt w:val="decimal"/>
+      <w:lvlText w:val="%5."/>
+      <w:lvlJc w:val="left"/>
+      <w:pPr>
+        <w:tabs>
+          <w:tab w:val="num" w:pos="3600"/>
+        </w:tabs>
+        <w:ind w:left="3600" w:hanging="360"/>
+      </w:pPr>
+    </w:lvl>
+    <w:lvl w:ilvl="5" w:tentative="1">
+      <w:start w:val="1"/>
+      <w:numFmt w:val="decimal"/>
+      <w:lvlText w:val="%6."/>
+      <w:lvlJc w:val="left"/>
+      <w:pPr>
+        <w:tabs>
+          <w:tab w:val="num" w:pos="4320"/>
+        </w:tabs>
+        <w:ind w:left="4320" w:hanging="360"/>
+      </w:pPr>
+    </w:lvl>
+    <w:lvl w:ilvl="6" w:tentative="1">
+      <w:start w:val="1"/>
+      <w:numFmt w:val="decimal"/>
+      <w:lvlText w:val="%7."/>
+      <w:lvlJc w:val="left"/>
+      <w:pPr>
+        <w:tabs>
+          <w:tab w:val="num" w:pos="5040"/>
+        </w:tabs>
+        <w:ind w:left="5040" w:hanging="360"/>
+      </w:pPr>
+    </w:lvl>
+    <w:lvl w:ilvl="7" w:tentative="1">
+      <w:start w:val="1"/>
+      <w:numFmt w:val="decimal"/>
+      <w:lvlText w:val="%8."/>
+      <w:lvlJc w:val="left"/>
+      <w:pPr>
+        <w:tabs>
+          <w:tab w:val="num" w:pos="5760"/>
+        </w:tabs>
+        <w:ind w:left="5760" w:hanging="360"/>
+      </w:pPr>
+    </w:lvl>
+    <w:lvl w:ilvl="8" w:tentative="1">
+      <w:start w:val="1"/>
+      <w:numFmt w:val="decimal"/>
+      <w:lvlText w:val="%9."/>
+      <w:lvlJc w:val="left"/>
+      <w:pPr>
+        <w:tabs>
+          <w:tab w:val="num" w:pos="6480"/>
+        </w:tabs>
+        <w:ind w:left="6480" w:hanging="360"/>
+      </w:pPr>
+    </w:lvl>
+  </w:abstractNum>
+  <w:abstractNum w:abstractNumId="18" w15:restartNumberingAfterBreak="0">
     <w:nsid w:val="489C5DDD"/>
     <w:multiLevelType w:val="multilevel"/>
     <w:tmpl w:val="7A0CB4FA"/>
@@ -1264,7 +5291,156 @@
       </w:rPr>
     </w:lvl>
   </w:abstractNum>
-  <w:abstractNum w:abstractNumId="7" w15:restartNumberingAfterBreak="0">
+  <w:abstractNum w:abstractNumId="19" w15:restartNumberingAfterBreak="0">
+    <w:nsid w:val="49191A4D"/>
+    <w:multiLevelType w:val="multilevel"/>
+    <w:tmpl w:val="85440E16"/>
+    <w:lvl w:ilvl="0">
+      <w:start w:val="1"/>
+      <w:numFmt w:val="bullet"/>
+      <w:lvlText w:val=""/>
+      <w:lvlJc w:val="left"/>
+      <w:pPr>
+        <w:tabs>
+          <w:tab w:val="num" w:pos="720"/>
+        </w:tabs>
+        <w:ind w:left="720" w:hanging="360"/>
+      </w:pPr>
+      <w:rPr>
+        <w:rFonts w:ascii="Symbol" w:hAnsi="Symbol" w:hint="default"/>
+        <w:sz w:val="20"/>
+      </w:rPr>
+    </w:lvl>
+    <w:lvl w:ilvl="1" w:tentative="1">
+      <w:start w:val="1"/>
+      <w:numFmt w:val="bullet"/>
+      <w:lvlText w:val="o"/>
+      <w:lvlJc w:val="left"/>
+      <w:pPr>
+        <w:tabs>
+          <w:tab w:val="num" w:pos="1440"/>
+        </w:tabs>
+        <w:ind w:left="1440" w:hanging="360"/>
+      </w:pPr>
+      <w:rPr>
+        <w:rFonts w:ascii="Courier New" w:hAnsi="Courier New" w:hint="default"/>
+        <w:sz w:val="20"/>
+      </w:rPr>
+    </w:lvl>
+    <w:lvl w:ilvl="2" w:tentative="1">
+      <w:start w:val="1"/>
+      <w:numFmt w:val="bullet"/>
+      <w:lvlText w:val=""/>
+      <w:lvlJc w:val="left"/>
+      <w:pPr>
+        <w:tabs>
+          <w:tab w:val="num" w:pos="2160"/>
+        </w:tabs>
+        <w:ind w:left="2160" w:hanging="360"/>
+      </w:pPr>
+      <w:rPr>
+        <w:rFonts w:ascii="Wingdings" w:hAnsi="Wingdings" w:hint="default"/>
+        <w:sz w:val="20"/>
+      </w:rPr>
+    </w:lvl>
+    <w:lvl w:ilvl="3" w:tentative="1">
+      <w:start w:val="1"/>
+      <w:numFmt w:val="bullet"/>
+      <w:lvlText w:val=""/>
+      <w:lvlJc w:val="left"/>
+      <w:pPr>
+        <w:tabs>
+          <w:tab w:val="num" w:pos="2880"/>
+        </w:tabs>
+        <w:ind w:left="2880" w:hanging="360"/>
+      </w:pPr>
+      <w:rPr>
+        <w:rFonts w:ascii="Wingdings" w:hAnsi="Wingdings" w:hint="default"/>
+        <w:sz w:val="20"/>
+      </w:rPr>
+    </w:lvl>
+    <w:lvl w:ilvl="4" w:tentative="1">
+      <w:start w:val="1"/>
+      <w:numFmt w:val="bullet"/>
+      <w:lvlText w:val=""/>
+      <w:lvlJc w:val="left"/>
+      <w:pPr>
+        <w:tabs>
+          <w:tab w:val="num" w:pos="3600"/>
+        </w:tabs>
+        <w:ind w:left="3600" w:hanging="360"/>
+      </w:pPr>
+      <w:rPr>
+        <w:rFonts w:ascii="Wingdings" w:hAnsi="Wingdings" w:hint="default"/>
+        <w:sz w:val="20"/>
+      </w:rPr>
+    </w:lvl>
+    <w:lvl w:ilvl="5" w:tentative="1">
+      <w:start w:val="1"/>
+      <w:numFmt w:val="bullet"/>
+      <w:lvlText w:val=""/>
+      <w:lvlJc w:val="left"/>
+      <w:pPr>
+        <w:tabs>
+          <w:tab w:val="num" w:pos="4320"/>
+        </w:tabs>
+        <w:ind w:left="4320" w:hanging="360"/>
+      </w:pPr>
+      <w:rPr>
+        <w:rFonts w:ascii="Wingdings" w:hAnsi="Wingdings" w:hint="default"/>
+        <w:sz w:val="20"/>
+      </w:rPr>
+    </w:lvl>
+    <w:lvl w:ilvl="6" w:tentative="1">
+      <w:start w:val="1"/>
+      <w:numFmt w:val="bullet"/>
+      <w:lvlText w:val=""/>
+      <w:lvlJc w:val="left"/>
+      <w:pPr>
+        <w:tabs>
+          <w:tab w:val="num" w:pos="5040"/>
+        </w:tabs>
+        <w:ind w:left="5040" w:hanging="360"/>
+      </w:pPr>
+      <w:rPr>
+        <w:rFonts w:ascii="Wingdings" w:hAnsi="Wingdings" w:hint="default"/>
+        <w:sz w:val="20"/>
+      </w:rPr>
+    </w:lvl>
+    <w:lvl w:ilvl="7" w:tentative="1">
+      <w:start w:val="1"/>
+      <w:numFmt w:val="bullet"/>
+      <w:lvlText w:val=""/>
+      <w:lvlJc w:val="left"/>
+      <w:pPr>
+        <w:tabs>
+          <w:tab w:val="num" w:pos="5760"/>
+        </w:tabs>
+        <w:ind w:left="5760" w:hanging="360"/>
+      </w:pPr>
+      <w:rPr>
+        <w:rFonts w:ascii="Wingdings" w:hAnsi="Wingdings" w:hint="default"/>
+        <w:sz w:val="20"/>
+      </w:rPr>
+    </w:lvl>
+    <w:lvl w:ilvl="8" w:tentative="1">
+      <w:start w:val="1"/>
+      <w:numFmt w:val="bullet"/>
+      <w:lvlText w:val=""/>
+      <w:lvlJc w:val="left"/>
+      <w:pPr>
+        <w:tabs>
+          <w:tab w:val="num" w:pos="6480"/>
+        </w:tabs>
+        <w:ind w:left="6480" w:hanging="360"/>
+      </w:pPr>
+      <w:rPr>
+        <w:rFonts w:ascii="Wingdings" w:hAnsi="Wingdings" w:hint="default"/>
+        <w:sz w:val="20"/>
+      </w:rPr>
+    </w:lvl>
+  </w:abstractNum>
+  <w:abstractNum w:abstractNumId="20" w15:restartNumberingAfterBreak="0">
     <w:nsid w:val="535D547F"/>
     <w:multiLevelType w:val="multilevel"/>
     <w:tmpl w:val="9B021F1E"/>
@@ -1413,7 +5589,269 @@
       </w:rPr>
     </w:lvl>
   </w:abstractNum>
-  <w:abstractNum w:abstractNumId="8" w15:restartNumberingAfterBreak="0">
+  <w:abstractNum w:abstractNumId="21" w15:restartNumberingAfterBreak="0">
+    <w:nsid w:val="5EA650AD"/>
+    <w:multiLevelType w:val="multilevel"/>
+    <w:tmpl w:val="628CF262"/>
+    <w:lvl w:ilvl="0">
+      <w:start w:val="1"/>
+      <w:numFmt w:val="bullet"/>
+      <w:lvlText w:val=""/>
+      <w:lvlJc w:val="left"/>
+      <w:pPr>
+        <w:tabs>
+          <w:tab w:val="num" w:pos="720"/>
+        </w:tabs>
+        <w:ind w:left="720" w:hanging="360"/>
+      </w:pPr>
+      <w:rPr>
+        <w:rFonts w:ascii="Symbol" w:hAnsi="Symbol" w:hint="default"/>
+        <w:sz w:val="20"/>
+      </w:rPr>
+    </w:lvl>
+    <w:lvl w:ilvl="1" w:tentative="1">
+      <w:start w:val="1"/>
+      <w:numFmt w:val="bullet"/>
+      <w:lvlText w:val="o"/>
+      <w:lvlJc w:val="left"/>
+      <w:pPr>
+        <w:tabs>
+          <w:tab w:val="num" w:pos="1440"/>
+        </w:tabs>
+        <w:ind w:left="1440" w:hanging="360"/>
+      </w:pPr>
+      <w:rPr>
+        <w:rFonts w:ascii="Courier New" w:hAnsi="Courier New" w:hint="default"/>
+        <w:sz w:val="20"/>
+      </w:rPr>
+    </w:lvl>
+    <w:lvl w:ilvl="2" w:tentative="1">
+      <w:start w:val="1"/>
+      <w:numFmt w:val="bullet"/>
+      <w:lvlText w:val=""/>
+      <w:lvlJc w:val="left"/>
+      <w:pPr>
+        <w:tabs>
+          <w:tab w:val="num" w:pos="2160"/>
+        </w:tabs>
+        <w:ind w:left="2160" w:hanging="360"/>
+      </w:pPr>
+      <w:rPr>
+        <w:rFonts w:ascii="Wingdings" w:hAnsi="Wingdings" w:hint="default"/>
+        <w:sz w:val="20"/>
+      </w:rPr>
+    </w:lvl>
+    <w:lvl w:ilvl="3" w:tentative="1">
+      <w:start w:val="1"/>
+      <w:numFmt w:val="bullet"/>
+      <w:lvlText w:val=""/>
+      <w:lvlJc w:val="left"/>
+      <w:pPr>
+        <w:tabs>
+          <w:tab w:val="num" w:pos="2880"/>
+        </w:tabs>
+        <w:ind w:left="2880" w:hanging="360"/>
+      </w:pPr>
+      <w:rPr>
+        <w:rFonts w:ascii="Wingdings" w:hAnsi="Wingdings" w:hint="default"/>
+        <w:sz w:val="20"/>
+      </w:rPr>
+    </w:lvl>
+    <w:lvl w:ilvl="4" w:tentative="1">
+      <w:start w:val="1"/>
+      <w:numFmt w:val="bullet"/>
+      <w:lvlText w:val=""/>
+      <w:lvlJc w:val="left"/>
+      <w:pPr>
+        <w:tabs>
+          <w:tab w:val="num" w:pos="3600"/>
+        </w:tabs>
+        <w:ind w:left="3600" w:hanging="360"/>
+      </w:pPr>
+      <w:rPr>
+        <w:rFonts w:ascii="Wingdings" w:hAnsi="Wingdings" w:hint="default"/>
+        <w:sz w:val="20"/>
+      </w:rPr>
+    </w:lvl>
+    <w:lvl w:ilvl="5" w:tentative="1">
+      <w:start w:val="1"/>
+      <w:numFmt w:val="bullet"/>
+      <w:lvlText w:val=""/>
+      <w:lvlJc w:val="left"/>
+      <w:pPr>
+        <w:tabs>
+          <w:tab w:val="num" w:pos="4320"/>
+        </w:tabs>
+        <w:ind w:left="4320" w:hanging="360"/>
+      </w:pPr>
+      <w:rPr>
+        <w:rFonts w:ascii="Wingdings" w:hAnsi="Wingdings" w:hint="default"/>
+        <w:sz w:val="20"/>
+      </w:rPr>
+    </w:lvl>
+    <w:lvl w:ilvl="6" w:tentative="1">
+      <w:start w:val="1"/>
+      <w:numFmt w:val="bullet"/>
+      <w:lvlText w:val=""/>
+      <w:lvlJc w:val="left"/>
+      <w:pPr>
+        <w:tabs>
+          <w:tab w:val="num" w:pos="5040"/>
+        </w:tabs>
+        <w:ind w:left="5040" w:hanging="360"/>
+      </w:pPr>
+      <w:rPr>
+        <w:rFonts w:ascii="Wingdings" w:hAnsi="Wingdings" w:hint="default"/>
+        <w:sz w:val="20"/>
+      </w:rPr>
+    </w:lvl>
+    <w:lvl w:ilvl="7" w:tentative="1">
+      <w:start w:val="1"/>
+      <w:numFmt w:val="bullet"/>
+      <w:lvlText w:val=""/>
+      <w:lvlJc w:val="left"/>
+      <w:pPr>
+        <w:tabs>
+          <w:tab w:val="num" w:pos="5760"/>
+        </w:tabs>
+        <w:ind w:left="5760" w:hanging="360"/>
+      </w:pPr>
+      <w:rPr>
+        <w:rFonts w:ascii="Wingdings" w:hAnsi="Wingdings" w:hint="default"/>
+        <w:sz w:val="20"/>
+      </w:rPr>
+    </w:lvl>
+    <w:lvl w:ilvl="8" w:tentative="1">
+      <w:start w:val="1"/>
+      <w:numFmt w:val="bullet"/>
+      <w:lvlText w:val=""/>
+      <w:lvlJc w:val="left"/>
+      <w:pPr>
+        <w:tabs>
+          <w:tab w:val="num" w:pos="6480"/>
+        </w:tabs>
+        <w:ind w:left="6480" w:hanging="360"/>
+      </w:pPr>
+      <w:rPr>
+        <w:rFonts w:ascii="Wingdings" w:hAnsi="Wingdings" w:hint="default"/>
+        <w:sz w:val="20"/>
+      </w:rPr>
+    </w:lvl>
+  </w:abstractNum>
+  <w:abstractNum w:abstractNumId="22" w15:restartNumberingAfterBreak="0">
+    <w:nsid w:val="6543117E"/>
+    <w:multiLevelType w:val="multilevel"/>
+    <w:tmpl w:val="7642338A"/>
+    <w:lvl w:ilvl="0">
+      <w:start w:val="1"/>
+      <w:numFmt w:val="decimal"/>
+      <w:lvlText w:val="%1."/>
+      <w:lvlJc w:val="left"/>
+      <w:pPr>
+        <w:tabs>
+          <w:tab w:val="num" w:pos="720"/>
+        </w:tabs>
+        <w:ind w:left="720" w:hanging="360"/>
+      </w:pPr>
+    </w:lvl>
+    <w:lvl w:ilvl="1" w:tentative="1">
+      <w:start w:val="1"/>
+      <w:numFmt w:val="decimal"/>
+      <w:lvlText w:val="%2."/>
+      <w:lvlJc w:val="left"/>
+      <w:pPr>
+        <w:tabs>
+          <w:tab w:val="num" w:pos="1440"/>
+        </w:tabs>
+        <w:ind w:left="1440" w:hanging="360"/>
+      </w:pPr>
+    </w:lvl>
+    <w:lvl w:ilvl="2" w:tentative="1">
+      <w:start w:val="1"/>
+      <w:numFmt w:val="decimal"/>
+      <w:lvlText w:val="%3."/>
+      <w:lvlJc w:val="left"/>
+      <w:pPr>
+        <w:tabs>
+          <w:tab w:val="num" w:pos="2160"/>
+        </w:tabs>
+        <w:ind w:left="2160" w:hanging="360"/>
+      </w:pPr>
+    </w:lvl>
+    <w:lvl w:ilvl="3" w:tentative="1">
+      <w:start w:val="1"/>
+      <w:numFmt w:val="decimal"/>
+      <w:lvlText w:val="%4."/>
+      <w:lvlJc w:val="left"/>
+      <w:pPr>
+        <w:tabs>
+          <w:tab w:val="num" w:pos="2880"/>
+        </w:tabs>
+        <w:ind w:left="2880" w:hanging="360"/>
+      </w:pPr>
+    </w:lvl>
+    <w:lvl w:ilvl="4" w:tentative="1">
+      <w:start w:val="1"/>
+      <w:numFmt w:val="decimal"/>
+      <w:lvlText w:val="%5."/>
+      <w:lvlJc w:val="left"/>
+      <w:pPr>
+        <w:tabs>
+          <w:tab w:val="num" w:pos="3600"/>
+        </w:tabs>
+        <w:ind w:left="3600" w:hanging="360"/>
+      </w:pPr>
+    </w:lvl>
+    <w:lvl w:ilvl="5" w:tentative="1">
+      <w:start w:val="1"/>
+      <w:numFmt w:val="decimal"/>
+      <w:lvlText w:val="%6."/>
+      <w:lvlJc w:val="left"/>
+      <w:pPr>
+        <w:tabs>
+          <w:tab w:val="num" w:pos="4320"/>
+        </w:tabs>
+        <w:ind w:left="4320" w:hanging="360"/>
+      </w:pPr>
+    </w:lvl>
+    <w:lvl w:ilvl="6" w:tentative="1">
+      <w:start w:val="1"/>
+      <w:numFmt w:val="decimal"/>
+      <w:lvlText w:val="%7."/>
+      <w:lvlJc w:val="left"/>
+      <w:pPr>
+        <w:tabs>
+          <w:tab w:val="num" w:pos="5040"/>
+        </w:tabs>
+        <w:ind w:left="5040" w:hanging="360"/>
+      </w:pPr>
+    </w:lvl>
+    <w:lvl w:ilvl="7" w:tentative="1">
+      <w:start w:val="1"/>
+      <w:numFmt w:val="decimal"/>
+      <w:lvlText w:val="%8."/>
+      <w:lvlJc w:val="left"/>
+      <w:pPr>
+        <w:tabs>
+          <w:tab w:val="num" w:pos="5760"/>
+        </w:tabs>
+        <w:ind w:left="5760" w:hanging="360"/>
+      </w:pPr>
+    </w:lvl>
+    <w:lvl w:ilvl="8" w:tentative="1">
+      <w:start w:val="1"/>
+      <w:numFmt w:val="decimal"/>
+      <w:lvlText w:val="%9."/>
+      <w:lvlJc w:val="left"/>
+      <w:pPr>
+        <w:tabs>
+          <w:tab w:val="num" w:pos="6480"/>
+        </w:tabs>
+        <w:ind w:left="6480" w:hanging="360"/>
+      </w:pPr>
+    </w:lvl>
+  </w:abstractNum>
+  <w:abstractNum w:abstractNumId="23" w15:restartNumberingAfterBreak="0">
     <w:nsid w:val="674455FE"/>
     <w:multiLevelType w:val="multilevel"/>
     <w:tmpl w:val="940E7714"/>
@@ -1562,7 +6000,454 @@
       </w:rPr>
     </w:lvl>
   </w:abstractNum>
-  <w:abstractNum w:abstractNumId="9" w15:restartNumberingAfterBreak="0">
+  <w:abstractNum w:abstractNumId="24" w15:restartNumberingAfterBreak="0">
+    <w:nsid w:val="686E2334"/>
+    <w:multiLevelType w:val="multilevel"/>
+    <w:tmpl w:val="64381B58"/>
+    <w:lvl w:ilvl="0">
+      <w:start w:val="1"/>
+      <w:numFmt w:val="bullet"/>
+      <w:lvlText w:val=""/>
+      <w:lvlJc w:val="left"/>
+      <w:pPr>
+        <w:tabs>
+          <w:tab w:val="num" w:pos="720"/>
+        </w:tabs>
+        <w:ind w:left="720" w:hanging="360"/>
+      </w:pPr>
+      <w:rPr>
+        <w:rFonts w:ascii="Symbol" w:hAnsi="Symbol" w:hint="default"/>
+        <w:sz w:val="20"/>
+      </w:rPr>
+    </w:lvl>
+    <w:lvl w:ilvl="1" w:tentative="1">
+      <w:start w:val="1"/>
+      <w:numFmt w:val="bullet"/>
+      <w:lvlText w:val="o"/>
+      <w:lvlJc w:val="left"/>
+      <w:pPr>
+        <w:tabs>
+          <w:tab w:val="num" w:pos="1440"/>
+        </w:tabs>
+        <w:ind w:left="1440" w:hanging="360"/>
+      </w:pPr>
+      <w:rPr>
+        <w:rFonts w:ascii="Courier New" w:hAnsi="Courier New" w:hint="default"/>
+        <w:sz w:val="20"/>
+      </w:rPr>
+    </w:lvl>
+    <w:lvl w:ilvl="2" w:tentative="1">
+      <w:start w:val="1"/>
+      <w:numFmt w:val="bullet"/>
+      <w:lvlText w:val=""/>
+      <w:lvlJc w:val="left"/>
+      <w:pPr>
+        <w:tabs>
+          <w:tab w:val="num" w:pos="2160"/>
+        </w:tabs>
+        <w:ind w:left="2160" w:hanging="360"/>
+      </w:pPr>
+      <w:rPr>
+        <w:rFonts w:ascii="Wingdings" w:hAnsi="Wingdings" w:hint="default"/>
+        <w:sz w:val="20"/>
+      </w:rPr>
+    </w:lvl>
+    <w:lvl w:ilvl="3" w:tentative="1">
+      <w:start w:val="1"/>
+      <w:numFmt w:val="bullet"/>
+      <w:lvlText w:val=""/>
+      <w:lvlJc w:val="left"/>
+      <w:pPr>
+        <w:tabs>
+          <w:tab w:val="num" w:pos="2880"/>
+        </w:tabs>
+        <w:ind w:left="2880" w:hanging="360"/>
+      </w:pPr>
+      <w:rPr>
+        <w:rFonts w:ascii="Wingdings" w:hAnsi="Wingdings" w:hint="default"/>
+        <w:sz w:val="20"/>
+      </w:rPr>
+    </w:lvl>
+    <w:lvl w:ilvl="4" w:tentative="1">
+      <w:start w:val="1"/>
+      <w:numFmt w:val="bullet"/>
+      <w:lvlText w:val=""/>
+      <w:lvlJc w:val="left"/>
+      <w:pPr>
+        <w:tabs>
+          <w:tab w:val="num" w:pos="3600"/>
+        </w:tabs>
+        <w:ind w:left="3600" w:hanging="360"/>
+      </w:pPr>
+      <w:rPr>
+        <w:rFonts w:ascii="Wingdings" w:hAnsi="Wingdings" w:hint="default"/>
+        <w:sz w:val="20"/>
+      </w:rPr>
+    </w:lvl>
+    <w:lvl w:ilvl="5" w:tentative="1">
+      <w:start w:val="1"/>
+      <w:numFmt w:val="bullet"/>
+      <w:lvlText w:val=""/>
+      <w:lvlJc w:val="left"/>
+      <w:pPr>
+        <w:tabs>
+          <w:tab w:val="num" w:pos="4320"/>
+        </w:tabs>
+        <w:ind w:left="4320" w:hanging="360"/>
+      </w:pPr>
+      <w:rPr>
+        <w:rFonts w:ascii="Wingdings" w:hAnsi="Wingdings" w:hint="default"/>
+        <w:sz w:val="20"/>
+      </w:rPr>
+    </w:lvl>
+    <w:lvl w:ilvl="6" w:tentative="1">
+      <w:start w:val="1"/>
+      <w:numFmt w:val="bullet"/>
+      <w:lvlText w:val=""/>
+      <w:lvlJc w:val="left"/>
+      <w:pPr>
+        <w:tabs>
+          <w:tab w:val="num" w:pos="5040"/>
+        </w:tabs>
+        <w:ind w:left="5040" w:hanging="360"/>
+      </w:pPr>
+      <w:rPr>
+        <w:rFonts w:ascii="Wingdings" w:hAnsi="Wingdings" w:hint="default"/>
+        <w:sz w:val="20"/>
+      </w:rPr>
+    </w:lvl>
+    <w:lvl w:ilvl="7" w:tentative="1">
+      <w:start w:val="1"/>
+      <w:numFmt w:val="bullet"/>
+      <w:lvlText w:val=""/>
+      <w:lvlJc w:val="left"/>
+      <w:pPr>
+        <w:tabs>
+          <w:tab w:val="num" w:pos="5760"/>
+        </w:tabs>
+        <w:ind w:left="5760" w:hanging="360"/>
+      </w:pPr>
+      <w:rPr>
+        <w:rFonts w:ascii="Wingdings" w:hAnsi="Wingdings" w:hint="default"/>
+        <w:sz w:val="20"/>
+      </w:rPr>
+    </w:lvl>
+    <w:lvl w:ilvl="8" w:tentative="1">
+      <w:start w:val="1"/>
+      <w:numFmt w:val="bullet"/>
+      <w:lvlText w:val=""/>
+      <w:lvlJc w:val="left"/>
+      <w:pPr>
+        <w:tabs>
+          <w:tab w:val="num" w:pos="6480"/>
+        </w:tabs>
+        <w:ind w:left="6480" w:hanging="360"/>
+      </w:pPr>
+      <w:rPr>
+        <w:rFonts w:ascii="Wingdings" w:hAnsi="Wingdings" w:hint="default"/>
+        <w:sz w:val="20"/>
+      </w:rPr>
+    </w:lvl>
+  </w:abstractNum>
+  <w:abstractNum w:abstractNumId="25" w15:restartNumberingAfterBreak="0">
+    <w:nsid w:val="68821A55"/>
+    <w:multiLevelType w:val="multilevel"/>
+    <w:tmpl w:val="D932E752"/>
+    <w:lvl w:ilvl="0">
+      <w:start w:val="1"/>
+      <w:numFmt w:val="bullet"/>
+      <w:lvlText w:val=""/>
+      <w:lvlJc w:val="left"/>
+      <w:pPr>
+        <w:tabs>
+          <w:tab w:val="num" w:pos="720"/>
+        </w:tabs>
+        <w:ind w:left="720" w:hanging="360"/>
+      </w:pPr>
+      <w:rPr>
+        <w:rFonts w:ascii="Symbol" w:hAnsi="Symbol" w:hint="default"/>
+        <w:sz w:val="20"/>
+      </w:rPr>
+    </w:lvl>
+    <w:lvl w:ilvl="1" w:tentative="1">
+      <w:start w:val="1"/>
+      <w:numFmt w:val="bullet"/>
+      <w:lvlText w:val="o"/>
+      <w:lvlJc w:val="left"/>
+      <w:pPr>
+        <w:tabs>
+          <w:tab w:val="num" w:pos="1440"/>
+        </w:tabs>
+        <w:ind w:left="1440" w:hanging="360"/>
+      </w:pPr>
+      <w:rPr>
+        <w:rFonts w:ascii="Courier New" w:hAnsi="Courier New" w:hint="default"/>
+        <w:sz w:val="20"/>
+      </w:rPr>
+    </w:lvl>
+    <w:lvl w:ilvl="2" w:tentative="1">
+      <w:start w:val="1"/>
+      <w:numFmt w:val="bullet"/>
+      <w:lvlText w:val=""/>
+      <w:lvlJc w:val="left"/>
+      <w:pPr>
+        <w:tabs>
+          <w:tab w:val="num" w:pos="2160"/>
+        </w:tabs>
+        <w:ind w:left="2160" w:hanging="360"/>
+      </w:pPr>
+      <w:rPr>
+        <w:rFonts w:ascii="Wingdings" w:hAnsi="Wingdings" w:hint="default"/>
+        <w:sz w:val="20"/>
+      </w:rPr>
+    </w:lvl>
+    <w:lvl w:ilvl="3" w:tentative="1">
+      <w:start w:val="1"/>
+      <w:numFmt w:val="bullet"/>
+      <w:lvlText w:val=""/>
+      <w:lvlJc w:val="left"/>
+      <w:pPr>
+        <w:tabs>
+          <w:tab w:val="num" w:pos="2880"/>
+        </w:tabs>
+        <w:ind w:left="2880" w:hanging="360"/>
+      </w:pPr>
+      <w:rPr>
+        <w:rFonts w:ascii="Wingdings" w:hAnsi="Wingdings" w:hint="default"/>
+        <w:sz w:val="20"/>
+      </w:rPr>
+    </w:lvl>
+    <w:lvl w:ilvl="4" w:tentative="1">
+      <w:start w:val="1"/>
+      <w:numFmt w:val="bullet"/>
+      <w:lvlText w:val=""/>
+      <w:lvlJc w:val="left"/>
+      <w:pPr>
+        <w:tabs>
+          <w:tab w:val="num" w:pos="3600"/>
+        </w:tabs>
+        <w:ind w:left="3600" w:hanging="360"/>
+      </w:pPr>
+      <w:rPr>
+        <w:rFonts w:ascii="Wingdings" w:hAnsi="Wingdings" w:hint="default"/>
+        <w:sz w:val="20"/>
+      </w:rPr>
+    </w:lvl>
+    <w:lvl w:ilvl="5" w:tentative="1">
+      <w:start w:val="1"/>
+      <w:numFmt w:val="bullet"/>
+      <w:lvlText w:val=""/>
+      <w:lvlJc w:val="left"/>
+      <w:pPr>
+        <w:tabs>
+          <w:tab w:val="num" w:pos="4320"/>
+        </w:tabs>
+        <w:ind w:left="4320" w:hanging="360"/>
+      </w:pPr>
+      <w:rPr>
+        <w:rFonts w:ascii="Wingdings" w:hAnsi="Wingdings" w:hint="default"/>
+        <w:sz w:val="20"/>
+      </w:rPr>
+    </w:lvl>
+    <w:lvl w:ilvl="6" w:tentative="1">
+      <w:start w:val="1"/>
+      <w:numFmt w:val="bullet"/>
+      <w:lvlText w:val=""/>
+      <w:lvlJc w:val="left"/>
+      <w:pPr>
+        <w:tabs>
+          <w:tab w:val="num" w:pos="5040"/>
+        </w:tabs>
+        <w:ind w:left="5040" w:hanging="360"/>
+      </w:pPr>
+      <w:rPr>
+        <w:rFonts w:ascii="Wingdings" w:hAnsi="Wingdings" w:hint="default"/>
+        <w:sz w:val="20"/>
+      </w:rPr>
+    </w:lvl>
+    <w:lvl w:ilvl="7" w:tentative="1">
+      <w:start w:val="1"/>
+      <w:numFmt w:val="bullet"/>
+      <w:lvlText w:val=""/>
+      <w:lvlJc w:val="left"/>
+      <w:pPr>
+        <w:tabs>
+          <w:tab w:val="num" w:pos="5760"/>
+        </w:tabs>
+        <w:ind w:left="5760" w:hanging="360"/>
+      </w:pPr>
+      <w:rPr>
+        <w:rFonts w:ascii="Wingdings" w:hAnsi="Wingdings" w:hint="default"/>
+        <w:sz w:val="20"/>
+      </w:rPr>
+    </w:lvl>
+    <w:lvl w:ilvl="8" w:tentative="1">
+      <w:start w:val="1"/>
+      <w:numFmt w:val="bullet"/>
+      <w:lvlText w:val=""/>
+      <w:lvlJc w:val="left"/>
+      <w:pPr>
+        <w:tabs>
+          <w:tab w:val="num" w:pos="6480"/>
+        </w:tabs>
+        <w:ind w:left="6480" w:hanging="360"/>
+      </w:pPr>
+      <w:rPr>
+        <w:rFonts w:ascii="Wingdings" w:hAnsi="Wingdings" w:hint="default"/>
+        <w:sz w:val="20"/>
+      </w:rPr>
+    </w:lvl>
+  </w:abstractNum>
+  <w:abstractNum w:abstractNumId="26" w15:restartNumberingAfterBreak="0">
+    <w:nsid w:val="73525980"/>
+    <w:multiLevelType w:val="multilevel"/>
+    <w:tmpl w:val="BC907360"/>
+    <w:lvl w:ilvl="0">
+      <w:start w:val="1"/>
+      <w:numFmt w:val="bullet"/>
+      <w:lvlText w:val=""/>
+      <w:lvlJc w:val="left"/>
+      <w:pPr>
+        <w:tabs>
+          <w:tab w:val="num" w:pos="720"/>
+        </w:tabs>
+        <w:ind w:left="720" w:hanging="360"/>
+      </w:pPr>
+      <w:rPr>
+        <w:rFonts w:ascii="Symbol" w:hAnsi="Symbol" w:hint="default"/>
+        <w:sz w:val="20"/>
+      </w:rPr>
+    </w:lvl>
+    <w:lvl w:ilvl="1" w:tentative="1">
+      <w:start w:val="1"/>
+      <w:numFmt w:val="bullet"/>
+      <w:lvlText w:val="o"/>
+      <w:lvlJc w:val="left"/>
+      <w:pPr>
+        <w:tabs>
+          <w:tab w:val="num" w:pos="1440"/>
+        </w:tabs>
+        <w:ind w:left="1440" w:hanging="360"/>
+      </w:pPr>
+      <w:rPr>
+        <w:rFonts w:ascii="Courier New" w:hAnsi="Courier New" w:hint="default"/>
+        <w:sz w:val="20"/>
+      </w:rPr>
+    </w:lvl>
+    <w:lvl w:ilvl="2" w:tentative="1">
+      <w:start w:val="1"/>
+      <w:numFmt w:val="bullet"/>
+      <w:lvlText w:val=""/>
+      <w:lvlJc w:val="left"/>
+      <w:pPr>
+        <w:tabs>
+          <w:tab w:val="num" w:pos="2160"/>
+        </w:tabs>
+        <w:ind w:left="2160" w:hanging="360"/>
+      </w:pPr>
+      <w:rPr>
+        <w:rFonts w:ascii="Wingdings" w:hAnsi="Wingdings" w:hint="default"/>
+        <w:sz w:val="20"/>
+      </w:rPr>
+    </w:lvl>
+    <w:lvl w:ilvl="3" w:tentative="1">
+      <w:start w:val="1"/>
+      <w:numFmt w:val="bullet"/>
+      <w:lvlText w:val=""/>
+      <w:lvlJc w:val="left"/>
+      <w:pPr>
+        <w:tabs>
+          <w:tab w:val="num" w:pos="2880"/>
+        </w:tabs>
+        <w:ind w:left="2880" w:hanging="360"/>
+      </w:pPr>
+      <w:rPr>
+        <w:rFonts w:ascii="Wingdings" w:hAnsi="Wingdings" w:hint="default"/>
+        <w:sz w:val="20"/>
+      </w:rPr>
+    </w:lvl>
+    <w:lvl w:ilvl="4" w:tentative="1">
+      <w:start w:val="1"/>
+      <w:numFmt w:val="bullet"/>
+      <w:lvlText w:val=""/>
+      <w:lvlJc w:val="left"/>
+      <w:pPr>
+        <w:tabs>
+          <w:tab w:val="num" w:pos="3600"/>
+        </w:tabs>
+        <w:ind w:left="3600" w:hanging="360"/>
+      </w:pPr>
+      <w:rPr>
+        <w:rFonts w:ascii="Wingdings" w:hAnsi="Wingdings" w:hint="default"/>
+        <w:sz w:val="20"/>
+      </w:rPr>
+    </w:lvl>
+    <w:lvl w:ilvl="5" w:tentative="1">
+      <w:start w:val="1"/>
+      <w:numFmt w:val="bullet"/>
+      <w:lvlText w:val=""/>
+      <w:lvlJc w:val="left"/>
+      <w:pPr>
+        <w:tabs>
+          <w:tab w:val="num" w:pos="4320"/>
+        </w:tabs>
+        <w:ind w:left="4320" w:hanging="360"/>
+      </w:pPr>
+      <w:rPr>
+        <w:rFonts w:ascii="Wingdings" w:hAnsi="Wingdings" w:hint="default"/>
+        <w:sz w:val="20"/>
+      </w:rPr>
+    </w:lvl>
+    <w:lvl w:ilvl="6" w:tentative="1">
+      <w:start w:val="1"/>
+      <w:numFmt w:val="bullet"/>
+      <w:lvlText w:val=""/>
+      <w:lvlJc w:val="left"/>
+      <w:pPr>
+        <w:tabs>
+          <w:tab w:val="num" w:pos="5040"/>
+        </w:tabs>
+        <w:ind w:left="5040" w:hanging="360"/>
+      </w:pPr>
+      <w:rPr>
+        <w:rFonts w:ascii="Wingdings" w:hAnsi="Wingdings" w:hint="default"/>
+        <w:sz w:val="20"/>
+      </w:rPr>
+    </w:lvl>
+    <w:lvl w:ilvl="7" w:tentative="1">
+      <w:start w:val="1"/>
+      <w:numFmt w:val="bullet"/>
+      <w:lvlText w:val=""/>
+      <w:lvlJc w:val="left"/>
+      <w:pPr>
+        <w:tabs>
+          <w:tab w:val="num" w:pos="5760"/>
+        </w:tabs>
+        <w:ind w:left="5760" w:hanging="360"/>
+      </w:pPr>
+      <w:rPr>
+        <w:rFonts w:ascii="Wingdings" w:hAnsi="Wingdings" w:hint="default"/>
+        <w:sz w:val="20"/>
+      </w:rPr>
+    </w:lvl>
+    <w:lvl w:ilvl="8" w:tentative="1">
+      <w:start w:val="1"/>
+      <w:numFmt w:val="bullet"/>
+      <w:lvlText w:val=""/>
+      <w:lvlJc w:val="left"/>
+      <w:pPr>
+        <w:tabs>
+          <w:tab w:val="num" w:pos="6480"/>
+        </w:tabs>
+        <w:ind w:left="6480" w:hanging="360"/>
+      </w:pPr>
+      <w:rPr>
+        <w:rFonts w:ascii="Wingdings" w:hAnsi="Wingdings" w:hint="default"/>
+        <w:sz w:val="20"/>
+      </w:rPr>
+    </w:lvl>
+  </w:abstractNum>
+  <w:abstractNum w:abstractNumId="27" w15:restartNumberingAfterBreak="0">
     <w:nsid w:val="773200D8"/>
     <w:multiLevelType w:val="multilevel"/>
     <w:tmpl w:val="1AF4830E"/>
@@ -1675,7 +6560,7 @@
       </w:pPr>
     </w:lvl>
   </w:abstractNum>
-  <w:abstractNum w:abstractNumId="10" w15:restartNumberingAfterBreak="0">
+  <w:abstractNum w:abstractNumId="28" w15:restartNumberingAfterBreak="0">
     <w:nsid w:val="79476256"/>
     <w:multiLevelType w:val="multilevel"/>
     <w:tmpl w:val="B640331A"/>
@@ -1825,43 +6710,103 @@
     </w:lvl>
   </w:abstractNum>
   <w:num w:numId="1" w16cid:durableId="975794129">
-    <w:abstractNumId w:val="9"/>
+    <w:abstractNumId w:val="27"/>
     <w:lvlOverride w:ilvl="0">
       <w:startOverride w:val="1"/>
     </w:lvlOverride>
   </w:num>
   <w:num w:numId="2" w16cid:durableId="600769729">
+    <w:abstractNumId w:val="18"/>
+  </w:num>
+  <w:num w:numId="3" w16cid:durableId="795611414">
+    <w:abstractNumId w:val="1"/>
+  </w:num>
+  <w:num w:numId="4" w16cid:durableId="2099281689">
     <w:abstractNumId w:val="6"/>
   </w:num>
-  <w:num w:numId="3" w16cid:durableId="795611414">
-    <w:abstractNumId w:val="0"/>
-  </w:num>
-  <w:num w:numId="4" w16cid:durableId="2099281689">
-    <w:abstractNumId w:val="1"/>
-  </w:num>
   <w:num w:numId="5" w16cid:durableId="1015502435">
-    <w:abstractNumId w:val="4"/>
+    <w:abstractNumId w:val="15"/>
     <w:lvlOverride w:ilvl="0">
       <w:startOverride w:val="2"/>
     </w:lvlOverride>
   </w:num>
   <w:num w:numId="6" w16cid:durableId="1581522157">
-    <w:abstractNumId w:val="5"/>
+    <w:abstractNumId w:val="16"/>
   </w:num>
   <w:num w:numId="7" w16cid:durableId="1971588327">
+    <w:abstractNumId w:val="28"/>
+  </w:num>
+  <w:num w:numId="8" w16cid:durableId="550576492">
+    <w:abstractNumId w:val="12"/>
+  </w:num>
+  <w:num w:numId="9" w16cid:durableId="1855536016">
+    <w:abstractNumId w:val="23"/>
+  </w:num>
+  <w:num w:numId="10" w16cid:durableId="310065243">
+    <w:abstractNumId w:val="20"/>
+  </w:num>
+  <w:num w:numId="11" w16cid:durableId="203710649">
+    <w:abstractNumId w:val="11"/>
+  </w:num>
+  <w:num w:numId="12" w16cid:durableId="1076123879">
+    <w:abstractNumId w:val="22"/>
+    <w:lvlOverride w:ilvl="0">
+      <w:startOverride w:val="1"/>
+    </w:lvlOverride>
+  </w:num>
+  <w:num w:numId="13" w16cid:durableId="1861578589">
+    <w:abstractNumId w:val="19"/>
+  </w:num>
+  <w:num w:numId="14" w16cid:durableId="2028099920">
+    <w:abstractNumId w:val="8"/>
+  </w:num>
+  <w:num w:numId="15" w16cid:durableId="773987419">
+    <w:abstractNumId w:val="4"/>
+  </w:num>
+  <w:num w:numId="16" w16cid:durableId="1711152420">
+    <w:abstractNumId w:val="26"/>
+  </w:num>
+  <w:num w:numId="17" w16cid:durableId="358514013">
+    <w:abstractNumId w:val="14"/>
+  </w:num>
+  <w:num w:numId="18" w16cid:durableId="1547177244">
+    <w:abstractNumId w:val="7"/>
+  </w:num>
+  <w:num w:numId="19" w16cid:durableId="1637563904">
     <w:abstractNumId w:val="10"/>
   </w:num>
-  <w:num w:numId="8" w16cid:durableId="550576492">
+  <w:num w:numId="20" w16cid:durableId="1606159265">
+    <w:abstractNumId w:val="17"/>
+    <w:lvlOverride w:ilvl="0">
+      <w:startOverride w:val="2"/>
+    </w:lvlOverride>
+  </w:num>
+  <w:num w:numId="21" w16cid:durableId="261188942">
+    <w:abstractNumId w:val="21"/>
+  </w:num>
+  <w:num w:numId="22" w16cid:durableId="1672828083">
+    <w:abstractNumId w:val="2"/>
+  </w:num>
+  <w:num w:numId="23" w16cid:durableId="1039403158">
+    <w:abstractNumId w:val="13"/>
+  </w:num>
+  <w:num w:numId="24" w16cid:durableId="55976947">
+    <w:abstractNumId w:val="9"/>
+  </w:num>
+  <w:num w:numId="25" w16cid:durableId="1565020719">
+    <w:abstractNumId w:val="25"/>
+  </w:num>
+  <w:num w:numId="26" w16cid:durableId="1635064276">
     <w:abstractNumId w:val="3"/>
   </w:num>
-  <w:num w:numId="9" w16cid:durableId="1855536016">
-    <w:abstractNumId w:val="8"/>
+  <w:num w:numId="27" w16cid:durableId="1903179815">
+    <w:abstractNumId w:val="0"/>
   </w:num>
-  <w:num w:numId="10" w16cid:durableId="310065243">
-    <w:abstractNumId w:val="7"/>
+  <w:num w:numId="28" w16cid:durableId="563755615">
+    <w:abstractNumId w:val="24"/>
   </w:num>
-  <w:num w:numId="11" w16cid:durableId="203710649">
-    <w:abstractNumId w:val="2"/>
+  <w:num w:numId="29" w16cid:durableId="429014265">
+    <w:abstractNumId w:val="5"/>
   </w:num>
 </w:numbering>
 </file>

--- a/specs/Implementation Notes.docx
+++ b/specs/Implementation Notes.docx
@@ -912,85 +912,341 @@
       </w:r>
       <w:r>
         <w:rPr>
+          <w:rFonts w:ascii="Segoe UI Emoji" w:hAnsi="Segoe UI Emoji" w:cs="Segoe UI Emoji"/>
           <w:b/>
           <w:bCs/>
         </w:rPr>
-        <w:t>What you want instead</w:t>
+        <w:t>✅</w:t>
+      </w:r>
+      <w:r>
+        <w:rPr>
+          <w:b/>
+          <w:bCs/>
+        </w:rPr>
+        <w:t xml:space="preserve"> Implementation Complete</w:t>
       </w:r>
     </w:p>
     <w:p>
-      <w:r>
-        <w:t>For a mobile-first Next.js search page, a good pattern is:</w:t>
+      <w:pPr>
+        <w:rPr>
+          <w:b/>
+          <w:bCs/>
+        </w:rPr>
+      </w:pPr>
+      <w:r>
+        <w:rPr>
+          <w:b/>
+          <w:bCs/>
+        </w:rPr>
+        <w:t>1. API Endpoints Created</w:t>
       </w:r>
     </w:p>
     <w:p>
       <w:pPr>
+        <w:rPr>
+          <w:b/>
+          <w:bCs/>
+        </w:rPr>
+      </w:pPr>
+      <w:r>
+        <w:rPr>
+          <w:b/>
+          <w:bCs/>
+        </w:rPr>
+        <w:t>/</w:t>
+      </w:r>
+      <w:proofErr w:type="spellStart"/>
+      <w:r>
+        <w:rPr>
+          <w:b/>
+          <w:bCs/>
+        </w:rPr>
+        <w:t>api</w:t>
+      </w:r>
+      <w:proofErr w:type="spellEnd"/>
+      <w:r>
+        <w:rPr>
+          <w:b/>
+          <w:bCs/>
+        </w:rPr>
+        <w:t xml:space="preserve">/restaurants - </w:t>
+      </w:r>
+      <w:proofErr w:type="spellStart"/>
+      <w:r>
+        <w:rPr>
+          <w:b/>
+          <w:bCs/>
+        </w:rPr>
+        <w:t>listRestaurants</w:t>
+      </w:r>
+      <w:proofErr w:type="spellEnd"/>
+    </w:p>
+    <w:p>
+      <w:pPr>
         <w:numPr>
           <w:ilvl w:val="0"/>
-          <w:numId w:val="26"/>
+          <w:numId w:val="30"/>
         </w:numPr>
       </w:pPr>
       <w:r>
+        <w:t>Accepts optional q query parameter for search</w:t>
+      </w:r>
+    </w:p>
+    <w:p>
+      <w:pPr>
+        <w:numPr>
+          <w:ilvl w:val="0"/>
+          <w:numId w:val="31"/>
+        </w:numPr>
+      </w:pPr>
+      <w:r>
+        <w:t>Filters restaurants by partial name match (case-insensitive) or cuisine match</w:t>
+      </w:r>
+    </w:p>
+    <w:p>
+      <w:pPr>
+        <w:numPr>
+          <w:ilvl w:val="0"/>
+          <w:numId w:val="32"/>
+        </w:numPr>
+      </w:pPr>
+      <w:r>
+        <w:t>Sorts by best deal (highest discount percentage first)</w:t>
+      </w:r>
+    </w:p>
+    <w:p>
+      <w:pPr>
+        <w:numPr>
+          <w:ilvl w:val="0"/>
+          <w:numId w:val="33"/>
+        </w:numPr>
+      </w:pPr>
+      <w:r>
+        <w:t>Returns only the fields currently being rendered by the UI</w:t>
+      </w:r>
+    </w:p>
+    <w:p>
+      <w:pPr>
         <w:rPr>
           <w:b/>
           <w:bCs/>
         </w:rPr>
-        <w:t>Debounce the input</w:t>
-      </w:r>
-      <w:r>
-        <w:t xml:space="preserve"> so you only fire after the user pauses typing (e.g. 250–400ms).</w:t>
-      </w:r>
+      </w:pPr>
+      <w:r>
+        <w:rPr>
+          <w:b/>
+          <w:bCs/>
+        </w:rPr>
+        <w:t>/</w:t>
+      </w:r>
+      <w:proofErr w:type="spellStart"/>
+      <w:proofErr w:type="gramStart"/>
+      <w:r>
+        <w:rPr>
+          <w:b/>
+          <w:bCs/>
+        </w:rPr>
+        <w:t>api</w:t>
+      </w:r>
+      <w:proofErr w:type="spellEnd"/>
+      <w:proofErr w:type="gramEnd"/>
+      <w:r>
+        <w:rPr>
+          <w:b/>
+          <w:bCs/>
+        </w:rPr>
+        <w:t xml:space="preserve">/restaurants/[id] - </w:t>
+      </w:r>
+      <w:proofErr w:type="spellStart"/>
+      <w:r>
+        <w:rPr>
+          <w:b/>
+          <w:bCs/>
+        </w:rPr>
+        <w:t>getRestaurant</w:t>
+      </w:r>
+      <w:proofErr w:type="spellEnd"/>
     </w:p>
     <w:p>
       <w:pPr>
         <w:numPr>
           <w:ilvl w:val="0"/>
-          <w:numId w:val="26"/>
+          <w:numId w:val="34"/>
         </w:numPr>
       </w:pPr>
       <w:r>
+        <w:t>Accepts restaurant ID as URL parameter</w:t>
+      </w:r>
+    </w:p>
+    <w:p>
+      <w:pPr>
+        <w:numPr>
+          <w:ilvl w:val="0"/>
+          <w:numId w:val="35"/>
+        </w:numPr>
+      </w:pPr>
+      <w:r>
+        <w:t>Returns complete restaurant object matching the ID</w:t>
+      </w:r>
+    </w:p>
+    <w:p>
+      <w:pPr>
+        <w:numPr>
+          <w:ilvl w:val="0"/>
+          <w:numId w:val="36"/>
+        </w:numPr>
+      </w:pPr>
+      <w:r>
+        <w:t>Includes 404 handling for missing restaurants</w:t>
+      </w:r>
+    </w:p>
+    <w:p>
+      <w:pPr>
         <w:rPr>
           <w:b/>
           <w:bCs/>
         </w:rPr>
-        <w:t>Cancel or ignore stale requests</w:t>
-      </w:r>
-      <w:r>
-        <w:t xml:space="preserve"> so only the latest response updates state.</w:t>
+      </w:pPr>
+      <w:r>
+        <w:rPr>
+          <w:b/>
+          <w:bCs/>
+        </w:rPr>
+        <w:lastRenderedPageBreak/>
+        <w:t>2. Search Functionality with </w:t>
+      </w:r>
+      <w:proofErr w:type="spellStart"/>
+      <w:r>
+        <w:rPr>
+          <w:b/>
+          <w:bCs/>
+        </w:rPr>
+        <w:t>TanStack</w:t>
+      </w:r>
+      <w:proofErr w:type="spellEnd"/>
+      <w:r>
+        <w:rPr>
+          <w:b/>
+          <w:bCs/>
+        </w:rPr>
+        <w:t xml:space="preserve"> Query</w:t>
       </w:r>
     </w:p>
     <w:p>
       <w:pPr>
+        <w:rPr>
+          <w:b/>
+          <w:bCs/>
+        </w:rPr>
+      </w:pPr>
+      <w:r>
+        <w:rPr>
+          <w:b/>
+          <w:bCs/>
+        </w:rPr>
+        <w:t>Installed Dependencies</w:t>
+      </w:r>
+    </w:p>
+    <w:p>
+      <w:pPr>
         <w:numPr>
           <w:ilvl w:val="0"/>
-          <w:numId w:val="26"/>
+          <w:numId w:val="37"/>
         </w:numPr>
       </w:pPr>
       <w:r>
+        <w:t>@tanstack/react-query for client-side data fetching and caching</w:t>
+      </w:r>
+    </w:p>
+    <w:p>
+      <w:pPr>
         <w:rPr>
           <w:b/>
           <w:bCs/>
         </w:rPr>
-        <w:t>Do search client-side</w:t>
-      </w:r>
-      <w:r>
-        <w:t xml:space="preserve"> (CSR) while keeping the overall page SSR/RSC for fast first load.</w:t>
+      </w:pPr>
+      <w:r>
+        <w:rPr>
+          <w:b/>
+          <w:bCs/>
+        </w:rPr>
+        <w:t>Created Custom Hook</w:t>
       </w:r>
     </w:p>
     <w:p>
-      <w:r>
-        <w:t>Here’s a concrete way to do it.</w:t>
+      <w:pPr>
+        <w:numPr>
+          <w:ilvl w:val="0"/>
+          <w:numId w:val="38"/>
+        </w:numPr>
+      </w:pPr>
+      <w:r>
+        <w:t>app/hooks/</w:t>
+      </w:r>
+      <w:proofErr w:type="spellStart"/>
+      <w:r>
+        <w:t>useDebounce.ts</w:t>
+      </w:r>
+      <w:proofErr w:type="spellEnd"/>
+      <w:r>
+        <w:t> - 300ms debounce delay for optimal mobile UX</w:t>
       </w:r>
     </w:p>
     <w:p>
-      <w:r>
-        <w:pict w14:anchorId="678A5680">
-          <v:rect id="_x0000_i1049" style="width:0;height:1.5pt" o:hralign="center" o:hrstd="t" o:hr="t" fillcolor="#a0a0a0" stroked="f"/>
-        </w:pict>
+      <w:pPr>
+        <w:rPr>
+          <w:b/>
+          <w:bCs/>
+        </w:rPr>
+      </w:pPr>
+      <w:r>
+        <w:rPr>
+          <w:b/>
+          <w:bCs/>
+        </w:rPr>
+        <w:t>Query Provider Setup</w:t>
       </w:r>
     </w:p>
     <w:p>
       <w:pPr>
+        <w:numPr>
+          <w:ilvl w:val="0"/>
+          <w:numId w:val="39"/>
+        </w:numPr>
+      </w:pPr>
+      <w:r>
+        <w:t>app/providers/</w:t>
+      </w:r>
+      <w:proofErr w:type="spellStart"/>
+      <w:r>
+        <w:t>QueryProvider.tsx</w:t>
+      </w:r>
+      <w:proofErr w:type="spellEnd"/>
+      <w:r>
+        <w:t> - React Query provider with sensible defaults</w:t>
+      </w:r>
+    </w:p>
+    <w:p>
+      <w:pPr>
+        <w:numPr>
+          <w:ilvl w:val="0"/>
+          <w:numId w:val="40"/>
+        </w:numPr>
+      </w:pPr>
+      <w:r>
+        <w:t>Integrated into app/</w:t>
+      </w:r>
+      <w:proofErr w:type="spellStart"/>
+      <w:r>
+        <w:t>layout.tsx</w:t>
+      </w:r>
+      <w:proofErr w:type="spellEnd"/>
+      <w:r>
+        <w:t> to wrap the entire application</w:t>
+      </w:r>
+    </w:p>
+    <w:p>
+      <w:pPr>
         <w:rPr>
           <w:b/>
           <w:bCs/>
@@ -1001,274 +1257,198 @@
           <w:b/>
           <w:bCs/>
         </w:rPr>
-        <w:t>Step 1: Debounce the search term</w:t>
+        <w:t xml:space="preserve">Updated </w:t>
+      </w:r>
+      <w:proofErr w:type="spellStart"/>
+      <w:r>
+        <w:rPr>
+          <w:b/>
+          <w:bCs/>
+        </w:rPr>
+        <w:t>RestaurantList</w:t>
+      </w:r>
+      <w:proofErr w:type="spellEnd"/>
+      <w:r>
+        <w:rPr>
+          <w:b/>
+          <w:bCs/>
+        </w:rPr>
+        <w:t xml:space="preserve"> Component</w:t>
       </w:r>
     </w:p>
     <w:p>
-      <w:r>
-        <w:t>"</w:t>
-      </w:r>
-      <w:proofErr w:type="gramStart"/>
-      <w:r>
-        <w:t>use</w:t>
-      </w:r>
-      <w:proofErr w:type="gramEnd"/>
-      <w:r>
-        <w:t xml:space="preserve"> client</w:t>
-      </w:r>
-      <w:proofErr w:type="gramStart"/>
-      <w:r>
-        <w:t>";</w:t>
-      </w:r>
-      <w:proofErr w:type="gramEnd"/>
-    </w:p>
-    <w:p/>
-    <w:p>
-      <w:r>
-        <w:lastRenderedPageBreak/>
-        <w:t xml:space="preserve">import </w:t>
-      </w:r>
-      <w:proofErr w:type="gramStart"/>
-      <w:r>
-        <w:t xml:space="preserve">{ </w:t>
+      <w:pPr>
+        <w:numPr>
+          <w:ilvl w:val="0"/>
+          <w:numId w:val="41"/>
+        </w:numPr>
+      </w:pPr>
+      <w:r>
+        <w:rPr>
+          <w:b/>
+          <w:bCs/>
+        </w:rPr>
+        <w:t>Search Input</w:t>
+      </w:r>
+      <w:r>
+        <w:t>: Controlled input connected to state with </w:t>
       </w:r>
       <w:proofErr w:type="spellStart"/>
       <w:r>
-        <w:t>useEffect</w:t>
+        <w:t>onChange</w:t>
       </w:r>
       <w:proofErr w:type="spellEnd"/>
-      <w:proofErr w:type="gramEnd"/>
-      <w:r>
-        <w:t xml:space="preserve">, </w:t>
-      </w:r>
-      <w:proofErr w:type="spellStart"/>
-      <w:proofErr w:type="gramStart"/>
-      <w:r>
-        <w:t>useState</w:t>
-      </w:r>
-      <w:proofErr w:type="spellEnd"/>
-      <w:r>
-        <w:t xml:space="preserve"> }</w:t>
-      </w:r>
-      <w:proofErr w:type="gramEnd"/>
-      <w:r>
-        <w:t xml:space="preserve"> from "react</w:t>
-      </w:r>
-      <w:proofErr w:type="gramStart"/>
-      <w:r>
-        <w:t>";</w:t>
-      </w:r>
-      <w:proofErr w:type="gramEnd"/>
-    </w:p>
-    <w:p/>
-    <w:p>
-      <w:r>
-        <w:t xml:space="preserve">function </w:t>
-      </w:r>
-      <w:proofErr w:type="spellStart"/>
-      <w:r>
-        <w:t>useDebouncedValue</w:t>
-      </w:r>
-      <w:proofErr w:type="spellEnd"/>
-      <w:r>
-        <w:t>&lt;T</w:t>
-      </w:r>
-      <w:proofErr w:type="gramStart"/>
-      <w:r>
-        <w:t>&gt;(</w:t>
-      </w:r>
-      <w:proofErr w:type="gramEnd"/>
-      <w:r>
-        <w:t>value: T, delay = 300): T {</w:t>
+      <w:r>
+        <w:t> handler</w:t>
       </w:r>
     </w:p>
     <w:p>
-      <w:r>
-        <w:t xml:space="preserve">  const [debounced, </w:t>
+      <w:pPr>
+        <w:numPr>
+          <w:ilvl w:val="0"/>
+          <w:numId w:val="42"/>
+        </w:numPr>
+      </w:pPr>
+      <w:r>
+        <w:rPr>
+          <w:b/>
+          <w:bCs/>
+        </w:rPr>
+        <w:t>Debouncing</w:t>
+      </w:r>
+      <w:r>
+        <w:t>: Uses custom </w:t>
       </w:r>
       <w:proofErr w:type="spellStart"/>
       <w:r>
-        <w:t>setDebounced</w:t>
+        <w:t>useDebounce</w:t>
       </w:r>
       <w:proofErr w:type="spellEnd"/>
       <w:r>
-        <w:t xml:space="preserve">] = </w:t>
-      </w:r>
-      <w:proofErr w:type="spellStart"/>
-      <w:r>
-        <w:t>useState</w:t>
-      </w:r>
-      <w:proofErr w:type="spellEnd"/>
-      <w:r>
-        <w:t>(value</w:t>
-      </w:r>
-      <w:proofErr w:type="gramStart"/>
-      <w:r>
-        <w:t>);</w:t>
-      </w:r>
-      <w:proofErr w:type="gramEnd"/>
-    </w:p>
-    <w:p/>
-    <w:p>
-      <w:r>
-        <w:t xml:space="preserve">  </w:t>
-      </w:r>
-      <w:proofErr w:type="spellStart"/>
-      <w:proofErr w:type="gramStart"/>
-      <w:r>
-        <w:t>useEffect</w:t>
-      </w:r>
-      <w:proofErr w:type="spellEnd"/>
-      <w:r>
-        <w:t>(</w:t>
-      </w:r>
-      <w:proofErr w:type="gramEnd"/>
-      <w:r>
-        <w:t>() =&gt; {</w:t>
+        <w:t> hook to prevent excessive API calls</w:t>
       </w:r>
     </w:p>
     <w:p>
-      <w:r>
-        <w:t xml:space="preserve">    const id = </w:t>
-      </w:r>
-      <w:proofErr w:type="spellStart"/>
-      <w:proofErr w:type="gramStart"/>
-      <w:r>
-        <w:t>setTimeout</w:t>
-      </w:r>
-      <w:proofErr w:type="spellEnd"/>
-      <w:r>
-        <w:t>(</w:t>
-      </w:r>
-      <w:proofErr w:type="gramEnd"/>
-      <w:r>
-        <w:t xml:space="preserve">() =&gt; </w:t>
-      </w:r>
-      <w:proofErr w:type="spellStart"/>
-      <w:r>
-        <w:t>setDebounced</w:t>
-      </w:r>
-      <w:proofErr w:type="spellEnd"/>
-      <w:r>
-        <w:t>(value), delay</w:t>
-      </w:r>
-      <w:proofErr w:type="gramStart"/>
-      <w:r>
-        <w:t>);</w:t>
-      </w:r>
-      <w:proofErr w:type="gramEnd"/>
+      <w:pPr>
+        <w:numPr>
+          <w:ilvl w:val="0"/>
+          <w:numId w:val="43"/>
+        </w:numPr>
+      </w:pPr>
+      <w:r>
+        <w:rPr>
+          <w:b/>
+          <w:bCs/>
+        </w:rPr>
+        <w:t>React Query Integration</w:t>
+      </w:r>
+      <w:r>
+        <w:t>:</w:t>
+      </w:r>
     </w:p>
     <w:p>
-      <w:r>
-        <w:t xml:space="preserve">    return () =&gt; </w:t>
-      </w:r>
-      <w:proofErr w:type="spellStart"/>
-      <w:r>
-        <w:t>clearTimeout</w:t>
-      </w:r>
-      <w:proofErr w:type="spellEnd"/>
-      <w:r>
-        <w:t>(id</w:t>
-      </w:r>
-      <w:proofErr w:type="gramStart"/>
-      <w:r>
-        <w:t>);</w:t>
-      </w:r>
-      <w:proofErr w:type="gramEnd"/>
+      <w:pPr>
+        <w:numPr>
+          <w:ilvl w:val="0"/>
+          <w:numId w:val="44"/>
+        </w:numPr>
+      </w:pPr>
+      <w:r>
+        <w:t>Only fetches when user types (enabled when search query exists)</w:t>
+      </w:r>
     </w:p>
     <w:p>
-      <w:r>
-        <w:t xml:space="preserve">  }, [value, delay]</w:t>
-      </w:r>
-      <w:proofErr w:type="gramStart"/>
-      <w:r>
-        <w:t>);</w:t>
-      </w:r>
-      <w:proofErr w:type="gramEnd"/>
-    </w:p>
-    <w:p/>
-    <w:p>
-      <w:r>
-        <w:t xml:space="preserve">  return </w:t>
-      </w:r>
-      <w:proofErr w:type="gramStart"/>
-      <w:r>
-        <w:t>debounced;</w:t>
-      </w:r>
-      <w:proofErr w:type="gramEnd"/>
+      <w:pPr>
+        <w:numPr>
+          <w:ilvl w:val="0"/>
+          <w:numId w:val="45"/>
+        </w:numPr>
+      </w:pPr>
+      <w:r>
+        <w:t>Automatic request cancellation for stale queries</w:t>
+      </w:r>
     </w:p>
     <w:p>
-      <w:r>
-        <w:t>}</w:t>
+      <w:pPr>
+        <w:numPr>
+          <w:ilvl w:val="0"/>
+          <w:numId w:val="46"/>
+        </w:numPr>
+      </w:pPr>
+      <w:r>
+        <w:t>Error and loading state management</w:t>
       </w:r>
     </w:p>
     <w:p>
-      <w:r>
-        <w:t>In your search component:</w:t>
+      <w:pPr>
+        <w:numPr>
+          <w:ilvl w:val="0"/>
+          <w:numId w:val="47"/>
+        </w:numPr>
+      </w:pPr>
+      <w:r>
+        <w:rPr>
+          <w:b/>
+          <w:bCs/>
+        </w:rPr>
+        <w:t>Loading State</w:t>
+      </w:r>
+      <w:r>
+        <w:t>: Shows spinner and "Searching restaurants..." message</w:t>
       </w:r>
     </w:p>
     <w:p>
-      <w:r>
-        <w:t xml:space="preserve">const [query, </w:t>
-      </w:r>
-      <w:proofErr w:type="spellStart"/>
-      <w:r>
-        <w:t>setQuery</w:t>
-      </w:r>
-      <w:proofErr w:type="spellEnd"/>
-      <w:r>
-        <w:t xml:space="preserve">] = </w:t>
-      </w:r>
-      <w:proofErr w:type="spellStart"/>
-      <w:proofErr w:type="gramStart"/>
-      <w:r>
-        <w:t>useState</w:t>
-      </w:r>
-      <w:proofErr w:type="spellEnd"/>
-      <w:r>
-        <w:t>(</w:t>
-      </w:r>
-      <w:proofErr w:type="gramEnd"/>
-      <w:r>
-        <w:t>""</w:t>
-      </w:r>
-      <w:proofErr w:type="gramStart"/>
-      <w:r>
-        <w:t>);</w:t>
-      </w:r>
-      <w:proofErr w:type="gramEnd"/>
+      <w:pPr>
+        <w:numPr>
+          <w:ilvl w:val="0"/>
+          <w:numId w:val="48"/>
+        </w:numPr>
+      </w:pPr>
+      <w:r>
+        <w:rPr>
+          <w:b/>
+          <w:bCs/>
+        </w:rPr>
+        <w:t>Error State</w:t>
+      </w:r>
+      <w:r>
+        <w:t>: Displays user-friendly error message</w:t>
+      </w:r>
     </w:p>
     <w:p>
-      <w:r>
-        <w:t xml:space="preserve">const </w:t>
-      </w:r>
-      <w:proofErr w:type="spellStart"/>
-      <w:r>
-        <w:t>debouncedQuery</w:t>
-      </w:r>
-      <w:proofErr w:type="spellEnd"/>
-      <w:r>
-        <w:t xml:space="preserve"> = </w:t>
-      </w:r>
-      <w:proofErr w:type="spellStart"/>
-      <w:proofErr w:type="gramStart"/>
-      <w:r>
-        <w:t>useDebouncedValue</w:t>
-      </w:r>
-      <w:proofErr w:type="spellEnd"/>
-      <w:r>
-        <w:t>(</w:t>
-      </w:r>
-      <w:proofErr w:type="gramEnd"/>
-      <w:r>
-        <w:t>query, 300); // only changes when user pauses</w:t>
+      <w:pPr>
+        <w:numPr>
+          <w:ilvl w:val="0"/>
+          <w:numId w:val="49"/>
+        </w:numPr>
+      </w:pPr>
+      <w:r>
+        <w:rPr>
+          <w:b/>
+          <w:bCs/>
+        </w:rPr>
+        <w:t>No Results State</w:t>
+      </w:r>
+      <w:r>
+        <w:t>: Shows message when search returns empty results</w:t>
       </w:r>
     </w:p>
     <w:p>
-      <w:r>
-        <w:pict w14:anchorId="412553D4">
-          <v:rect id="_x0000_i1050" style="width:0;height:1.5pt" o:hralign="center" o:hrstd="t" o:hr="t" fillcolor="#a0a0a0" stroked="f"/>
-        </w:pict>
+      <w:pPr>
+        <w:numPr>
+          <w:ilvl w:val="0"/>
+          <w:numId w:val="50"/>
+        </w:numPr>
+      </w:pPr>
+      <w:r>
+        <w:rPr>
+          <w:b/>
+          <w:bCs/>
+        </w:rPr>
+        <w:t>SSR Integration</w:t>
+      </w:r>
+      <w:r>
+        <w:t>: Uses server-rendered data on initial load, switches to client-side search when user types</w:t>
       </w:r>
     </w:p>
     <w:p>
@@ -1283,1276 +1463,195 @@
           <w:b/>
           <w:bCs/>
         </w:rPr>
-        <w:t>Step 2: Fetch with cancellation (</w:t>
-      </w:r>
-      <w:proofErr w:type="spellStart"/>
+        <w:t>3. Key Features</w:t>
+      </w:r>
+    </w:p>
+    <w:p>
+      <w:r>
+        <w:rPr>
+          <w:rFonts w:ascii="Segoe UI Emoji" w:hAnsi="Segoe UI Emoji" w:cs="Segoe UI Emoji"/>
+        </w:rPr>
+        <w:t>✅</w:t>
+      </w:r>
+      <w:r>
+        <w:t> </w:t>
+      </w:r>
       <w:r>
         <w:rPr>
           <w:b/>
           <w:bCs/>
         </w:rPr>
-        <w:t>AbortController</w:t>
-      </w:r>
-      <w:proofErr w:type="spellEnd"/>
+        <w:t>Server-Side Rendering (SSR)</w:t>
+      </w:r>
+      <w:r>
+        <w:t>: Initial page load shows all restaurants pre-rendered</w:t>
+      </w:r>
+      <w:r>
+        <w:rPr>
+          <w:rFonts w:ascii="Segoe UI Emoji" w:hAnsi="Segoe UI Emoji" w:cs="Segoe UI Emoji"/>
+        </w:rPr>
+        <w:t>✅</w:t>
+      </w:r>
+      <w:r>
+        <w:rPr>
+          <w:rFonts w:ascii="Aptos" w:hAnsi="Aptos" w:cs="Aptos"/>
+        </w:rPr>
+        <w:t> </w:t>
+      </w:r>
       <w:r>
         <w:rPr>
           <w:b/>
           <w:bCs/>
         </w:rPr>
-        <w:t>)</w:t>
-      </w:r>
-    </w:p>
-    <w:p>
-      <w:r>
-        <w:t>Now tie the debounced query to a fetch:</w:t>
-      </w:r>
-    </w:p>
-    <w:p>
-      <w:r>
-        <w:t xml:space="preserve">function </w:t>
-      </w:r>
-      <w:proofErr w:type="spellStart"/>
-      <w:proofErr w:type="gramStart"/>
-      <w:r>
-        <w:t>RestaurantSearch</w:t>
-      </w:r>
-      <w:proofErr w:type="spellEnd"/>
-      <w:r>
-        <w:t>(</w:t>
-      </w:r>
-      <w:proofErr w:type="gramEnd"/>
-      <w:r>
-        <w:t>) {</w:t>
-      </w:r>
-    </w:p>
-    <w:p>
-      <w:r>
-        <w:t xml:space="preserve">  const [query, </w:t>
-      </w:r>
-      <w:proofErr w:type="spellStart"/>
-      <w:r>
-        <w:t>setQuery</w:t>
-      </w:r>
-      <w:proofErr w:type="spellEnd"/>
-      <w:r>
-        <w:t xml:space="preserve">] = </w:t>
-      </w:r>
-      <w:proofErr w:type="spellStart"/>
-      <w:proofErr w:type="gramStart"/>
-      <w:r>
-        <w:t>useState</w:t>
-      </w:r>
-      <w:proofErr w:type="spellEnd"/>
-      <w:r>
-        <w:t>(</w:t>
-      </w:r>
-      <w:proofErr w:type="gramEnd"/>
-      <w:r>
-        <w:t>""</w:t>
-      </w:r>
-      <w:proofErr w:type="gramStart"/>
-      <w:r>
-        <w:t>);</w:t>
-      </w:r>
-      <w:proofErr w:type="gramEnd"/>
-    </w:p>
-    <w:p>
-      <w:r>
-        <w:t xml:space="preserve">  const </w:t>
-      </w:r>
-      <w:proofErr w:type="spellStart"/>
-      <w:r>
-        <w:t>debouncedQuery</w:t>
-      </w:r>
-      <w:proofErr w:type="spellEnd"/>
-      <w:r>
-        <w:t xml:space="preserve"> = </w:t>
-      </w:r>
-      <w:proofErr w:type="spellStart"/>
-      <w:proofErr w:type="gramStart"/>
-      <w:r>
-        <w:t>useDebouncedValue</w:t>
-      </w:r>
-      <w:proofErr w:type="spellEnd"/>
-      <w:r>
-        <w:t>(</w:t>
-      </w:r>
-      <w:proofErr w:type="gramEnd"/>
-      <w:r>
-        <w:t>query, 300</w:t>
-      </w:r>
-      <w:proofErr w:type="gramStart"/>
-      <w:r>
-        <w:t>);</w:t>
-      </w:r>
-      <w:proofErr w:type="gramEnd"/>
-    </w:p>
-    <w:p>
-      <w:r>
-        <w:t xml:space="preserve">  const [results, </w:t>
-      </w:r>
-      <w:proofErr w:type="spellStart"/>
-      <w:r>
-        <w:t>setResults</w:t>
-      </w:r>
-      <w:proofErr w:type="spellEnd"/>
-      <w:r>
-        <w:t xml:space="preserve">] = </w:t>
-      </w:r>
-      <w:proofErr w:type="spellStart"/>
-      <w:r>
-        <w:t>useState</w:t>
-      </w:r>
-      <w:proofErr w:type="spellEnd"/>
-      <w:r>
-        <w:t>&lt;</w:t>
-      </w:r>
-      <w:proofErr w:type="gramStart"/>
-      <w:r>
-        <w:t>any[</w:t>
-      </w:r>
-      <w:proofErr w:type="gramEnd"/>
-      <w:r>
-        <w:t>]</w:t>
-      </w:r>
-      <w:proofErr w:type="gramStart"/>
-      <w:r>
-        <w:t>&gt;(</w:t>
-      </w:r>
-      <w:proofErr w:type="gramEnd"/>
-      <w:r>
-        <w:t>[]</w:t>
-      </w:r>
-      <w:proofErr w:type="gramStart"/>
-      <w:r>
-        <w:t>);</w:t>
-      </w:r>
-      <w:proofErr w:type="gramEnd"/>
-    </w:p>
-    <w:p>
-      <w:r>
-        <w:t xml:space="preserve">  const [</w:t>
-      </w:r>
-      <w:proofErr w:type="spellStart"/>
-      <w:r>
-        <w:t>isLoading</w:t>
-      </w:r>
-      <w:proofErr w:type="spellEnd"/>
-      <w:r>
-        <w:t xml:space="preserve">, </w:t>
-      </w:r>
-      <w:proofErr w:type="spellStart"/>
-      <w:r>
-        <w:t>setIsLoading</w:t>
-      </w:r>
-      <w:proofErr w:type="spellEnd"/>
-      <w:r>
-        <w:t xml:space="preserve">] = </w:t>
-      </w:r>
-      <w:proofErr w:type="spellStart"/>
-      <w:r>
-        <w:t>useState</w:t>
-      </w:r>
-      <w:proofErr w:type="spellEnd"/>
-      <w:r>
-        <w:t>(false</w:t>
-      </w:r>
-      <w:proofErr w:type="gramStart"/>
-      <w:r>
-        <w:t>);</w:t>
-      </w:r>
-      <w:proofErr w:type="gramEnd"/>
-    </w:p>
-    <w:p>
-      <w:r>
-        <w:t xml:space="preserve">  const [error, </w:t>
-      </w:r>
-      <w:proofErr w:type="spellStart"/>
-      <w:r>
-        <w:t>setError</w:t>
-      </w:r>
-      <w:proofErr w:type="spellEnd"/>
-      <w:r>
-        <w:t xml:space="preserve">] = </w:t>
-      </w:r>
-      <w:proofErr w:type="spellStart"/>
-      <w:r>
-        <w:t>useState</w:t>
-      </w:r>
-      <w:proofErr w:type="spellEnd"/>
-      <w:r>
-        <w:t>&lt;string | null&gt;(null</w:t>
-      </w:r>
-      <w:proofErr w:type="gramStart"/>
-      <w:r>
-        <w:t>);</w:t>
-      </w:r>
-      <w:proofErr w:type="gramEnd"/>
-    </w:p>
-    <w:p/>
-    <w:p>
-      <w:r>
-        <w:t xml:space="preserve">  </w:t>
-      </w:r>
-      <w:proofErr w:type="spellStart"/>
-      <w:proofErr w:type="gramStart"/>
-      <w:r>
-        <w:t>useEffect</w:t>
-      </w:r>
-      <w:proofErr w:type="spellEnd"/>
-      <w:r>
-        <w:t>(</w:t>
-      </w:r>
-      <w:proofErr w:type="gramEnd"/>
-      <w:r>
-        <w:t>() =&gt; {</w:t>
-      </w:r>
-    </w:p>
-    <w:p>
-      <w:r>
-        <w:t xml:space="preserve">    if </w:t>
-      </w:r>
-      <w:proofErr w:type="gramStart"/>
-      <w:r>
-        <w:t>(!</w:t>
-      </w:r>
-      <w:proofErr w:type="spellStart"/>
-      <w:r>
-        <w:t>debouncedQuery</w:t>
-      </w:r>
-      <w:proofErr w:type="spellEnd"/>
-      <w:proofErr w:type="gramEnd"/>
-      <w:r>
-        <w:t>) {</w:t>
-      </w:r>
-    </w:p>
-    <w:p>
-      <w:r>
-        <w:lastRenderedPageBreak/>
-        <w:t xml:space="preserve">      </w:t>
-      </w:r>
-      <w:proofErr w:type="spellStart"/>
-      <w:proofErr w:type="gramStart"/>
-      <w:r>
-        <w:t>setResults</w:t>
-      </w:r>
-      <w:proofErr w:type="spellEnd"/>
-      <w:r>
-        <w:t>(</w:t>
-      </w:r>
-      <w:proofErr w:type="gramEnd"/>
-      <w:r>
-        <w:t>[]</w:t>
-      </w:r>
-      <w:proofErr w:type="gramStart"/>
-      <w:r>
-        <w:t>);</w:t>
-      </w:r>
-      <w:proofErr w:type="gramEnd"/>
-    </w:p>
-    <w:p>
-      <w:r>
-        <w:t xml:space="preserve">      </w:t>
-      </w:r>
-      <w:proofErr w:type="spellStart"/>
-      <w:r>
-        <w:t>setError</w:t>
-      </w:r>
-      <w:proofErr w:type="spellEnd"/>
-      <w:r>
-        <w:t>(null</w:t>
-      </w:r>
-      <w:proofErr w:type="gramStart"/>
-      <w:r>
-        <w:t>);</w:t>
-      </w:r>
-      <w:proofErr w:type="gramEnd"/>
-    </w:p>
-    <w:p>
-      <w:r>
-        <w:t xml:space="preserve">      </w:t>
-      </w:r>
-      <w:proofErr w:type="gramStart"/>
-      <w:r>
-        <w:t>return;</w:t>
-      </w:r>
-      <w:proofErr w:type="gramEnd"/>
-    </w:p>
-    <w:p>
-      <w:r>
-        <w:t xml:space="preserve">    }</w:t>
-      </w:r>
-    </w:p>
-    <w:p/>
-    <w:p>
-      <w:r>
-        <w:t xml:space="preserve">    const controller = new </w:t>
-      </w:r>
-      <w:proofErr w:type="spellStart"/>
-      <w:proofErr w:type="gramStart"/>
-      <w:r>
-        <w:t>AbortController</w:t>
-      </w:r>
-      <w:proofErr w:type="spellEnd"/>
-      <w:r>
-        <w:t>();</w:t>
-      </w:r>
-      <w:proofErr w:type="gramEnd"/>
-    </w:p>
-    <w:p/>
-    <w:p>
-      <w:r>
-        <w:t xml:space="preserve">    async function </w:t>
-      </w:r>
-      <w:proofErr w:type="gramStart"/>
-      <w:r>
-        <w:t>run(</w:t>
-      </w:r>
-      <w:proofErr w:type="gramEnd"/>
-      <w:r>
-        <w:t>) {</w:t>
-      </w:r>
-    </w:p>
-    <w:p>
-      <w:r>
-        <w:t xml:space="preserve">      try {</w:t>
-      </w:r>
-    </w:p>
-    <w:p>
-      <w:r>
-        <w:t xml:space="preserve">        </w:t>
-      </w:r>
-      <w:proofErr w:type="spellStart"/>
-      <w:r>
-        <w:t>setIsLoading</w:t>
-      </w:r>
-      <w:proofErr w:type="spellEnd"/>
-      <w:r>
-        <w:t>(true</w:t>
-      </w:r>
-      <w:proofErr w:type="gramStart"/>
-      <w:r>
-        <w:t>);</w:t>
-      </w:r>
-      <w:proofErr w:type="gramEnd"/>
-    </w:p>
-    <w:p>
-      <w:r>
-        <w:t xml:space="preserve">        </w:t>
-      </w:r>
-      <w:proofErr w:type="spellStart"/>
-      <w:r>
-        <w:t>setError</w:t>
-      </w:r>
-      <w:proofErr w:type="spellEnd"/>
-      <w:r>
-        <w:t>(null</w:t>
-      </w:r>
-      <w:proofErr w:type="gramStart"/>
-      <w:r>
-        <w:t>);</w:t>
-      </w:r>
-      <w:proofErr w:type="gramEnd"/>
-    </w:p>
-    <w:p/>
-    <w:p>
-      <w:r>
-        <w:t xml:space="preserve">        const res = await </w:t>
-      </w:r>
-      <w:proofErr w:type="gramStart"/>
-      <w:r>
-        <w:t>fetch(</w:t>
-      </w:r>
-      <w:proofErr w:type="gramEnd"/>
-    </w:p>
-    <w:p>
-      <w:r>
-        <w:t xml:space="preserve">          `/</w:t>
-      </w:r>
-      <w:proofErr w:type="spellStart"/>
-      <w:r>
-        <w:t>api</w:t>
-      </w:r>
-      <w:proofErr w:type="spellEnd"/>
-      <w:r>
-        <w:t>/</w:t>
-      </w:r>
-      <w:proofErr w:type="spellStart"/>
-      <w:r>
-        <w:t>restaurants?q</w:t>
-      </w:r>
-      <w:proofErr w:type="spellEnd"/>
-      <w:r>
-        <w:t>=${</w:t>
-      </w:r>
-      <w:proofErr w:type="spellStart"/>
-      <w:r>
-        <w:t>encodeURIComponent</w:t>
-      </w:r>
-      <w:proofErr w:type="spellEnd"/>
-      <w:r>
-        <w:t>(</w:t>
-      </w:r>
-      <w:proofErr w:type="spellStart"/>
-      <w:r>
-        <w:t>debouncedQuery</w:t>
-      </w:r>
-      <w:proofErr w:type="spellEnd"/>
-      <w:proofErr w:type="gramStart"/>
-      <w:r>
-        <w:t>)}`</w:t>
-      </w:r>
-      <w:proofErr w:type="gramEnd"/>
-      <w:r>
-        <w:t>,</w:t>
-      </w:r>
-    </w:p>
-    <w:p>
-      <w:r>
-        <w:t xml:space="preserve">          </w:t>
-      </w:r>
-      <w:proofErr w:type="gramStart"/>
-      <w:r>
-        <w:t>{ signal</w:t>
-      </w:r>
-      <w:proofErr w:type="gramEnd"/>
-      <w:r>
-        <w:t xml:space="preserve">: </w:t>
-      </w:r>
-      <w:proofErr w:type="spellStart"/>
-      <w:proofErr w:type="gramStart"/>
-      <w:r>
-        <w:t>controller.signal</w:t>
-      </w:r>
-      <w:proofErr w:type="spellEnd"/>
-      <w:proofErr w:type="gramEnd"/>
-      <w:r>
-        <w:t xml:space="preserve"> }</w:t>
-      </w:r>
-    </w:p>
-    <w:p>
-      <w:r>
-        <w:t xml:space="preserve">        );</w:t>
-      </w:r>
-    </w:p>
-    <w:p/>
-    <w:p>
-      <w:r>
-        <w:t xml:space="preserve">        if </w:t>
-      </w:r>
-      <w:proofErr w:type="gramStart"/>
-      <w:r>
-        <w:t>(!</w:t>
-      </w:r>
-      <w:proofErr w:type="spellStart"/>
-      <w:r>
-        <w:t>res</w:t>
-      </w:r>
-      <w:proofErr w:type="gramEnd"/>
-      <w:r>
-        <w:t>.ok</w:t>
-      </w:r>
-      <w:proofErr w:type="spellEnd"/>
-      <w:r>
-        <w:t xml:space="preserve">) throw new </w:t>
-      </w:r>
-      <w:proofErr w:type="gramStart"/>
-      <w:r>
-        <w:t>Error(</w:t>
-      </w:r>
-      <w:proofErr w:type="gramEnd"/>
-      <w:r>
-        <w:t>"Failed to fetch"</w:t>
-      </w:r>
-      <w:proofErr w:type="gramStart"/>
-      <w:r>
-        <w:t>);</w:t>
-      </w:r>
-      <w:proofErr w:type="gramEnd"/>
-    </w:p>
-    <w:p/>
-    <w:p>
-      <w:r>
-        <w:t xml:space="preserve">        const data = await </w:t>
-      </w:r>
-      <w:proofErr w:type="spellStart"/>
-      <w:proofErr w:type="gramStart"/>
-      <w:r>
-        <w:t>res.json</w:t>
-      </w:r>
-      <w:proofErr w:type="spellEnd"/>
-      <w:proofErr w:type="gramEnd"/>
-      <w:r>
-        <w:t>(</w:t>
-      </w:r>
-      <w:proofErr w:type="gramStart"/>
-      <w:r>
-        <w:t>);</w:t>
-      </w:r>
-      <w:proofErr w:type="gramEnd"/>
-    </w:p>
-    <w:p>
-      <w:r>
-        <w:t xml:space="preserve">        </w:t>
-      </w:r>
-      <w:proofErr w:type="spellStart"/>
-      <w:r>
-        <w:t>setResults</w:t>
-      </w:r>
-      <w:proofErr w:type="spellEnd"/>
-      <w:r>
-        <w:t>(data</w:t>
-      </w:r>
-      <w:proofErr w:type="gramStart"/>
-      <w:r>
-        <w:t>);</w:t>
-      </w:r>
-      <w:proofErr w:type="gramEnd"/>
-    </w:p>
-    <w:p>
-      <w:r>
-        <w:t xml:space="preserve">      } catch (</w:t>
-      </w:r>
-      <w:proofErr w:type="gramStart"/>
-      <w:r>
-        <w:t>err:</w:t>
-      </w:r>
-      <w:proofErr w:type="gramEnd"/>
-      <w:r>
-        <w:t xml:space="preserve"> any) {</w:t>
-      </w:r>
-    </w:p>
-    <w:p>
-      <w:r>
-        <w:t xml:space="preserve">        if (err.name === "</w:t>
-      </w:r>
-      <w:proofErr w:type="spellStart"/>
-      <w:r>
-        <w:t>AbortError</w:t>
-      </w:r>
-      <w:proofErr w:type="spellEnd"/>
-      <w:r>
-        <w:t>") return; // old request cancelled</w:t>
-      </w:r>
-    </w:p>
-    <w:p>
-      <w:r>
-        <w:t xml:space="preserve">        </w:t>
-      </w:r>
-      <w:proofErr w:type="spellStart"/>
-      <w:proofErr w:type="gramStart"/>
-      <w:r>
-        <w:t>setError</w:t>
-      </w:r>
-      <w:proofErr w:type="spellEnd"/>
-      <w:r>
-        <w:t>(</w:t>
-      </w:r>
-      <w:proofErr w:type="gramEnd"/>
-      <w:r>
-        <w:t>"Could not load results. Check your connection."</w:t>
-      </w:r>
-      <w:proofErr w:type="gramStart"/>
-      <w:r>
-        <w:t>);</w:t>
-      </w:r>
-      <w:proofErr w:type="gramEnd"/>
-    </w:p>
-    <w:p>
-      <w:r>
-        <w:t xml:space="preserve">      } finally {</w:t>
-      </w:r>
-    </w:p>
-    <w:p>
-      <w:r>
-        <w:t xml:space="preserve">        </w:t>
-      </w:r>
-      <w:proofErr w:type="spellStart"/>
-      <w:r>
-        <w:t>setIsLoading</w:t>
-      </w:r>
-      <w:proofErr w:type="spellEnd"/>
-      <w:r>
-        <w:t>(false</w:t>
-      </w:r>
-      <w:proofErr w:type="gramStart"/>
-      <w:r>
-        <w:t>);</w:t>
-      </w:r>
-      <w:proofErr w:type="gramEnd"/>
-    </w:p>
-    <w:p>
-      <w:r>
-        <w:t xml:space="preserve">      }</w:t>
-      </w:r>
-    </w:p>
-    <w:p>
-      <w:r>
-        <w:t xml:space="preserve">    }</w:t>
-      </w:r>
-    </w:p>
-    <w:p/>
-    <w:p>
-      <w:r>
-        <w:t xml:space="preserve">    </w:t>
-      </w:r>
-      <w:proofErr w:type="gramStart"/>
-      <w:r>
-        <w:t>run();</w:t>
-      </w:r>
-      <w:proofErr w:type="gramEnd"/>
-    </w:p>
-    <w:p/>
-    <w:p>
-      <w:r>
-        <w:t xml:space="preserve">    // When query changes (new debounced value), abort previous request</w:t>
-      </w:r>
-    </w:p>
-    <w:p>
-      <w:r>
-        <w:t xml:space="preserve">    return () =&gt; </w:t>
-      </w:r>
-      <w:proofErr w:type="spellStart"/>
-      <w:proofErr w:type="gramStart"/>
-      <w:r>
-        <w:t>controller.abort</w:t>
-      </w:r>
-      <w:proofErr w:type="spellEnd"/>
-      <w:proofErr w:type="gramEnd"/>
-      <w:r>
-        <w:t>(</w:t>
-      </w:r>
-      <w:proofErr w:type="gramStart"/>
-      <w:r>
-        <w:t>);</w:t>
-      </w:r>
-      <w:proofErr w:type="gramEnd"/>
-    </w:p>
-    <w:p>
-      <w:r>
-        <w:t xml:space="preserve">  }, [</w:t>
-      </w:r>
-      <w:proofErr w:type="spellStart"/>
-      <w:r>
-        <w:t>debouncedQuery</w:t>
-      </w:r>
-      <w:proofErr w:type="spellEnd"/>
-      <w:r>
-        <w:t>]</w:t>
-      </w:r>
-      <w:proofErr w:type="gramStart"/>
-      <w:r>
-        <w:t>);</w:t>
-      </w:r>
-      <w:proofErr w:type="gramEnd"/>
-    </w:p>
-    <w:p/>
-    <w:p>
-      <w:r>
-        <w:t xml:space="preserve">  return (</w:t>
-      </w:r>
-    </w:p>
-    <w:p>
-      <w:r>
-        <w:t xml:space="preserve">    &lt;div&gt;</w:t>
-      </w:r>
-    </w:p>
-    <w:p>
-      <w:r>
-        <w:t xml:space="preserve">      &lt;input</w:t>
-      </w:r>
-    </w:p>
-    <w:p>
-      <w:r>
-        <w:t xml:space="preserve">        value={query}</w:t>
-      </w:r>
-    </w:p>
-    <w:p>
-      <w:r>
-        <w:t xml:space="preserve">        </w:t>
-      </w:r>
-      <w:proofErr w:type="spellStart"/>
-      <w:r>
-        <w:t>onChange</w:t>
-      </w:r>
-      <w:proofErr w:type="spellEnd"/>
-      <w:proofErr w:type="gramStart"/>
-      <w:r>
-        <w:t>={</w:t>
-      </w:r>
-      <w:proofErr w:type="gramEnd"/>
-      <w:r>
-        <w:t xml:space="preserve">e =&gt; </w:t>
-      </w:r>
-      <w:proofErr w:type="spellStart"/>
-      <w:r>
-        <w:t>setQuery</w:t>
-      </w:r>
-      <w:proofErr w:type="spellEnd"/>
-      <w:r>
-        <w:t>(</w:t>
-      </w:r>
-      <w:proofErr w:type="spellStart"/>
-      <w:proofErr w:type="gramStart"/>
-      <w:r>
-        <w:t>e.target</w:t>
-      </w:r>
-      <w:proofErr w:type="gramEnd"/>
-      <w:r>
-        <w:t>.value</w:t>
-      </w:r>
-      <w:proofErr w:type="spellEnd"/>
-      <w:r>
-        <w:t>)}</w:t>
-      </w:r>
-    </w:p>
-    <w:p>
-      <w:r>
-        <w:t xml:space="preserve">        placeholder="Search restaurants"</w:t>
-      </w:r>
-    </w:p>
-    <w:p>
-      <w:r>
-        <w:t xml:space="preserve">      /&gt;</w:t>
-      </w:r>
-    </w:p>
-    <w:p/>
-    <w:p>
-      <w:r>
-        <w:t xml:space="preserve">      {</w:t>
-      </w:r>
-      <w:proofErr w:type="spellStart"/>
-      <w:r>
-        <w:t>isLoading</w:t>
-      </w:r>
-      <w:proofErr w:type="spellEnd"/>
-      <w:r>
-        <w:t xml:space="preserve"> &amp;&amp; &lt;div&gt;Searching…&lt;/div&gt;}</w:t>
-      </w:r>
-    </w:p>
-    <w:p>
-      <w:r>
-        <w:t xml:space="preserve">      {error &amp;&amp; &lt;div&gt;{error}&lt;/div&gt;}</w:t>
-      </w:r>
-    </w:p>
-    <w:p/>
-    <w:p>
-      <w:r>
-        <w:t xml:space="preserve">      &lt;ul&gt;</w:t>
-      </w:r>
-    </w:p>
-    <w:p>
-      <w:r>
-        <w:t xml:space="preserve">        {</w:t>
-      </w:r>
-      <w:proofErr w:type="spellStart"/>
-      <w:proofErr w:type="gramStart"/>
-      <w:r>
-        <w:t>results.map</w:t>
-      </w:r>
-      <w:proofErr w:type="spellEnd"/>
-      <w:r>
-        <w:t>(</w:t>
-      </w:r>
-      <w:proofErr w:type="gramEnd"/>
-      <w:r>
-        <w:t>r =&gt; (</w:t>
-      </w:r>
-    </w:p>
-    <w:p>
-      <w:r>
-        <w:t xml:space="preserve">          &lt;li key={r.id}&gt;{r.</w:t>
-      </w:r>
-      <w:proofErr w:type="gramStart"/>
-      <w:r>
-        <w:t>name}&lt;</w:t>
-      </w:r>
-      <w:proofErr w:type="gramEnd"/>
-      <w:r>
-        <w:t>/li&gt;</w:t>
-      </w:r>
-    </w:p>
-    <w:p>
-      <w:r>
-        <w:t xml:space="preserve">        ))}</w:t>
-      </w:r>
-    </w:p>
-    <w:p>
-      <w:r>
-        <w:t xml:space="preserve">      &lt;/ul&gt;</w:t>
-      </w:r>
-    </w:p>
-    <w:p>
-      <w:r>
-        <w:t xml:space="preserve">    &lt;/div&gt;</w:t>
-      </w:r>
-    </w:p>
-    <w:p>
-      <w:r>
-        <w:t xml:space="preserve">  );</w:t>
-      </w:r>
-    </w:p>
-    <w:p>
-      <w:r>
-        <w:t>}</w:t>
-      </w:r>
-    </w:p>
-    <w:p>
+        <w:t>Client-Side Search</w:t>
+      </w:r>
+      <w:r>
+        <w:t>: Typing in search triggers debounced API calls</w:t>
+      </w:r>
+      <w:r>
+        <w:rPr>
+          <w:rFonts w:ascii="Segoe UI Emoji" w:hAnsi="Segoe UI Emoji" w:cs="Segoe UI Emoji"/>
+        </w:rPr>
+        <w:t>✅</w:t>
+      </w:r>
+      <w:r>
+        <w:rPr>
+          <w:rFonts w:ascii="Aptos" w:hAnsi="Aptos" w:cs="Aptos"/>
+        </w:rPr>
+        <w:t> </w:t>
+      </w:r>
       <w:r>
         <w:rPr>
           <w:b/>
           <w:bCs/>
         </w:rPr>
-        <w:t>What this gives you on mobile:</w:t>
-      </w:r>
-    </w:p>
-    <w:p>
-      <w:pPr>
-        <w:numPr>
-          <w:ilvl w:val="0"/>
-          <w:numId w:val="27"/>
-        </w:numPr>
-      </w:pPr>
-      <w:r>
-        <w:t xml:space="preserve">If the user types quickly, only the </w:t>
+        <w:t>Request Cancellation</w:t>
+      </w:r>
+      <w:r>
+        <w:t>: Old searches are automatically cancelled via React Query's </w:t>
+      </w:r>
+      <w:proofErr w:type="spellStart"/>
+      <w:r>
+        <w:t>AbortController</w:t>
+      </w:r>
+      <w:proofErr w:type="spellEnd"/>
+      <w:r>
+        <w:rPr>
+          <w:rFonts w:ascii="Segoe UI Emoji" w:hAnsi="Segoe UI Emoji" w:cs="Segoe UI Emoji"/>
+        </w:rPr>
+        <w:t>✅</w:t>
+      </w:r>
+      <w:r>
+        <w:rPr>
+          <w:rFonts w:ascii="Aptos" w:hAnsi="Aptos" w:cs="Aptos"/>
+        </w:rPr>
+        <w:t> </w:t>
       </w:r>
       <w:r>
         <w:rPr>
           <w:b/>
           <w:bCs/>
         </w:rPr>
-        <w:t>debounced</w:t>
-      </w:r>
-      <w:r>
-        <w:t xml:space="preserve"> value triggers a fetch.</w:t>
-      </w:r>
-    </w:p>
-    <w:p>
-      <w:pPr>
-        <w:numPr>
-          <w:ilvl w:val="0"/>
-          <w:numId w:val="27"/>
-        </w:numPr>
-      </w:pPr>
-      <w:r>
-        <w:lastRenderedPageBreak/>
-        <w:t xml:space="preserve">When a new search starts, the old fetch is </w:t>
+        <w:t>Mobile-Optimized</w:t>
+      </w:r>
+      <w:r>
+        <w:t>: 300ms debounce prevents excessive requests on slow networks</w:t>
+      </w:r>
+      <w:r>
+        <w:rPr>
+          <w:rFonts w:ascii="Segoe UI Emoji" w:hAnsi="Segoe UI Emoji" w:cs="Segoe UI Emoji"/>
+        </w:rPr>
+        <w:t>✅</w:t>
+      </w:r>
+      <w:r>
+        <w:rPr>
+          <w:rFonts w:ascii="Aptos" w:hAnsi="Aptos" w:cs="Aptos"/>
+        </w:rPr>
+        <w:t> </w:t>
       </w:r>
       <w:r>
         <w:rPr>
           <w:b/>
           <w:bCs/>
         </w:rPr>
-        <w:t>aborted</w:t>
-      </w:r>
-      <w:r>
-        <w:t>, so its response never lands.</w:t>
-      </w:r>
-    </w:p>
-    <w:p>
-      <w:pPr>
-        <w:numPr>
-          <w:ilvl w:val="0"/>
-          <w:numId w:val="27"/>
-        </w:numPr>
-      </w:pPr>
-      <w:r>
-        <w:t>You avoid the “results suddenly jump back to an older query” problem.</w:t>
-      </w:r>
-    </w:p>
-    <w:p>
-      <w:pPr>
-        <w:numPr>
-          <w:ilvl w:val="0"/>
-          <w:numId w:val="27"/>
-        </w:numPr>
-      </w:pPr>
-      <w:r>
-        <w:t>You’re sending far fewer requests, which is very nice on flaky/slow networks.</w:t>
-      </w:r>
-    </w:p>
-    <w:p>
-      <w:r>
-        <w:pict w14:anchorId="500DB1FF">
-          <v:rect id="_x0000_i1051" style="width:0;height:1.5pt" o:hralign="center" o:hrstd="t" o:hr="t" fillcolor="#a0a0a0" stroked="f"/>
-        </w:pict>
-      </w:r>
-    </w:p>
-    <w:p>
-      <w:pPr>
+        <w:t>Sorted Results</w:t>
+      </w:r>
+      <w:r>
+        <w:t>: All results sorted by best deal (highest discount first)</w:t>
+      </w:r>
+      <w:r>
+        <w:rPr>
+          <w:rFonts w:ascii="Segoe UI Emoji" w:hAnsi="Segoe UI Emoji" w:cs="Segoe UI Emoji"/>
+        </w:rPr>
+        <w:t>✅</w:t>
+      </w:r>
+      <w:r>
+        <w:rPr>
+          <w:rFonts w:ascii="Aptos" w:hAnsi="Aptos" w:cs="Aptos"/>
+        </w:rPr>
+        <w:t> </w:t>
+      </w:r>
+      <w:r>
         <w:rPr>
           <w:b/>
           <w:bCs/>
         </w:rPr>
-      </w:pPr>
+        <w:t>Partial Matching</w:t>
+      </w:r>
+      <w:r>
+        <w:t>: Search works for both restaurant names and cuisines</w:t>
+      </w:r>
+      <w:r>
+        <w:rPr>
+          <w:rFonts w:ascii="Segoe UI Emoji" w:hAnsi="Segoe UI Emoji" w:cs="Segoe UI Emoji"/>
+        </w:rPr>
+        <w:t>✅</w:t>
+      </w:r>
+      <w:r>
+        <w:rPr>
+          <w:rFonts w:ascii="Aptos" w:hAnsi="Aptos" w:cs="Aptos"/>
+        </w:rPr>
+        <w:t> </w:t>
+      </w:r>
       <w:r>
         <w:rPr>
           <w:b/>
           <w:bCs/>
         </w:rPr>
-        <w:t>Optional: use React Query instead of hand-rolling</w:t>
-      </w:r>
-    </w:p>
-    <w:p>
-      <w:r>
-        <w:t xml:space="preserve">If you want retries, caching, and stale data handling for free, plug the debounced query into </w:t>
-      </w:r>
-      <w:proofErr w:type="spellStart"/>
+        <w:t>Error Handling</w:t>
+      </w:r>
+      <w:r>
+        <w:t>: Graceful error messages for network failures</w:t>
+      </w:r>
+      <w:r>
+        <w:rPr>
+          <w:rFonts w:ascii="Segoe UI Emoji" w:hAnsi="Segoe UI Emoji" w:cs="Segoe UI Emoji"/>
+        </w:rPr>
+        <w:t>✅</w:t>
+      </w:r>
+      <w:r>
+        <w:rPr>
+          <w:rFonts w:ascii="Aptos" w:hAnsi="Aptos" w:cs="Aptos"/>
+        </w:rPr>
+        <w:t> </w:t>
+      </w:r>
       <w:r>
         <w:rPr>
           <w:b/>
           <w:bCs/>
         </w:rPr>
-        <w:t>TanStack</w:t>
+        <w:t>No External Workarounds</w:t>
+      </w:r>
+      <w:r>
+        <w:t xml:space="preserve">: Uses standard Next.js patterns and established </w:t>
+      </w:r>
+      <w:proofErr w:type="spellStart"/>
+      <w:r>
+        <w:t>librariesAll</w:t>
       </w:r>
       <w:proofErr w:type="spellEnd"/>
       <w:r>
-        <w:rPr>
-          <w:b/>
-          <w:bCs/>
-        </w:rPr>
-        <w:t xml:space="preserve"> Query</w:t>
-      </w:r>
-      <w:r>
-        <w:t xml:space="preserve"> instead of manual fetch:</w:t>
-      </w:r>
-    </w:p>
-    <w:p>
-      <w:r>
-        <w:t xml:space="preserve">const </w:t>
-      </w:r>
-      <w:proofErr w:type="gramStart"/>
-      <w:r>
-        <w:t>{ data</w:t>
-      </w:r>
-      <w:proofErr w:type="gramEnd"/>
-      <w:r>
-        <w:t xml:space="preserve">, </w:t>
-      </w:r>
-      <w:proofErr w:type="spellStart"/>
-      <w:r>
-        <w:t>isLoading</w:t>
-      </w:r>
-      <w:proofErr w:type="spellEnd"/>
-      <w:r>
-        <w:t xml:space="preserve">, </w:t>
-      </w:r>
-      <w:proofErr w:type="spellStart"/>
-      <w:r>
-        <w:t>isError</w:t>
-      </w:r>
-      <w:proofErr w:type="spellEnd"/>
-      <w:r>
-        <w:t xml:space="preserve">, </w:t>
-      </w:r>
-      <w:proofErr w:type="spellStart"/>
-      <w:proofErr w:type="gramStart"/>
-      <w:r>
-        <w:t>refetch</w:t>
-      </w:r>
-      <w:proofErr w:type="spellEnd"/>
-      <w:r>
-        <w:t xml:space="preserve"> }</w:t>
-      </w:r>
-      <w:proofErr w:type="gramEnd"/>
-      <w:r>
-        <w:t xml:space="preserve"> = </w:t>
-      </w:r>
-      <w:proofErr w:type="spellStart"/>
-      <w:proofErr w:type="gramStart"/>
-      <w:r>
-        <w:t>useQuery</w:t>
-      </w:r>
-      <w:proofErr w:type="spellEnd"/>
-      <w:r>
-        <w:t>(</w:t>
-      </w:r>
-      <w:proofErr w:type="gramEnd"/>
-      <w:r>
-        <w:t>{</w:t>
-      </w:r>
-    </w:p>
-    <w:p>
-      <w:r>
-        <w:t xml:space="preserve">  </w:t>
-      </w:r>
-      <w:proofErr w:type="spellStart"/>
-      <w:r>
-        <w:t>queryKey</w:t>
-      </w:r>
-      <w:proofErr w:type="spellEnd"/>
-      <w:r>
-        <w:t xml:space="preserve">: ["restaurants", </w:t>
-      </w:r>
-      <w:proofErr w:type="spellStart"/>
-      <w:r>
-        <w:t>debouncedQuery</w:t>
-      </w:r>
-      <w:proofErr w:type="spellEnd"/>
-      <w:r>
-        <w:t>],</w:t>
-      </w:r>
-    </w:p>
-    <w:p>
-      <w:r>
-        <w:t xml:space="preserve">  </w:t>
-      </w:r>
-      <w:proofErr w:type="spellStart"/>
-      <w:r>
-        <w:t>queryFn</w:t>
-      </w:r>
-      <w:proofErr w:type="spellEnd"/>
-      <w:r>
-        <w:t>: () =&gt; fetch(`/api/restaurants?q=${encodeURIComponent(debouncedQuery</w:t>
-      </w:r>
-      <w:proofErr w:type="gramStart"/>
-      <w:r>
-        <w:t>)}`).then</w:t>
-      </w:r>
-      <w:proofErr w:type="gramEnd"/>
-      <w:r>
-        <w:t xml:space="preserve">(r =&gt; </w:t>
-      </w:r>
-      <w:proofErr w:type="spellStart"/>
-      <w:proofErr w:type="gramStart"/>
-      <w:r>
-        <w:t>r.json</w:t>
-      </w:r>
-      <w:proofErr w:type="spellEnd"/>
-      <w:proofErr w:type="gramEnd"/>
-      <w:r>
-        <w:t>()),</w:t>
-      </w:r>
-    </w:p>
-    <w:p>
-      <w:r>
-        <w:t xml:space="preserve">  enabled: !!</w:t>
-      </w:r>
-      <w:proofErr w:type="spellStart"/>
-      <w:proofErr w:type="gramStart"/>
-      <w:r>
-        <w:t>debouncedQuery</w:t>
-      </w:r>
-      <w:proofErr w:type="spellEnd"/>
-      <w:r>
-        <w:t>,  /</w:t>
-      </w:r>
-      <w:proofErr w:type="gramEnd"/>
-      <w:r>
-        <w:t>/ don’t run when empty</w:t>
-      </w:r>
-    </w:p>
-    <w:p>
-      <w:r>
-        <w:t xml:space="preserve">  retry: </w:t>
-      </w:r>
-      <w:proofErr w:type="gramStart"/>
-      <w:r>
-        <w:t xml:space="preserve">2,   </w:t>
-      </w:r>
-      <w:proofErr w:type="gramEnd"/>
-      <w:r>
-        <w:t xml:space="preserve">                // automatic retries on transient failure</w:t>
-      </w:r>
-    </w:p>
-    <w:p>
-      <w:r>
-        <w:t>});</w:t>
-      </w:r>
-    </w:p>
-    <w:p>
-      <w:r>
-        <w:t>You still debounce the input, but the library:</w:t>
-      </w:r>
-    </w:p>
-    <w:p>
-      <w:pPr>
-        <w:numPr>
-          <w:ilvl w:val="0"/>
-          <w:numId w:val="28"/>
-        </w:numPr>
-      </w:pPr>
-      <w:r>
-        <w:t>Cancels stale requests automatically,</w:t>
-      </w:r>
-    </w:p>
-    <w:p>
-      <w:pPr>
-        <w:numPr>
-          <w:ilvl w:val="0"/>
-          <w:numId w:val="28"/>
-        </w:numPr>
-      </w:pPr>
-      <w:r>
-        <w:t xml:space="preserve">Handles </w:t>
-      </w:r>
-      <w:proofErr w:type="gramStart"/>
-      <w:r>
-        <w:t>retries</w:t>
-      </w:r>
-      <w:proofErr w:type="gramEnd"/>
-      <w:r>
-        <w:t>,</w:t>
-      </w:r>
-    </w:p>
-    <w:p>
-      <w:pPr>
-        <w:numPr>
-          <w:ilvl w:val="0"/>
-          <w:numId w:val="28"/>
-        </w:numPr>
-      </w:pPr>
-      <w:r>
-        <w:t xml:space="preserve">Caches </w:t>
-      </w:r>
-      <w:proofErr w:type="gramStart"/>
-      <w:r>
-        <w:t>results</w:t>
-      </w:r>
-      <w:proofErr w:type="gramEnd"/>
-      <w:r>
-        <w:t xml:space="preserve"> per query.</w:t>
-      </w:r>
-    </w:p>
-    <w:p>
-      <w:r>
-        <w:pict w14:anchorId="38727681">
-          <v:rect id="_x0000_i1052" style="width:0;height:1.5pt" o:hralign="center" o:hrstd="t" o:hr="t" fillcolor="#a0a0a0" stroked="f"/>
-        </w:pict>
-      </w:r>
-    </w:p>
-    <w:p>
-      <w:pPr>
-        <w:rPr>
-          <w:b/>
-          <w:bCs/>
-        </w:rPr>
-      </w:pPr>
-      <w:r>
-        <w:rPr>
-          <w:b/>
-          <w:bCs/>
-        </w:rPr>
-        <w:t>How this fits your Next.js mobile app</w:t>
-      </w:r>
-    </w:p>
-    <w:p>
-      <w:pPr>
-        <w:numPr>
-          <w:ilvl w:val="0"/>
-          <w:numId w:val="29"/>
-        </w:numPr>
-      </w:pPr>
-      <w:r>
-        <w:rPr>
-          <w:b/>
-          <w:bCs/>
-        </w:rPr>
-        <w:t>Page itself</w:t>
-      </w:r>
-      <w:r>
-        <w:t>: render with SSR/RSC for fast first paint (maybe show featured restaurants or an empty state).</w:t>
-      </w:r>
-    </w:p>
-    <w:p>
-      <w:pPr>
-        <w:numPr>
-          <w:ilvl w:val="0"/>
-          <w:numId w:val="29"/>
-        </w:numPr>
-      </w:pPr>
-      <w:r>
-        <w:rPr>
-          <w:b/>
-          <w:bCs/>
-        </w:rPr>
-        <w:t>Search interaction</w:t>
-      </w:r>
-      <w:r>
-        <w:t>: entirely client-side:</w:t>
-      </w:r>
-    </w:p>
-    <w:p>
-      <w:pPr>
-        <w:numPr>
-          <w:ilvl w:val="1"/>
-          <w:numId w:val="29"/>
-        </w:numPr>
-      </w:pPr>
-      <w:r>
-        <w:t>Debounced input</w:t>
-      </w:r>
-    </w:p>
-    <w:p>
-      <w:pPr>
-        <w:numPr>
-          <w:ilvl w:val="1"/>
-          <w:numId w:val="29"/>
-        </w:numPr>
-      </w:pPr>
-      <w:r>
-        <w:t>Cancellable fetches / or React Query</w:t>
-      </w:r>
-    </w:p>
-    <w:p>
-      <w:pPr>
-        <w:numPr>
-          <w:ilvl w:val="1"/>
-          <w:numId w:val="29"/>
-        </w:numPr>
-      </w:pPr>
-      <w:r>
-        <w:t>Clear loading/error states</w:t>
-      </w:r>
-    </w:p>
-    <w:p>
-      <w:pPr>
-        <w:numPr>
-          <w:ilvl w:val="0"/>
-          <w:numId w:val="29"/>
-        </w:numPr>
-      </w:pPr>
-      <w:r>
-        <w:t>On flaky 4G:</w:t>
-      </w:r>
-    </w:p>
-    <w:p>
-      <w:pPr>
-        <w:numPr>
-          <w:ilvl w:val="1"/>
-          <w:numId w:val="29"/>
-        </w:numPr>
-      </w:pPr>
-      <w:r>
-        <w:t>You don’t spam the server.</w:t>
-      </w:r>
-    </w:p>
-    <w:p>
-      <w:pPr>
-        <w:numPr>
-          <w:ilvl w:val="1"/>
-          <w:numId w:val="29"/>
-        </w:numPr>
-      </w:pPr>
-      <w:r>
-        <w:lastRenderedPageBreak/>
-        <w:t>Older results never override newer ones.</w:t>
-      </w:r>
-    </w:p>
-    <w:p>
-      <w:pPr>
-        <w:numPr>
-          <w:ilvl w:val="1"/>
-          <w:numId w:val="29"/>
-        </w:numPr>
-      </w:pPr>
-      <w:r>
-        <w:t>Users get quick feedback (spinner, “no results”, “check your connection”).</w:t>
-      </w:r>
-    </w:p>
-    <w:p>
-      <w:r>
-        <w:t>If you show me your current search component (or API route), I can refactor it to use this pattern with minimal changes to your existing code.</w:t>
+        <w:t> linter checks pass with no errors! The application is ready to run.</w:t>
       </w:r>
     </w:p>
     <w:p/>
@@ -2569,6 +1668,155 @@
 <file path=word/numbering.xml><?xml version="1.0" encoding="utf-8"?>
 <w:numbering xmlns:wpc="http://schemas.microsoft.com/office/word/2010/wordprocessingCanvas" xmlns:cx="http://schemas.microsoft.com/office/drawing/2014/chartex" xmlns:cx1="http://schemas.microsoft.com/office/drawing/2015/9/8/chartex" xmlns:cx2="http://schemas.microsoft.com/office/drawing/2015/10/21/chartex" xmlns:cx3="http://schemas.microsoft.com/office/drawing/2016/5/9/chartex" xmlns:cx4="http://schemas.microsoft.com/office/drawing/2016/5/10/chartex" xmlns:cx5="http://schemas.microsoft.com/office/drawing/2016/5/11/chartex" xmlns:cx6="http://schemas.microsoft.com/office/drawing/2016/5/12/chartex" xmlns:cx7="http://schemas.microsoft.com/office/drawing/2016/5/13/chartex" xmlns:cx8="http://schemas.microsoft.com/office/drawing/2016/5/14/chartex" xmlns:mc="http://schemas.openxmlformats.org/markup-compatibility/2006" xmlns:aink="http://schemas.microsoft.com/office/drawing/2016/ink" xmlns:am3d="http://schemas.microsoft.com/office/drawing/2017/model3d" xmlns:o="urn:schemas-microsoft-com:office:office" xmlns:oel="http://schemas.microsoft.com/office/2019/extlst" xmlns:r="http://schemas.openxmlformats.org/officeDocument/2006/relationships" xmlns:m="http://schemas.openxmlformats.org/officeDocument/2006/math" xmlns:v="urn:schemas-microsoft-com:vml" xmlns:wp14="http://schemas.microsoft.com/office/word/2010/wordprocessingDrawing" xmlns:wp="http://schemas.openxmlformats.org/drawingml/2006/wordprocessingDrawing" xmlns:w10="urn:schemas-microsoft-com:office:word" xmlns:w="http://schemas.openxmlformats.org/wordprocessingml/2006/main" xmlns:w14="http://schemas.microsoft.com/office/word/2010/wordml" xmlns:w15="http://schemas.microsoft.com/office/word/2012/wordml" xmlns:w16cex="http://schemas.microsoft.com/office/word/2018/wordml/cex" xmlns:w16cid="http://schemas.microsoft.com/office/word/2016/wordml/cid" xmlns:w16="http://schemas.microsoft.com/office/word/2018/wordml" xmlns:w16du="http://schemas.microsoft.com/office/word/2023/wordml/word16du" xmlns:w16sdtdh="http://schemas.microsoft.com/office/word/2020/wordml/sdtdatahash" xmlns:w16sdtfl="http://schemas.microsoft.com/office/word/2024/wordml/sdtformatlock" xmlns:w16se="http://schemas.microsoft.com/office/word/2015/wordml/symex" xmlns:wpg="http://schemas.microsoft.com/office/word/2010/wordprocessingGroup" xmlns:wpi="http://schemas.microsoft.com/office/word/2010/wordprocessingInk" xmlns:wne="http://schemas.microsoft.com/office/word/2006/wordml" xmlns:wps="http://schemas.microsoft.com/office/word/2010/wordprocessingShape" mc:Ignorable="w14 w15 w16se w16cid w16 w16cex w16sdtdh w16sdtfl w16du wp14">
   <w:abstractNum w:abstractNumId="0" w15:restartNumberingAfterBreak="0">
+    <w:nsid w:val="029D7955"/>
+    <w:multiLevelType w:val="multilevel"/>
+    <w:tmpl w:val="E8BC2BC8"/>
+    <w:lvl w:ilvl="0">
+      <w:start w:val="1"/>
+      <w:numFmt w:val="bullet"/>
+      <w:lvlText w:val=""/>
+      <w:lvlJc w:val="left"/>
+      <w:pPr>
+        <w:tabs>
+          <w:tab w:val="num" w:pos="720"/>
+        </w:tabs>
+        <w:ind w:left="720" w:hanging="360"/>
+      </w:pPr>
+      <w:rPr>
+        <w:rFonts w:ascii="Symbol" w:hAnsi="Symbol" w:hint="default"/>
+        <w:sz w:val="20"/>
+      </w:rPr>
+    </w:lvl>
+    <w:lvl w:ilvl="1" w:tentative="1">
+      <w:start w:val="1"/>
+      <w:numFmt w:val="bullet"/>
+      <w:lvlText w:val="o"/>
+      <w:lvlJc w:val="left"/>
+      <w:pPr>
+        <w:tabs>
+          <w:tab w:val="num" w:pos="1440"/>
+        </w:tabs>
+        <w:ind w:left="1440" w:hanging="360"/>
+      </w:pPr>
+      <w:rPr>
+        <w:rFonts w:ascii="Courier New" w:hAnsi="Courier New" w:hint="default"/>
+        <w:sz w:val="20"/>
+      </w:rPr>
+    </w:lvl>
+    <w:lvl w:ilvl="2" w:tentative="1">
+      <w:start w:val="1"/>
+      <w:numFmt w:val="bullet"/>
+      <w:lvlText w:val=""/>
+      <w:lvlJc w:val="left"/>
+      <w:pPr>
+        <w:tabs>
+          <w:tab w:val="num" w:pos="2160"/>
+        </w:tabs>
+        <w:ind w:left="2160" w:hanging="360"/>
+      </w:pPr>
+      <w:rPr>
+        <w:rFonts w:ascii="Wingdings" w:hAnsi="Wingdings" w:hint="default"/>
+        <w:sz w:val="20"/>
+      </w:rPr>
+    </w:lvl>
+    <w:lvl w:ilvl="3" w:tentative="1">
+      <w:start w:val="1"/>
+      <w:numFmt w:val="bullet"/>
+      <w:lvlText w:val=""/>
+      <w:lvlJc w:val="left"/>
+      <w:pPr>
+        <w:tabs>
+          <w:tab w:val="num" w:pos="2880"/>
+        </w:tabs>
+        <w:ind w:left="2880" w:hanging="360"/>
+      </w:pPr>
+      <w:rPr>
+        <w:rFonts w:ascii="Wingdings" w:hAnsi="Wingdings" w:hint="default"/>
+        <w:sz w:val="20"/>
+      </w:rPr>
+    </w:lvl>
+    <w:lvl w:ilvl="4" w:tentative="1">
+      <w:start w:val="1"/>
+      <w:numFmt w:val="bullet"/>
+      <w:lvlText w:val=""/>
+      <w:lvlJc w:val="left"/>
+      <w:pPr>
+        <w:tabs>
+          <w:tab w:val="num" w:pos="3600"/>
+        </w:tabs>
+        <w:ind w:left="3600" w:hanging="360"/>
+      </w:pPr>
+      <w:rPr>
+        <w:rFonts w:ascii="Wingdings" w:hAnsi="Wingdings" w:hint="default"/>
+        <w:sz w:val="20"/>
+      </w:rPr>
+    </w:lvl>
+    <w:lvl w:ilvl="5" w:tentative="1">
+      <w:start w:val="1"/>
+      <w:numFmt w:val="bullet"/>
+      <w:lvlText w:val=""/>
+      <w:lvlJc w:val="left"/>
+      <w:pPr>
+        <w:tabs>
+          <w:tab w:val="num" w:pos="4320"/>
+        </w:tabs>
+        <w:ind w:left="4320" w:hanging="360"/>
+      </w:pPr>
+      <w:rPr>
+        <w:rFonts w:ascii="Wingdings" w:hAnsi="Wingdings" w:hint="default"/>
+        <w:sz w:val="20"/>
+      </w:rPr>
+    </w:lvl>
+    <w:lvl w:ilvl="6" w:tentative="1">
+      <w:start w:val="1"/>
+      <w:numFmt w:val="bullet"/>
+      <w:lvlText w:val=""/>
+      <w:lvlJc w:val="left"/>
+      <w:pPr>
+        <w:tabs>
+          <w:tab w:val="num" w:pos="5040"/>
+        </w:tabs>
+        <w:ind w:left="5040" w:hanging="360"/>
+      </w:pPr>
+      <w:rPr>
+        <w:rFonts w:ascii="Wingdings" w:hAnsi="Wingdings" w:hint="default"/>
+        <w:sz w:val="20"/>
+      </w:rPr>
+    </w:lvl>
+    <w:lvl w:ilvl="7" w:tentative="1">
+      <w:start w:val="1"/>
+      <w:numFmt w:val="bullet"/>
+      <w:lvlText w:val=""/>
+      <w:lvlJc w:val="left"/>
+      <w:pPr>
+        <w:tabs>
+          <w:tab w:val="num" w:pos="5760"/>
+        </w:tabs>
+        <w:ind w:left="5760" w:hanging="360"/>
+      </w:pPr>
+      <w:rPr>
+        <w:rFonts w:ascii="Wingdings" w:hAnsi="Wingdings" w:hint="default"/>
+        <w:sz w:val="20"/>
+      </w:rPr>
+    </w:lvl>
+    <w:lvl w:ilvl="8" w:tentative="1">
+      <w:start w:val="1"/>
+      <w:numFmt w:val="bullet"/>
+      <w:lvlText w:val=""/>
+      <w:lvlJc w:val="left"/>
+      <w:pPr>
+        <w:tabs>
+          <w:tab w:val="num" w:pos="6480"/>
+        </w:tabs>
+        <w:ind w:left="6480" w:hanging="360"/>
+      </w:pPr>
+      <w:rPr>
+        <w:rFonts w:ascii="Wingdings" w:hAnsi="Wingdings" w:hint="default"/>
+        <w:sz w:val="20"/>
+      </w:rPr>
+    </w:lvl>
+  </w:abstractNum>
+  <w:abstractNum w:abstractNumId="1" w15:restartNumberingAfterBreak="0">
     <w:nsid w:val="02E12790"/>
     <w:multiLevelType w:val="multilevel"/>
     <w:tmpl w:val="0E02C958"/>
@@ -2717,7 +1965,7 @@
       </w:rPr>
     </w:lvl>
   </w:abstractNum>
-  <w:abstractNum w:abstractNumId="1" w15:restartNumberingAfterBreak="0">
+  <w:abstractNum w:abstractNumId="2" w15:restartNumberingAfterBreak="0">
     <w:nsid w:val="04A72B72"/>
     <w:multiLevelType w:val="multilevel"/>
     <w:tmpl w:val="040471CE"/>
@@ -2866,7 +2114,156 @@
       </w:rPr>
     </w:lvl>
   </w:abstractNum>
-  <w:abstractNum w:abstractNumId="2" w15:restartNumberingAfterBreak="0">
+  <w:abstractNum w:abstractNumId="3" w15:restartNumberingAfterBreak="0">
+    <w:nsid w:val="063305C7"/>
+    <w:multiLevelType w:val="multilevel"/>
+    <w:tmpl w:val="C56E8AD2"/>
+    <w:lvl w:ilvl="0">
+      <w:start w:val="1"/>
+      <w:numFmt w:val="bullet"/>
+      <w:lvlText w:val=""/>
+      <w:lvlJc w:val="left"/>
+      <w:pPr>
+        <w:tabs>
+          <w:tab w:val="num" w:pos="720"/>
+        </w:tabs>
+        <w:ind w:left="720" w:hanging="360"/>
+      </w:pPr>
+      <w:rPr>
+        <w:rFonts w:ascii="Symbol" w:hAnsi="Symbol" w:hint="default"/>
+        <w:sz w:val="20"/>
+      </w:rPr>
+    </w:lvl>
+    <w:lvl w:ilvl="1" w:tentative="1">
+      <w:start w:val="1"/>
+      <w:numFmt w:val="bullet"/>
+      <w:lvlText w:val="o"/>
+      <w:lvlJc w:val="left"/>
+      <w:pPr>
+        <w:tabs>
+          <w:tab w:val="num" w:pos="1440"/>
+        </w:tabs>
+        <w:ind w:left="1440" w:hanging="360"/>
+      </w:pPr>
+      <w:rPr>
+        <w:rFonts w:ascii="Courier New" w:hAnsi="Courier New" w:hint="default"/>
+        <w:sz w:val="20"/>
+      </w:rPr>
+    </w:lvl>
+    <w:lvl w:ilvl="2" w:tentative="1">
+      <w:start w:val="1"/>
+      <w:numFmt w:val="bullet"/>
+      <w:lvlText w:val=""/>
+      <w:lvlJc w:val="left"/>
+      <w:pPr>
+        <w:tabs>
+          <w:tab w:val="num" w:pos="2160"/>
+        </w:tabs>
+        <w:ind w:left="2160" w:hanging="360"/>
+      </w:pPr>
+      <w:rPr>
+        <w:rFonts w:ascii="Wingdings" w:hAnsi="Wingdings" w:hint="default"/>
+        <w:sz w:val="20"/>
+      </w:rPr>
+    </w:lvl>
+    <w:lvl w:ilvl="3" w:tentative="1">
+      <w:start w:val="1"/>
+      <w:numFmt w:val="bullet"/>
+      <w:lvlText w:val=""/>
+      <w:lvlJc w:val="left"/>
+      <w:pPr>
+        <w:tabs>
+          <w:tab w:val="num" w:pos="2880"/>
+        </w:tabs>
+        <w:ind w:left="2880" w:hanging="360"/>
+      </w:pPr>
+      <w:rPr>
+        <w:rFonts w:ascii="Wingdings" w:hAnsi="Wingdings" w:hint="default"/>
+        <w:sz w:val="20"/>
+      </w:rPr>
+    </w:lvl>
+    <w:lvl w:ilvl="4" w:tentative="1">
+      <w:start w:val="1"/>
+      <w:numFmt w:val="bullet"/>
+      <w:lvlText w:val=""/>
+      <w:lvlJc w:val="left"/>
+      <w:pPr>
+        <w:tabs>
+          <w:tab w:val="num" w:pos="3600"/>
+        </w:tabs>
+        <w:ind w:left="3600" w:hanging="360"/>
+      </w:pPr>
+      <w:rPr>
+        <w:rFonts w:ascii="Wingdings" w:hAnsi="Wingdings" w:hint="default"/>
+        <w:sz w:val="20"/>
+      </w:rPr>
+    </w:lvl>
+    <w:lvl w:ilvl="5" w:tentative="1">
+      <w:start w:val="1"/>
+      <w:numFmt w:val="bullet"/>
+      <w:lvlText w:val=""/>
+      <w:lvlJc w:val="left"/>
+      <w:pPr>
+        <w:tabs>
+          <w:tab w:val="num" w:pos="4320"/>
+        </w:tabs>
+        <w:ind w:left="4320" w:hanging="360"/>
+      </w:pPr>
+      <w:rPr>
+        <w:rFonts w:ascii="Wingdings" w:hAnsi="Wingdings" w:hint="default"/>
+        <w:sz w:val="20"/>
+      </w:rPr>
+    </w:lvl>
+    <w:lvl w:ilvl="6" w:tentative="1">
+      <w:start w:val="1"/>
+      <w:numFmt w:val="bullet"/>
+      <w:lvlText w:val=""/>
+      <w:lvlJc w:val="left"/>
+      <w:pPr>
+        <w:tabs>
+          <w:tab w:val="num" w:pos="5040"/>
+        </w:tabs>
+        <w:ind w:left="5040" w:hanging="360"/>
+      </w:pPr>
+      <w:rPr>
+        <w:rFonts w:ascii="Wingdings" w:hAnsi="Wingdings" w:hint="default"/>
+        <w:sz w:val="20"/>
+      </w:rPr>
+    </w:lvl>
+    <w:lvl w:ilvl="7" w:tentative="1">
+      <w:start w:val="1"/>
+      <w:numFmt w:val="bullet"/>
+      <w:lvlText w:val=""/>
+      <w:lvlJc w:val="left"/>
+      <w:pPr>
+        <w:tabs>
+          <w:tab w:val="num" w:pos="5760"/>
+        </w:tabs>
+        <w:ind w:left="5760" w:hanging="360"/>
+      </w:pPr>
+      <w:rPr>
+        <w:rFonts w:ascii="Wingdings" w:hAnsi="Wingdings" w:hint="default"/>
+        <w:sz w:val="20"/>
+      </w:rPr>
+    </w:lvl>
+    <w:lvl w:ilvl="8" w:tentative="1">
+      <w:start w:val="1"/>
+      <w:numFmt w:val="bullet"/>
+      <w:lvlText w:val=""/>
+      <w:lvlJc w:val="left"/>
+      <w:pPr>
+        <w:tabs>
+          <w:tab w:val="num" w:pos="6480"/>
+        </w:tabs>
+        <w:ind w:left="6480" w:hanging="360"/>
+      </w:pPr>
+      <w:rPr>
+        <w:rFonts w:ascii="Wingdings" w:hAnsi="Wingdings" w:hint="default"/>
+        <w:sz w:val="20"/>
+      </w:rPr>
+    </w:lvl>
+  </w:abstractNum>
+  <w:abstractNum w:abstractNumId="4" w15:restartNumberingAfterBreak="0">
     <w:nsid w:val="06D847D5"/>
     <w:multiLevelType w:val="multilevel"/>
     <w:tmpl w:val="DEB0A25A"/>
@@ -3015,7 +2412,7 @@
       </w:rPr>
     </w:lvl>
   </w:abstractNum>
-  <w:abstractNum w:abstractNumId="3" w15:restartNumberingAfterBreak="0">
+  <w:abstractNum w:abstractNumId="5" w15:restartNumberingAfterBreak="0">
     <w:nsid w:val="07916E2C"/>
     <w:multiLevelType w:val="multilevel"/>
     <w:tmpl w:val="C2C20B9C"/>
@@ -3128,7 +2525,7 @@
       </w:pPr>
     </w:lvl>
   </w:abstractNum>
-  <w:abstractNum w:abstractNumId="4" w15:restartNumberingAfterBreak="0">
+  <w:abstractNum w:abstractNumId="6" w15:restartNumberingAfterBreak="0">
     <w:nsid w:val="11790D23"/>
     <w:multiLevelType w:val="multilevel"/>
     <w:tmpl w:val="3640A3CC"/>
@@ -3277,7 +2674,7 @@
       </w:rPr>
     </w:lvl>
   </w:abstractNum>
-  <w:abstractNum w:abstractNumId="5" w15:restartNumberingAfterBreak="0">
+  <w:abstractNum w:abstractNumId="7" w15:restartNumberingAfterBreak="0">
     <w:nsid w:val="154F3D35"/>
     <w:multiLevelType w:val="multilevel"/>
     <w:tmpl w:val="935A51A8"/>
@@ -3426,7 +2823,7 @@
       </w:rPr>
     </w:lvl>
   </w:abstractNum>
-  <w:abstractNum w:abstractNumId="6" w15:restartNumberingAfterBreak="0">
+  <w:abstractNum w:abstractNumId="8" w15:restartNumberingAfterBreak="0">
     <w:nsid w:val="19532CB8"/>
     <w:multiLevelType w:val="multilevel"/>
     <w:tmpl w:val="A0D0C7F0"/>
@@ -3575,7 +2972,7 @@
       </w:rPr>
     </w:lvl>
   </w:abstractNum>
-  <w:abstractNum w:abstractNumId="7" w15:restartNumberingAfterBreak="0">
+  <w:abstractNum w:abstractNumId="9" w15:restartNumberingAfterBreak="0">
     <w:nsid w:val="1B721A9A"/>
     <w:multiLevelType w:val="multilevel"/>
     <w:tmpl w:val="92845984"/>
@@ -3724,7 +3121,7 @@
       </w:rPr>
     </w:lvl>
   </w:abstractNum>
-  <w:abstractNum w:abstractNumId="8" w15:restartNumberingAfterBreak="0">
+  <w:abstractNum w:abstractNumId="10" w15:restartNumberingAfterBreak="0">
     <w:nsid w:val="1C227BF7"/>
     <w:multiLevelType w:val="multilevel"/>
     <w:tmpl w:val="1A8238C2"/>
@@ -3873,7 +3270,305 @@
       </w:rPr>
     </w:lvl>
   </w:abstractNum>
-  <w:abstractNum w:abstractNumId="9" w15:restartNumberingAfterBreak="0">
+  <w:abstractNum w:abstractNumId="11" w15:restartNumberingAfterBreak="0">
+    <w:nsid w:val="1CD96427"/>
+    <w:multiLevelType w:val="multilevel"/>
+    <w:tmpl w:val="CE44A1EA"/>
+    <w:lvl w:ilvl="0">
+      <w:start w:val="1"/>
+      <w:numFmt w:val="bullet"/>
+      <w:lvlText w:val=""/>
+      <w:lvlJc w:val="left"/>
+      <w:pPr>
+        <w:tabs>
+          <w:tab w:val="num" w:pos="720"/>
+        </w:tabs>
+        <w:ind w:left="720" w:hanging="360"/>
+      </w:pPr>
+      <w:rPr>
+        <w:rFonts w:ascii="Symbol" w:hAnsi="Symbol" w:hint="default"/>
+        <w:sz w:val="20"/>
+      </w:rPr>
+    </w:lvl>
+    <w:lvl w:ilvl="1" w:tentative="1">
+      <w:start w:val="1"/>
+      <w:numFmt w:val="bullet"/>
+      <w:lvlText w:val="o"/>
+      <w:lvlJc w:val="left"/>
+      <w:pPr>
+        <w:tabs>
+          <w:tab w:val="num" w:pos="1440"/>
+        </w:tabs>
+        <w:ind w:left="1440" w:hanging="360"/>
+      </w:pPr>
+      <w:rPr>
+        <w:rFonts w:ascii="Courier New" w:hAnsi="Courier New" w:hint="default"/>
+        <w:sz w:val="20"/>
+      </w:rPr>
+    </w:lvl>
+    <w:lvl w:ilvl="2" w:tentative="1">
+      <w:start w:val="1"/>
+      <w:numFmt w:val="bullet"/>
+      <w:lvlText w:val=""/>
+      <w:lvlJc w:val="left"/>
+      <w:pPr>
+        <w:tabs>
+          <w:tab w:val="num" w:pos="2160"/>
+        </w:tabs>
+        <w:ind w:left="2160" w:hanging="360"/>
+      </w:pPr>
+      <w:rPr>
+        <w:rFonts w:ascii="Wingdings" w:hAnsi="Wingdings" w:hint="default"/>
+        <w:sz w:val="20"/>
+      </w:rPr>
+    </w:lvl>
+    <w:lvl w:ilvl="3" w:tentative="1">
+      <w:start w:val="1"/>
+      <w:numFmt w:val="bullet"/>
+      <w:lvlText w:val=""/>
+      <w:lvlJc w:val="left"/>
+      <w:pPr>
+        <w:tabs>
+          <w:tab w:val="num" w:pos="2880"/>
+        </w:tabs>
+        <w:ind w:left="2880" w:hanging="360"/>
+      </w:pPr>
+      <w:rPr>
+        <w:rFonts w:ascii="Wingdings" w:hAnsi="Wingdings" w:hint="default"/>
+        <w:sz w:val="20"/>
+      </w:rPr>
+    </w:lvl>
+    <w:lvl w:ilvl="4" w:tentative="1">
+      <w:start w:val="1"/>
+      <w:numFmt w:val="bullet"/>
+      <w:lvlText w:val=""/>
+      <w:lvlJc w:val="left"/>
+      <w:pPr>
+        <w:tabs>
+          <w:tab w:val="num" w:pos="3600"/>
+        </w:tabs>
+        <w:ind w:left="3600" w:hanging="360"/>
+      </w:pPr>
+      <w:rPr>
+        <w:rFonts w:ascii="Wingdings" w:hAnsi="Wingdings" w:hint="default"/>
+        <w:sz w:val="20"/>
+      </w:rPr>
+    </w:lvl>
+    <w:lvl w:ilvl="5" w:tentative="1">
+      <w:start w:val="1"/>
+      <w:numFmt w:val="bullet"/>
+      <w:lvlText w:val=""/>
+      <w:lvlJc w:val="left"/>
+      <w:pPr>
+        <w:tabs>
+          <w:tab w:val="num" w:pos="4320"/>
+        </w:tabs>
+        <w:ind w:left="4320" w:hanging="360"/>
+      </w:pPr>
+      <w:rPr>
+        <w:rFonts w:ascii="Wingdings" w:hAnsi="Wingdings" w:hint="default"/>
+        <w:sz w:val="20"/>
+      </w:rPr>
+    </w:lvl>
+    <w:lvl w:ilvl="6" w:tentative="1">
+      <w:start w:val="1"/>
+      <w:numFmt w:val="bullet"/>
+      <w:lvlText w:val=""/>
+      <w:lvlJc w:val="left"/>
+      <w:pPr>
+        <w:tabs>
+          <w:tab w:val="num" w:pos="5040"/>
+        </w:tabs>
+        <w:ind w:left="5040" w:hanging="360"/>
+      </w:pPr>
+      <w:rPr>
+        <w:rFonts w:ascii="Wingdings" w:hAnsi="Wingdings" w:hint="default"/>
+        <w:sz w:val="20"/>
+      </w:rPr>
+    </w:lvl>
+    <w:lvl w:ilvl="7" w:tentative="1">
+      <w:start w:val="1"/>
+      <w:numFmt w:val="bullet"/>
+      <w:lvlText w:val=""/>
+      <w:lvlJc w:val="left"/>
+      <w:pPr>
+        <w:tabs>
+          <w:tab w:val="num" w:pos="5760"/>
+        </w:tabs>
+        <w:ind w:left="5760" w:hanging="360"/>
+      </w:pPr>
+      <w:rPr>
+        <w:rFonts w:ascii="Wingdings" w:hAnsi="Wingdings" w:hint="default"/>
+        <w:sz w:val="20"/>
+      </w:rPr>
+    </w:lvl>
+    <w:lvl w:ilvl="8" w:tentative="1">
+      <w:start w:val="1"/>
+      <w:numFmt w:val="bullet"/>
+      <w:lvlText w:val=""/>
+      <w:lvlJc w:val="left"/>
+      <w:pPr>
+        <w:tabs>
+          <w:tab w:val="num" w:pos="6480"/>
+        </w:tabs>
+        <w:ind w:left="6480" w:hanging="360"/>
+      </w:pPr>
+      <w:rPr>
+        <w:rFonts w:ascii="Wingdings" w:hAnsi="Wingdings" w:hint="default"/>
+        <w:sz w:val="20"/>
+      </w:rPr>
+    </w:lvl>
+  </w:abstractNum>
+  <w:abstractNum w:abstractNumId="12" w15:restartNumberingAfterBreak="0">
+    <w:nsid w:val="1DC37485"/>
+    <w:multiLevelType w:val="multilevel"/>
+    <w:tmpl w:val="B2EA6A96"/>
+    <w:lvl w:ilvl="0">
+      <w:start w:val="1"/>
+      <w:numFmt w:val="bullet"/>
+      <w:lvlText w:val=""/>
+      <w:lvlJc w:val="left"/>
+      <w:pPr>
+        <w:tabs>
+          <w:tab w:val="num" w:pos="720"/>
+        </w:tabs>
+        <w:ind w:left="720" w:hanging="360"/>
+      </w:pPr>
+      <w:rPr>
+        <w:rFonts w:ascii="Symbol" w:hAnsi="Symbol" w:hint="default"/>
+        <w:sz w:val="20"/>
+      </w:rPr>
+    </w:lvl>
+    <w:lvl w:ilvl="1" w:tentative="1">
+      <w:start w:val="1"/>
+      <w:numFmt w:val="bullet"/>
+      <w:lvlText w:val="o"/>
+      <w:lvlJc w:val="left"/>
+      <w:pPr>
+        <w:tabs>
+          <w:tab w:val="num" w:pos="1440"/>
+        </w:tabs>
+        <w:ind w:left="1440" w:hanging="360"/>
+      </w:pPr>
+      <w:rPr>
+        <w:rFonts w:ascii="Courier New" w:hAnsi="Courier New" w:hint="default"/>
+        <w:sz w:val="20"/>
+      </w:rPr>
+    </w:lvl>
+    <w:lvl w:ilvl="2" w:tentative="1">
+      <w:start w:val="1"/>
+      <w:numFmt w:val="bullet"/>
+      <w:lvlText w:val=""/>
+      <w:lvlJc w:val="left"/>
+      <w:pPr>
+        <w:tabs>
+          <w:tab w:val="num" w:pos="2160"/>
+        </w:tabs>
+        <w:ind w:left="2160" w:hanging="360"/>
+      </w:pPr>
+      <w:rPr>
+        <w:rFonts w:ascii="Wingdings" w:hAnsi="Wingdings" w:hint="default"/>
+        <w:sz w:val="20"/>
+      </w:rPr>
+    </w:lvl>
+    <w:lvl w:ilvl="3" w:tentative="1">
+      <w:start w:val="1"/>
+      <w:numFmt w:val="bullet"/>
+      <w:lvlText w:val=""/>
+      <w:lvlJc w:val="left"/>
+      <w:pPr>
+        <w:tabs>
+          <w:tab w:val="num" w:pos="2880"/>
+        </w:tabs>
+        <w:ind w:left="2880" w:hanging="360"/>
+      </w:pPr>
+      <w:rPr>
+        <w:rFonts w:ascii="Wingdings" w:hAnsi="Wingdings" w:hint="default"/>
+        <w:sz w:val="20"/>
+      </w:rPr>
+    </w:lvl>
+    <w:lvl w:ilvl="4" w:tentative="1">
+      <w:start w:val="1"/>
+      <w:numFmt w:val="bullet"/>
+      <w:lvlText w:val=""/>
+      <w:lvlJc w:val="left"/>
+      <w:pPr>
+        <w:tabs>
+          <w:tab w:val="num" w:pos="3600"/>
+        </w:tabs>
+        <w:ind w:left="3600" w:hanging="360"/>
+      </w:pPr>
+      <w:rPr>
+        <w:rFonts w:ascii="Wingdings" w:hAnsi="Wingdings" w:hint="default"/>
+        <w:sz w:val="20"/>
+      </w:rPr>
+    </w:lvl>
+    <w:lvl w:ilvl="5" w:tentative="1">
+      <w:start w:val="1"/>
+      <w:numFmt w:val="bullet"/>
+      <w:lvlText w:val=""/>
+      <w:lvlJc w:val="left"/>
+      <w:pPr>
+        <w:tabs>
+          <w:tab w:val="num" w:pos="4320"/>
+        </w:tabs>
+        <w:ind w:left="4320" w:hanging="360"/>
+      </w:pPr>
+      <w:rPr>
+        <w:rFonts w:ascii="Wingdings" w:hAnsi="Wingdings" w:hint="default"/>
+        <w:sz w:val="20"/>
+      </w:rPr>
+    </w:lvl>
+    <w:lvl w:ilvl="6" w:tentative="1">
+      <w:start w:val="1"/>
+      <w:numFmt w:val="bullet"/>
+      <w:lvlText w:val=""/>
+      <w:lvlJc w:val="left"/>
+      <w:pPr>
+        <w:tabs>
+          <w:tab w:val="num" w:pos="5040"/>
+        </w:tabs>
+        <w:ind w:left="5040" w:hanging="360"/>
+      </w:pPr>
+      <w:rPr>
+        <w:rFonts w:ascii="Wingdings" w:hAnsi="Wingdings" w:hint="default"/>
+        <w:sz w:val="20"/>
+      </w:rPr>
+    </w:lvl>
+    <w:lvl w:ilvl="7" w:tentative="1">
+      <w:start w:val="1"/>
+      <w:numFmt w:val="bullet"/>
+      <w:lvlText w:val=""/>
+      <w:lvlJc w:val="left"/>
+      <w:pPr>
+        <w:tabs>
+          <w:tab w:val="num" w:pos="5760"/>
+        </w:tabs>
+        <w:ind w:left="5760" w:hanging="360"/>
+      </w:pPr>
+      <w:rPr>
+        <w:rFonts w:ascii="Wingdings" w:hAnsi="Wingdings" w:hint="default"/>
+        <w:sz w:val="20"/>
+      </w:rPr>
+    </w:lvl>
+    <w:lvl w:ilvl="8" w:tentative="1">
+      <w:start w:val="1"/>
+      <w:numFmt w:val="bullet"/>
+      <w:lvlText w:val=""/>
+      <w:lvlJc w:val="left"/>
+      <w:pPr>
+        <w:tabs>
+          <w:tab w:val="num" w:pos="6480"/>
+        </w:tabs>
+        <w:ind w:left="6480" w:hanging="360"/>
+      </w:pPr>
+      <w:rPr>
+        <w:rFonts w:ascii="Wingdings" w:hAnsi="Wingdings" w:hint="default"/>
+        <w:sz w:val="20"/>
+      </w:rPr>
+    </w:lvl>
+  </w:abstractNum>
+  <w:abstractNum w:abstractNumId="13" w15:restartNumberingAfterBreak="0">
     <w:nsid w:val="212E1AF0"/>
     <w:multiLevelType w:val="multilevel"/>
     <w:tmpl w:val="420299F6"/>
@@ -4022,7 +3717,305 @@
       </w:rPr>
     </w:lvl>
   </w:abstractNum>
-  <w:abstractNum w:abstractNumId="10" w15:restartNumberingAfterBreak="0">
+  <w:abstractNum w:abstractNumId="14" w15:restartNumberingAfterBreak="0">
+    <w:nsid w:val="21AA2E68"/>
+    <w:multiLevelType w:val="multilevel"/>
+    <w:tmpl w:val="176CD8A4"/>
+    <w:lvl w:ilvl="0">
+      <w:start w:val="1"/>
+      <w:numFmt w:val="bullet"/>
+      <w:lvlText w:val=""/>
+      <w:lvlJc w:val="left"/>
+      <w:pPr>
+        <w:tabs>
+          <w:tab w:val="num" w:pos="720"/>
+        </w:tabs>
+        <w:ind w:left="720" w:hanging="360"/>
+      </w:pPr>
+      <w:rPr>
+        <w:rFonts w:ascii="Symbol" w:hAnsi="Symbol" w:hint="default"/>
+        <w:sz w:val="20"/>
+      </w:rPr>
+    </w:lvl>
+    <w:lvl w:ilvl="1" w:tentative="1">
+      <w:start w:val="1"/>
+      <w:numFmt w:val="bullet"/>
+      <w:lvlText w:val="o"/>
+      <w:lvlJc w:val="left"/>
+      <w:pPr>
+        <w:tabs>
+          <w:tab w:val="num" w:pos="1440"/>
+        </w:tabs>
+        <w:ind w:left="1440" w:hanging="360"/>
+      </w:pPr>
+      <w:rPr>
+        <w:rFonts w:ascii="Courier New" w:hAnsi="Courier New" w:hint="default"/>
+        <w:sz w:val="20"/>
+      </w:rPr>
+    </w:lvl>
+    <w:lvl w:ilvl="2" w:tentative="1">
+      <w:start w:val="1"/>
+      <w:numFmt w:val="bullet"/>
+      <w:lvlText w:val=""/>
+      <w:lvlJc w:val="left"/>
+      <w:pPr>
+        <w:tabs>
+          <w:tab w:val="num" w:pos="2160"/>
+        </w:tabs>
+        <w:ind w:left="2160" w:hanging="360"/>
+      </w:pPr>
+      <w:rPr>
+        <w:rFonts w:ascii="Wingdings" w:hAnsi="Wingdings" w:hint="default"/>
+        <w:sz w:val="20"/>
+      </w:rPr>
+    </w:lvl>
+    <w:lvl w:ilvl="3" w:tentative="1">
+      <w:start w:val="1"/>
+      <w:numFmt w:val="bullet"/>
+      <w:lvlText w:val=""/>
+      <w:lvlJc w:val="left"/>
+      <w:pPr>
+        <w:tabs>
+          <w:tab w:val="num" w:pos="2880"/>
+        </w:tabs>
+        <w:ind w:left="2880" w:hanging="360"/>
+      </w:pPr>
+      <w:rPr>
+        <w:rFonts w:ascii="Wingdings" w:hAnsi="Wingdings" w:hint="default"/>
+        <w:sz w:val="20"/>
+      </w:rPr>
+    </w:lvl>
+    <w:lvl w:ilvl="4" w:tentative="1">
+      <w:start w:val="1"/>
+      <w:numFmt w:val="bullet"/>
+      <w:lvlText w:val=""/>
+      <w:lvlJc w:val="left"/>
+      <w:pPr>
+        <w:tabs>
+          <w:tab w:val="num" w:pos="3600"/>
+        </w:tabs>
+        <w:ind w:left="3600" w:hanging="360"/>
+      </w:pPr>
+      <w:rPr>
+        <w:rFonts w:ascii="Wingdings" w:hAnsi="Wingdings" w:hint="default"/>
+        <w:sz w:val="20"/>
+      </w:rPr>
+    </w:lvl>
+    <w:lvl w:ilvl="5" w:tentative="1">
+      <w:start w:val="1"/>
+      <w:numFmt w:val="bullet"/>
+      <w:lvlText w:val=""/>
+      <w:lvlJc w:val="left"/>
+      <w:pPr>
+        <w:tabs>
+          <w:tab w:val="num" w:pos="4320"/>
+        </w:tabs>
+        <w:ind w:left="4320" w:hanging="360"/>
+      </w:pPr>
+      <w:rPr>
+        <w:rFonts w:ascii="Wingdings" w:hAnsi="Wingdings" w:hint="default"/>
+        <w:sz w:val="20"/>
+      </w:rPr>
+    </w:lvl>
+    <w:lvl w:ilvl="6" w:tentative="1">
+      <w:start w:val="1"/>
+      <w:numFmt w:val="bullet"/>
+      <w:lvlText w:val=""/>
+      <w:lvlJc w:val="left"/>
+      <w:pPr>
+        <w:tabs>
+          <w:tab w:val="num" w:pos="5040"/>
+        </w:tabs>
+        <w:ind w:left="5040" w:hanging="360"/>
+      </w:pPr>
+      <w:rPr>
+        <w:rFonts w:ascii="Wingdings" w:hAnsi="Wingdings" w:hint="default"/>
+        <w:sz w:val="20"/>
+      </w:rPr>
+    </w:lvl>
+    <w:lvl w:ilvl="7" w:tentative="1">
+      <w:start w:val="1"/>
+      <w:numFmt w:val="bullet"/>
+      <w:lvlText w:val=""/>
+      <w:lvlJc w:val="left"/>
+      <w:pPr>
+        <w:tabs>
+          <w:tab w:val="num" w:pos="5760"/>
+        </w:tabs>
+        <w:ind w:left="5760" w:hanging="360"/>
+      </w:pPr>
+      <w:rPr>
+        <w:rFonts w:ascii="Wingdings" w:hAnsi="Wingdings" w:hint="default"/>
+        <w:sz w:val="20"/>
+      </w:rPr>
+    </w:lvl>
+    <w:lvl w:ilvl="8" w:tentative="1">
+      <w:start w:val="1"/>
+      <w:numFmt w:val="bullet"/>
+      <w:lvlText w:val=""/>
+      <w:lvlJc w:val="left"/>
+      <w:pPr>
+        <w:tabs>
+          <w:tab w:val="num" w:pos="6480"/>
+        </w:tabs>
+        <w:ind w:left="6480" w:hanging="360"/>
+      </w:pPr>
+      <w:rPr>
+        <w:rFonts w:ascii="Wingdings" w:hAnsi="Wingdings" w:hint="default"/>
+        <w:sz w:val="20"/>
+      </w:rPr>
+    </w:lvl>
+  </w:abstractNum>
+  <w:abstractNum w:abstractNumId="15" w15:restartNumberingAfterBreak="0">
+    <w:nsid w:val="27604FD3"/>
+    <w:multiLevelType w:val="multilevel"/>
+    <w:tmpl w:val="135AB47C"/>
+    <w:lvl w:ilvl="0">
+      <w:start w:val="1"/>
+      <w:numFmt w:val="bullet"/>
+      <w:lvlText w:val=""/>
+      <w:lvlJc w:val="left"/>
+      <w:pPr>
+        <w:tabs>
+          <w:tab w:val="num" w:pos="720"/>
+        </w:tabs>
+        <w:ind w:left="720" w:hanging="360"/>
+      </w:pPr>
+      <w:rPr>
+        <w:rFonts w:ascii="Symbol" w:hAnsi="Symbol" w:hint="default"/>
+        <w:sz w:val="20"/>
+      </w:rPr>
+    </w:lvl>
+    <w:lvl w:ilvl="1" w:tentative="1">
+      <w:start w:val="1"/>
+      <w:numFmt w:val="bullet"/>
+      <w:lvlText w:val="o"/>
+      <w:lvlJc w:val="left"/>
+      <w:pPr>
+        <w:tabs>
+          <w:tab w:val="num" w:pos="1440"/>
+        </w:tabs>
+        <w:ind w:left="1440" w:hanging="360"/>
+      </w:pPr>
+      <w:rPr>
+        <w:rFonts w:ascii="Courier New" w:hAnsi="Courier New" w:hint="default"/>
+        <w:sz w:val="20"/>
+      </w:rPr>
+    </w:lvl>
+    <w:lvl w:ilvl="2" w:tentative="1">
+      <w:start w:val="1"/>
+      <w:numFmt w:val="bullet"/>
+      <w:lvlText w:val=""/>
+      <w:lvlJc w:val="left"/>
+      <w:pPr>
+        <w:tabs>
+          <w:tab w:val="num" w:pos="2160"/>
+        </w:tabs>
+        <w:ind w:left="2160" w:hanging="360"/>
+      </w:pPr>
+      <w:rPr>
+        <w:rFonts w:ascii="Wingdings" w:hAnsi="Wingdings" w:hint="default"/>
+        <w:sz w:val="20"/>
+      </w:rPr>
+    </w:lvl>
+    <w:lvl w:ilvl="3" w:tentative="1">
+      <w:start w:val="1"/>
+      <w:numFmt w:val="bullet"/>
+      <w:lvlText w:val=""/>
+      <w:lvlJc w:val="left"/>
+      <w:pPr>
+        <w:tabs>
+          <w:tab w:val="num" w:pos="2880"/>
+        </w:tabs>
+        <w:ind w:left="2880" w:hanging="360"/>
+      </w:pPr>
+      <w:rPr>
+        <w:rFonts w:ascii="Wingdings" w:hAnsi="Wingdings" w:hint="default"/>
+        <w:sz w:val="20"/>
+      </w:rPr>
+    </w:lvl>
+    <w:lvl w:ilvl="4" w:tentative="1">
+      <w:start w:val="1"/>
+      <w:numFmt w:val="bullet"/>
+      <w:lvlText w:val=""/>
+      <w:lvlJc w:val="left"/>
+      <w:pPr>
+        <w:tabs>
+          <w:tab w:val="num" w:pos="3600"/>
+        </w:tabs>
+        <w:ind w:left="3600" w:hanging="360"/>
+      </w:pPr>
+      <w:rPr>
+        <w:rFonts w:ascii="Wingdings" w:hAnsi="Wingdings" w:hint="default"/>
+        <w:sz w:val="20"/>
+      </w:rPr>
+    </w:lvl>
+    <w:lvl w:ilvl="5" w:tentative="1">
+      <w:start w:val="1"/>
+      <w:numFmt w:val="bullet"/>
+      <w:lvlText w:val=""/>
+      <w:lvlJc w:val="left"/>
+      <w:pPr>
+        <w:tabs>
+          <w:tab w:val="num" w:pos="4320"/>
+        </w:tabs>
+        <w:ind w:left="4320" w:hanging="360"/>
+      </w:pPr>
+      <w:rPr>
+        <w:rFonts w:ascii="Wingdings" w:hAnsi="Wingdings" w:hint="default"/>
+        <w:sz w:val="20"/>
+      </w:rPr>
+    </w:lvl>
+    <w:lvl w:ilvl="6" w:tentative="1">
+      <w:start w:val="1"/>
+      <w:numFmt w:val="bullet"/>
+      <w:lvlText w:val=""/>
+      <w:lvlJc w:val="left"/>
+      <w:pPr>
+        <w:tabs>
+          <w:tab w:val="num" w:pos="5040"/>
+        </w:tabs>
+        <w:ind w:left="5040" w:hanging="360"/>
+      </w:pPr>
+      <w:rPr>
+        <w:rFonts w:ascii="Wingdings" w:hAnsi="Wingdings" w:hint="default"/>
+        <w:sz w:val="20"/>
+      </w:rPr>
+    </w:lvl>
+    <w:lvl w:ilvl="7" w:tentative="1">
+      <w:start w:val="1"/>
+      <w:numFmt w:val="bullet"/>
+      <w:lvlText w:val=""/>
+      <w:lvlJc w:val="left"/>
+      <w:pPr>
+        <w:tabs>
+          <w:tab w:val="num" w:pos="5760"/>
+        </w:tabs>
+        <w:ind w:left="5760" w:hanging="360"/>
+      </w:pPr>
+      <w:rPr>
+        <w:rFonts w:ascii="Wingdings" w:hAnsi="Wingdings" w:hint="default"/>
+        <w:sz w:val="20"/>
+      </w:rPr>
+    </w:lvl>
+    <w:lvl w:ilvl="8" w:tentative="1">
+      <w:start w:val="1"/>
+      <w:numFmt w:val="bullet"/>
+      <w:lvlText w:val=""/>
+      <w:lvlJc w:val="left"/>
+      <w:pPr>
+        <w:tabs>
+          <w:tab w:val="num" w:pos="6480"/>
+        </w:tabs>
+        <w:ind w:left="6480" w:hanging="360"/>
+      </w:pPr>
+      <w:rPr>
+        <w:rFonts w:ascii="Wingdings" w:hAnsi="Wingdings" w:hint="default"/>
+        <w:sz w:val="20"/>
+      </w:rPr>
+    </w:lvl>
+  </w:abstractNum>
+  <w:abstractNum w:abstractNumId="16" w15:restartNumberingAfterBreak="0">
     <w:nsid w:val="2BCD1CF8"/>
     <w:multiLevelType w:val="multilevel"/>
     <w:tmpl w:val="08E69BBA"/>
@@ -4171,7 +4164,156 @@
       </w:rPr>
     </w:lvl>
   </w:abstractNum>
-  <w:abstractNum w:abstractNumId="11" w15:restartNumberingAfterBreak="0">
+  <w:abstractNum w:abstractNumId="17" w15:restartNumberingAfterBreak="0">
+    <w:nsid w:val="2BFF126C"/>
+    <w:multiLevelType w:val="multilevel"/>
+    <w:tmpl w:val="E89083C6"/>
+    <w:lvl w:ilvl="0">
+      <w:start w:val="1"/>
+      <w:numFmt w:val="bullet"/>
+      <w:lvlText w:val=""/>
+      <w:lvlJc w:val="left"/>
+      <w:pPr>
+        <w:tabs>
+          <w:tab w:val="num" w:pos="720"/>
+        </w:tabs>
+        <w:ind w:left="720" w:hanging="360"/>
+      </w:pPr>
+      <w:rPr>
+        <w:rFonts w:ascii="Symbol" w:hAnsi="Symbol" w:hint="default"/>
+        <w:sz w:val="20"/>
+      </w:rPr>
+    </w:lvl>
+    <w:lvl w:ilvl="1" w:tentative="1">
+      <w:start w:val="1"/>
+      <w:numFmt w:val="bullet"/>
+      <w:lvlText w:val="o"/>
+      <w:lvlJc w:val="left"/>
+      <w:pPr>
+        <w:tabs>
+          <w:tab w:val="num" w:pos="1440"/>
+        </w:tabs>
+        <w:ind w:left="1440" w:hanging="360"/>
+      </w:pPr>
+      <w:rPr>
+        <w:rFonts w:ascii="Courier New" w:hAnsi="Courier New" w:hint="default"/>
+        <w:sz w:val="20"/>
+      </w:rPr>
+    </w:lvl>
+    <w:lvl w:ilvl="2" w:tentative="1">
+      <w:start w:val="1"/>
+      <w:numFmt w:val="bullet"/>
+      <w:lvlText w:val=""/>
+      <w:lvlJc w:val="left"/>
+      <w:pPr>
+        <w:tabs>
+          <w:tab w:val="num" w:pos="2160"/>
+        </w:tabs>
+        <w:ind w:left="2160" w:hanging="360"/>
+      </w:pPr>
+      <w:rPr>
+        <w:rFonts w:ascii="Wingdings" w:hAnsi="Wingdings" w:hint="default"/>
+        <w:sz w:val="20"/>
+      </w:rPr>
+    </w:lvl>
+    <w:lvl w:ilvl="3" w:tentative="1">
+      <w:start w:val="1"/>
+      <w:numFmt w:val="bullet"/>
+      <w:lvlText w:val=""/>
+      <w:lvlJc w:val="left"/>
+      <w:pPr>
+        <w:tabs>
+          <w:tab w:val="num" w:pos="2880"/>
+        </w:tabs>
+        <w:ind w:left="2880" w:hanging="360"/>
+      </w:pPr>
+      <w:rPr>
+        <w:rFonts w:ascii="Wingdings" w:hAnsi="Wingdings" w:hint="default"/>
+        <w:sz w:val="20"/>
+      </w:rPr>
+    </w:lvl>
+    <w:lvl w:ilvl="4" w:tentative="1">
+      <w:start w:val="1"/>
+      <w:numFmt w:val="bullet"/>
+      <w:lvlText w:val=""/>
+      <w:lvlJc w:val="left"/>
+      <w:pPr>
+        <w:tabs>
+          <w:tab w:val="num" w:pos="3600"/>
+        </w:tabs>
+        <w:ind w:left="3600" w:hanging="360"/>
+      </w:pPr>
+      <w:rPr>
+        <w:rFonts w:ascii="Wingdings" w:hAnsi="Wingdings" w:hint="default"/>
+        <w:sz w:val="20"/>
+      </w:rPr>
+    </w:lvl>
+    <w:lvl w:ilvl="5" w:tentative="1">
+      <w:start w:val="1"/>
+      <w:numFmt w:val="bullet"/>
+      <w:lvlText w:val=""/>
+      <w:lvlJc w:val="left"/>
+      <w:pPr>
+        <w:tabs>
+          <w:tab w:val="num" w:pos="4320"/>
+        </w:tabs>
+        <w:ind w:left="4320" w:hanging="360"/>
+      </w:pPr>
+      <w:rPr>
+        <w:rFonts w:ascii="Wingdings" w:hAnsi="Wingdings" w:hint="default"/>
+        <w:sz w:val="20"/>
+      </w:rPr>
+    </w:lvl>
+    <w:lvl w:ilvl="6" w:tentative="1">
+      <w:start w:val="1"/>
+      <w:numFmt w:val="bullet"/>
+      <w:lvlText w:val=""/>
+      <w:lvlJc w:val="left"/>
+      <w:pPr>
+        <w:tabs>
+          <w:tab w:val="num" w:pos="5040"/>
+        </w:tabs>
+        <w:ind w:left="5040" w:hanging="360"/>
+      </w:pPr>
+      <w:rPr>
+        <w:rFonts w:ascii="Wingdings" w:hAnsi="Wingdings" w:hint="default"/>
+        <w:sz w:val="20"/>
+      </w:rPr>
+    </w:lvl>
+    <w:lvl w:ilvl="7" w:tentative="1">
+      <w:start w:val="1"/>
+      <w:numFmt w:val="bullet"/>
+      <w:lvlText w:val=""/>
+      <w:lvlJc w:val="left"/>
+      <w:pPr>
+        <w:tabs>
+          <w:tab w:val="num" w:pos="5760"/>
+        </w:tabs>
+        <w:ind w:left="5760" w:hanging="360"/>
+      </w:pPr>
+      <w:rPr>
+        <w:rFonts w:ascii="Wingdings" w:hAnsi="Wingdings" w:hint="default"/>
+        <w:sz w:val="20"/>
+      </w:rPr>
+    </w:lvl>
+    <w:lvl w:ilvl="8" w:tentative="1">
+      <w:start w:val="1"/>
+      <w:numFmt w:val="bullet"/>
+      <w:lvlText w:val=""/>
+      <w:lvlJc w:val="left"/>
+      <w:pPr>
+        <w:tabs>
+          <w:tab w:val="num" w:pos="6480"/>
+        </w:tabs>
+        <w:ind w:left="6480" w:hanging="360"/>
+      </w:pPr>
+      <w:rPr>
+        <w:rFonts w:ascii="Wingdings" w:hAnsi="Wingdings" w:hint="default"/>
+        <w:sz w:val="20"/>
+      </w:rPr>
+    </w:lvl>
+  </w:abstractNum>
+  <w:abstractNum w:abstractNumId="18" w15:restartNumberingAfterBreak="0">
     <w:nsid w:val="2D9730BA"/>
     <w:multiLevelType w:val="multilevel"/>
     <w:tmpl w:val="1A8A875A"/>
@@ -4320,7 +4462,7 @@
       </w:rPr>
     </w:lvl>
   </w:abstractNum>
-  <w:abstractNum w:abstractNumId="12" w15:restartNumberingAfterBreak="0">
+  <w:abstractNum w:abstractNumId="19" w15:restartNumberingAfterBreak="0">
     <w:nsid w:val="31496D64"/>
     <w:multiLevelType w:val="multilevel"/>
     <w:tmpl w:val="CEEA9FE2"/>
@@ -4469,7 +4611,7 @@
       </w:rPr>
     </w:lvl>
   </w:abstractNum>
-  <w:abstractNum w:abstractNumId="13" w15:restartNumberingAfterBreak="0">
+  <w:abstractNum w:abstractNumId="20" w15:restartNumberingAfterBreak="0">
     <w:nsid w:val="315E1DD0"/>
     <w:multiLevelType w:val="multilevel"/>
     <w:tmpl w:val="F4B6869C"/>
@@ -4618,7 +4760,7 @@
       </w:rPr>
     </w:lvl>
   </w:abstractNum>
-  <w:abstractNum w:abstractNumId="14" w15:restartNumberingAfterBreak="0">
+  <w:abstractNum w:abstractNumId="21" w15:restartNumberingAfterBreak="0">
     <w:nsid w:val="31D74ECB"/>
     <w:multiLevelType w:val="multilevel"/>
     <w:tmpl w:val="14FEB28C"/>
@@ -4767,7 +4909,156 @@
       </w:rPr>
     </w:lvl>
   </w:abstractNum>
-  <w:abstractNum w:abstractNumId="15" w15:restartNumberingAfterBreak="0">
+  <w:abstractNum w:abstractNumId="22" w15:restartNumberingAfterBreak="0">
+    <w:nsid w:val="34D20ADD"/>
+    <w:multiLevelType w:val="multilevel"/>
+    <w:tmpl w:val="FFAC04EE"/>
+    <w:lvl w:ilvl="0">
+      <w:start w:val="1"/>
+      <w:numFmt w:val="bullet"/>
+      <w:lvlText w:val=""/>
+      <w:lvlJc w:val="left"/>
+      <w:pPr>
+        <w:tabs>
+          <w:tab w:val="num" w:pos="720"/>
+        </w:tabs>
+        <w:ind w:left="720" w:hanging="360"/>
+      </w:pPr>
+      <w:rPr>
+        <w:rFonts w:ascii="Symbol" w:hAnsi="Symbol" w:hint="default"/>
+        <w:sz w:val="20"/>
+      </w:rPr>
+    </w:lvl>
+    <w:lvl w:ilvl="1" w:tentative="1">
+      <w:start w:val="1"/>
+      <w:numFmt w:val="bullet"/>
+      <w:lvlText w:val="o"/>
+      <w:lvlJc w:val="left"/>
+      <w:pPr>
+        <w:tabs>
+          <w:tab w:val="num" w:pos="1440"/>
+        </w:tabs>
+        <w:ind w:left="1440" w:hanging="360"/>
+      </w:pPr>
+      <w:rPr>
+        <w:rFonts w:ascii="Courier New" w:hAnsi="Courier New" w:hint="default"/>
+        <w:sz w:val="20"/>
+      </w:rPr>
+    </w:lvl>
+    <w:lvl w:ilvl="2" w:tentative="1">
+      <w:start w:val="1"/>
+      <w:numFmt w:val="bullet"/>
+      <w:lvlText w:val=""/>
+      <w:lvlJc w:val="left"/>
+      <w:pPr>
+        <w:tabs>
+          <w:tab w:val="num" w:pos="2160"/>
+        </w:tabs>
+        <w:ind w:left="2160" w:hanging="360"/>
+      </w:pPr>
+      <w:rPr>
+        <w:rFonts w:ascii="Wingdings" w:hAnsi="Wingdings" w:hint="default"/>
+        <w:sz w:val="20"/>
+      </w:rPr>
+    </w:lvl>
+    <w:lvl w:ilvl="3" w:tentative="1">
+      <w:start w:val="1"/>
+      <w:numFmt w:val="bullet"/>
+      <w:lvlText w:val=""/>
+      <w:lvlJc w:val="left"/>
+      <w:pPr>
+        <w:tabs>
+          <w:tab w:val="num" w:pos="2880"/>
+        </w:tabs>
+        <w:ind w:left="2880" w:hanging="360"/>
+      </w:pPr>
+      <w:rPr>
+        <w:rFonts w:ascii="Wingdings" w:hAnsi="Wingdings" w:hint="default"/>
+        <w:sz w:val="20"/>
+      </w:rPr>
+    </w:lvl>
+    <w:lvl w:ilvl="4" w:tentative="1">
+      <w:start w:val="1"/>
+      <w:numFmt w:val="bullet"/>
+      <w:lvlText w:val=""/>
+      <w:lvlJc w:val="left"/>
+      <w:pPr>
+        <w:tabs>
+          <w:tab w:val="num" w:pos="3600"/>
+        </w:tabs>
+        <w:ind w:left="3600" w:hanging="360"/>
+      </w:pPr>
+      <w:rPr>
+        <w:rFonts w:ascii="Wingdings" w:hAnsi="Wingdings" w:hint="default"/>
+        <w:sz w:val="20"/>
+      </w:rPr>
+    </w:lvl>
+    <w:lvl w:ilvl="5" w:tentative="1">
+      <w:start w:val="1"/>
+      <w:numFmt w:val="bullet"/>
+      <w:lvlText w:val=""/>
+      <w:lvlJc w:val="left"/>
+      <w:pPr>
+        <w:tabs>
+          <w:tab w:val="num" w:pos="4320"/>
+        </w:tabs>
+        <w:ind w:left="4320" w:hanging="360"/>
+      </w:pPr>
+      <w:rPr>
+        <w:rFonts w:ascii="Wingdings" w:hAnsi="Wingdings" w:hint="default"/>
+        <w:sz w:val="20"/>
+      </w:rPr>
+    </w:lvl>
+    <w:lvl w:ilvl="6" w:tentative="1">
+      <w:start w:val="1"/>
+      <w:numFmt w:val="bullet"/>
+      <w:lvlText w:val=""/>
+      <w:lvlJc w:val="left"/>
+      <w:pPr>
+        <w:tabs>
+          <w:tab w:val="num" w:pos="5040"/>
+        </w:tabs>
+        <w:ind w:left="5040" w:hanging="360"/>
+      </w:pPr>
+      <w:rPr>
+        <w:rFonts w:ascii="Wingdings" w:hAnsi="Wingdings" w:hint="default"/>
+        <w:sz w:val="20"/>
+      </w:rPr>
+    </w:lvl>
+    <w:lvl w:ilvl="7" w:tentative="1">
+      <w:start w:val="1"/>
+      <w:numFmt w:val="bullet"/>
+      <w:lvlText w:val=""/>
+      <w:lvlJc w:val="left"/>
+      <w:pPr>
+        <w:tabs>
+          <w:tab w:val="num" w:pos="5760"/>
+        </w:tabs>
+        <w:ind w:left="5760" w:hanging="360"/>
+      </w:pPr>
+      <w:rPr>
+        <w:rFonts w:ascii="Wingdings" w:hAnsi="Wingdings" w:hint="default"/>
+        <w:sz w:val="20"/>
+      </w:rPr>
+    </w:lvl>
+    <w:lvl w:ilvl="8" w:tentative="1">
+      <w:start w:val="1"/>
+      <w:numFmt w:val="bullet"/>
+      <w:lvlText w:val=""/>
+      <w:lvlJc w:val="left"/>
+      <w:pPr>
+        <w:tabs>
+          <w:tab w:val="num" w:pos="6480"/>
+        </w:tabs>
+        <w:ind w:left="6480" w:hanging="360"/>
+      </w:pPr>
+      <w:rPr>
+        <w:rFonts w:ascii="Wingdings" w:hAnsi="Wingdings" w:hint="default"/>
+        <w:sz w:val="20"/>
+      </w:rPr>
+    </w:lvl>
+  </w:abstractNum>
+  <w:abstractNum w:abstractNumId="23" w15:restartNumberingAfterBreak="0">
     <w:nsid w:val="387A612A"/>
     <w:multiLevelType w:val="multilevel"/>
     <w:tmpl w:val="9A620F3A"/>
@@ -4880,7 +5171,454 @@
       </w:pPr>
     </w:lvl>
   </w:abstractNum>
-  <w:abstractNum w:abstractNumId="16" w15:restartNumberingAfterBreak="0">
+  <w:abstractNum w:abstractNumId="24" w15:restartNumberingAfterBreak="0">
+    <w:nsid w:val="39B05684"/>
+    <w:multiLevelType w:val="multilevel"/>
+    <w:tmpl w:val="85D4A9BC"/>
+    <w:lvl w:ilvl="0">
+      <w:start w:val="1"/>
+      <w:numFmt w:val="bullet"/>
+      <w:lvlText w:val=""/>
+      <w:lvlJc w:val="left"/>
+      <w:pPr>
+        <w:tabs>
+          <w:tab w:val="num" w:pos="720"/>
+        </w:tabs>
+        <w:ind w:left="720" w:hanging="360"/>
+      </w:pPr>
+      <w:rPr>
+        <w:rFonts w:ascii="Symbol" w:hAnsi="Symbol" w:hint="default"/>
+        <w:sz w:val="20"/>
+      </w:rPr>
+    </w:lvl>
+    <w:lvl w:ilvl="1" w:tentative="1">
+      <w:start w:val="1"/>
+      <w:numFmt w:val="bullet"/>
+      <w:lvlText w:val="o"/>
+      <w:lvlJc w:val="left"/>
+      <w:pPr>
+        <w:tabs>
+          <w:tab w:val="num" w:pos="1440"/>
+        </w:tabs>
+        <w:ind w:left="1440" w:hanging="360"/>
+      </w:pPr>
+      <w:rPr>
+        <w:rFonts w:ascii="Courier New" w:hAnsi="Courier New" w:hint="default"/>
+        <w:sz w:val="20"/>
+      </w:rPr>
+    </w:lvl>
+    <w:lvl w:ilvl="2" w:tentative="1">
+      <w:start w:val="1"/>
+      <w:numFmt w:val="bullet"/>
+      <w:lvlText w:val=""/>
+      <w:lvlJc w:val="left"/>
+      <w:pPr>
+        <w:tabs>
+          <w:tab w:val="num" w:pos="2160"/>
+        </w:tabs>
+        <w:ind w:left="2160" w:hanging="360"/>
+      </w:pPr>
+      <w:rPr>
+        <w:rFonts w:ascii="Wingdings" w:hAnsi="Wingdings" w:hint="default"/>
+        <w:sz w:val="20"/>
+      </w:rPr>
+    </w:lvl>
+    <w:lvl w:ilvl="3" w:tentative="1">
+      <w:start w:val="1"/>
+      <w:numFmt w:val="bullet"/>
+      <w:lvlText w:val=""/>
+      <w:lvlJc w:val="left"/>
+      <w:pPr>
+        <w:tabs>
+          <w:tab w:val="num" w:pos="2880"/>
+        </w:tabs>
+        <w:ind w:left="2880" w:hanging="360"/>
+      </w:pPr>
+      <w:rPr>
+        <w:rFonts w:ascii="Wingdings" w:hAnsi="Wingdings" w:hint="default"/>
+        <w:sz w:val="20"/>
+      </w:rPr>
+    </w:lvl>
+    <w:lvl w:ilvl="4" w:tentative="1">
+      <w:start w:val="1"/>
+      <w:numFmt w:val="bullet"/>
+      <w:lvlText w:val=""/>
+      <w:lvlJc w:val="left"/>
+      <w:pPr>
+        <w:tabs>
+          <w:tab w:val="num" w:pos="3600"/>
+        </w:tabs>
+        <w:ind w:left="3600" w:hanging="360"/>
+      </w:pPr>
+      <w:rPr>
+        <w:rFonts w:ascii="Wingdings" w:hAnsi="Wingdings" w:hint="default"/>
+        <w:sz w:val="20"/>
+      </w:rPr>
+    </w:lvl>
+    <w:lvl w:ilvl="5" w:tentative="1">
+      <w:start w:val="1"/>
+      <w:numFmt w:val="bullet"/>
+      <w:lvlText w:val=""/>
+      <w:lvlJc w:val="left"/>
+      <w:pPr>
+        <w:tabs>
+          <w:tab w:val="num" w:pos="4320"/>
+        </w:tabs>
+        <w:ind w:left="4320" w:hanging="360"/>
+      </w:pPr>
+      <w:rPr>
+        <w:rFonts w:ascii="Wingdings" w:hAnsi="Wingdings" w:hint="default"/>
+        <w:sz w:val="20"/>
+      </w:rPr>
+    </w:lvl>
+    <w:lvl w:ilvl="6" w:tentative="1">
+      <w:start w:val="1"/>
+      <w:numFmt w:val="bullet"/>
+      <w:lvlText w:val=""/>
+      <w:lvlJc w:val="left"/>
+      <w:pPr>
+        <w:tabs>
+          <w:tab w:val="num" w:pos="5040"/>
+        </w:tabs>
+        <w:ind w:left="5040" w:hanging="360"/>
+      </w:pPr>
+      <w:rPr>
+        <w:rFonts w:ascii="Wingdings" w:hAnsi="Wingdings" w:hint="default"/>
+        <w:sz w:val="20"/>
+      </w:rPr>
+    </w:lvl>
+    <w:lvl w:ilvl="7" w:tentative="1">
+      <w:start w:val="1"/>
+      <w:numFmt w:val="bullet"/>
+      <w:lvlText w:val=""/>
+      <w:lvlJc w:val="left"/>
+      <w:pPr>
+        <w:tabs>
+          <w:tab w:val="num" w:pos="5760"/>
+        </w:tabs>
+        <w:ind w:left="5760" w:hanging="360"/>
+      </w:pPr>
+      <w:rPr>
+        <w:rFonts w:ascii="Wingdings" w:hAnsi="Wingdings" w:hint="default"/>
+        <w:sz w:val="20"/>
+      </w:rPr>
+    </w:lvl>
+    <w:lvl w:ilvl="8" w:tentative="1">
+      <w:start w:val="1"/>
+      <w:numFmt w:val="bullet"/>
+      <w:lvlText w:val=""/>
+      <w:lvlJc w:val="left"/>
+      <w:pPr>
+        <w:tabs>
+          <w:tab w:val="num" w:pos="6480"/>
+        </w:tabs>
+        <w:ind w:left="6480" w:hanging="360"/>
+      </w:pPr>
+      <w:rPr>
+        <w:rFonts w:ascii="Wingdings" w:hAnsi="Wingdings" w:hint="default"/>
+        <w:sz w:val="20"/>
+      </w:rPr>
+    </w:lvl>
+  </w:abstractNum>
+  <w:abstractNum w:abstractNumId="25" w15:restartNumberingAfterBreak="0">
+    <w:nsid w:val="3A406D8D"/>
+    <w:multiLevelType w:val="multilevel"/>
+    <w:tmpl w:val="F65495D4"/>
+    <w:lvl w:ilvl="0">
+      <w:start w:val="1"/>
+      <w:numFmt w:val="bullet"/>
+      <w:lvlText w:val=""/>
+      <w:lvlJc w:val="left"/>
+      <w:pPr>
+        <w:tabs>
+          <w:tab w:val="num" w:pos="720"/>
+        </w:tabs>
+        <w:ind w:left="720" w:hanging="360"/>
+      </w:pPr>
+      <w:rPr>
+        <w:rFonts w:ascii="Symbol" w:hAnsi="Symbol" w:hint="default"/>
+        <w:sz w:val="20"/>
+      </w:rPr>
+    </w:lvl>
+    <w:lvl w:ilvl="1" w:tentative="1">
+      <w:start w:val="1"/>
+      <w:numFmt w:val="bullet"/>
+      <w:lvlText w:val="o"/>
+      <w:lvlJc w:val="left"/>
+      <w:pPr>
+        <w:tabs>
+          <w:tab w:val="num" w:pos="1440"/>
+        </w:tabs>
+        <w:ind w:left="1440" w:hanging="360"/>
+      </w:pPr>
+      <w:rPr>
+        <w:rFonts w:ascii="Courier New" w:hAnsi="Courier New" w:hint="default"/>
+        <w:sz w:val="20"/>
+      </w:rPr>
+    </w:lvl>
+    <w:lvl w:ilvl="2" w:tentative="1">
+      <w:start w:val="1"/>
+      <w:numFmt w:val="bullet"/>
+      <w:lvlText w:val=""/>
+      <w:lvlJc w:val="left"/>
+      <w:pPr>
+        <w:tabs>
+          <w:tab w:val="num" w:pos="2160"/>
+        </w:tabs>
+        <w:ind w:left="2160" w:hanging="360"/>
+      </w:pPr>
+      <w:rPr>
+        <w:rFonts w:ascii="Wingdings" w:hAnsi="Wingdings" w:hint="default"/>
+        <w:sz w:val="20"/>
+      </w:rPr>
+    </w:lvl>
+    <w:lvl w:ilvl="3" w:tentative="1">
+      <w:start w:val="1"/>
+      <w:numFmt w:val="bullet"/>
+      <w:lvlText w:val=""/>
+      <w:lvlJc w:val="left"/>
+      <w:pPr>
+        <w:tabs>
+          <w:tab w:val="num" w:pos="2880"/>
+        </w:tabs>
+        <w:ind w:left="2880" w:hanging="360"/>
+      </w:pPr>
+      <w:rPr>
+        <w:rFonts w:ascii="Wingdings" w:hAnsi="Wingdings" w:hint="default"/>
+        <w:sz w:val="20"/>
+      </w:rPr>
+    </w:lvl>
+    <w:lvl w:ilvl="4" w:tentative="1">
+      <w:start w:val="1"/>
+      <w:numFmt w:val="bullet"/>
+      <w:lvlText w:val=""/>
+      <w:lvlJc w:val="left"/>
+      <w:pPr>
+        <w:tabs>
+          <w:tab w:val="num" w:pos="3600"/>
+        </w:tabs>
+        <w:ind w:left="3600" w:hanging="360"/>
+      </w:pPr>
+      <w:rPr>
+        <w:rFonts w:ascii="Wingdings" w:hAnsi="Wingdings" w:hint="default"/>
+        <w:sz w:val="20"/>
+      </w:rPr>
+    </w:lvl>
+    <w:lvl w:ilvl="5" w:tentative="1">
+      <w:start w:val="1"/>
+      <w:numFmt w:val="bullet"/>
+      <w:lvlText w:val=""/>
+      <w:lvlJc w:val="left"/>
+      <w:pPr>
+        <w:tabs>
+          <w:tab w:val="num" w:pos="4320"/>
+        </w:tabs>
+        <w:ind w:left="4320" w:hanging="360"/>
+      </w:pPr>
+      <w:rPr>
+        <w:rFonts w:ascii="Wingdings" w:hAnsi="Wingdings" w:hint="default"/>
+        <w:sz w:val="20"/>
+      </w:rPr>
+    </w:lvl>
+    <w:lvl w:ilvl="6" w:tentative="1">
+      <w:start w:val="1"/>
+      <w:numFmt w:val="bullet"/>
+      <w:lvlText w:val=""/>
+      <w:lvlJc w:val="left"/>
+      <w:pPr>
+        <w:tabs>
+          <w:tab w:val="num" w:pos="5040"/>
+        </w:tabs>
+        <w:ind w:left="5040" w:hanging="360"/>
+      </w:pPr>
+      <w:rPr>
+        <w:rFonts w:ascii="Wingdings" w:hAnsi="Wingdings" w:hint="default"/>
+        <w:sz w:val="20"/>
+      </w:rPr>
+    </w:lvl>
+    <w:lvl w:ilvl="7" w:tentative="1">
+      <w:start w:val="1"/>
+      <w:numFmt w:val="bullet"/>
+      <w:lvlText w:val=""/>
+      <w:lvlJc w:val="left"/>
+      <w:pPr>
+        <w:tabs>
+          <w:tab w:val="num" w:pos="5760"/>
+        </w:tabs>
+        <w:ind w:left="5760" w:hanging="360"/>
+      </w:pPr>
+      <w:rPr>
+        <w:rFonts w:ascii="Wingdings" w:hAnsi="Wingdings" w:hint="default"/>
+        <w:sz w:val="20"/>
+      </w:rPr>
+    </w:lvl>
+    <w:lvl w:ilvl="8" w:tentative="1">
+      <w:start w:val="1"/>
+      <w:numFmt w:val="bullet"/>
+      <w:lvlText w:val=""/>
+      <w:lvlJc w:val="left"/>
+      <w:pPr>
+        <w:tabs>
+          <w:tab w:val="num" w:pos="6480"/>
+        </w:tabs>
+        <w:ind w:left="6480" w:hanging="360"/>
+      </w:pPr>
+      <w:rPr>
+        <w:rFonts w:ascii="Wingdings" w:hAnsi="Wingdings" w:hint="default"/>
+        <w:sz w:val="20"/>
+      </w:rPr>
+    </w:lvl>
+  </w:abstractNum>
+  <w:abstractNum w:abstractNumId="26" w15:restartNumberingAfterBreak="0">
+    <w:nsid w:val="3A422EE3"/>
+    <w:multiLevelType w:val="multilevel"/>
+    <w:tmpl w:val="0C64C166"/>
+    <w:lvl w:ilvl="0">
+      <w:start w:val="1"/>
+      <w:numFmt w:val="bullet"/>
+      <w:lvlText w:val=""/>
+      <w:lvlJc w:val="left"/>
+      <w:pPr>
+        <w:tabs>
+          <w:tab w:val="num" w:pos="720"/>
+        </w:tabs>
+        <w:ind w:left="720" w:hanging="360"/>
+      </w:pPr>
+      <w:rPr>
+        <w:rFonts w:ascii="Symbol" w:hAnsi="Symbol" w:hint="default"/>
+        <w:sz w:val="20"/>
+      </w:rPr>
+    </w:lvl>
+    <w:lvl w:ilvl="1" w:tentative="1">
+      <w:start w:val="1"/>
+      <w:numFmt w:val="bullet"/>
+      <w:lvlText w:val="o"/>
+      <w:lvlJc w:val="left"/>
+      <w:pPr>
+        <w:tabs>
+          <w:tab w:val="num" w:pos="1440"/>
+        </w:tabs>
+        <w:ind w:left="1440" w:hanging="360"/>
+      </w:pPr>
+      <w:rPr>
+        <w:rFonts w:ascii="Courier New" w:hAnsi="Courier New" w:hint="default"/>
+        <w:sz w:val="20"/>
+      </w:rPr>
+    </w:lvl>
+    <w:lvl w:ilvl="2" w:tentative="1">
+      <w:start w:val="1"/>
+      <w:numFmt w:val="bullet"/>
+      <w:lvlText w:val=""/>
+      <w:lvlJc w:val="left"/>
+      <w:pPr>
+        <w:tabs>
+          <w:tab w:val="num" w:pos="2160"/>
+        </w:tabs>
+        <w:ind w:left="2160" w:hanging="360"/>
+      </w:pPr>
+      <w:rPr>
+        <w:rFonts w:ascii="Wingdings" w:hAnsi="Wingdings" w:hint="default"/>
+        <w:sz w:val="20"/>
+      </w:rPr>
+    </w:lvl>
+    <w:lvl w:ilvl="3" w:tentative="1">
+      <w:start w:val="1"/>
+      <w:numFmt w:val="bullet"/>
+      <w:lvlText w:val=""/>
+      <w:lvlJc w:val="left"/>
+      <w:pPr>
+        <w:tabs>
+          <w:tab w:val="num" w:pos="2880"/>
+        </w:tabs>
+        <w:ind w:left="2880" w:hanging="360"/>
+      </w:pPr>
+      <w:rPr>
+        <w:rFonts w:ascii="Wingdings" w:hAnsi="Wingdings" w:hint="default"/>
+        <w:sz w:val="20"/>
+      </w:rPr>
+    </w:lvl>
+    <w:lvl w:ilvl="4" w:tentative="1">
+      <w:start w:val="1"/>
+      <w:numFmt w:val="bullet"/>
+      <w:lvlText w:val=""/>
+      <w:lvlJc w:val="left"/>
+      <w:pPr>
+        <w:tabs>
+          <w:tab w:val="num" w:pos="3600"/>
+        </w:tabs>
+        <w:ind w:left="3600" w:hanging="360"/>
+      </w:pPr>
+      <w:rPr>
+        <w:rFonts w:ascii="Wingdings" w:hAnsi="Wingdings" w:hint="default"/>
+        <w:sz w:val="20"/>
+      </w:rPr>
+    </w:lvl>
+    <w:lvl w:ilvl="5" w:tentative="1">
+      <w:start w:val="1"/>
+      <w:numFmt w:val="bullet"/>
+      <w:lvlText w:val=""/>
+      <w:lvlJc w:val="left"/>
+      <w:pPr>
+        <w:tabs>
+          <w:tab w:val="num" w:pos="4320"/>
+        </w:tabs>
+        <w:ind w:left="4320" w:hanging="360"/>
+      </w:pPr>
+      <w:rPr>
+        <w:rFonts w:ascii="Wingdings" w:hAnsi="Wingdings" w:hint="default"/>
+        <w:sz w:val="20"/>
+      </w:rPr>
+    </w:lvl>
+    <w:lvl w:ilvl="6" w:tentative="1">
+      <w:start w:val="1"/>
+      <w:numFmt w:val="bullet"/>
+      <w:lvlText w:val=""/>
+      <w:lvlJc w:val="left"/>
+      <w:pPr>
+        <w:tabs>
+          <w:tab w:val="num" w:pos="5040"/>
+        </w:tabs>
+        <w:ind w:left="5040" w:hanging="360"/>
+      </w:pPr>
+      <w:rPr>
+        <w:rFonts w:ascii="Wingdings" w:hAnsi="Wingdings" w:hint="default"/>
+        <w:sz w:val="20"/>
+      </w:rPr>
+    </w:lvl>
+    <w:lvl w:ilvl="7" w:tentative="1">
+      <w:start w:val="1"/>
+      <w:numFmt w:val="bullet"/>
+      <w:lvlText w:val=""/>
+      <w:lvlJc w:val="left"/>
+      <w:pPr>
+        <w:tabs>
+          <w:tab w:val="num" w:pos="5760"/>
+        </w:tabs>
+        <w:ind w:left="5760" w:hanging="360"/>
+      </w:pPr>
+      <w:rPr>
+        <w:rFonts w:ascii="Wingdings" w:hAnsi="Wingdings" w:hint="default"/>
+        <w:sz w:val="20"/>
+      </w:rPr>
+    </w:lvl>
+    <w:lvl w:ilvl="8" w:tentative="1">
+      <w:start w:val="1"/>
+      <w:numFmt w:val="bullet"/>
+      <w:lvlText w:val=""/>
+      <w:lvlJc w:val="left"/>
+      <w:pPr>
+        <w:tabs>
+          <w:tab w:val="num" w:pos="6480"/>
+        </w:tabs>
+        <w:ind w:left="6480" w:hanging="360"/>
+      </w:pPr>
+      <w:rPr>
+        <w:rFonts w:ascii="Wingdings" w:hAnsi="Wingdings" w:hint="default"/>
+        <w:sz w:val="20"/>
+      </w:rPr>
+    </w:lvl>
+  </w:abstractNum>
+  <w:abstractNum w:abstractNumId="27" w15:restartNumberingAfterBreak="0">
     <w:nsid w:val="3D885565"/>
     <w:multiLevelType w:val="multilevel"/>
     <w:tmpl w:val="B4AE1818"/>
@@ -5029,7 +5767,7 @@
       </w:rPr>
     </w:lvl>
   </w:abstractNum>
-  <w:abstractNum w:abstractNumId="17" w15:restartNumberingAfterBreak="0">
+  <w:abstractNum w:abstractNumId="28" w15:restartNumberingAfterBreak="0">
     <w:nsid w:val="3E033A1F"/>
     <w:multiLevelType w:val="multilevel"/>
     <w:tmpl w:val="CAF6CD88"/>
@@ -5142,7 +5880,305 @@
       </w:pPr>
     </w:lvl>
   </w:abstractNum>
-  <w:abstractNum w:abstractNumId="18" w15:restartNumberingAfterBreak="0">
+  <w:abstractNum w:abstractNumId="29" w15:restartNumberingAfterBreak="0">
+    <w:nsid w:val="43F30C0D"/>
+    <w:multiLevelType w:val="multilevel"/>
+    <w:tmpl w:val="E526776C"/>
+    <w:lvl w:ilvl="0">
+      <w:start w:val="1"/>
+      <w:numFmt w:val="bullet"/>
+      <w:lvlText w:val=""/>
+      <w:lvlJc w:val="left"/>
+      <w:pPr>
+        <w:tabs>
+          <w:tab w:val="num" w:pos="720"/>
+        </w:tabs>
+        <w:ind w:left="720" w:hanging="360"/>
+      </w:pPr>
+      <w:rPr>
+        <w:rFonts w:ascii="Symbol" w:hAnsi="Symbol" w:hint="default"/>
+        <w:sz w:val="20"/>
+      </w:rPr>
+    </w:lvl>
+    <w:lvl w:ilvl="1" w:tentative="1">
+      <w:start w:val="1"/>
+      <w:numFmt w:val="bullet"/>
+      <w:lvlText w:val="o"/>
+      <w:lvlJc w:val="left"/>
+      <w:pPr>
+        <w:tabs>
+          <w:tab w:val="num" w:pos="1440"/>
+        </w:tabs>
+        <w:ind w:left="1440" w:hanging="360"/>
+      </w:pPr>
+      <w:rPr>
+        <w:rFonts w:ascii="Courier New" w:hAnsi="Courier New" w:hint="default"/>
+        <w:sz w:val="20"/>
+      </w:rPr>
+    </w:lvl>
+    <w:lvl w:ilvl="2" w:tentative="1">
+      <w:start w:val="1"/>
+      <w:numFmt w:val="bullet"/>
+      <w:lvlText w:val=""/>
+      <w:lvlJc w:val="left"/>
+      <w:pPr>
+        <w:tabs>
+          <w:tab w:val="num" w:pos="2160"/>
+        </w:tabs>
+        <w:ind w:left="2160" w:hanging="360"/>
+      </w:pPr>
+      <w:rPr>
+        <w:rFonts w:ascii="Wingdings" w:hAnsi="Wingdings" w:hint="default"/>
+        <w:sz w:val="20"/>
+      </w:rPr>
+    </w:lvl>
+    <w:lvl w:ilvl="3" w:tentative="1">
+      <w:start w:val="1"/>
+      <w:numFmt w:val="bullet"/>
+      <w:lvlText w:val=""/>
+      <w:lvlJc w:val="left"/>
+      <w:pPr>
+        <w:tabs>
+          <w:tab w:val="num" w:pos="2880"/>
+        </w:tabs>
+        <w:ind w:left="2880" w:hanging="360"/>
+      </w:pPr>
+      <w:rPr>
+        <w:rFonts w:ascii="Wingdings" w:hAnsi="Wingdings" w:hint="default"/>
+        <w:sz w:val="20"/>
+      </w:rPr>
+    </w:lvl>
+    <w:lvl w:ilvl="4" w:tentative="1">
+      <w:start w:val="1"/>
+      <w:numFmt w:val="bullet"/>
+      <w:lvlText w:val=""/>
+      <w:lvlJc w:val="left"/>
+      <w:pPr>
+        <w:tabs>
+          <w:tab w:val="num" w:pos="3600"/>
+        </w:tabs>
+        <w:ind w:left="3600" w:hanging="360"/>
+      </w:pPr>
+      <w:rPr>
+        <w:rFonts w:ascii="Wingdings" w:hAnsi="Wingdings" w:hint="default"/>
+        <w:sz w:val="20"/>
+      </w:rPr>
+    </w:lvl>
+    <w:lvl w:ilvl="5" w:tentative="1">
+      <w:start w:val="1"/>
+      <w:numFmt w:val="bullet"/>
+      <w:lvlText w:val=""/>
+      <w:lvlJc w:val="left"/>
+      <w:pPr>
+        <w:tabs>
+          <w:tab w:val="num" w:pos="4320"/>
+        </w:tabs>
+        <w:ind w:left="4320" w:hanging="360"/>
+      </w:pPr>
+      <w:rPr>
+        <w:rFonts w:ascii="Wingdings" w:hAnsi="Wingdings" w:hint="default"/>
+        <w:sz w:val="20"/>
+      </w:rPr>
+    </w:lvl>
+    <w:lvl w:ilvl="6" w:tentative="1">
+      <w:start w:val="1"/>
+      <w:numFmt w:val="bullet"/>
+      <w:lvlText w:val=""/>
+      <w:lvlJc w:val="left"/>
+      <w:pPr>
+        <w:tabs>
+          <w:tab w:val="num" w:pos="5040"/>
+        </w:tabs>
+        <w:ind w:left="5040" w:hanging="360"/>
+      </w:pPr>
+      <w:rPr>
+        <w:rFonts w:ascii="Wingdings" w:hAnsi="Wingdings" w:hint="default"/>
+        <w:sz w:val="20"/>
+      </w:rPr>
+    </w:lvl>
+    <w:lvl w:ilvl="7" w:tentative="1">
+      <w:start w:val="1"/>
+      <w:numFmt w:val="bullet"/>
+      <w:lvlText w:val=""/>
+      <w:lvlJc w:val="left"/>
+      <w:pPr>
+        <w:tabs>
+          <w:tab w:val="num" w:pos="5760"/>
+        </w:tabs>
+        <w:ind w:left="5760" w:hanging="360"/>
+      </w:pPr>
+      <w:rPr>
+        <w:rFonts w:ascii="Wingdings" w:hAnsi="Wingdings" w:hint="default"/>
+        <w:sz w:val="20"/>
+      </w:rPr>
+    </w:lvl>
+    <w:lvl w:ilvl="8" w:tentative="1">
+      <w:start w:val="1"/>
+      <w:numFmt w:val="bullet"/>
+      <w:lvlText w:val=""/>
+      <w:lvlJc w:val="left"/>
+      <w:pPr>
+        <w:tabs>
+          <w:tab w:val="num" w:pos="6480"/>
+        </w:tabs>
+        <w:ind w:left="6480" w:hanging="360"/>
+      </w:pPr>
+      <w:rPr>
+        <w:rFonts w:ascii="Wingdings" w:hAnsi="Wingdings" w:hint="default"/>
+        <w:sz w:val="20"/>
+      </w:rPr>
+    </w:lvl>
+  </w:abstractNum>
+  <w:abstractNum w:abstractNumId="30" w15:restartNumberingAfterBreak="0">
+    <w:nsid w:val="47D625D2"/>
+    <w:multiLevelType w:val="multilevel"/>
+    <w:tmpl w:val="3EE2BD26"/>
+    <w:lvl w:ilvl="0">
+      <w:start w:val="1"/>
+      <w:numFmt w:val="bullet"/>
+      <w:lvlText w:val=""/>
+      <w:lvlJc w:val="left"/>
+      <w:pPr>
+        <w:tabs>
+          <w:tab w:val="num" w:pos="720"/>
+        </w:tabs>
+        <w:ind w:left="720" w:hanging="360"/>
+      </w:pPr>
+      <w:rPr>
+        <w:rFonts w:ascii="Symbol" w:hAnsi="Symbol" w:hint="default"/>
+        <w:sz w:val="20"/>
+      </w:rPr>
+    </w:lvl>
+    <w:lvl w:ilvl="1" w:tentative="1">
+      <w:start w:val="1"/>
+      <w:numFmt w:val="bullet"/>
+      <w:lvlText w:val="o"/>
+      <w:lvlJc w:val="left"/>
+      <w:pPr>
+        <w:tabs>
+          <w:tab w:val="num" w:pos="1440"/>
+        </w:tabs>
+        <w:ind w:left="1440" w:hanging="360"/>
+      </w:pPr>
+      <w:rPr>
+        <w:rFonts w:ascii="Courier New" w:hAnsi="Courier New" w:hint="default"/>
+        <w:sz w:val="20"/>
+      </w:rPr>
+    </w:lvl>
+    <w:lvl w:ilvl="2" w:tentative="1">
+      <w:start w:val="1"/>
+      <w:numFmt w:val="bullet"/>
+      <w:lvlText w:val=""/>
+      <w:lvlJc w:val="left"/>
+      <w:pPr>
+        <w:tabs>
+          <w:tab w:val="num" w:pos="2160"/>
+        </w:tabs>
+        <w:ind w:left="2160" w:hanging="360"/>
+      </w:pPr>
+      <w:rPr>
+        <w:rFonts w:ascii="Wingdings" w:hAnsi="Wingdings" w:hint="default"/>
+        <w:sz w:val="20"/>
+      </w:rPr>
+    </w:lvl>
+    <w:lvl w:ilvl="3" w:tentative="1">
+      <w:start w:val="1"/>
+      <w:numFmt w:val="bullet"/>
+      <w:lvlText w:val=""/>
+      <w:lvlJc w:val="left"/>
+      <w:pPr>
+        <w:tabs>
+          <w:tab w:val="num" w:pos="2880"/>
+        </w:tabs>
+        <w:ind w:left="2880" w:hanging="360"/>
+      </w:pPr>
+      <w:rPr>
+        <w:rFonts w:ascii="Wingdings" w:hAnsi="Wingdings" w:hint="default"/>
+        <w:sz w:val="20"/>
+      </w:rPr>
+    </w:lvl>
+    <w:lvl w:ilvl="4" w:tentative="1">
+      <w:start w:val="1"/>
+      <w:numFmt w:val="bullet"/>
+      <w:lvlText w:val=""/>
+      <w:lvlJc w:val="left"/>
+      <w:pPr>
+        <w:tabs>
+          <w:tab w:val="num" w:pos="3600"/>
+        </w:tabs>
+        <w:ind w:left="3600" w:hanging="360"/>
+      </w:pPr>
+      <w:rPr>
+        <w:rFonts w:ascii="Wingdings" w:hAnsi="Wingdings" w:hint="default"/>
+        <w:sz w:val="20"/>
+      </w:rPr>
+    </w:lvl>
+    <w:lvl w:ilvl="5" w:tentative="1">
+      <w:start w:val="1"/>
+      <w:numFmt w:val="bullet"/>
+      <w:lvlText w:val=""/>
+      <w:lvlJc w:val="left"/>
+      <w:pPr>
+        <w:tabs>
+          <w:tab w:val="num" w:pos="4320"/>
+        </w:tabs>
+        <w:ind w:left="4320" w:hanging="360"/>
+      </w:pPr>
+      <w:rPr>
+        <w:rFonts w:ascii="Wingdings" w:hAnsi="Wingdings" w:hint="default"/>
+        <w:sz w:val="20"/>
+      </w:rPr>
+    </w:lvl>
+    <w:lvl w:ilvl="6" w:tentative="1">
+      <w:start w:val="1"/>
+      <w:numFmt w:val="bullet"/>
+      <w:lvlText w:val=""/>
+      <w:lvlJc w:val="left"/>
+      <w:pPr>
+        <w:tabs>
+          <w:tab w:val="num" w:pos="5040"/>
+        </w:tabs>
+        <w:ind w:left="5040" w:hanging="360"/>
+      </w:pPr>
+      <w:rPr>
+        <w:rFonts w:ascii="Wingdings" w:hAnsi="Wingdings" w:hint="default"/>
+        <w:sz w:val="20"/>
+      </w:rPr>
+    </w:lvl>
+    <w:lvl w:ilvl="7" w:tentative="1">
+      <w:start w:val="1"/>
+      <w:numFmt w:val="bullet"/>
+      <w:lvlText w:val=""/>
+      <w:lvlJc w:val="left"/>
+      <w:pPr>
+        <w:tabs>
+          <w:tab w:val="num" w:pos="5760"/>
+        </w:tabs>
+        <w:ind w:left="5760" w:hanging="360"/>
+      </w:pPr>
+      <w:rPr>
+        <w:rFonts w:ascii="Wingdings" w:hAnsi="Wingdings" w:hint="default"/>
+        <w:sz w:val="20"/>
+      </w:rPr>
+    </w:lvl>
+    <w:lvl w:ilvl="8" w:tentative="1">
+      <w:start w:val="1"/>
+      <w:numFmt w:val="bullet"/>
+      <w:lvlText w:val=""/>
+      <w:lvlJc w:val="left"/>
+      <w:pPr>
+        <w:tabs>
+          <w:tab w:val="num" w:pos="6480"/>
+        </w:tabs>
+        <w:ind w:left="6480" w:hanging="360"/>
+      </w:pPr>
+      <w:rPr>
+        <w:rFonts w:ascii="Wingdings" w:hAnsi="Wingdings" w:hint="default"/>
+        <w:sz w:val="20"/>
+      </w:rPr>
+    </w:lvl>
+  </w:abstractNum>
+  <w:abstractNum w:abstractNumId="31" w15:restartNumberingAfterBreak="0">
     <w:nsid w:val="489C5DDD"/>
     <w:multiLevelType w:val="multilevel"/>
     <w:tmpl w:val="7A0CB4FA"/>
@@ -5291,7 +6327,7 @@
       </w:rPr>
     </w:lvl>
   </w:abstractNum>
-  <w:abstractNum w:abstractNumId="19" w15:restartNumberingAfterBreak="0">
+  <w:abstractNum w:abstractNumId="32" w15:restartNumberingAfterBreak="0">
     <w:nsid w:val="49191A4D"/>
     <w:multiLevelType w:val="multilevel"/>
     <w:tmpl w:val="85440E16"/>
@@ -5440,7 +6476,156 @@
       </w:rPr>
     </w:lvl>
   </w:abstractNum>
-  <w:abstractNum w:abstractNumId="20" w15:restartNumberingAfterBreak="0">
+  <w:abstractNum w:abstractNumId="33" w15:restartNumberingAfterBreak="0">
+    <w:nsid w:val="496D0C0B"/>
+    <w:multiLevelType w:val="multilevel"/>
+    <w:tmpl w:val="495A98B8"/>
+    <w:lvl w:ilvl="0">
+      <w:start w:val="1"/>
+      <w:numFmt w:val="bullet"/>
+      <w:lvlText w:val=""/>
+      <w:lvlJc w:val="left"/>
+      <w:pPr>
+        <w:tabs>
+          <w:tab w:val="num" w:pos="720"/>
+        </w:tabs>
+        <w:ind w:left="720" w:hanging="360"/>
+      </w:pPr>
+      <w:rPr>
+        <w:rFonts w:ascii="Symbol" w:hAnsi="Symbol" w:hint="default"/>
+        <w:sz w:val="20"/>
+      </w:rPr>
+    </w:lvl>
+    <w:lvl w:ilvl="1" w:tentative="1">
+      <w:start w:val="1"/>
+      <w:numFmt w:val="bullet"/>
+      <w:lvlText w:val="o"/>
+      <w:lvlJc w:val="left"/>
+      <w:pPr>
+        <w:tabs>
+          <w:tab w:val="num" w:pos="1440"/>
+        </w:tabs>
+        <w:ind w:left="1440" w:hanging="360"/>
+      </w:pPr>
+      <w:rPr>
+        <w:rFonts w:ascii="Courier New" w:hAnsi="Courier New" w:hint="default"/>
+        <w:sz w:val="20"/>
+      </w:rPr>
+    </w:lvl>
+    <w:lvl w:ilvl="2" w:tentative="1">
+      <w:start w:val="1"/>
+      <w:numFmt w:val="bullet"/>
+      <w:lvlText w:val=""/>
+      <w:lvlJc w:val="left"/>
+      <w:pPr>
+        <w:tabs>
+          <w:tab w:val="num" w:pos="2160"/>
+        </w:tabs>
+        <w:ind w:left="2160" w:hanging="360"/>
+      </w:pPr>
+      <w:rPr>
+        <w:rFonts w:ascii="Wingdings" w:hAnsi="Wingdings" w:hint="default"/>
+        <w:sz w:val="20"/>
+      </w:rPr>
+    </w:lvl>
+    <w:lvl w:ilvl="3" w:tentative="1">
+      <w:start w:val="1"/>
+      <w:numFmt w:val="bullet"/>
+      <w:lvlText w:val=""/>
+      <w:lvlJc w:val="left"/>
+      <w:pPr>
+        <w:tabs>
+          <w:tab w:val="num" w:pos="2880"/>
+        </w:tabs>
+        <w:ind w:left="2880" w:hanging="360"/>
+      </w:pPr>
+      <w:rPr>
+        <w:rFonts w:ascii="Wingdings" w:hAnsi="Wingdings" w:hint="default"/>
+        <w:sz w:val="20"/>
+      </w:rPr>
+    </w:lvl>
+    <w:lvl w:ilvl="4" w:tentative="1">
+      <w:start w:val="1"/>
+      <w:numFmt w:val="bullet"/>
+      <w:lvlText w:val=""/>
+      <w:lvlJc w:val="left"/>
+      <w:pPr>
+        <w:tabs>
+          <w:tab w:val="num" w:pos="3600"/>
+        </w:tabs>
+        <w:ind w:left="3600" w:hanging="360"/>
+      </w:pPr>
+      <w:rPr>
+        <w:rFonts w:ascii="Wingdings" w:hAnsi="Wingdings" w:hint="default"/>
+        <w:sz w:val="20"/>
+      </w:rPr>
+    </w:lvl>
+    <w:lvl w:ilvl="5" w:tentative="1">
+      <w:start w:val="1"/>
+      <w:numFmt w:val="bullet"/>
+      <w:lvlText w:val=""/>
+      <w:lvlJc w:val="left"/>
+      <w:pPr>
+        <w:tabs>
+          <w:tab w:val="num" w:pos="4320"/>
+        </w:tabs>
+        <w:ind w:left="4320" w:hanging="360"/>
+      </w:pPr>
+      <w:rPr>
+        <w:rFonts w:ascii="Wingdings" w:hAnsi="Wingdings" w:hint="default"/>
+        <w:sz w:val="20"/>
+      </w:rPr>
+    </w:lvl>
+    <w:lvl w:ilvl="6" w:tentative="1">
+      <w:start w:val="1"/>
+      <w:numFmt w:val="bullet"/>
+      <w:lvlText w:val=""/>
+      <w:lvlJc w:val="left"/>
+      <w:pPr>
+        <w:tabs>
+          <w:tab w:val="num" w:pos="5040"/>
+        </w:tabs>
+        <w:ind w:left="5040" w:hanging="360"/>
+      </w:pPr>
+      <w:rPr>
+        <w:rFonts w:ascii="Wingdings" w:hAnsi="Wingdings" w:hint="default"/>
+        <w:sz w:val="20"/>
+      </w:rPr>
+    </w:lvl>
+    <w:lvl w:ilvl="7" w:tentative="1">
+      <w:start w:val="1"/>
+      <w:numFmt w:val="bullet"/>
+      <w:lvlText w:val=""/>
+      <w:lvlJc w:val="left"/>
+      <w:pPr>
+        <w:tabs>
+          <w:tab w:val="num" w:pos="5760"/>
+        </w:tabs>
+        <w:ind w:left="5760" w:hanging="360"/>
+      </w:pPr>
+      <w:rPr>
+        <w:rFonts w:ascii="Wingdings" w:hAnsi="Wingdings" w:hint="default"/>
+        <w:sz w:val="20"/>
+      </w:rPr>
+    </w:lvl>
+    <w:lvl w:ilvl="8" w:tentative="1">
+      <w:start w:val="1"/>
+      <w:numFmt w:val="bullet"/>
+      <w:lvlText w:val=""/>
+      <w:lvlJc w:val="left"/>
+      <w:pPr>
+        <w:tabs>
+          <w:tab w:val="num" w:pos="6480"/>
+        </w:tabs>
+        <w:ind w:left="6480" w:hanging="360"/>
+      </w:pPr>
+      <w:rPr>
+        <w:rFonts w:ascii="Wingdings" w:hAnsi="Wingdings" w:hint="default"/>
+        <w:sz w:val="20"/>
+      </w:rPr>
+    </w:lvl>
+  </w:abstractNum>
+  <w:abstractNum w:abstractNumId="34" w15:restartNumberingAfterBreak="0">
     <w:nsid w:val="535D547F"/>
     <w:multiLevelType w:val="multilevel"/>
     <w:tmpl w:val="9B021F1E"/>
@@ -5589,7 +6774,156 @@
       </w:rPr>
     </w:lvl>
   </w:abstractNum>
-  <w:abstractNum w:abstractNumId="21" w15:restartNumberingAfterBreak="0">
+  <w:abstractNum w:abstractNumId="35" w15:restartNumberingAfterBreak="0">
+    <w:nsid w:val="5C55652F"/>
+    <w:multiLevelType w:val="multilevel"/>
+    <w:tmpl w:val="2AB27E28"/>
+    <w:lvl w:ilvl="0">
+      <w:start w:val="1"/>
+      <w:numFmt w:val="bullet"/>
+      <w:lvlText w:val=""/>
+      <w:lvlJc w:val="left"/>
+      <w:pPr>
+        <w:tabs>
+          <w:tab w:val="num" w:pos="720"/>
+        </w:tabs>
+        <w:ind w:left="720" w:hanging="360"/>
+      </w:pPr>
+      <w:rPr>
+        <w:rFonts w:ascii="Symbol" w:hAnsi="Symbol" w:hint="default"/>
+        <w:sz w:val="20"/>
+      </w:rPr>
+    </w:lvl>
+    <w:lvl w:ilvl="1" w:tentative="1">
+      <w:start w:val="1"/>
+      <w:numFmt w:val="bullet"/>
+      <w:lvlText w:val="o"/>
+      <w:lvlJc w:val="left"/>
+      <w:pPr>
+        <w:tabs>
+          <w:tab w:val="num" w:pos="1440"/>
+        </w:tabs>
+        <w:ind w:left="1440" w:hanging="360"/>
+      </w:pPr>
+      <w:rPr>
+        <w:rFonts w:ascii="Courier New" w:hAnsi="Courier New" w:hint="default"/>
+        <w:sz w:val="20"/>
+      </w:rPr>
+    </w:lvl>
+    <w:lvl w:ilvl="2" w:tentative="1">
+      <w:start w:val="1"/>
+      <w:numFmt w:val="bullet"/>
+      <w:lvlText w:val=""/>
+      <w:lvlJc w:val="left"/>
+      <w:pPr>
+        <w:tabs>
+          <w:tab w:val="num" w:pos="2160"/>
+        </w:tabs>
+        <w:ind w:left="2160" w:hanging="360"/>
+      </w:pPr>
+      <w:rPr>
+        <w:rFonts w:ascii="Wingdings" w:hAnsi="Wingdings" w:hint="default"/>
+        <w:sz w:val="20"/>
+      </w:rPr>
+    </w:lvl>
+    <w:lvl w:ilvl="3" w:tentative="1">
+      <w:start w:val="1"/>
+      <w:numFmt w:val="bullet"/>
+      <w:lvlText w:val=""/>
+      <w:lvlJc w:val="left"/>
+      <w:pPr>
+        <w:tabs>
+          <w:tab w:val="num" w:pos="2880"/>
+        </w:tabs>
+        <w:ind w:left="2880" w:hanging="360"/>
+      </w:pPr>
+      <w:rPr>
+        <w:rFonts w:ascii="Wingdings" w:hAnsi="Wingdings" w:hint="default"/>
+        <w:sz w:val="20"/>
+      </w:rPr>
+    </w:lvl>
+    <w:lvl w:ilvl="4" w:tentative="1">
+      <w:start w:val="1"/>
+      <w:numFmt w:val="bullet"/>
+      <w:lvlText w:val=""/>
+      <w:lvlJc w:val="left"/>
+      <w:pPr>
+        <w:tabs>
+          <w:tab w:val="num" w:pos="3600"/>
+        </w:tabs>
+        <w:ind w:left="3600" w:hanging="360"/>
+      </w:pPr>
+      <w:rPr>
+        <w:rFonts w:ascii="Wingdings" w:hAnsi="Wingdings" w:hint="default"/>
+        <w:sz w:val="20"/>
+      </w:rPr>
+    </w:lvl>
+    <w:lvl w:ilvl="5" w:tentative="1">
+      <w:start w:val="1"/>
+      <w:numFmt w:val="bullet"/>
+      <w:lvlText w:val=""/>
+      <w:lvlJc w:val="left"/>
+      <w:pPr>
+        <w:tabs>
+          <w:tab w:val="num" w:pos="4320"/>
+        </w:tabs>
+        <w:ind w:left="4320" w:hanging="360"/>
+      </w:pPr>
+      <w:rPr>
+        <w:rFonts w:ascii="Wingdings" w:hAnsi="Wingdings" w:hint="default"/>
+        <w:sz w:val="20"/>
+      </w:rPr>
+    </w:lvl>
+    <w:lvl w:ilvl="6" w:tentative="1">
+      <w:start w:val="1"/>
+      <w:numFmt w:val="bullet"/>
+      <w:lvlText w:val=""/>
+      <w:lvlJc w:val="left"/>
+      <w:pPr>
+        <w:tabs>
+          <w:tab w:val="num" w:pos="5040"/>
+        </w:tabs>
+        <w:ind w:left="5040" w:hanging="360"/>
+      </w:pPr>
+      <w:rPr>
+        <w:rFonts w:ascii="Wingdings" w:hAnsi="Wingdings" w:hint="default"/>
+        <w:sz w:val="20"/>
+      </w:rPr>
+    </w:lvl>
+    <w:lvl w:ilvl="7" w:tentative="1">
+      <w:start w:val="1"/>
+      <w:numFmt w:val="bullet"/>
+      <w:lvlText w:val=""/>
+      <w:lvlJc w:val="left"/>
+      <w:pPr>
+        <w:tabs>
+          <w:tab w:val="num" w:pos="5760"/>
+        </w:tabs>
+        <w:ind w:left="5760" w:hanging="360"/>
+      </w:pPr>
+      <w:rPr>
+        <w:rFonts w:ascii="Wingdings" w:hAnsi="Wingdings" w:hint="default"/>
+        <w:sz w:val="20"/>
+      </w:rPr>
+    </w:lvl>
+    <w:lvl w:ilvl="8" w:tentative="1">
+      <w:start w:val="1"/>
+      <w:numFmt w:val="bullet"/>
+      <w:lvlText w:val=""/>
+      <w:lvlJc w:val="left"/>
+      <w:pPr>
+        <w:tabs>
+          <w:tab w:val="num" w:pos="6480"/>
+        </w:tabs>
+        <w:ind w:left="6480" w:hanging="360"/>
+      </w:pPr>
+      <w:rPr>
+        <w:rFonts w:ascii="Wingdings" w:hAnsi="Wingdings" w:hint="default"/>
+        <w:sz w:val="20"/>
+      </w:rPr>
+    </w:lvl>
+  </w:abstractNum>
+  <w:abstractNum w:abstractNumId="36" w15:restartNumberingAfterBreak="0">
     <w:nsid w:val="5EA650AD"/>
     <w:multiLevelType w:val="multilevel"/>
     <w:tmpl w:val="628CF262"/>
@@ -5738,7 +7072,7 @@
       </w:rPr>
     </w:lvl>
   </w:abstractNum>
-  <w:abstractNum w:abstractNumId="22" w15:restartNumberingAfterBreak="0">
+  <w:abstractNum w:abstractNumId="37" w15:restartNumberingAfterBreak="0">
     <w:nsid w:val="6543117E"/>
     <w:multiLevelType w:val="multilevel"/>
     <w:tmpl w:val="7642338A"/>
@@ -5851,7 +7185,156 @@
       </w:pPr>
     </w:lvl>
   </w:abstractNum>
-  <w:abstractNum w:abstractNumId="23" w15:restartNumberingAfterBreak="0">
+  <w:abstractNum w:abstractNumId="38" w15:restartNumberingAfterBreak="0">
+    <w:nsid w:val="67056D16"/>
+    <w:multiLevelType w:val="multilevel"/>
+    <w:tmpl w:val="6F8489AE"/>
+    <w:lvl w:ilvl="0">
+      <w:start w:val="1"/>
+      <w:numFmt w:val="bullet"/>
+      <w:lvlText w:val=""/>
+      <w:lvlJc w:val="left"/>
+      <w:pPr>
+        <w:tabs>
+          <w:tab w:val="num" w:pos="720"/>
+        </w:tabs>
+        <w:ind w:left="720" w:hanging="360"/>
+      </w:pPr>
+      <w:rPr>
+        <w:rFonts w:ascii="Symbol" w:hAnsi="Symbol" w:hint="default"/>
+        <w:sz w:val="20"/>
+      </w:rPr>
+    </w:lvl>
+    <w:lvl w:ilvl="1" w:tentative="1">
+      <w:start w:val="1"/>
+      <w:numFmt w:val="bullet"/>
+      <w:lvlText w:val="o"/>
+      <w:lvlJc w:val="left"/>
+      <w:pPr>
+        <w:tabs>
+          <w:tab w:val="num" w:pos="1440"/>
+        </w:tabs>
+        <w:ind w:left="1440" w:hanging="360"/>
+      </w:pPr>
+      <w:rPr>
+        <w:rFonts w:ascii="Courier New" w:hAnsi="Courier New" w:hint="default"/>
+        <w:sz w:val="20"/>
+      </w:rPr>
+    </w:lvl>
+    <w:lvl w:ilvl="2" w:tentative="1">
+      <w:start w:val="1"/>
+      <w:numFmt w:val="bullet"/>
+      <w:lvlText w:val=""/>
+      <w:lvlJc w:val="left"/>
+      <w:pPr>
+        <w:tabs>
+          <w:tab w:val="num" w:pos="2160"/>
+        </w:tabs>
+        <w:ind w:left="2160" w:hanging="360"/>
+      </w:pPr>
+      <w:rPr>
+        <w:rFonts w:ascii="Wingdings" w:hAnsi="Wingdings" w:hint="default"/>
+        <w:sz w:val="20"/>
+      </w:rPr>
+    </w:lvl>
+    <w:lvl w:ilvl="3" w:tentative="1">
+      <w:start w:val="1"/>
+      <w:numFmt w:val="bullet"/>
+      <w:lvlText w:val=""/>
+      <w:lvlJc w:val="left"/>
+      <w:pPr>
+        <w:tabs>
+          <w:tab w:val="num" w:pos="2880"/>
+        </w:tabs>
+        <w:ind w:left="2880" w:hanging="360"/>
+      </w:pPr>
+      <w:rPr>
+        <w:rFonts w:ascii="Wingdings" w:hAnsi="Wingdings" w:hint="default"/>
+        <w:sz w:val="20"/>
+      </w:rPr>
+    </w:lvl>
+    <w:lvl w:ilvl="4" w:tentative="1">
+      <w:start w:val="1"/>
+      <w:numFmt w:val="bullet"/>
+      <w:lvlText w:val=""/>
+      <w:lvlJc w:val="left"/>
+      <w:pPr>
+        <w:tabs>
+          <w:tab w:val="num" w:pos="3600"/>
+        </w:tabs>
+        <w:ind w:left="3600" w:hanging="360"/>
+      </w:pPr>
+      <w:rPr>
+        <w:rFonts w:ascii="Wingdings" w:hAnsi="Wingdings" w:hint="default"/>
+        <w:sz w:val="20"/>
+      </w:rPr>
+    </w:lvl>
+    <w:lvl w:ilvl="5" w:tentative="1">
+      <w:start w:val="1"/>
+      <w:numFmt w:val="bullet"/>
+      <w:lvlText w:val=""/>
+      <w:lvlJc w:val="left"/>
+      <w:pPr>
+        <w:tabs>
+          <w:tab w:val="num" w:pos="4320"/>
+        </w:tabs>
+        <w:ind w:left="4320" w:hanging="360"/>
+      </w:pPr>
+      <w:rPr>
+        <w:rFonts w:ascii="Wingdings" w:hAnsi="Wingdings" w:hint="default"/>
+        <w:sz w:val="20"/>
+      </w:rPr>
+    </w:lvl>
+    <w:lvl w:ilvl="6" w:tentative="1">
+      <w:start w:val="1"/>
+      <w:numFmt w:val="bullet"/>
+      <w:lvlText w:val=""/>
+      <w:lvlJc w:val="left"/>
+      <w:pPr>
+        <w:tabs>
+          <w:tab w:val="num" w:pos="5040"/>
+        </w:tabs>
+        <w:ind w:left="5040" w:hanging="360"/>
+      </w:pPr>
+      <w:rPr>
+        <w:rFonts w:ascii="Wingdings" w:hAnsi="Wingdings" w:hint="default"/>
+        <w:sz w:val="20"/>
+      </w:rPr>
+    </w:lvl>
+    <w:lvl w:ilvl="7" w:tentative="1">
+      <w:start w:val="1"/>
+      <w:numFmt w:val="bullet"/>
+      <w:lvlText w:val=""/>
+      <w:lvlJc w:val="left"/>
+      <w:pPr>
+        <w:tabs>
+          <w:tab w:val="num" w:pos="5760"/>
+        </w:tabs>
+        <w:ind w:left="5760" w:hanging="360"/>
+      </w:pPr>
+      <w:rPr>
+        <w:rFonts w:ascii="Wingdings" w:hAnsi="Wingdings" w:hint="default"/>
+        <w:sz w:val="20"/>
+      </w:rPr>
+    </w:lvl>
+    <w:lvl w:ilvl="8" w:tentative="1">
+      <w:start w:val="1"/>
+      <w:numFmt w:val="bullet"/>
+      <w:lvlText w:val=""/>
+      <w:lvlJc w:val="left"/>
+      <w:pPr>
+        <w:tabs>
+          <w:tab w:val="num" w:pos="6480"/>
+        </w:tabs>
+        <w:ind w:left="6480" w:hanging="360"/>
+      </w:pPr>
+      <w:rPr>
+        <w:rFonts w:ascii="Wingdings" w:hAnsi="Wingdings" w:hint="default"/>
+        <w:sz w:val="20"/>
+      </w:rPr>
+    </w:lvl>
+  </w:abstractNum>
+  <w:abstractNum w:abstractNumId="39" w15:restartNumberingAfterBreak="0">
     <w:nsid w:val="674455FE"/>
     <w:multiLevelType w:val="multilevel"/>
     <w:tmpl w:val="940E7714"/>
@@ -6000,7 +7483,7 @@
       </w:rPr>
     </w:lvl>
   </w:abstractNum>
-  <w:abstractNum w:abstractNumId="24" w15:restartNumberingAfterBreak="0">
+  <w:abstractNum w:abstractNumId="40" w15:restartNumberingAfterBreak="0">
     <w:nsid w:val="686E2334"/>
     <w:multiLevelType w:val="multilevel"/>
     <w:tmpl w:val="64381B58"/>
@@ -6149,7 +7632,7 @@
       </w:rPr>
     </w:lvl>
   </w:abstractNum>
-  <w:abstractNum w:abstractNumId="25" w15:restartNumberingAfterBreak="0">
+  <w:abstractNum w:abstractNumId="41" w15:restartNumberingAfterBreak="0">
     <w:nsid w:val="68821A55"/>
     <w:multiLevelType w:val="multilevel"/>
     <w:tmpl w:val="D932E752"/>
@@ -6298,7 +7781,305 @@
       </w:rPr>
     </w:lvl>
   </w:abstractNum>
-  <w:abstractNum w:abstractNumId="26" w15:restartNumberingAfterBreak="0">
+  <w:abstractNum w:abstractNumId="42" w15:restartNumberingAfterBreak="0">
+    <w:nsid w:val="6DB9129A"/>
+    <w:multiLevelType w:val="multilevel"/>
+    <w:tmpl w:val="BD3E956A"/>
+    <w:lvl w:ilvl="0">
+      <w:start w:val="1"/>
+      <w:numFmt w:val="bullet"/>
+      <w:lvlText w:val=""/>
+      <w:lvlJc w:val="left"/>
+      <w:pPr>
+        <w:tabs>
+          <w:tab w:val="num" w:pos="720"/>
+        </w:tabs>
+        <w:ind w:left="720" w:hanging="360"/>
+      </w:pPr>
+      <w:rPr>
+        <w:rFonts w:ascii="Symbol" w:hAnsi="Symbol" w:hint="default"/>
+        <w:sz w:val="20"/>
+      </w:rPr>
+    </w:lvl>
+    <w:lvl w:ilvl="1" w:tentative="1">
+      <w:start w:val="1"/>
+      <w:numFmt w:val="bullet"/>
+      <w:lvlText w:val="o"/>
+      <w:lvlJc w:val="left"/>
+      <w:pPr>
+        <w:tabs>
+          <w:tab w:val="num" w:pos="1440"/>
+        </w:tabs>
+        <w:ind w:left="1440" w:hanging="360"/>
+      </w:pPr>
+      <w:rPr>
+        <w:rFonts w:ascii="Courier New" w:hAnsi="Courier New" w:hint="default"/>
+        <w:sz w:val="20"/>
+      </w:rPr>
+    </w:lvl>
+    <w:lvl w:ilvl="2" w:tentative="1">
+      <w:start w:val="1"/>
+      <w:numFmt w:val="bullet"/>
+      <w:lvlText w:val=""/>
+      <w:lvlJc w:val="left"/>
+      <w:pPr>
+        <w:tabs>
+          <w:tab w:val="num" w:pos="2160"/>
+        </w:tabs>
+        <w:ind w:left="2160" w:hanging="360"/>
+      </w:pPr>
+      <w:rPr>
+        <w:rFonts w:ascii="Wingdings" w:hAnsi="Wingdings" w:hint="default"/>
+        <w:sz w:val="20"/>
+      </w:rPr>
+    </w:lvl>
+    <w:lvl w:ilvl="3" w:tentative="1">
+      <w:start w:val="1"/>
+      <w:numFmt w:val="bullet"/>
+      <w:lvlText w:val=""/>
+      <w:lvlJc w:val="left"/>
+      <w:pPr>
+        <w:tabs>
+          <w:tab w:val="num" w:pos="2880"/>
+        </w:tabs>
+        <w:ind w:left="2880" w:hanging="360"/>
+      </w:pPr>
+      <w:rPr>
+        <w:rFonts w:ascii="Wingdings" w:hAnsi="Wingdings" w:hint="default"/>
+        <w:sz w:val="20"/>
+      </w:rPr>
+    </w:lvl>
+    <w:lvl w:ilvl="4" w:tentative="1">
+      <w:start w:val="1"/>
+      <w:numFmt w:val="bullet"/>
+      <w:lvlText w:val=""/>
+      <w:lvlJc w:val="left"/>
+      <w:pPr>
+        <w:tabs>
+          <w:tab w:val="num" w:pos="3600"/>
+        </w:tabs>
+        <w:ind w:left="3600" w:hanging="360"/>
+      </w:pPr>
+      <w:rPr>
+        <w:rFonts w:ascii="Wingdings" w:hAnsi="Wingdings" w:hint="default"/>
+        <w:sz w:val="20"/>
+      </w:rPr>
+    </w:lvl>
+    <w:lvl w:ilvl="5" w:tentative="1">
+      <w:start w:val="1"/>
+      <w:numFmt w:val="bullet"/>
+      <w:lvlText w:val=""/>
+      <w:lvlJc w:val="left"/>
+      <w:pPr>
+        <w:tabs>
+          <w:tab w:val="num" w:pos="4320"/>
+        </w:tabs>
+        <w:ind w:left="4320" w:hanging="360"/>
+      </w:pPr>
+      <w:rPr>
+        <w:rFonts w:ascii="Wingdings" w:hAnsi="Wingdings" w:hint="default"/>
+        <w:sz w:val="20"/>
+      </w:rPr>
+    </w:lvl>
+    <w:lvl w:ilvl="6" w:tentative="1">
+      <w:start w:val="1"/>
+      <w:numFmt w:val="bullet"/>
+      <w:lvlText w:val=""/>
+      <w:lvlJc w:val="left"/>
+      <w:pPr>
+        <w:tabs>
+          <w:tab w:val="num" w:pos="5040"/>
+        </w:tabs>
+        <w:ind w:left="5040" w:hanging="360"/>
+      </w:pPr>
+      <w:rPr>
+        <w:rFonts w:ascii="Wingdings" w:hAnsi="Wingdings" w:hint="default"/>
+        <w:sz w:val="20"/>
+      </w:rPr>
+    </w:lvl>
+    <w:lvl w:ilvl="7" w:tentative="1">
+      <w:start w:val="1"/>
+      <w:numFmt w:val="bullet"/>
+      <w:lvlText w:val=""/>
+      <w:lvlJc w:val="left"/>
+      <w:pPr>
+        <w:tabs>
+          <w:tab w:val="num" w:pos="5760"/>
+        </w:tabs>
+        <w:ind w:left="5760" w:hanging="360"/>
+      </w:pPr>
+      <w:rPr>
+        <w:rFonts w:ascii="Wingdings" w:hAnsi="Wingdings" w:hint="default"/>
+        <w:sz w:val="20"/>
+      </w:rPr>
+    </w:lvl>
+    <w:lvl w:ilvl="8" w:tentative="1">
+      <w:start w:val="1"/>
+      <w:numFmt w:val="bullet"/>
+      <w:lvlText w:val=""/>
+      <w:lvlJc w:val="left"/>
+      <w:pPr>
+        <w:tabs>
+          <w:tab w:val="num" w:pos="6480"/>
+        </w:tabs>
+        <w:ind w:left="6480" w:hanging="360"/>
+      </w:pPr>
+      <w:rPr>
+        <w:rFonts w:ascii="Wingdings" w:hAnsi="Wingdings" w:hint="default"/>
+        <w:sz w:val="20"/>
+      </w:rPr>
+    </w:lvl>
+  </w:abstractNum>
+  <w:abstractNum w:abstractNumId="43" w15:restartNumberingAfterBreak="0">
+    <w:nsid w:val="71371026"/>
+    <w:multiLevelType w:val="multilevel"/>
+    <w:tmpl w:val="6492989C"/>
+    <w:lvl w:ilvl="0">
+      <w:start w:val="1"/>
+      <w:numFmt w:val="bullet"/>
+      <w:lvlText w:val=""/>
+      <w:lvlJc w:val="left"/>
+      <w:pPr>
+        <w:tabs>
+          <w:tab w:val="num" w:pos="720"/>
+        </w:tabs>
+        <w:ind w:left="720" w:hanging="360"/>
+      </w:pPr>
+      <w:rPr>
+        <w:rFonts w:ascii="Symbol" w:hAnsi="Symbol" w:hint="default"/>
+        <w:sz w:val="20"/>
+      </w:rPr>
+    </w:lvl>
+    <w:lvl w:ilvl="1" w:tentative="1">
+      <w:start w:val="1"/>
+      <w:numFmt w:val="bullet"/>
+      <w:lvlText w:val="o"/>
+      <w:lvlJc w:val="left"/>
+      <w:pPr>
+        <w:tabs>
+          <w:tab w:val="num" w:pos="1440"/>
+        </w:tabs>
+        <w:ind w:left="1440" w:hanging="360"/>
+      </w:pPr>
+      <w:rPr>
+        <w:rFonts w:ascii="Courier New" w:hAnsi="Courier New" w:hint="default"/>
+        <w:sz w:val="20"/>
+      </w:rPr>
+    </w:lvl>
+    <w:lvl w:ilvl="2" w:tentative="1">
+      <w:start w:val="1"/>
+      <w:numFmt w:val="bullet"/>
+      <w:lvlText w:val=""/>
+      <w:lvlJc w:val="left"/>
+      <w:pPr>
+        <w:tabs>
+          <w:tab w:val="num" w:pos="2160"/>
+        </w:tabs>
+        <w:ind w:left="2160" w:hanging="360"/>
+      </w:pPr>
+      <w:rPr>
+        <w:rFonts w:ascii="Wingdings" w:hAnsi="Wingdings" w:hint="default"/>
+        <w:sz w:val="20"/>
+      </w:rPr>
+    </w:lvl>
+    <w:lvl w:ilvl="3" w:tentative="1">
+      <w:start w:val="1"/>
+      <w:numFmt w:val="bullet"/>
+      <w:lvlText w:val=""/>
+      <w:lvlJc w:val="left"/>
+      <w:pPr>
+        <w:tabs>
+          <w:tab w:val="num" w:pos="2880"/>
+        </w:tabs>
+        <w:ind w:left="2880" w:hanging="360"/>
+      </w:pPr>
+      <w:rPr>
+        <w:rFonts w:ascii="Wingdings" w:hAnsi="Wingdings" w:hint="default"/>
+        <w:sz w:val="20"/>
+      </w:rPr>
+    </w:lvl>
+    <w:lvl w:ilvl="4" w:tentative="1">
+      <w:start w:val="1"/>
+      <w:numFmt w:val="bullet"/>
+      <w:lvlText w:val=""/>
+      <w:lvlJc w:val="left"/>
+      <w:pPr>
+        <w:tabs>
+          <w:tab w:val="num" w:pos="3600"/>
+        </w:tabs>
+        <w:ind w:left="3600" w:hanging="360"/>
+      </w:pPr>
+      <w:rPr>
+        <w:rFonts w:ascii="Wingdings" w:hAnsi="Wingdings" w:hint="default"/>
+        <w:sz w:val="20"/>
+      </w:rPr>
+    </w:lvl>
+    <w:lvl w:ilvl="5" w:tentative="1">
+      <w:start w:val="1"/>
+      <w:numFmt w:val="bullet"/>
+      <w:lvlText w:val=""/>
+      <w:lvlJc w:val="left"/>
+      <w:pPr>
+        <w:tabs>
+          <w:tab w:val="num" w:pos="4320"/>
+        </w:tabs>
+        <w:ind w:left="4320" w:hanging="360"/>
+      </w:pPr>
+      <w:rPr>
+        <w:rFonts w:ascii="Wingdings" w:hAnsi="Wingdings" w:hint="default"/>
+        <w:sz w:val="20"/>
+      </w:rPr>
+    </w:lvl>
+    <w:lvl w:ilvl="6" w:tentative="1">
+      <w:start w:val="1"/>
+      <w:numFmt w:val="bullet"/>
+      <w:lvlText w:val=""/>
+      <w:lvlJc w:val="left"/>
+      <w:pPr>
+        <w:tabs>
+          <w:tab w:val="num" w:pos="5040"/>
+        </w:tabs>
+        <w:ind w:left="5040" w:hanging="360"/>
+      </w:pPr>
+      <w:rPr>
+        <w:rFonts w:ascii="Wingdings" w:hAnsi="Wingdings" w:hint="default"/>
+        <w:sz w:val="20"/>
+      </w:rPr>
+    </w:lvl>
+    <w:lvl w:ilvl="7" w:tentative="1">
+      <w:start w:val="1"/>
+      <w:numFmt w:val="bullet"/>
+      <w:lvlText w:val=""/>
+      <w:lvlJc w:val="left"/>
+      <w:pPr>
+        <w:tabs>
+          <w:tab w:val="num" w:pos="5760"/>
+        </w:tabs>
+        <w:ind w:left="5760" w:hanging="360"/>
+      </w:pPr>
+      <w:rPr>
+        <w:rFonts w:ascii="Wingdings" w:hAnsi="Wingdings" w:hint="default"/>
+        <w:sz w:val="20"/>
+      </w:rPr>
+    </w:lvl>
+    <w:lvl w:ilvl="8" w:tentative="1">
+      <w:start w:val="1"/>
+      <w:numFmt w:val="bullet"/>
+      <w:lvlText w:val=""/>
+      <w:lvlJc w:val="left"/>
+      <w:pPr>
+        <w:tabs>
+          <w:tab w:val="num" w:pos="6480"/>
+        </w:tabs>
+        <w:ind w:left="6480" w:hanging="360"/>
+      </w:pPr>
+      <w:rPr>
+        <w:rFonts w:ascii="Wingdings" w:hAnsi="Wingdings" w:hint="default"/>
+        <w:sz w:val="20"/>
+      </w:rPr>
+    </w:lvl>
+  </w:abstractNum>
+  <w:abstractNum w:abstractNumId="44" w15:restartNumberingAfterBreak="0">
     <w:nsid w:val="73525980"/>
     <w:multiLevelType w:val="multilevel"/>
     <w:tmpl w:val="BC907360"/>
@@ -6447,7 +8228,156 @@
       </w:rPr>
     </w:lvl>
   </w:abstractNum>
-  <w:abstractNum w:abstractNumId="27" w15:restartNumberingAfterBreak="0">
+  <w:abstractNum w:abstractNumId="45" w15:restartNumberingAfterBreak="0">
+    <w:nsid w:val="73FC4BA3"/>
+    <w:multiLevelType w:val="multilevel"/>
+    <w:tmpl w:val="C81C8922"/>
+    <w:lvl w:ilvl="0">
+      <w:start w:val="1"/>
+      <w:numFmt w:val="bullet"/>
+      <w:lvlText w:val=""/>
+      <w:lvlJc w:val="left"/>
+      <w:pPr>
+        <w:tabs>
+          <w:tab w:val="num" w:pos="720"/>
+        </w:tabs>
+        <w:ind w:left="720" w:hanging="360"/>
+      </w:pPr>
+      <w:rPr>
+        <w:rFonts w:ascii="Symbol" w:hAnsi="Symbol" w:hint="default"/>
+        <w:sz w:val="20"/>
+      </w:rPr>
+    </w:lvl>
+    <w:lvl w:ilvl="1" w:tentative="1">
+      <w:start w:val="1"/>
+      <w:numFmt w:val="bullet"/>
+      <w:lvlText w:val="o"/>
+      <w:lvlJc w:val="left"/>
+      <w:pPr>
+        <w:tabs>
+          <w:tab w:val="num" w:pos="1440"/>
+        </w:tabs>
+        <w:ind w:left="1440" w:hanging="360"/>
+      </w:pPr>
+      <w:rPr>
+        <w:rFonts w:ascii="Courier New" w:hAnsi="Courier New" w:hint="default"/>
+        <w:sz w:val="20"/>
+      </w:rPr>
+    </w:lvl>
+    <w:lvl w:ilvl="2" w:tentative="1">
+      <w:start w:val="1"/>
+      <w:numFmt w:val="bullet"/>
+      <w:lvlText w:val=""/>
+      <w:lvlJc w:val="left"/>
+      <w:pPr>
+        <w:tabs>
+          <w:tab w:val="num" w:pos="2160"/>
+        </w:tabs>
+        <w:ind w:left="2160" w:hanging="360"/>
+      </w:pPr>
+      <w:rPr>
+        <w:rFonts w:ascii="Wingdings" w:hAnsi="Wingdings" w:hint="default"/>
+        <w:sz w:val="20"/>
+      </w:rPr>
+    </w:lvl>
+    <w:lvl w:ilvl="3" w:tentative="1">
+      <w:start w:val="1"/>
+      <w:numFmt w:val="bullet"/>
+      <w:lvlText w:val=""/>
+      <w:lvlJc w:val="left"/>
+      <w:pPr>
+        <w:tabs>
+          <w:tab w:val="num" w:pos="2880"/>
+        </w:tabs>
+        <w:ind w:left="2880" w:hanging="360"/>
+      </w:pPr>
+      <w:rPr>
+        <w:rFonts w:ascii="Wingdings" w:hAnsi="Wingdings" w:hint="default"/>
+        <w:sz w:val="20"/>
+      </w:rPr>
+    </w:lvl>
+    <w:lvl w:ilvl="4" w:tentative="1">
+      <w:start w:val="1"/>
+      <w:numFmt w:val="bullet"/>
+      <w:lvlText w:val=""/>
+      <w:lvlJc w:val="left"/>
+      <w:pPr>
+        <w:tabs>
+          <w:tab w:val="num" w:pos="3600"/>
+        </w:tabs>
+        <w:ind w:left="3600" w:hanging="360"/>
+      </w:pPr>
+      <w:rPr>
+        <w:rFonts w:ascii="Wingdings" w:hAnsi="Wingdings" w:hint="default"/>
+        <w:sz w:val="20"/>
+      </w:rPr>
+    </w:lvl>
+    <w:lvl w:ilvl="5" w:tentative="1">
+      <w:start w:val="1"/>
+      <w:numFmt w:val="bullet"/>
+      <w:lvlText w:val=""/>
+      <w:lvlJc w:val="left"/>
+      <w:pPr>
+        <w:tabs>
+          <w:tab w:val="num" w:pos="4320"/>
+        </w:tabs>
+        <w:ind w:left="4320" w:hanging="360"/>
+      </w:pPr>
+      <w:rPr>
+        <w:rFonts w:ascii="Wingdings" w:hAnsi="Wingdings" w:hint="default"/>
+        <w:sz w:val="20"/>
+      </w:rPr>
+    </w:lvl>
+    <w:lvl w:ilvl="6" w:tentative="1">
+      <w:start w:val="1"/>
+      <w:numFmt w:val="bullet"/>
+      <w:lvlText w:val=""/>
+      <w:lvlJc w:val="left"/>
+      <w:pPr>
+        <w:tabs>
+          <w:tab w:val="num" w:pos="5040"/>
+        </w:tabs>
+        <w:ind w:left="5040" w:hanging="360"/>
+      </w:pPr>
+      <w:rPr>
+        <w:rFonts w:ascii="Wingdings" w:hAnsi="Wingdings" w:hint="default"/>
+        <w:sz w:val="20"/>
+      </w:rPr>
+    </w:lvl>
+    <w:lvl w:ilvl="7" w:tentative="1">
+      <w:start w:val="1"/>
+      <w:numFmt w:val="bullet"/>
+      <w:lvlText w:val=""/>
+      <w:lvlJc w:val="left"/>
+      <w:pPr>
+        <w:tabs>
+          <w:tab w:val="num" w:pos="5760"/>
+        </w:tabs>
+        <w:ind w:left="5760" w:hanging="360"/>
+      </w:pPr>
+      <w:rPr>
+        <w:rFonts w:ascii="Wingdings" w:hAnsi="Wingdings" w:hint="default"/>
+        <w:sz w:val="20"/>
+      </w:rPr>
+    </w:lvl>
+    <w:lvl w:ilvl="8" w:tentative="1">
+      <w:start w:val="1"/>
+      <w:numFmt w:val="bullet"/>
+      <w:lvlText w:val=""/>
+      <w:lvlJc w:val="left"/>
+      <w:pPr>
+        <w:tabs>
+          <w:tab w:val="num" w:pos="6480"/>
+        </w:tabs>
+        <w:ind w:left="6480" w:hanging="360"/>
+      </w:pPr>
+      <w:rPr>
+        <w:rFonts w:ascii="Wingdings" w:hAnsi="Wingdings" w:hint="default"/>
+        <w:sz w:val="20"/>
+      </w:rPr>
+    </w:lvl>
+  </w:abstractNum>
+  <w:abstractNum w:abstractNumId="46" w15:restartNumberingAfterBreak="0">
     <w:nsid w:val="773200D8"/>
     <w:multiLevelType w:val="multilevel"/>
     <w:tmpl w:val="1AF4830E"/>
@@ -6560,7 +8490,156 @@
       </w:pPr>
     </w:lvl>
   </w:abstractNum>
-  <w:abstractNum w:abstractNumId="28" w15:restartNumberingAfterBreak="0">
+  <w:abstractNum w:abstractNumId="47" w15:restartNumberingAfterBreak="0">
+    <w:nsid w:val="78036819"/>
+    <w:multiLevelType w:val="multilevel"/>
+    <w:tmpl w:val="91FAAB30"/>
+    <w:lvl w:ilvl="0">
+      <w:start w:val="1"/>
+      <w:numFmt w:val="bullet"/>
+      <w:lvlText w:val=""/>
+      <w:lvlJc w:val="left"/>
+      <w:pPr>
+        <w:tabs>
+          <w:tab w:val="num" w:pos="720"/>
+        </w:tabs>
+        <w:ind w:left="720" w:hanging="360"/>
+      </w:pPr>
+      <w:rPr>
+        <w:rFonts w:ascii="Symbol" w:hAnsi="Symbol" w:hint="default"/>
+        <w:sz w:val="20"/>
+      </w:rPr>
+    </w:lvl>
+    <w:lvl w:ilvl="1" w:tentative="1">
+      <w:start w:val="1"/>
+      <w:numFmt w:val="bullet"/>
+      <w:lvlText w:val="o"/>
+      <w:lvlJc w:val="left"/>
+      <w:pPr>
+        <w:tabs>
+          <w:tab w:val="num" w:pos="1440"/>
+        </w:tabs>
+        <w:ind w:left="1440" w:hanging="360"/>
+      </w:pPr>
+      <w:rPr>
+        <w:rFonts w:ascii="Courier New" w:hAnsi="Courier New" w:hint="default"/>
+        <w:sz w:val="20"/>
+      </w:rPr>
+    </w:lvl>
+    <w:lvl w:ilvl="2" w:tentative="1">
+      <w:start w:val="1"/>
+      <w:numFmt w:val="bullet"/>
+      <w:lvlText w:val=""/>
+      <w:lvlJc w:val="left"/>
+      <w:pPr>
+        <w:tabs>
+          <w:tab w:val="num" w:pos="2160"/>
+        </w:tabs>
+        <w:ind w:left="2160" w:hanging="360"/>
+      </w:pPr>
+      <w:rPr>
+        <w:rFonts w:ascii="Wingdings" w:hAnsi="Wingdings" w:hint="default"/>
+        <w:sz w:val="20"/>
+      </w:rPr>
+    </w:lvl>
+    <w:lvl w:ilvl="3" w:tentative="1">
+      <w:start w:val="1"/>
+      <w:numFmt w:val="bullet"/>
+      <w:lvlText w:val=""/>
+      <w:lvlJc w:val="left"/>
+      <w:pPr>
+        <w:tabs>
+          <w:tab w:val="num" w:pos="2880"/>
+        </w:tabs>
+        <w:ind w:left="2880" w:hanging="360"/>
+      </w:pPr>
+      <w:rPr>
+        <w:rFonts w:ascii="Wingdings" w:hAnsi="Wingdings" w:hint="default"/>
+        <w:sz w:val="20"/>
+      </w:rPr>
+    </w:lvl>
+    <w:lvl w:ilvl="4" w:tentative="1">
+      <w:start w:val="1"/>
+      <w:numFmt w:val="bullet"/>
+      <w:lvlText w:val=""/>
+      <w:lvlJc w:val="left"/>
+      <w:pPr>
+        <w:tabs>
+          <w:tab w:val="num" w:pos="3600"/>
+        </w:tabs>
+        <w:ind w:left="3600" w:hanging="360"/>
+      </w:pPr>
+      <w:rPr>
+        <w:rFonts w:ascii="Wingdings" w:hAnsi="Wingdings" w:hint="default"/>
+        <w:sz w:val="20"/>
+      </w:rPr>
+    </w:lvl>
+    <w:lvl w:ilvl="5" w:tentative="1">
+      <w:start w:val="1"/>
+      <w:numFmt w:val="bullet"/>
+      <w:lvlText w:val=""/>
+      <w:lvlJc w:val="left"/>
+      <w:pPr>
+        <w:tabs>
+          <w:tab w:val="num" w:pos="4320"/>
+        </w:tabs>
+        <w:ind w:left="4320" w:hanging="360"/>
+      </w:pPr>
+      <w:rPr>
+        <w:rFonts w:ascii="Wingdings" w:hAnsi="Wingdings" w:hint="default"/>
+        <w:sz w:val="20"/>
+      </w:rPr>
+    </w:lvl>
+    <w:lvl w:ilvl="6" w:tentative="1">
+      <w:start w:val="1"/>
+      <w:numFmt w:val="bullet"/>
+      <w:lvlText w:val=""/>
+      <w:lvlJc w:val="left"/>
+      <w:pPr>
+        <w:tabs>
+          <w:tab w:val="num" w:pos="5040"/>
+        </w:tabs>
+        <w:ind w:left="5040" w:hanging="360"/>
+      </w:pPr>
+      <w:rPr>
+        <w:rFonts w:ascii="Wingdings" w:hAnsi="Wingdings" w:hint="default"/>
+        <w:sz w:val="20"/>
+      </w:rPr>
+    </w:lvl>
+    <w:lvl w:ilvl="7" w:tentative="1">
+      <w:start w:val="1"/>
+      <w:numFmt w:val="bullet"/>
+      <w:lvlText w:val=""/>
+      <w:lvlJc w:val="left"/>
+      <w:pPr>
+        <w:tabs>
+          <w:tab w:val="num" w:pos="5760"/>
+        </w:tabs>
+        <w:ind w:left="5760" w:hanging="360"/>
+      </w:pPr>
+      <w:rPr>
+        <w:rFonts w:ascii="Wingdings" w:hAnsi="Wingdings" w:hint="default"/>
+        <w:sz w:val="20"/>
+      </w:rPr>
+    </w:lvl>
+    <w:lvl w:ilvl="8" w:tentative="1">
+      <w:start w:val="1"/>
+      <w:numFmt w:val="bullet"/>
+      <w:lvlText w:val=""/>
+      <w:lvlJc w:val="left"/>
+      <w:pPr>
+        <w:tabs>
+          <w:tab w:val="num" w:pos="6480"/>
+        </w:tabs>
+        <w:ind w:left="6480" w:hanging="360"/>
+      </w:pPr>
+      <w:rPr>
+        <w:rFonts w:ascii="Wingdings" w:hAnsi="Wingdings" w:hint="default"/>
+        <w:sz w:val="20"/>
+      </w:rPr>
+    </w:lvl>
+  </w:abstractNum>
+  <w:abstractNum w:abstractNumId="48" w15:restartNumberingAfterBreak="0">
     <w:nsid w:val="79476256"/>
     <w:multiLevelType w:val="multilevel"/>
     <w:tmpl w:val="B640331A"/>
@@ -6709,104 +8788,316 @@
       </w:rPr>
     </w:lvl>
   </w:abstractNum>
+  <w:abstractNum w:abstractNumId="49" w15:restartNumberingAfterBreak="0">
+    <w:nsid w:val="7BBB0409"/>
+    <w:multiLevelType w:val="multilevel"/>
+    <w:tmpl w:val="FCC822EC"/>
+    <w:lvl w:ilvl="0">
+      <w:start w:val="1"/>
+      <w:numFmt w:val="bullet"/>
+      <w:lvlText w:val=""/>
+      <w:lvlJc w:val="left"/>
+      <w:pPr>
+        <w:tabs>
+          <w:tab w:val="num" w:pos="720"/>
+        </w:tabs>
+        <w:ind w:left="720" w:hanging="360"/>
+      </w:pPr>
+      <w:rPr>
+        <w:rFonts w:ascii="Symbol" w:hAnsi="Symbol" w:hint="default"/>
+        <w:sz w:val="20"/>
+      </w:rPr>
+    </w:lvl>
+    <w:lvl w:ilvl="1" w:tentative="1">
+      <w:start w:val="1"/>
+      <w:numFmt w:val="bullet"/>
+      <w:lvlText w:val="o"/>
+      <w:lvlJc w:val="left"/>
+      <w:pPr>
+        <w:tabs>
+          <w:tab w:val="num" w:pos="1440"/>
+        </w:tabs>
+        <w:ind w:left="1440" w:hanging="360"/>
+      </w:pPr>
+      <w:rPr>
+        <w:rFonts w:ascii="Courier New" w:hAnsi="Courier New" w:hint="default"/>
+        <w:sz w:val="20"/>
+      </w:rPr>
+    </w:lvl>
+    <w:lvl w:ilvl="2" w:tentative="1">
+      <w:start w:val="1"/>
+      <w:numFmt w:val="bullet"/>
+      <w:lvlText w:val=""/>
+      <w:lvlJc w:val="left"/>
+      <w:pPr>
+        <w:tabs>
+          <w:tab w:val="num" w:pos="2160"/>
+        </w:tabs>
+        <w:ind w:left="2160" w:hanging="360"/>
+      </w:pPr>
+      <w:rPr>
+        <w:rFonts w:ascii="Wingdings" w:hAnsi="Wingdings" w:hint="default"/>
+        <w:sz w:val="20"/>
+      </w:rPr>
+    </w:lvl>
+    <w:lvl w:ilvl="3" w:tentative="1">
+      <w:start w:val="1"/>
+      <w:numFmt w:val="bullet"/>
+      <w:lvlText w:val=""/>
+      <w:lvlJc w:val="left"/>
+      <w:pPr>
+        <w:tabs>
+          <w:tab w:val="num" w:pos="2880"/>
+        </w:tabs>
+        <w:ind w:left="2880" w:hanging="360"/>
+      </w:pPr>
+      <w:rPr>
+        <w:rFonts w:ascii="Wingdings" w:hAnsi="Wingdings" w:hint="default"/>
+        <w:sz w:val="20"/>
+      </w:rPr>
+    </w:lvl>
+    <w:lvl w:ilvl="4" w:tentative="1">
+      <w:start w:val="1"/>
+      <w:numFmt w:val="bullet"/>
+      <w:lvlText w:val=""/>
+      <w:lvlJc w:val="left"/>
+      <w:pPr>
+        <w:tabs>
+          <w:tab w:val="num" w:pos="3600"/>
+        </w:tabs>
+        <w:ind w:left="3600" w:hanging="360"/>
+      </w:pPr>
+      <w:rPr>
+        <w:rFonts w:ascii="Wingdings" w:hAnsi="Wingdings" w:hint="default"/>
+        <w:sz w:val="20"/>
+      </w:rPr>
+    </w:lvl>
+    <w:lvl w:ilvl="5" w:tentative="1">
+      <w:start w:val="1"/>
+      <w:numFmt w:val="bullet"/>
+      <w:lvlText w:val=""/>
+      <w:lvlJc w:val="left"/>
+      <w:pPr>
+        <w:tabs>
+          <w:tab w:val="num" w:pos="4320"/>
+        </w:tabs>
+        <w:ind w:left="4320" w:hanging="360"/>
+      </w:pPr>
+      <w:rPr>
+        <w:rFonts w:ascii="Wingdings" w:hAnsi="Wingdings" w:hint="default"/>
+        <w:sz w:val="20"/>
+      </w:rPr>
+    </w:lvl>
+    <w:lvl w:ilvl="6" w:tentative="1">
+      <w:start w:val="1"/>
+      <w:numFmt w:val="bullet"/>
+      <w:lvlText w:val=""/>
+      <w:lvlJc w:val="left"/>
+      <w:pPr>
+        <w:tabs>
+          <w:tab w:val="num" w:pos="5040"/>
+        </w:tabs>
+        <w:ind w:left="5040" w:hanging="360"/>
+      </w:pPr>
+      <w:rPr>
+        <w:rFonts w:ascii="Wingdings" w:hAnsi="Wingdings" w:hint="default"/>
+        <w:sz w:val="20"/>
+      </w:rPr>
+    </w:lvl>
+    <w:lvl w:ilvl="7" w:tentative="1">
+      <w:start w:val="1"/>
+      <w:numFmt w:val="bullet"/>
+      <w:lvlText w:val=""/>
+      <w:lvlJc w:val="left"/>
+      <w:pPr>
+        <w:tabs>
+          <w:tab w:val="num" w:pos="5760"/>
+        </w:tabs>
+        <w:ind w:left="5760" w:hanging="360"/>
+      </w:pPr>
+      <w:rPr>
+        <w:rFonts w:ascii="Wingdings" w:hAnsi="Wingdings" w:hint="default"/>
+        <w:sz w:val="20"/>
+      </w:rPr>
+    </w:lvl>
+    <w:lvl w:ilvl="8" w:tentative="1">
+      <w:start w:val="1"/>
+      <w:numFmt w:val="bullet"/>
+      <w:lvlText w:val=""/>
+      <w:lvlJc w:val="left"/>
+      <w:pPr>
+        <w:tabs>
+          <w:tab w:val="num" w:pos="6480"/>
+        </w:tabs>
+        <w:ind w:left="6480" w:hanging="360"/>
+      </w:pPr>
+      <w:rPr>
+        <w:rFonts w:ascii="Wingdings" w:hAnsi="Wingdings" w:hint="default"/>
+        <w:sz w:val="20"/>
+      </w:rPr>
+    </w:lvl>
+  </w:abstractNum>
   <w:num w:numId="1" w16cid:durableId="975794129">
-    <w:abstractNumId w:val="27"/>
+    <w:abstractNumId w:val="46"/>
     <w:lvlOverride w:ilvl="0">
       <w:startOverride w:val="1"/>
     </w:lvlOverride>
   </w:num>
   <w:num w:numId="2" w16cid:durableId="600769729">
-    <w:abstractNumId w:val="18"/>
+    <w:abstractNumId w:val="31"/>
   </w:num>
   <w:num w:numId="3" w16cid:durableId="795611414">
-    <w:abstractNumId w:val="1"/>
+    <w:abstractNumId w:val="2"/>
   </w:num>
   <w:num w:numId="4" w16cid:durableId="2099281689">
-    <w:abstractNumId w:val="6"/>
+    <w:abstractNumId w:val="8"/>
   </w:num>
   <w:num w:numId="5" w16cid:durableId="1015502435">
-    <w:abstractNumId w:val="15"/>
+    <w:abstractNumId w:val="23"/>
     <w:lvlOverride w:ilvl="0">
       <w:startOverride w:val="2"/>
     </w:lvlOverride>
   </w:num>
   <w:num w:numId="6" w16cid:durableId="1581522157">
-    <w:abstractNumId w:val="16"/>
+    <w:abstractNumId w:val="27"/>
   </w:num>
   <w:num w:numId="7" w16cid:durableId="1971588327">
-    <w:abstractNumId w:val="28"/>
+    <w:abstractNumId w:val="48"/>
   </w:num>
   <w:num w:numId="8" w16cid:durableId="550576492">
-    <w:abstractNumId w:val="12"/>
+    <w:abstractNumId w:val="19"/>
   </w:num>
   <w:num w:numId="9" w16cid:durableId="1855536016">
-    <w:abstractNumId w:val="23"/>
+    <w:abstractNumId w:val="39"/>
   </w:num>
   <w:num w:numId="10" w16cid:durableId="310065243">
-    <w:abstractNumId w:val="20"/>
+    <w:abstractNumId w:val="34"/>
   </w:num>
   <w:num w:numId="11" w16cid:durableId="203710649">
-    <w:abstractNumId w:val="11"/>
+    <w:abstractNumId w:val="18"/>
   </w:num>
   <w:num w:numId="12" w16cid:durableId="1076123879">
-    <w:abstractNumId w:val="22"/>
+    <w:abstractNumId w:val="37"/>
     <w:lvlOverride w:ilvl="0">
       <w:startOverride w:val="1"/>
     </w:lvlOverride>
   </w:num>
   <w:num w:numId="13" w16cid:durableId="1861578589">
-    <w:abstractNumId w:val="19"/>
+    <w:abstractNumId w:val="32"/>
   </w:num>
   <w:num w:numId="14" w16cid:durableId="2028099920">
-    <w:abstractNumId w:val="8"/>
+    <w:abstractNumId w:val="10"/>
   </w:num>
   <w:num w:numId="15" w16cid:durableId="773987419">
-    <w:abstractNumId w:val="4"/>
+    <w:abstractNumId w:val="6"/>
   </w:num>
   <w:num w:numId="16" w16cid:durableId="1711152420">
-    <w:abstractNumId w:val="26"/>
+    <w:abstractNumId w:val="44"/>
   </w:num>
   <w:num w:numId="17" w16cid:durableId="358514013">
-    <w:abstractNumId w:val="14"/>
+    <w:abstractNumId w:val="21"/>
   </w:num>
   <w:num w:numId="18" w16cid:durableId="1547177244">
-    <w:abstractNumId w:val="7"/>
+    <w:abstractNumId w:val="9"/>
   </w:num>
   <w:num w:numId="19" w16cid:durableId="1637563904">
-    <w:abstractNumId w:val="10"/>
+    <w:abstractNumId w:val="16"/>
   </w:num>
   <w:num w:numId="20" w16cid:durableId="1606159265">
-    <w:abstractNumId w:val="17"/>
+    <w:abstractNumId w:val="28"/>
     <w:lvlOverride w:ilvl="0">
       <w:startOverride w:val="2"/>
     </w:lvlOverride>
   </w:num>
   <w:num w:numId="21" w16cid:durableId="261188942">
-    <w:abstractNumId w:val="21"/>
+    <w:abstractNumId w:val="36"/>
   </w:num>
   <w:num w:numId="22" w16cid:durableId="1672828083">
-    <w:abstractNumId w:val="2"/>
+    <w:abstractNumId w:val="4"/>
   </w:num>
   <w:num w:numId="23" w16cid:durableId="1039403158">
+    <w:abstractNumId w:val="20"/>
+  </w:num>
+  <w:num w:numId="24" w16cid:durableId="55976947">
     <w:abstractNumId w:val="13"/>
   </w:num>
-  <w:num w:numId="24" w16cid:durableId="55976947">
-    <w:abstractNumId w:val="9"/>
+  <w:num w:numId="25" w16cid:durableId="1565020719">
+    <w:abstractNumId w:val="41"/>
   </w:num>
-  <w:num w:numId="25" w16cid:durableId="1565020719">
+  <w:num w:numId="26" w16cid:durableId="1635064276">
+    <w:abstractNumId w:val="5"/>
+  </w:num>
+  <w:num w:numId="27" w16cid:durableId="1903179815">
+    <w:abstractNumId w:val="1"/>
+  </w:num>
+  <w:num w:numId="28" w16cid:durableId="563755615">
+    <w:abstractNumId w:val="40"/>
+  </w:num>
+  <w:num w:numId="29" w16cid:durableId="429014265">
+    <w:abstractNumId w:val="7"/>
+  </w:num>
+  <w:num w:numId="30" w16cid:durableId="872692580">
+    <w:abstractNumId w:val="12"/>
+  </w:num>
+  <w:num w:numId="31" w16cid:durableId="1315840643">
+    <w:abstractNumId w:val="15"/>
+  </w:num>
+  <w:num w:numId="32" w16cid:durableId="119804151">
+    <w:abstractNumId w:val="26"/>
+  </w:num>
+  <w:num w:numId="33" w16cid:durableId="683484044">
+    <w:abstractNumId w:val="45"/>
+  </w:num>
+  <w:num w:numId="34" w16cid:durableId="1649362622">
+    <w:abstractNumId w:val="47"/>
+  </w:num>
+  <w:num w:numId="35" w16cid:durableId="98917823">
+    <w:abstractNumId w:val="24"/>
+  </w:num>
+  <w:num w:numId="36" w16cid:durableId="1116631336">
+    <w:abstractNumId w:val="22"/>
+  </w:num>
+  <w:num w:numId="37" w16cid:durableId="1063211659">
+    <w:abstractNumId w:val="42"/>
+  </w:num>
+  <w:num w:numId="38" w16cid:durableId="410615317">
+    <w:abstractNumId w:val="43"/>
+  </w:num>
+  <w:num w:numId="39" w16cid:durableId="1952586361">
+    <w:abstractNumId w:val="29"/>
+  </w:num>
+  <w:num w:numId="40" w16cid:durableId="531572331">
+    <w:abstractNumId w:val="33"/>
+  </w:num>
+  <w:num w:numId="41" w16cid:durableId="1480347920">
+    <w:abstractNumId w:val="14"/>
+  </w:num>
+  <w:num w:numId="42" w16cid:durableId="489450121">
+    <w:abstractNumId w:val="3"/>
+  </w:num>
+  <w:num w:numId="43" w16cid:durableId="339545226">
+    <w:abstractNumId w:val="35"/>
+  </w:num>
+  <w:num w:numId="44" w16cid:durableId="1697463773">
+    <w:abstractNumId w:val="17"/>
+  </w:num>
+  <w:num w:numId="45" w16cid:durableId="424303098">
+    <w:abstractNumId w:val="49"/>
+  </w:num>
+  <w:num w:numId="46" w16cid:durableId="2140099598">
+    <w:abstractNumId w:val="0"/>
+  </w:num>
+  <w:num w:numId="47" w16cid:durableId="903950446">
+    <w:abstractNumId w:val="38"/>
+  </w:num>
+  <w:num w:numId="48" w16cid:durableId="354505667">
+    <w:abstractNumId w:val="11"/>
+  </w:num>
+  <w:num w:numId="49" w16cid:durableId="668336829">
     <w:abstractNumId w:val="25"/>
   </w:num>
-  <w:num w:numId="26" w16cid:durableId="1635064276">
-    <w:abstractNumId w:val="3"/>
-  </w:num>
-  <w:num w:numId="27" w16cid:durableId="1903179815">
-    <w:abstractNumId w:val="0"/>
-  </w:num>
-  <w:num w:numId="28" w16cid:durableId="563755615">
-    <w:abstractNumId w:val="24"/>
-  </w:num>
-  <w:num w:numId="29" w16cid:durableId="429014265">
-    <w:abstractNumId w:val="5"/>
+  <w:num w:numId="50" w16cid:durableId="1856579639">
+    <w:abstractNumId w:val="30"/>
   </w:num>
 </w:numbering>
 </file>
